--- a/Explicacion_Microservicios.docx
+++ b/Explicacion_Microservicios.docx
@@ -919,11 +919,1983 @@
     </w:p>
     <w:p>
       <w:pPr>
-        <w:rPr>
-          <w:lang w:val="es-MX"/>
-        </w:rPr>
-      </w:pPr>
+        <w:pStyle w:val="Ttulo3"/>
+        <w:rPr>
+          <w:lang w:val="es-MX"/>
+        </w:rPr>
+      </w:pPr>
+      <w:r>
+        <w:rPr>
+          <w:lang w:val="es-MX"/>
+        </w:rPr>
+        <w:t>Qué hace cada línea — memoriza esto para tu defensa</w:t>
+      </w:r>
+    </w:p>
+    <w:p>
+      <w:pPr>
+        <w:pStyle w:val="font-claude-response-body"/>
+        <w:rPr>
+          <w:lang w:val="es-MX"/>
+        </w:rPr>
+      </w:pPr>
+      <w:proofErr w:type="spellStart"/>
+      <w:r>
+        <w:rPr>
+          <w:rStyle w:val="CdigoHTML"/>
+          <w:lang w:val="es-MX"/>
+        </w:rPr>
+        <w:t>require</w:t>
+      </w:r>
+      <w:proofErr w:type="spellEnd"/>
+      <w:r>
+        <w:rPr>
+          <w:rStyle w:val="CdigoHTML"/>
+          <w:lang w:val="es-MX"/>
+        </w:rPr>
+        <w:t>('</w:t>
+      </w:r>
+      <w:proofErr w:type="spellStart"/>
+      <w:r>
+        <w:rPr>
+          <w:rStyle w:val="CdigoHTML"/>
+          <w:lang w:val="es-MX"/>
+        </w:rPr>
+        <w:t>express</w:t>
+      </w:r>
+      <w:proofErr w:type="spellEnd"/>
+      <w:r>
+        <w:rPr>
+          <w:rStyle w:val="CdigoHTML"/>
+          <w:lang w:val="es-MX"/>
+        </w:rPr>
+        <w:t>')</w:t>
+      </w:r>
+      <w:r>
+        <w:rPr>
+          <w:lang w:val="es-MX"/>
+        </w:rPr>
+        <w:t xml:space="preserve"> — importa el </w:t>
+      </w:r>
+      <w:proofErr w:type="spellStart"/>
+      <w:r>
+        <w:rPr>
+          <w:lang w:val="es-MX"/>
+        </w:rPr>
+        <w:t>framework</w:t>
+      </w:r>
+      <w:proofErr w:type="spellEnd"/>
+      <w:r>
+        <w:rPr>
+          <w:lang w:val="es-MX"/>
+        </w:rPr>
+        <w:t xml:space="preserve"> Express que instalaste. Es como "abrir" la librería para usarla.</w:t>
+      </w:r>
+    </w:p>
+    <w:p>
+      <w:pPr>
+        <w:pStyle w:val="font-claude-response-body"/>
+        <w:rPr>
+          <w:lang w:val="es-MX"/>
+        </w:rPr>
+      </w:pPr>
+      <w:proofErr w:type="spellStart"/>
+      <w:r>
+        <w:rPr>
+          <w:rStyle w:val="CdigoHTML"/>
+          <w:lang w:val="es-MX"/>
+        </w:rPr>
+        <w:t>require</w:t>
+      </w:r>
+      <w:proofErr w:type="spellEnd"/>
+      <w:r>
+        <w:rPr>
+          <w:rStyle w:val="CdigoHTML"/>
+          <w:lang w:val="es-MX"/>
+        </w:rPr>
+        <w:t>('</w:t>
+      </w:r>
+      <w:proofErr w:type="spellStart"/>
+      <w:r>
+        <w:rPr>
+          <w:rStyle w:val="CdigoHTML"/>
+          <w:lang w:val="es-MX"/>
+        </w:rPr>
+        <w:t>dotenv</w:t>
+      </w:r>
+      <w:proofErr w:type="spellEnd"/>
+      <w:r>
+        <w:rPr>
+          <w:rStyle w:val="CdigoHTML"/>
+          <w:lang w:val="es-MX"/>
+        </w:rPr>
+        <w:t>')</w:t>
+      </w:r>
+      <w:r>
+        <w:rPr>
+          <w:lang w:val="es-MX"/>
+        </w:rPr>
+        <w:t xml:space="preserve"> — importa la librería que lee tu </w:t>
+      </w:r>
+      <w:proofErr w:type="gramStart"/>
+      <w:r>
+        <w:rPr>
+          <w:lang w:val="es-MX"/>
+        </w:rPr>
+        <w:t xml:space="preserve">archivo </w:t>
+      </w:r>
+      <w:r>
+        <w:rPr>
+          <w:rStyle w:val="CdigoHTML"/>
+          <w:lang w:val="es-MX"/>
+        </w:rPr>
+        <w:t>.</w:t>
+      </w:r>
+      <w:proofErr w:type="spellStart"/>
+      <w:r>
+        <w:rPr>
+          <w:rStyle w:val="CdigoHTML"/>
+          <w:lang w:val="es-MX"/>
+        </w:rPr>
+        <w:t>env</w:t>
+      </w:r>
+      <w:proofErr w:type="spellEnd"/>
+      <w:proofErr w:type="gramEnd"/>
+      <w:r>
+        <w:rPr>
+          <w:lang w:val="es-MX"/>
+        </w:rPr>
+        <w:t>.</w:t>
+      </w:r>
+    </w:p>
+    <w:p>
+      <w:pPr>
+        <w:pStyle w:val="font-claude-response-body"/>
+        <w:rPr>
+          <w:lang w:val="es-MX"/>
+        </w:rPr>
+      </w:pPr>
+      <w:proofErr w:type="spellStart"/>
+      <w:r>
+        <w:rPr>
+          <w:rStyle w:val="CdigoHTML"/>
+          <w:lang w:val="es-MX"/>
+        </w:rPr>
+        <w:t>dotenv.</w:t>
+      </w:r>
+      <w:proofErr w:type="gramStart"/>
+      <w:r>
+        <w:rPr>
+          <w:rStyle w:val="CdigoHTML"/>
+          <w:lang w:val="es-MX"/>
+        </w:rPr>
+        <w:t>config</w:t>
+      </w:r>
+      <w:proofErr w:type="spellEnd"/>
+      <w:r>
+        <w:rPr>
+          <w:rStyle w:val="CdigoHTML"/>
+          <w:lang w:val="es-MX"/>
+        </w:rPr>
+        <w:t>(</w:t>
+      </w:r>
+      <w:proofErr w:type="gramEnd"/>
+      <w:r>
+        <w:rPr>
+          <w:rStyle w:val="CdigoHTML"/>
+          <w:lang w:val="es-MX"/>
+        </w:rPr>
+        <w:t>)</w:t>
+      </w:r>
+      <w:r>
+        <w:rPr>
+          <w:lang w:val="es-MX"/>
+        </w:rPr>
+        <w:t xml:space="preserve"> — ejecuta la lectura del </w:t>
+      </w:r>
+      <w:r>
+        <w:rPr>
+          <w:rStyle w:val="CdigoHTML"/>
+          <w:lang w:val="es-MX"/>
+        </w:rPr>
+        <w:t>.</w:t>
+      </w:r>
+      <w:proofErr w:type="spellStart"/>
+      <w:r>
+        <w:rPr>
+          <w:rStyle w:val="CdigoHTML"/>
+          <w:lang w:val="es-MX"/>
+        </w:rPr>
+        <w:t>env</w:t>
+      </w:r>
+      <w:proofErr w:type="spellEnd"/>
+      <w:r>
+        <w:rPr>
+          <w:lang w:val="es-MX"/>
+        </w:rPr>
+        <w:t xml:space="preserve"> y carga todas las variables en </w:t>
+      </w:r>
+      <w:proofErr w:type="spellStart"/>
+      <w:r>
+        <w:rPr>
+          <w:rStyle w:val="CdigoHTML"/>
+          <w:lang w:val="es-MX"/>
+        </w:rPr>
+        <w:t>process.env</w:t>
+      </w:r>
+      <w:proofErr w:type="spellEnd"/>
+      <w:r>
+        <w:rPr>
+          <w:lang w:val="es-MX"/>
+        </w:rPr>
+        <w:t>. Debe ir antes de cualquier cosa que use variables de entorno.</w:t>
+      </w:r>
+    </w:p>
+    <w:p>
+      <w:pPr>
+        <w:pStyle w:val="font-claude-response-body"/>
+        <w:rPr>
+          <w:lang w:val="es-MX"/>
+        </w:rPr>
+      </w:pPr>
+      <w:proofErr w:type="spellStart"/>
+      <w:r>
+        <w:rPr>
+          <w:rStyle w:val="CdigoHTML"/>
+          <w:lang w:val="es-MX"/>
+        </w:rPr>
+        <w:t>const</w:t>
+      </w:r>
+      <w:proofErr w:type="spellEnd"/>
+      <w:r>
+        <w:rPr>
+          <w:rStyle w:val="CdigoHTML"/>
+          <w:lang w:val="es-MX"/>
+        </w:rPr>
+        <w:t xml:space="preserve"> app = </w:t>
+      </w:r>
+      <w:proofErr w:type="spellStart"/>
+      <w:proofErr w:type="gramStart"/>
+      <w:r>
+        <w:rPr>
+          <w:rStyle w:val="CdigoHTML"/>
+          <w:lang w:val="es-MX"/>
+        </w:rPr>
+        <w:t>express</w:t>
+      </w:r>
+      <w:proofErr w:type="spellEnd"/>
+      <w:r>
+        <w:rPr>
+          <w:rStyle w:val="CdigoHTML"/>
+          <w:lang w:val="es-MX"/>
+        </w:rPr>
+        <w:t>(</w:t>
+      </w:r>
+      <w:proofErr w:type="gramEnd"/>
+      <w:r>
+        <w:rPr>
+          <w:rStyle w:val="CdigoHTML"/>
+          <w:lang w:val="es-MX"/>
+        </w:rPr>
+        <w:t>)</w:t>
+      </w:r>
+      <w:r>
+        <w:rPr>
+          <w:lang w:val="es-MX"/>
+        </w:rPr>
+        <w:t xml:space="preserve"> — crea tu aplicación web. Todo el sistema arranca desde esta línea.</w:t>
+      </w:r>
+    </w:p>
+    <w:p>
+      <w:pPr>
+        <w:pStyle w:val="font-claude-response-body"/>
+        <w:rPr>
+          <w:lang w:val="es-MX"/>
+        </w:rPr>
+      </w:pPr>
+      <w:proofErr w:type="spellStart"/>
+      <w:r>
+        <w:rPr>
+          <w:rStyle w:val="CdigoHTML"/>
+          <w:lang w:val="es-MX"/>
+        </w:rPr>
+        <w:t>app.use</w:t>
+      </w:r>
+      <w:proofErr w:type="spellEnd"/>
+      <w:r>
+        <w:rPr>
+          <w:rStyle w:val="CdigoHTML"/>
+          <w:lang w:val="es-MX"/>
+        </w:rPr>
+        <w:t>(</w:t>
+      </w:r>
+      <w:proofErr w:type="spellStart"/>
+      <w:proofErr w:type="gramStart"/>
+      <w:r>
+        <w:rPr>
+          <w:rStyle w:val="CdigoHTML"/>
+          <w:lang w:val="es-MX"/>
+        </w:rPr>
+        <w:t>express.json</w:t>
+      </w:r>
+      <w:proofErr w:type="spellEnd"/>
+      <w:proofErr w:type="gramEnd"/>
+      <w:r>
+        <w:rPr>
+          <w:rStyle w:val="CdigoHTML"/>
+          <w:lang w:val="es-MX"/>
+        </w:rPr>
+        <w:t>())</w:t>
+      </w:r>
+      <w:r>
+        <w:rPr>
+          <w:lang w:val="es-MX"/>
+        </w:rPr>
+        <w:t xml:space="preserve"> — le dice a Express que entienda JSON. Sin esto, cuando la app móvil envíe datos en formato JSON, tu servidor no los podría leer.</w:t>
+      </w:r>
+    </w:p>
+    <w:p>
+      <w:pPr>
+        <w:pStyle w:val="font-claude-response-body"/>
+        <w:rPr>
+          <w:lang w:val="es-MX"/>
+        </w:rPr>
+      </w:pPr>
+      <w:proofErr w:type="spellStart"/>
+      <w:proofErr w:type="gramStart"/>
+      <w:r>
+        <w:rPr>
+          <w:rStyle w:val="CdigoHTML"/>
+          <w:lang w:val="es-MX"/>
+        </w:rPr>
+        <w:t>app.get</w:t>
+      </w:r>
+      <w:proofErr w:type="spellEnd"/>
+      <w:r>
+        <w:rPr>
+          <w:rStyle w:val="CdigoHTML"/>
+          <w:lang w:val="es-MX"/>
+        </w:rPr>
+        <w:t>(</w:t>
+      </w:r>
+      <w:proofErr w:type="gramEnd"/>
+      <w:r>
+        <w:rPr>
+          <w:rStyle w:val="CdigoHTML"/>
+          <w:lang w:val="es-MX"/>
+        </w:rPr>
+        <w:t>'/</w:t>
+      </w:r>
+      <w:proofErr w:type="spellStart"/>
+      <w:r>
+        <w:rPr>
+          <w:rStyle w:val="CdigoHTML"/>
+          <w:lang w:val="es-MX"/>
+        </w:rPr>
+        <w:t>health</w:t>
+      </w:r>
+      <w:proofErr w:type="spellEnd"/>
+      <w:r>
+        <w:rPr>
+          <w:rStyle w:val="CdigoHTML"/>
+          <w:lang w:val="es-MX"/>
+        </w:rPr>
+        <w:t>', ...)</w:t>
+      </w:r>
+      <w:r>
+        <w:rPr>
+          <w:lang w:val="es-MX"/>
+        </w:rPr>
+        <w:t xml:space="preserve"> — crea una ruta de prueba. Cuando alguien visita </w:t>
+      </w:r>
+      <w:r>
+        <w:rPr>
+          <w:rStyle w:val="CdigoHTML"/>
+          <w:lang w:val="es-MX"/>
+        </w:rPr>
+        <w:t>/</w:t>
+      </w:r>
+      <w:proofErr w:type="spellStart"/>
+      <w:r>
+        <w:rPr>
+          <w:rStyle w:val="CdigoHTML"/>
+          <w:lang w:val="es-MX"/>
+        </w:rPr>
+        <w:t>health</w:t>
+      </w:r>
+      <w:proofErr w:type="spellEnd"/>
+      <w:r>
+        <w:rPr>
+          <w:lang w:val="es-MX"/>
+        </w:rPr>
+        <w:t xml:space="preserve">, el servidor responde que está vivo. Es una práctica estándar en </w:t>
+      </w:r>
+      <w:proofErr w:type="spellStart"/>
+      <w:r>
+        <w:rPr>
+          <w:lang w:val="es-MX"/>
+        </w:rPr>
+        <w:t>microservicios</w:t>
+      </w:r>
+      <w:proofErr w:type="spellEnd"/>
+      <w:r>
+        <w:rPr>
+          <w:lang w:val="es-MX"/>
+        </w:rPr>
+        <w:t xml:space="preserve"> para verificar que el servicio funciona.</w:t>
+      </w:r>
+    </w:p>
+    <w:p>
+      <w:pPr>
+        <w:pStyle w:val="font-claude-response-body"/>
+        <w:rPr>
+          <w:lang w:val="es-MX"/>
+        </w:rPr>
+      </w:pPr>
+      <w:proofErr w:type="spellStart"/>
+      <w:proofErr w:type="gramStart"/>
+      <w:r>
+        <w:rPr>
+          <w:rStyle w:val="CdigoHTML"/>
+          <w:lang w:val="es-MX"/>
+        </w:rPr>
+        <w:t>process.env.PORT</w:t>
+      </w:r>
+      <w:proofErr w:type="spellEnd"/>
+      <w:proofErr w:type="gramEnd"/>
+      <w:r>
+        <w:rPr>
+          <w:rStyle w:val="CdigoHTML"/>
+          <w:lang w:val="es-MX"/>
+        </w:rPr>
+        <w:t xml:space="preserve"> || 3001</w:t>
+      </w:r>
+      <w:r>
+        <w:rPr>
+          <w:lang w:val="es-MX"/>
+        </w:rPr>
+        <w:t xml:space="preserve"> — lee el puerto del </w:t>
+      </w:r>
+      <w:r>
+        <w:rPr>
+          <w:rStyle w:val="CdigoHTML"/>
+          <w:lang w:val="es-MX"/>
+        </w:rPr>
+        <w:t>.</w:t>
+      </w:r>
+      <w:proofErr w:type="spellStart"/>
+      <w:r>
+        <w:rPr>
+          <w:rStyle w:val="CdigoHTML"/>
+          <w:lang w:val="es-MX"/>
+        </w:rPr>
+        <w:t>env</w:t>
+      </w:r>
+      <w:proofErr w:type="spellEnd"/>
+      <w:r>
+        <w:rPr>
+          <w:lang w:val="es-MX"/>
+        </w:rPr>
+        <w:t xml:space="preserve">. Si no existe, usa 3001 por defecto. El </w:t>
+      </w:r>
+      <w:r>
+        <w:rPr>
+          <w:rStyle w:val="CdigoHTML"/>
+          <w:lang w:val="es-MX"/>
+        </w:rPr>
+        <w:t>||</w:t>
+      </w:r>
+      <w:r>
+        <w:rPr>
+          <w:lang w:val="es-MX"/>
+        </w:rPr>
+        <w:t xml:space="preserve"> significa "o si no".</w:t>
+      </w:r>
+    </w:p>
+    <w:p>
+      <w:pPr>
+        <w:pStyle w:val="font-claude-response-body"/>
+        <w:rPr>
+          <w:lang w:val="es-MX"/>
+        </w:rPr>
+      </w:pPr>
+      <w:proofErr w:type="spellStart"/>
+      <w:proofErr w:type="gramStart"/>
+      <w:r>
+        <w:rPr>
+          <w:rStyle w:val="CdigoHTML"/>
+          <w:lang w:val="es-MX"/>
+        </w:rPr>
+        <w:t>app.listen</w:t>
+      </w:r>
+      <w:proofErr w:type="spellEnd"/>
+      <w:proofErr w:type="gramEnd"/>
+      <w:r>
+        <w:rPr>
+          <w:rStyle w:val="CdigoHTML"/>
+          <w:lang w:val="es-MX"/>
+        </w:rPr>
+        <w:t>(PORT, ...)</w:t>
+      </w:r>
+      <w:r>
+        <w:rPr>
+          <w:lang w:val="es-MX"/>
+        </w:rPr>
+        <w:t xml:space="preserve"> — arranca el servidor y se queda escuchando peticiones en ese puerto.</w:t>
+      </w:r>
+    </w:p>
+    <w:p>
+      <w:pPr>
+        <w:pStyle w:val="Ttulo3"/>
+        <w:rPr>
+          <w:lang w:val="es-MX"/>
+        </w:rPr>
+      </w:pPr>
+      <w:r>
+        <w:rPr>
+          <w:lang w:val="es-MX"/>
+        </w:rPr>
+        <w:t>Qué hace cada parte</w:t>
+      </w:r>
+    </w:p>
+    <w:p>
+      <w:pPr>
+        <w:pStyle w:val="font-claude-response-body"/>
+        <w:rPr>
+          <w:lang w:val="es-MX"/>
+        </w:rPr>
+      </w:pPr>
+      <w:r>
+        <w:rPr>
+          <w:rStyle w:val="CdigoHTML"/>
+          <w:lang w:val="es-MX"/>
+        </w:rPr>
+        <w:lastRenderedPageBreak/>
+        <w:t>Pool</w:t>
+      </w:r>
+      <w:r>
+        <w:rPr>
+          <w:lang w:val="es-MX"/>
+        </w:rPr>
+        <w:t xml:space="preserve"> — en lugar de abrir y cerrar una conexión cada vez que alguien hace </w:t>
+      </w:r>
+      <w:proofErr w:type="spellStart"/>
+      <w:r>
+        <w:rPr>
+          <w:lang w:val="es-MX"/>
+        </w:rPr>
+        <w:t>login</w:t>
+      </w:r>
+      <w:proofErr w:type="spellEnd"/>
+      <w:r>
+        <w:rPr>
+          <w:lang w:val="es-MX"/>
+        </w:rPr>
+        <w:t>, un Pool mantiene varias conexiones abiertas y las reutiliza. Es mucho más eficiente.</w:t>
+      </w:r>
+    </w:p>
+    <w:p>
+      <w:pPr>
+        <w:pStyle w:val="font-claude-response-body"/>
+        <w:rPr>
+          <w:lang w:val="es-MX"/>
+        </w:rPr>
+      </w:pPr>
+      <w:proofErr w:type="spellStart"/>
+      <w:r>
+        <w:rPr>
+          <w:rStyle w:val="CdigoHTML"/>
+          <w:lang w:val="es-MX"/>
+        </w:rPr>
+        <w:t>process.env.DB_HOST</w:t>
+      </w:r>
+      <w:proofErr w:type="spellEnd"/>
+      <w:r>
+        <w:rPr>
+          <w:rStyle w:val="CdigoHTML"/>
+          <w:lang w:val="es-MX"/>
+        </w:rPr>
+        <w:t xml:space="preserve"> || '</w:t>
+      </w:r>
+      <w:proofErr w:type="spellStart"/>
+      <w:r>
+        <w:rPr>
+          <w:rStyle w:val="CdigoHTML"/>
+          <w:lang w:val="es-MX"/>
+        </w:rPr>
+        <w:t>localhost</w:t>
+      </w:r>
+      <w:proofErr w:type="spellEnd"/>
+      <w:r>
+        <w:rPr>
+          <w:rStyle w:val="CdigoHTML"/>
+          <w:lang w:val="es-MX"/>
+        </w:rPr>
+        <w:t>'</w:t>
+      </w:r>
+      <w:r>
+        <w:rPr>
+          <w:lang w:val="es-MX"/>
+        </w:rPr>
+        <w:t xml:space="preserve"> — intenta leer </w:t>
+      </w:r>
+      <w:proofErr w:type="gramStart"/>
+      <w:r>
+        <w:rPr>
+          <w:lang w:val="es-MX"/>
+        </w:rPr>
+        <w:t xml:space="preserve">del </w:t>
+      </w:r>
+      <w:r>
+        <w:rPr>
+          <w:rStyle w:val="CdigoHTML"/>
+          <w:lang w:val="es-MX"/>
+        </w:rPr>
+        <w:t>.</w:t>
+      </w:r>
+      <w:proofErr w:type="spellStart"/>
+      <w:r>
+        <w:rPr>
+          <w:rStyle w:val="CdigoHTML"/>
+          <w:lang w:val="es-MX"/>
+        </w:rPr>
+        <w:t>env</w:t>
+      </w:r>
+      <w:proofErr w:type="spellEnd"/>
+      <w:proofErr w:type="gramEnd"/>
+      <w:r>
+        <w:rPr>
+          <w:lang w:val="es-MX"/>
+        </w:rPr>
+        <w:t xml:space="preserve">, y si no existe usa </w:t>
+      </w:r>
+      <w:proofErr w:type="spellStart"/>
+      <w:r>
+        <w:rPr>
+          <w:rStyle w:val="CdigoHTML"/>
+          <w:lang w:val="es-MX"/>
+        </w:rPr>
+        <w:t>localhost</w:t>
+      </w:r>
+      <w:proofErr w:type="spellEnd"/>
+      <w:r>
+        <w:rPr>
+          <w:lang w:val="es-MX"/>
+        </w:rPr>
+        <w:t xml:space="preserve"> como valor por defecto. Esto se llama </w:t>
+      </w:r>
+      <w:r>
+        <w:rPr>
+          <w:rStyle w:val="Textoennegrita"/>
+          <w:lang w:val="es-MX"/>
+        </w:rPr>
+        <w:t>valor de respaldo</w:t>
+      </w:r>
+      <w:r>
+        <w:rPr>
+          <w:lang w:val="es-MX"/>
+        </w:rPr>
+        <w:t xml:space="preserve"> y es una buena práctica.</w:t>
+      </w:r>
+    </w:p>
+    <w:p>
+      <w:pPr>
+        <w:pStyle w:val="font-claude-response-body"/>
+        <w:rPr>
+          <w:lang w:val="es-MX"/>
+        </w:rPr>
+      </w:pPr>
+      <w:proofErr w:type="spellStart"/>
+      <w:proofErr w:type="gramStart"/>
+      <w:r>
+        <w:rPr>
+          <w:rStyle w:val="CdigoHTML"/>
+          <w:lang w:val="es-MX"/>
+        </w:rPr>
+        <w:t>pool.on</w:t>
+      </w:r>
+      <w:proofErr w:type="spellEnd"/>
+      <w:proofErr w:type="gramEnd"/>
+      <w:r>
+        <w:rPr>
+          <w:rStyle w:val="CdigoHTML"/>
+          <w:lang w:val="es-MX"/>
+        </w:rPr>
+        <w:t>('</w:t>
+      </w:r>
+      <w:proofErr w:type="spellStart"/>
+      <w:r>
+        <w:rPr>
+          <w:rStyle w:val="CdigoHTML"/>
+          <w:lang w:val="es-MX"/>
+        </w:rPr>
+        <w:t>connect</w:t>
+      </w:r>
+      <w:proofErr w:type="spellEnd"/>
+      <w:r>
+        <w:rPr>
+          <w:rStyle w:val="CdigoHTML"/>
+          <w:lang w:val="es-MX"/>
+        </w:rPr>
+        <w:t>', ...)</w:t>
+      </w:r>
+      <w:r>
+        <w:rPr>
+          <w:lang w:val="es-MX"/>
+        </w:rPr>
+        <w:t xml:space="preserve"> — cada vez que se establece una conexión nueva con </w:t>
+      </w:r>
+      <w:proofErr w:type="spellStart"/>
+      <w:r>
+        <w:rPr>
+          <w:lang w:val="es-MX"/>
+        </w:rPr>
+        <w:t>PostgreSQL</w:t>
+      </w:r>
+      <w:proofErr w:type="spellEnd"/>
+      <w:r>
+        <w:rPr>
+          <w:lang w:val="es-MX"/>
+        </w:rPr>
+        <w:t>, imprime un mensaje. Te ayuda a saber que la base de datos está respondiendo.</w:t>
+      </w:r>
+    </w:p>
+    <w:p>
+      <w:pPr>
+        <w:pStyle w:val="font-claude-response-body"/>
+        <w:rPr>
+          <w:lang w:val="es-MX"/>
+        </w:rPr>
+      </w:pPr>
+      <w:proofErr w:type="spellStart"/>
+      <w:proofErr w:type="gramStart"/>
+      <w:r>
+        <w:rPr>
+          <w:rStyle w:val="CdigoHTML"/>
+          <w:lang w:val="es-MX"/>
+        </w:rPr>
+        <w:t>pool.on</w:t>
+      </w:r>
+      <w:proofErr w:type="spellEnd"/>
+      <w:proofErr w:type="gramEnd"/>
+      <w:r>
+        <w:rPr>
+          <w:rStyle w:val="CdigoHTML"/>
+          <w:lang w:val="es-MX"/>
+        </w:rPr>
+        <w:t>('error', ...)</w:t>
+      </w:r>
+      <w:r>
+        <w:rPr>
+          <w:lang w:val="es-MX"/>
+        </w:rPr>
+        <w:t xml:space="preserve"> — si </w:t>
+      </w:r>
+      <w:proofErr w:type="spellStart"/>
+      <w:r>
+        <w:rPr>
+          <w:lang w:val="es-MX"/>
+        </w:rPr>
+        <w:t>PostgreSQL</w:t>
+      </w:r>
+      <w:proofErr w:type="spellEnd"/>
+      <w:r>
+        <w:rPr>
+          <w:lang w:val="es-MX"/>
+        </w:rPr>
+        <w:t xml:space="preserve"> se cae o hay un problema, captura el error y lo muestra en consola en lugar de que el servidor explote silenciosamente.</w:t>
+      </w:r>
+    </w:p>
+    <w:p>
+      <w:pPr>
+        <w:pStyle w:val="font-claude-response-body"/>
+        <w:rPr>
+          <w:lang w:val="es-MX"/>
+        </w:rPr>
+      </w:pPr>
+      <w:proofErr w:type="spellStart"/>
+      <w:proofErr w:type="gramStart"/>
+      <w:r>
+        <w:rPr>
+          <w:rStyle w:val="CdigoHTML"/>
+          <w:lang w:val="es-MX"/>
+        </w:rPr>
+        <w:t>module.exports</w:t>
+      </w:r>
+      <w:proofErr w:type="spellEnd"/>
+      <w:proofErr w:type="gramEnd"/>
+      <w:r>
+        <w:rPr>
+          <w:rStyle w:val="CdigoHTML"/>
+          <w:lang w:val="es-MX"/>
+        </w:rPr>
+        <w:t xml:space="preserve"> = pool</w:t>
+      </w:r>
+      <w:r>
+        <w:rPr>
+          <w:lang w:val="es-MX"/>
+        </w:rPr>
+        <w:t xml:space="preserve"> — exporta el pool para que otros archivos lo puedan importar con </w:t>
+      </w:r>
+      <w:proofErr w:type="spellStart"/>
+      <w:r>
+        <w:rPr>
+          <w:rStyle w:val="CdigoHTML"/>
+          <w:lang w:val="es-MX"/>
+        </w:rPr>
+        <w:t>require</w:t>
+      </w:r>
+      <w:proofErr w:type="spellEnd"/>
+      <w:r>
+        <w:rPr>
+          <w:lang w:val="es-MX"/>
+        </w:rPr>
+        <w:t>.</w:t>
+      </w:r>
+    </w:p>
+    <w:p>
+      <w:pPr>
+        <w:rPr>
+          <w:lang w:val="es-MX"/>
+        </w:rPr>
+      </w:pPr>
+    </w:p>
+    <w:p>
+      <w:pPr>
+        <w:rPr>
+          <w:lang w:val="es-MX"/>
+        </w:rPr>
+      </w:pPr>
+      <w:r>
+        <w:rPr>
+          <w:lang w:val="es-MX"/>
+        </w:rPr>
+        <w:t xml:space="preserve">Necesito hacer una APP que contenga una IA que funcione offline que sirva para recibir historias clínicas de un consultorio optometrista, cuando tenga conexión deberá sincronizar con una base de datos que ya tengo configurada en Mongo Atlas. Me vas a explicar paso por paso porque es para mi tesis y necesito saber TODO y auditar todo. Me ayudas a fabricar el código y me explicas línea por línea dándome maneras creativas de realizar para que yo pueda aprender y asimismo aprobar. Necesito también subir este proyecto cada progreso que haga al </w:t>
+      </w:r>
+      <w:proofErr w:type="spellStart"/>
+      <w:r>
+        <w:rPr>
+          <w:lang w:val="es-MX"/>
+        </w:rPr>
+        <w:t>github</w:t>
+      </w:r>
+      <w:proofErr w:type="spellEnd"/>
+      <w:r>
+        <w:rPr>
+          <w:lang w:val="es-MX"/>
+        </w:rPr>
+        <w:t>. Aquí te paso los requerimientos para trabajar:</w:t>
+      </w:r>
+    </w:p>
+    <w:p>
+      <w:pPr>
+        <w:rPr>
+          <w:b/>
+          <w:bCs/>
+          <w:lang w:val="es-MX"/>
+        </w:rPr>
+      </w:pPr>
+      <w:r>
+        <w:rPr>
+          <w:b/>
+          <w:bCs/>
+          <w:lang w:val="es-MX"/>
+        </w:rPr>
+        <w:t>Fase 1: Estructura del Proyecto y Orquestación (</w:t>
+      </w:r>
+      <w:proofErr w:type="spellStart"/>
+      <w:r>
+        <w:rPr>
+          <w:b/>
+          <w:bCs/>
+          <w:lang w:val="es-MX"/>
+        </w:rPr>
+        <w:t>Docker</w:t>
+      </w:r>
+      <w:proofErr w:type="spellEnd"/>
+      <w:r>
+        <w:rPr>
+          <w:b/>
+          <w:bCs/>
+          <w:lang w:val="es-MX"/>
+        </w:rPr>
+        <w:t>)</w:t>
+      </w:r>
+    </w:p>
+    <w:p>
+      <w:pPr>
+        <w:rPr>
+          <w:lang w:val="es-MX"/>
+        </w:rPr>
+      </w:pPr>
+      <w:r>
+        <w:rPr>
+          <w:lang w:val="es-MX"/>
+        </w:rPr>
+        <w:t>El primer paso es definir l</w:t>
+      </w:r>
+      <w:r>
+        <w:rPr>
+          <w:lang w:val="es-MX"/>
+        </w:rPr>
+        <w:t>a jerarquía de carpetas para los</w:t>
+      </w:r>
+      <w:r>
+        <w:rPr>
+          <w:lang w:val="es-MX"/>
+        </w:rPr>
+        <w:t xml:space="preserve"> </w:t>
+      </w:r>
+      <w:proofErr w:type="spellStart"/>
+      <w:r>
+        <w:rPr>
+          <w:lang w:val="es-MX"/>
+        </w:rPr>
+        <w:t>microservicios</w:t>
+      </w:r>
+      <w:proofErr w:type="spellEnd"/>
+      <w:r>
+        <w:rPr>
+          <w:lang w:val="es-MX"/>
+        </w:rPr>
+        <w:t xml:space="preserve"> desacoplados.</w:t>
+      </w:r>
+    </w:p>
+    <w:p>
+      <w:pPr>
+        <w:numPr>
+          <w:ilvl w:val="0"/>
+          <w:numId w:val="5"/>
+        </w:numPr>
+      </w:pPr>
+      <w:proofErr w:type="spellStart"/>
+      <w:r>
+        <w:rPr>
+          <w:b/>
+          <w:bCs/>
+        </w:rPr>
+        <w:t>Directorio</w:t>
+      </w:r>
+      <w:proofErr w:type="spellEnd"/>
+      <w:r>
+        <w:rPr>
+          <w:b/>
+          <w:bCs/>
+        </w:rPr>
+        <w:t xml:space="preserve"> </w:t>
+      </w:r>
+      <w:proofErr w:type="spellStart"/>
+      <w:r>
+        <w:rPr>
+          <w:b/>
+          <w:bCs/>
+        </w:rPr>
+        <w:t>Raíz</w:t>
+      </w:r>
+      <w:proofErr w:type="spellEnd"/>
+      <w:r>
+        <w:rPr>
+          <w:b/>
+          <w:bCs/>
+        </w:rPr>
+        <w:t xml:space="preserve"> (/</w:t>
+      </w:r>
+      <w:proofErr w:type="spellStart"/>
+      <w:r>
+        <w:rPr>
+          <w:b/>
+          <w:bCs/>
+        </w:rPr>
+        <w:t>Athenea_Project</w:t>
+      </w:r>
+      <w:proofErr w:type="spellEnd"/>
+      <w:r>
+        <w:rPr>
+          <w:b/>
+          <w:bCs/>
+        </w:rPr>
+        <w:t>):</w:t>
+      </w:r>
+    </w:p>
+    <w:p>
+      <w:pPr>
+        <w:numPr>
+          <w:ilvl w:val="1"/>
+          <w:numId w:val="5"/>
+        </w:numPr>
+        <w:rPr>
+          <w:lang w:val="es-MX"/>
+        </w:rPr>
+      </w:pPr>
+      <w:r>
+        <w:rPr>
+          <w:lang w:val="es-MX"/>
+        </w:rPr>
+        <w:t>/</w:t>
+      </w:r>
+      <w:proofErr w:type="spellStart"/>
+      <w:r>
+        <w:rPr>
+          <w:lang w:val="es-MX"/>
+        </w:rPr>
+        <w:t>auth-service</w:t>
+      </w:r>
+      <w:proofErr w:type="spellEnd"/>
+      <w:r>
+        <w:rPr>
+          <w:lang w:val="es-MX"/>
+        </w:rPr>
+        <w:t xml:space="preserve">: </w:t>
+      </w:r>
+      <w:proofErr w:type="spellStart"/>
+      <w:r>
+        <w:rPr>
+          <w:lang w:val="es-MX"/>
+        </w:rPr>
+        <w:t>Microservicio</w:t>
+      </w:r>
+      <w:proofErr w:type="spellEnd"/>
+      <w:r>
+        <w:rPr>
+          <w:lang w:val="es-MX"/>
+        </w:rPr>
+        <w:t xml:space="preserve"> de seguridad (Node.js/Express).</w:t>
+      </w:r>
+    </w:p>
+    <w:p>
+      <w:pPr>
+        <w:numPr>
+          <w:ilvl w:val="1"/>
+          <w:numId w:val="5"/>
+        </w:numPr>
+        <w:rPr>
+          <w:lang w:val="es-MX"/>
+        </w:rPr>
+      </w:pPr>
+      <w:r>
+        <w:rPr>
+          <w:lang w:val="es-MX"/>
+        </w:rPr>
+        <w:t>/</w:t>
+      </w:r>
+      <w:proofErr w:type="spellStart"/>
+      <w:r>
+        <w:rPr>
+          <w:lang w:val="es-MX"/>
+        </w:rPr>
+        <w:t>ia-service</w:t>
+      </w:r>
+      <w:proofErr w:type="spellEnd"/>
+      <w:r>
+        <w:rPr>
+          <w:lang w:val="es-MX"/>
+        </w:rPr>
+        <w:t>: Procesamiento de voz y diagnóstico.</w:t>
+      </w:r>
+    </w:p>
+    <w:p>
+      <w:pPr>
+        <w:numPr>
+          <w:ilvl w:val="1"/>
+          <w:numId w:val="5"/>
+        </w:numPr>
+        <w:rPr>
+          <w:lang w:val="es-MX"/>
+        </w:rPr>
+      </w:pPr>
+      <w:r>
+        <w:rPr>
+          <w:lang w:val="es-MX"/>
+        </w:rPr>
+        <w:t>/</w:t>
+      </w:r>
+      <w:proofErr w:type="spellStart"/>
+      <w:r>
+        <w:rPr>
+          <w:lang w:val="es-MX"/>
+        </w:rPr>
+        <w:t>clinical-service</w:t>
+      </w:r>
+      <w:proofErr w:type="spellEnd"/>
+      <w:r>
+        <w:rPr>
+          <w:lang w:val="es-MX"/>
+        </w:rPr>
+        <w:t>: Gestión de historias clínicas.</w:t>
+      </w:r>
+    </w:p>
+    <w:p>
+      <w:pPr>
+        <w:numPr>
+          <w:ilvl w:val="1"/>
+          <w:numId w:val="5"/>
+        </w:numPr>
+      </w:pPr>
+      <w:r>
+        <w:t xml:space="preserve">/gateway: </w:t>
+      </w:r>
+      <w:proofErr w:type="spellStart"/>
+      <w:r>
+        <w:t>Configuración</w:t>
+      </w:r>
+      <w:proofErr w:type="spellEnd"/>
+      <w:r>
+        <w:t xml:space="preserve"> de Nginx.</w:t>
+      </w:r>
+    </w:p>
+    <w:p>
+      <w:pPr>
+        <w:numPr>
+          <w:ilvl w:val="1"/>
+          <w:numId w:val="5"/>
+        </w:numPr>
+      </w:pPr>
+      <w:r>
+        <w:t xml:space="preserve">/mobile-app: Proyecto </w:t>
+      </w:r>
+      <w:proofErr w:type="spellStart"/>
+      <w:r>
+        <w:t>en</w:t>
+      </w:r>
+      <w:proofErr w:type="spellEnd"/>
+      <w:r>
+        <w:t xml:space="preserve"> React Native.</w:t>
+      </w:r>
+    </w:p>
+    <w:p>
+      <w:pPr>
+        <w:numPr>
+          <w:ilvl w:val="1"/>
+          <w:numId w:val="5"/>
+        </w:numPr>
+        <w:rPr>
+          <w:lang w:val="es-MX"/>
+        </w:rPr>
+      </w:pPr>
+      <w:r>
+        <w:rPr>
+          <w:lang w:val="es-MX"/>
+        </w:rPr>
+        <w:t>/</w:t>
+      </w:r>
+      <w:proofErr w:type="spellStart"/>
+      <w:r>
+        <w:rPr>
+          <w:lang w:val="es-MX"/>
+        </w:rPr>
+        <w:t>docs</w:t>
+      </w:r>
+      <w:proofErr w:type="spellEnd"/>
+      <w:r>
+        <w:rPr>
+          <w:lang w:val="es-MX"/>
+        </w:rPr>
+        <w:t>: Diagramas UML/C4 y bitácoras de auditoría.</w:t>
+      </w:r>
+    </w:p>
+    <w:p>
+      <w:pPr>
+        <w:numPr>
+          <w:ilvl w:val="1"/>
+          <w:numId w:val="5"/>
+        </w:numPr>
+        <w:rPr>
+          <w:lang w:val="es-MX"/>
+        </w:rPr>
+      </w:pPr>
+      <w:proofErr w:type="spellStart"/>
+      <w:r>
+        <w:rPr>
+          <w:lang w:val="es-MX"/>
+        </w:rPr>
+        <w:t>docker-compose.yml</w:t>
+      </w:r>
+      <w:proofErr w:type="spellEnd"/>
+      <w:r>
+        <w:rPr>
+          <w:lang w:val="es-MX"/>
+        </w:rPr>
+        <w:t>: El archivo maestro de despliegue.</w:t>
+      </w:r>
+    </w:p>
+    <w:p>
+      <w:pPr>
+        <w:rPr>
+          <w:b/>
+          <w:bCs/>
+          <w:lang w:val="es-MX"/>
+        </w:rPr>
+      </w:pPr>
+      <w:r>
+        <w:rPr>
+          <w:b/>
+          <w:bCs/>
+          <w:lang w:val="es-MX"/>
+        </w:rPr>
+        <w:t xml:space="preserve">Fase 2: Desarrollo de </w:t>
+      </w:r>
+      <w:proofErr w:type="spellStart"/>
+      <w:r>
+        <w:rPr>
+          <w:b/>
+          <w:bCs/>
+          <w:lang w:val="es-MX"/>
+        </w:rPr>
+        <w:t>Microservicios</w:t>
+      </w:r>
+      <w:proofErr w:type="spellEnd"/>
+      <w:r>
+        <w:rPr>
+          <w:b/>
+          <w:bCs/>
+          <w:lang w:val="es-MX"/>
+        </w:rPr>
+        <w:t xml:space="preserve"> y Persistencia Políglota</w:t>
+      </w:r>
+    </w:p>
+    <w:p>
+      <w:pPr>
+        <w:rPr>
+          <w:lang w:val="es-MX"/>
+        </w:rPr>
+      </w:pPr>
+      <w:r>
+        <w:rPr>
+          <w:lang w:val="es-MX"/>
+        </w:rPr>
+        <w:t>Debes implementar una estrategia híbrida de bases de datos para cumplir con el estándar de ingeniería profesional.</w:t>
+      </w:r>
+    </w:p>
+    <w:p>
+      <w:pPr>
+        <w:numPr>
+          <w:ilvl w:val="0"/>
+          <w:numId w:val="6"/>
+        </w:numPr>
+        <w:rPr>
+          <w:lang w:val="es-MX"/>
+        </w:rPr>
+      </w:pPr>
+      <w:r>
+        <w:rPr>
+          <w:b/>
+          <w:bCs/>
+          <w:lang w:val="es-MX"/>
+        </w:rPr>
+        <w:lastRenderedPageBreak/>
+        <w:t>Servicio de Autenticación (</w:t>
+      </w:r>
+      <w:proofErr w:type="spellStart"/>
+      <w:r>
+        <w:rPr>
+          <w:b/>
+          <w:bCs/>
+          <w:lang w:val="es-MX"/>
+        </w:rPr>
+        <w:t>Auth</w:t>
+      </w:r>
+      <w:proofErr w:type="spellEnd"/>
+      <w:r>
+        <w:rPr>
+          <w:b/>
+          <w:bCs/>
+          <w:lang w:val="es-MX"/>
+        </w:rPr>
+        <w:t>):</w:t>
+      </w:r>
+      <w:r>
+        <w:rPr>
+          <w:lang w:val="es-MX"/>
+        </w:rPr>
+        <w:t xml:space="preserve"> Usa </w:t>
+      </w:r>
+      <w:proofErr w:type="spellStart"/>
+      <w:r>
+        <w:rPr>
+          <w:b/>
+          <w:bCs/>
+          <w:lang w:val="es-MX"/>
+        </w:rPr>
+        <w:t>PostgreSQL</w:t>
+      </w:r>
+      <w:proofErr w:type="spellEnd"/>
+      <w:r>
+        <w:rPr>
+          <w:lang w:val="es-MX"/>
+        </w:rPr>
+        <w:t xml:space="preserve"> para gestionar usuarios y roles, garantizando integridad referencial y seguridad mediante </w:t>
+      </w:r>
+      <w:proofErr w:type="spellStart"/>
+      <w:r>
+        <w:rPr>
+          <w:lang w:val="es-MX"/>
+        </w:rPr>
+        <w:t>tokens</w:t>
+      </w:r>
+      <w:proofErr w:type="spellEnd"/>
+      <w:r>
+        <w:rPr>
+          <w:lang w:val="es-MX"/>
+        </w:rPr>
+        <w:t xml:space="preserve"> JWT.</w:t>
+      </w:r>
+    </w:p>
+    <w:p>
+      <w:pPr>
+        <w:numPr>
+          <w:ilvl w:val="0"/>
+          <w:numId w:val="6"/>
+        </w:numPr>
+        <w:rPr>
+          <w:lang w:val="es-MX"/>
+        </w:rPr>
+      </w:pPr>
+      <w:r>
+        <w:rPr>
+          <w:b/>
+          <w:bCs/>
+          <w:lang w:val="es-MX"/>
+        </w:rPr>
+        <w:t>Servicio de Historias Clínicas:</w:t>
+      </w:r>
+      <w:r>
+        <w:rPr>
+          <w:lang w:val="es-MX"/>
+        </w:rPr>
+        <w:t xml:space="preserve"> Usa </w:t>
+      </w:r>
+      <w:proofErr w:type="spellStart"/>
+      <w:r>
+        <w:rPr>
+          <w:b/>
+          <w:bCs/>
+          <w:lang w:val="es-MX"/>
+        </w:rPr>
+        <w:t>MongoDB</w:t>
+      </w:r>
+      <w:proofErr w:type="spellEnd"/>
+      <w:r>
+        <w:rPr>
+          <w:lang w:val="es-MX"/>
+        </w:rPr>
+        <w:t xml:space="preserve"> para almacenar los datos no estructurados de las consultas médicas.</w:t>
+      </w:r>
+    </w:p>
+    <w:p>
+      <w:pPr>
+        <w:numPr>
+          <w:ilvl w:val="0"/>
+          <w:numId w:val="6"/>
+        </w:numPr>
+        <w:rPr>
+          <w:lang w:val="es-MX"/>
+        </w:rPr>
+      </w:pPr>
+      <w:r>
+        <w:rPr>
+          <w:b/>
+          <w:bCs/>
+          <w:lang w:val="es-MX"/>
+        </w:rPr>
+        <w:t>Capa de Caché:</w:t>
+      </w:r>
+      <w:r>
+        <w:rPr>
+          <w:lang w:val="es-MX"/>
+        </w:rPr>
+        <w:t xml:space="preserve"> Implementa </w:t>
+      </w:r>
+      <w:proofErr w:type="spellStart"/>
+      <w:r>
+        <w:rPr>
+          <w:b/>
+          <w:bCs/>
+          <w:lang w:val="es-MX"/>
+        </w:rPr>
+        <w:t>Redis</w:t>
+      </w:r>
+      <w:proofErr w:type="spellEnd"/>
+      <w:r>
+        <w:rPr>
+          <w:lang w:val="es-MX"/>
+        </w:rPr>
+        <w:t xml:space="preserve"> obligatoriamente para procesos asíncronos y para acelerar el acceso a datos frecuentes.</w:t>
+      </w:r>
+    </w:p>
+    <w:p>
+      <w:pPr>
+        <w:rPr>
+          <w:lang w:val="es-MX"/>
+        </w:rPr>
+      </w:pPr>
+      <w:r>
+        <w:rPr>
+          <w:b/>
+          <w:bCs/>
+          <w:lang w:val="es-MX"/>
+        </w:rPr>
+        <w:t>Auditoría de esta fase:</w:t>
+      </w:r>
+      <w:r>
+        <w:rPr>
+          <w:lang w:val="es-MX"/>
+        </w:rPr>
+        <w:t xml:space="preserve"> Debes documentar por qué elegiste cada base de datos (</w:t>
+      </w:r>
+      <w:proofErr w:type="spellStart"/>
+      <w:r>
+        <w:rPr>
+          <w:lang w:val="es-MX"/>
+        </w:rPr>
+        <w:t>PostgreSQL</w:t>
+      </w:r>
+      <w:proofErr w:type="spellEnd"/>
+      <w:r>
+        <w:rPr>
+          <w:lang w:val="es-MX"/>
+        </w:rPr>
+        <w:t xml:space="preserve"> para lo transaccional y </w:t>
+      </w:r>
+      <w:proofErr w:type="spellStart"/>
+      <w:r>
+        <w:rPr>
+          <w:lang w:val="es-MX"/>
+        </w:rPr>
+        <w:t>MongoDB</w:t>
+      </w:r>
+      <w:proofErr w:type="spellEnd"/>
+      <w:r>
+        <w:rPr>
+          <w:lang w:val="es-MX"/>
+        </w:rPr>
+        <w:t xml:space="preserve"> para lo flexible) en tu informe metodológico.</w:t>
+      </w:r>
+    </w:p>
+    <w:p>
+      <w:r>
+        <w:pict>
+          <v:rect id="_x0000_i1025" style="width:0;height:1.5pt" o:hralign="center" o:hrstd="t" o:hr="t" fillcolor="#a0a0a0" stroked="f"/>
+        </w:pict>
+      </w:r>
+    </w:p>
+    <w:p>
+      <w:pPr>
+        <w:rPr>
+          <w:b/>
+          <w:bCs/>
+          <w:lang w:val="es-MX"/>
+        </w:rPr>
+      </w:pPr>
+      <w:r>
+        <w:rPr>
+          <w:b/>
+          <w:bCs/>
+          <w:lang w:val="es-MX"/>
+        </w:rPr>
+        <w:t>Fase 3: Integración de la App Offline-</w:t>
+      </w:r>
+      <w:proofErr w:type="spellStart"/>
+      <w:r>
+        <w:rPr>
+          <w:b/>
+          <w:bCs/>
+          <w:lang w:val="es-MX"/>
+        </w:rPr>
+        <w:t>First</w:t>
+      </w:r>
+      <w:proofErr w:type="spellEnd"/>
+    </w:p>
+    <w:p>
+      <w:pPr>
+        <w:rPr>
+          <w:lang w:val="es-MX"/>
+        </w:rPr>
+      </w:pPr>
+      <w:r>
+        <w:rPr>
+          <w:lang w:val="es-MX"/>
+        </w:rPr>
+        <w:t>Esta es la capacidad más crítica para tu evaluación. La app debe funcionar sin conexión y sincronizarse al detectar red.</w:t>
+      </w:r>
+    </w:p>
+    <w:p>
+      <w:pPr>
+        <w:numPr>
+          <w:ilvl w:val="0"/>
+          <w:numId w:val="7"/>
+        </w:numPr>
+        <w:rPr>
+          <w:lang w:val="es-MX"/>
+        </w:rPr>
+      </w:pPr>
+      <w:r>
+        <w:rPr>
+          <w:b/>
+          <w:bCs/>
+          <w:lang w:val="es-MX"/>
+        </w:rPr>
+        <w:t>Persistencia Local:</w:t>
+      </w:r>
+      <w:r>
+        <w:rPr>
+          <w:lang w:val="es-MX"/>
+        </w:rPr>
+        <w:t xml:space="preserve"> Configura </w:t>
+      </w:r>
+      <w:proofErr w:type="spellStart"/>
+      <w:r>
+        <w:rPr>
+          <w:b/>
+          <w:bCs/>
+          <w:lang w:val="es-MX"/>
+        </w:rPr>
+        <w:t>SQLite</w:t>
+      </w:r>
+      <w:proofErr w:type="spellEnd"/>
+      <w:r>
+        <w:rPr>
+          <w:lang w:val="es-MX"/>
+        </w:rPr>
+        <w:t xml:space="preserve"> (o </w:t>
+      </w:r>
+      <w:proofErr w:type="spellStart"/>
+      <w:r>
+        <w:rPr>
+          <w:lang w:val="es-MX"/>
+        </w:rPr>
+        <w:t>WatermelonDB</w:t>
+      </w:r>
+      <w:proofErr w:type="spellEnd"/>
+      <w:r>
+        <w:rPr>
+          <w:lang w:val="es-MX"/>
+        </w:rPr>
+        <w:t>) dentro de la carpeta /</w:t>
+      </w:r>
+      <w:proofErr w:type="spellStart"/>
+      <w:r>
+        <w:rPr>
+          <w:lang w:val="es-MX"/>
+        </w:rPr>
+        <w:t>mobile</w:t>
+      </w:r>
+      <w:proofErr w:type="spellEnd"/>
+      <w:r>
+        <w:rPr>
+          <w:lang w:val="es-MX"/>
+        </w:rPr>
+        <w:t>-app para guardar los datos localmente.</w:t>
+      </w:r>
+    </w:p>
+    <w:p>
+      <w:pPr>
+        <w:numPr>
+          <w:ilvl w:val="0"/>
+          <w:numId w:val="7"/>
+        </w:numPr>
+        <w:rPr>
+          <w:lang w:val="es-MX"/>
+        </w:rPr>
+      </w:pPr>
+      <w:proofErr w:type="spellStart"/>
+      <w:r>
+        <w:rPr>
+          <w:b/>
+          <w:bCs/>
+          <w:lang w:val="es-MX"/>
+        </w:rPr>
+        <w:t>Sync</w:t>
+      </w:r>
+      <w:proofErr w:type="spellEnd"/>
+      <w:r>
+        <w:rPr>
+          <w:b/>
+          <w:bCs/>
+          <w:lang w:val="es-MX"/>
+        </w:rPr>
+        <w:t xml:space="preserve"> </w:t>
+      </w:r>
+      <w:proofErr w:type="spellStart"/>
+      <w:r>
+        <w:rPr>
+          <w:b/>
+          <w:bCs/>
+          <w:lang w:val="es-MX"/>
+        </w:rPr>
+        <w:t>Engine</w:t>
+      </w:r>
+      <w:proofErr w:type="spellEnd"/>
+      <w:r>
+        <w:rPr>
+          <w:b/>
+          <w:bCs/>
+          <w:lang w:val="es-MX"/>
+        </w:rPr>
+        <w:t xml:space="preserve"> (Motor de Sincronización):</w:t>
+      </w:r>
+      <w:r>
+        <w:rPr>
+          <w:lang w:val="es-MX"/>
+        </w:rPr>
+        <w:t xml:space="preserve"> Implementa la lógica que compare los datos locales con los del servidor.</w:t>
+      </w:r>
+    </w:p>
+    <w:p>
+      <w:pPr>
+        <w:numPr>
+          <w:ilvl w:val="0"/>
+          <w:numId w:val="7"/>
+        </w:numPr>
+        <w:rPr>
+          <w:lang w:val="es-MX"/>
+        </w:rPr>
+      </w:pPr>
+      <w:r>
+        <w:rPr>
+          <w:b/>
+          <w:bCs/>
+          <w:lang w:val="es-MX"/>
+        </w:rPr>
+        <w:t>Resolución de Conflictos:</w:t>
+      </w:r>
+      <w:r>
+        <w:rPr>
+          <w:lang w:val="es-MX"/>
+        </w:rPr>
+        <w:t xml:space="preserve"> Debes aplicar una estrategia como </w:t>
+      </w:r>
+      <w:r>
+        <w:rPr>
+          <w:b/>
+          <w:bCs/>
+          <w:lang w:val="es-MX"/>
+        </w:rPr>
+        <w:t>"</w:t>
+      </w:r>
+      <w:proofErr w:type="spellStart"/>
+      <w:r>
+        <w:rPr>
+          <w:b/>
+          <w:bCs/>
+          <w:lang w:val="es-MX"/>
+        </w:rPr>
+        <w:t>Last</w:t>
+      </w:r>
+      <w:proofErr w:type="spellEnd"/>
+      <w:r>
+        <w:rPr>
+          <w:b/>
+          <w:bCs/>
+          <w:lang w:val="es-MX"/>
+        </w:rPr>
+        <w:t xml:space="preserve"> </w:t>
+      </w:r>
+      <w:proofErr w:type="spellStart"/>
+      <w:r>
+        <w:rPr>
+          <w:b/>
+          <w:bCs/>
+          <w:lang w:val="es-MX"/>
+        </w:rPr>
+        <w:t>Write</w:t>
+      </w:r>
+      <w:proofErr w:type="spellEnd"/>
+      <w:r>
+        <w:rPr>
+          <w:b/>
+          <w:bCs/>
+          <w:lang w:val="es-MX"/>
+        </w:rPr>
+        <w:t xml:space="preserve"> </w:t>
+      </w:r>
+      <w:proofErr w:type="spellStart"/>
+      <w:r>
+        <w:rPr>
+          <w:b/>
+          <w:bCs/>
+          <w:lang w:val="es-MX"/>
+        </w:rPr>
+        <w:t>Wins</w:t>
+      </w:r>
+      <w:proofErr w:type="spellEnd"/>
+      <w:r>
+        <w:rPr>
+          <w:b/>
+          <w:bCs/>
+          <w:lang w:val="es-MX"/>
+        </w:rPr>
+        <w:t>"</w:t>
+      </w:r>
+      <w:r>
+        <w:rPr>
+          <w:lang w:val="es-MX"/>
+        </w:rPr>
+        <w:t xml:space="preserve"> (el último que escribe gana) para decidir qué dato es válido tras una reconexión.</w:t>
+      </w:r>
+    </w:p>
+    <w:p>
+      <w:r>
+        <w:pict>
+          <v:rect id="_x0000_i1026" style="width:0;height:1.5pt" o:hralign="center" o:hrstd="t" o:hr="t" fillcolor="#a0a0a0" stroked="f"/>
+        </w:pict>
+      </w:r>
+    </w:p>
+    <w:p>
+      <w:pPr>
+        <w:rPr>
+          <w:b/>
+          <w:bCs/>
+          <w:lang w:val="es-MX"/>
+        </w:rPr>
+      </w:pPr>
+      <w:r>
+        <w:rPr>
+          <w:b/>
+          <w:bCs/>
+          <w:lang w:val="es-MX"/>
+        </w:rPr>
+        <w:t>Fase 4: Documentación y Auditoría Continua</w:t>
+      </w:r>
+    </w:p>
+    <w:p>
+      <w:pPr>
+        <w:rPr>
+          <w:lang w:val="es-MX"/>
+        </w:rPr>
+      </w:pPr>
+      <w:r>
+        <w:rPr>
+          <w:lang w:val="es-MX"/>
+        </w:rPr>
+        <w:t>Para evitar problemas en la defensa, cada decisión técnica debe estar respaldada por evidencia.</w:t>
+      </w:r>
+    </w:p>
+    <w:p>
+      <w:pPr>
+        <w:numPr>
+          <w:ilvl w:val="0"/>
+          <w:numId w:val="8"/>
+        </w:numPr>
+        <w:rPr>
+          <w:lang w:val="es-MX"/>
+        </w:rPr>
+      </w:pPr>
+      <w:r>
+        <w:rPr>
+          <w:b/>
+          <w:bCs/>
+          <w:lang w:val="es-MX"/>
+        </w:rPr>
+        <w:t>Diagramas Obligatorios:</w:t>
+      </w:r>
+      <w:r>
+        <w:rPr>
+          <w:lang w:val="es-MX"/>
+        </w:rPr>
+        <w:t xml:space="preserve"> Necesitas crear los diagramas de Casos de Uso, Despliegue, Componentes y el Diagrama Entidad-Relación (DER).</w:t>
+      </w:r>
+    </w:p>
+    <w:p>
+      <w:pPr>
+        <w:numPr>
+          <w:ilvl w:val="0"/>
+          <w:numId w:val="8"/>
+        </w:numPr>
+      </w:pPr>
+      <w:r>
+        <w:rPr>
+          <w:b/>
+          <w:bCs/>
+          <w:lang w:val="es-MX"/>
+        </w:rPr>
+        <w:t>Bitácora de Auditoría:</w:t>
+      </w:r>
+      <w:r>
+        <w:rPr>
+          <w:lang w:val="es-MX"/>
+        </w:rPr>
+        <w:t xml:space="preserve"> Crea un archivo llamado AUDITORIA.md en la raíz. </w:t>
+      </w:r>
+      <w:proofErr w:type="spellStart"/>
+      <w:r>
+        <w:t>Cada</w:t>
+      </w:r>
+      <w:proofErr w:type="spellEnd"/>
+      <w:r>
+        <w:t xml:space="preserve"> </w:t>
+      </w:r>
+      <w:proofErr w:type="spellStart"/>
+      <w:r>
+        <w:t>día</w:t>
+      </w:r>
+      <w:proofErr w:type="spellEnd"/>
+      <w:r>
+        <w:t xml:space="preserve">, </w:t>
+      </w:r>
+      <w:proofErr w:type="spellStart"/>
+      <w:r>
+        <w:t>anota</w:t>
+      </w:r>
+      <w:proofErr w:type="spellEnd"/>
+      <w:r>
+        <w:t>:</w:t>
+      </w:r>
+    </w:p>
+    <w:p>
+      <w:pPr>
+        <w:numPr>
+          <w:ilvl w:val="1"/>
+          <w:numId w:val="8"/>
+        </w:numPr>
+      </w:pPr>
+      <w:proofErr w:type="spellStart"/>
+      <w:r>
+        <w:t>Qué</w:t>
+      </w:r>
+      <w:proofErr w:type="spellEnd"/>
+      <w:r>
+        <w:t xml:space="preserve"> </w:t>
+      </w:r>
+      <w:proofErr w:type="spellStart"/>
+      <w:r>
+        <w:t>componente</w:t>
+      </w:r>
+      <w:proofErr w:type="spellEnd"/>
+      <w:r>
+        <w:t xml:space="preserve"> </w:t>
+      </w:r>
+      <w:proofErr w:type="spellStart"/>
+      <w:r>
+        <w:t>desarrollaste</w:t>
+      </w:r>
+      <w:proofErr w:type="spellEnd"/>
+      <w:r>
+        <w:t>.</w:t>
+      </w:r>
+    </w:p>
+    <w:p>
+      <w:pPr>
+        <w:numPr>
+          <w:ilvl w:val="1"/>
+          <w:numId w:val="8"/>
+        </w:numPr>
+      </w:pPr>
+      <w:proofErr w:type="spellStart"/>
+      <w:r>
+        <w:t>Qué</w:t>
+      </w:r>
+      <w:proofErr w:type="spellEnd"/>
+      <w:r>
+        <w:t xml:space="preserve"> </w:t>
+      </w:r>
+      <w:proofErr w:type="spellStart"/>
+      <w:r>
+        <w:t>problema</w:t>
+      </w:r>
+      <w:proofErr w:type="spellEnd"/>
+      <w:r>
+        <w:t xml:space="preserve"> </w:t>
+      </w:r>
+      <w:proofErr w:type="spellStart"/>
+      <w:r>
+        <w:t>técnico</w:t>
+      </w:r>
+      <w:proofErr w:type="spellEnd"/>
+      <w:r>
+        <w:t xml:space="preserve"> </w:t>
+      </w:r>
+      <w:proofErr w:type="spellStart"/>
+      <w:r>
+        <w:t>resolviste</w:t>
+      </w:r>
+      <w:proofErr w:type="spellEnd"/>
+      <w:r>
+        <w:t>.</w:t>
+      </w:r>
+    </w:p>
+    <w:p>
+      <w:pPr>
+        <w:numPr>
+          <w:ilvl w:val="1"/>
+          <w:numId w:val="8"/>
+        </w:numPr>
+        <w:rPr>
+          <w:lang w:val="es-MX"/>
+        </w:rPr>
+      </w:pPr>
+      <w:r>
+        <w:rPr>
+          <w:lang w:val="es-MX"/>
+        </w:rPr>
+        <w:t xml:space="preserve">Cómo aplicaste los estándares de seguridad (como evitar el </w:t>
+      </w:r>
+      <w:proofErr w:type="spellStart"/>
+      <w:r>
+        <w:rPr>
+          <w:i/>
+          <w:iCs/>
+          <w:lang w:val="es-MX"/>
+        </w:rPr>
+        <w:t>hardcoding</w:t>
+      </w:r>
+      <w:proofErr w:type="spellEnd"/>
+      <w:r>
+        <w:rPr>
+          <w:lang w:val="es-MX"/>
+        </w:rPr>
+        <w:t xml:space="preserve"> de secretos).</w:t>
+      </w:r>
+    </w:p>
+    <w:p>
+      <w:pPr>
+        <w:numPr>
+          <w:ilvl w:val="0"/>
+          <w:numId w:val="8"/>
+        </w:numPr>
+        <w:rPr>
+          <w:lang w:val="es-MX"/>
+        </w:rPr>
+      </w:pPr>
+      <w:r>
+        <w:rPr>
+          <w:b/>
+          <w:bCs/>
+          <w:lang w:val="es-MX"/>
+        </w:rPr>
+        <w:t>Pruebas de Carga:</w:t>
+      </w:r>
+      <w:r>
+        <w:rPr>
+          <w:lang w:val="es-MX"/>
+        </w:rPr>
+        <w:t xml:space="preserve"> Deberás usar herramientas como </w:t>
+      </w:r>
+      <w:proofErr w:type="spellStart"/>
+      <w:r>
+        <w:rPr>
+          <w:lang w:val="es-MX"/>
+        </w:rPr>
+        <w:t>JMeter</w:t>
+      </w:r>
+      <w:proofErr w:type="spellEnd"/>
+      <w:r>
+        <w:rPr>
+          <w:lang w:val="es-MX"/>
+        </w:rPr>
+        <w:t xml:space="preserve"> para demostrar que tu sistema soporta más de 500 peticiones concurrentes.</w:t>
+      </w:r>
+    </w:p>
+    <w:p>
+      <w:pPr>
+        <w:rPr>
+          <w:lang w:val="es-MX"/>
+        </w:rPr>
+      </w:pPr>
+    </w:p>
+    <w:p>
       <w:bookmarkStart w:id="0" w:name="_GoBack"/>
+      <w:r>
+        <w:t>docker exec -it &lt;athenea-postgres&gt; psql -U athenea -d authdb</w:t>
+      </w:r>
       <w:bookmarkEnd w:id="0"/>
     </w:p>
     <w:sectPr>
@@ -1237,6 +3209,236 @@
     </w:lvl>
   </w:abstractNum>
   <w:abstractNum w:abstractNumId="2" w15:restartNumberingAfterBreak="0">
+    <w:nsid w:val="3C485804"/>
+    <w:multiLevelType w:val="multilevel"/>
+    <w:tmpl w:val="D7D6E8CE"/>
+    <w:lvl w:ilvl="0">
+      <w:start w:val="1"/>
+      <w:numFmt w:val="decimal"/>
+      <w:lvlText w:val="%1."/>
+      <w:lvlJc w:val="left"/>
+      <w:pPr>
+        <w:tabs>
+          <w:tab w:val="num" w:pos="720"/>
+        </w:tabs>
+        <w:ind w:left="720" w:hanging="360"/>
+      </w:pPr>
+    </w:lvl>
+    <w:lvl w:ilvl="1" w:tentative="1">
+      <w:start w:val="1"/>
+      <w:numFmt w:val="decimal"/>
+      <w:lvlText w:val="%2."/>
+      <w:lvlJc w:val="left"/>
+      <w:pPr>
+        <w:tabs>
+          <w:tab w:val="num" w:pos="1440"/>
+        </w:tabs>
+        <w:ind w:left="1440" w:hanging="360"/>
+      </w:pPr>
+    </w:lvl>
+    <w:lvl w:ilvl="2" w:tentative="1">
+      <w:start w:val="1"/>
+      <w:numFmt w:val="decimal"/>
+      <w:lvlText w:val="%3."/>
+      <w:lvlJc w:val="left"/>
+      <w:pPr>
+        <w:tabs>
+          <w:tab w:val="num" w:pos="2160"/>
+        </w:tabs>
+        <w:ind w:left="2160" w:hanging="360"/>
+      </w:pPr>
+    </w:lvl>
+    <w:lvl w:ilvl="3" w:tentative="1">
+      <w:start w:val="1"/>
+      <w:numFmt w:val="decimal"/>
+      <w:lvlText w:val="%4."/>
+      <w:lvlJc w:val="left"/>
+      <w:pPr>
+        <w:tabs>
+          <w:tab w:val="num" w:pos="2880"/>
+        </w:tabs>
+        <w:ind w:left="2880" w:hanging="360"/>
+      </w:pPr>
+    </w:lvl>
+    <w:lvl w:ilvl="4" w:tentative="1">
+      <w:start w:val="1"/>
+      <w:numFmt w:val="decimal"/>
+      <w:lvlText w:val="%5."/>
+      <w:lvlJc w:val="left"/>
+      <w:pPr>
+        <w:tabs>
+          <w:tab w:val="num" w:pos="3600"/>
+        </w:tabs>
+        <w:ind w:left="3600" w:hanging="360"/>
+      </w:pPr>
+    </w:lvl>
+    <w:lvl w:ilvl="5" w:tentative="1">
+      <w:start w:val="1"/>
+      <w:numFmt w:val="decimal"/>
+      <w:lvlText w:val="%6."/>
+      <w:lvlJc w:val="left"/>
+      <w:pPr>
+        <w:tabs>
+          <w:tab w:val="num" w:pos="4320"/>
+        </w:tabs>
+        <w:ind w:left="4320" w:hanging="360"/>
+      </w:pPr>
+    </w:lvl>
+    <w:lvl w:ilvl="6" w:tentative="1">
+      <w:start w:val="1"/>
+      <w:numFmt w:val="decimal"/>
+      <w:lvlText w:val="%7."/>
+      <w:lvlJc w:val="left"/>
+      <w:pPr>
+        <w:tabs>
+          <w:tab w:val="num" w:pos="5040"/>
+        </w:tabs>
+        <w:ind w:left="5040" w:hanging="360"/>
+      </w:pPr>
+    </w:lvl>
+    <w:lvl w:ilvl="7" w:tentative="1">
+      <w:start w:val="1"/>
+      <w:numFmt w:val="decimal"/>
+      <w:lvlText w:val="%8."/>
+      <w:lvlJc w:val="left"/>
+      <w:pPr>
+        <w:tabs>
+          <w:tab w:val="num" w:pos="5760"/>
+        </w:tabs>
+        <w:ind w:left="5760" w:hanging="360"/>
+      </w:pPr>
+    </w:lvl>
+    <w:lvl w:ilvl="8" w:tentative="1">
+      <w:start w:val="1"/>
+      <w:numFmt w:val="decimal"/>
+      <w:lvlText w:val="%9."/>
+      <w:lvlJc w:val="left"/>
+      <w:pPr>
+        <w:tabs>
+          <w:tab w:val="num" w:pos="6480"/>
+        </w:tabs>
+        <w:ind w:left="6480" w:hanging="360"/>
+      </w:pPr>
+    </w:lvl>
+  </w:abstractNum>
+  <w:abstractNum w:abstractNumId="3" w15:restartNumberingAfterBreak="0">
+    <w:nsid w:val="45911797"/>
+    <w:multiLevelType w:val="multilevel"/>
+    <w:tmpl w:val="4358DBFC"/>
+    <w:lvl w:ilvl="0">
+      <w:start w:val="1"/>
+      <w:numFmt w:val="decimal"/>
+      <w:lvlText w:val="%1."/>
+      <w:lvlJc w:val="left"/>
+      <w:pPr>
+        <w:tabs>
+          <w:tab w:val="num" w:pos="720"/>
+        </w:tabs>
+        <w:ind w:left="720" w:hanging="360"/>
+      </w:pPr>
+    </w:lvl>
+    <w:lvl w:ilvl="1">
+      <w:start w:val="1"/>
+      <w:numFmt w:val="bullet"/>
+      <w:lvlText w:val="o"/>
+      <w:lvlJc w:val="left"/>
+      <w:pPr>
+        <w:tabs>
+          <w:tab w:val="num" w:pos="1440"/>
+        </w:tabs>
+        <w:ind w:left="1440" w:hanging="360"/>
+      </w:pPr>
+      <w:rPr>
+        <w:rFonts w:ascii="Courier New" w:hAnsi="Courier New" w:hint="default"/>
+        <w:sz w:val="20"/>
+      </w:rPr>
+    </w:lvl>
+    <w:lvl w:ilvl="2" w:tentative="1">
+      <w:start w:val="1"/>
+      <w:numFmt w:val="decimal"/>
+      <w:lvlText w:val="%3."/>
+      <w:lvlJc w:val="left"/>
+      <w:pPr>
+        <w:tabs>
+          <w:tab w:val="num" w:pos="2160"/>
+        </w:tabs>
+        <w:ind w:left="2160" w:hanging="360"/>
+      </w:pPr>
+    </w:lvl>
+    <w:lvl w:ilvl="3" w:tentative="1">
+      <w:start w:val="1"/>
+      <w:numFmt w:val="decimal"/>
+      <w:lvlText w:val="%4."/>
+      <w:lvlJc w:val="left"/>
+      <w:pPr>
+        <w:tabs>
+          <w:tab w:val="num" w:pos="2880"/>
+        </w:tabs>
+        <w:ind w:left="2880" w:hanging="360"/>
+      </w:pPr>
+    </w:lvl>
+    <w:lvl w:ilvl="4" w:tentative="1">
+      <w:start w:val="1"/>
+      <w:numFmt w:val="decimal"/>
+      <w:lvlText w:val="%5."/>
+      <w:lvlJc w:val="left"/>
+      <w:pPr>
+        <w:tabs>
+          <w:tab w:val="num" w:pos="3600"/>
+        </w:tabs>
+        <w:ind w:left="3600" w:hanging="360"/>
+      </w:pPr>
+    </w:lvl>
+    <w:lvl w:ilvl="5" w:tentative="1">
+      <w:start w:val="1"/>
+      <w:numFmt w:val="decimal"/>
+      <w:lvlText w:val="%6."/>
+      <w:lvlJc w:val="left"/>
+      <w:pPr>
+        <w:tabs>
+          <w:tab w:val="num" w:pos="4320"/>
+        </w:tabs>
+        <w:ind w:left="4320" w:hanging="360"/>
+      </w:pPr>
+    </w:lvl>
+    <w:lvl w:ilvl="6" w:tentative="1">
+      <w:start w:val="1"/>
+      <w:numFmt w:val="decimal"/>
+      <w:lvlText w:val="%7."/>
+      <w:lvlJc w:val="left"/>
+      <w:pPr>
+        <w:tabs>
+          <w:tab w:val="num" w:pos="5040"/>
+        </w:tabs>
+        <w:ind w:left="5040" w:hanging="360"/>
+      </w:pPr>
+    </w:lvl>
+    <w:lvl w:ilvl="7" w:tentative="1">
+      <w:start w:val="1"/>
+      <w:numFmt w:val="decimal"/>
+      <w:lvlText w:val="%8."/>
+      <w:lvlJc w:val="left"/>
+      <w:pPr>
+        <w:tabs>
+          <w:tab w:val="num" w:pos="5760"/>
+        </w:tabs>
+        <w:ind w:left="5760" w:hanging="360"/>
+      </w:pPr>
+    </w:lvl>
+    <w:lvl w:ilvl="8" w:tentative="1">
+      <w:start w:val="1"/>
+      <w:numFmt w:val="decimal"/>
+      <w:lvlText w:val="%9."/>
+      <w:lvlJc w:val="left"/>
+      <w:pPr>
+        <w:tabs>
+          <w:tab w:val="num" w:pos="6480"/>
+        </w:tabs>
+        <w:ind w:left="6480" w:hanging="360"/>
+      </w:pPr>
+    </w:lvl>
+  </w:abstractNum>
+  <w:abstractNum w:abstractNumId="4" w15:restartNumberingAfterBreak="0">
     <w:nsid w:val="509709D3"/>
     <w:multiLevelType w:val="multilevel"/>
     <w:tmpl w:val="4DBEDC32"/>
@@ -1385,7 +3587,156 @@
       </w:rPr>
     </w:lvl>
   </w:abstractNum>
-  <w:abstractNum w:abstractNumId="3" w15:restartNumberingAfterBreak="0">
+  <w:abstractNum w:abstractNumId="5" w15:restartNumberingAfterBreak="0">
+    <w:nsid w:val="5B342CE5"/>
+    <w:multiLevelType w:val="multilevel"/>
+    <w:tmpl w:val="1D00D11A"/>
+    <w:lvl w:ilvl="0">
+      <w:start w:val="1"/>
+      <w:numFmt w:val="bullet"/>
+      <w:lvlText w:val=""/>
+      <w:lvlJc w:val="left"/>
+      <w:pPr>
+        <w:tabs>
+          <w:tab w:val="num" w:pos="720"/>
+        </w:tabs>
+        <w:ind w:left="720" w:hanging="360"/>
+      </w:pPr>
+      <w:rPr>
+        <w:rFonts w:ascii="Symbol" w:hAnsi="Symbol" w:hint="default"/>
+        <w:sz w:val="20"/>
+      </w:rPr>
+    </w:lvl>
+    <w:lvl w:ilvl="1">
+      <w:start w:val="1"/>
+      <w:numFmt w:val="bullet"/>
+      <w:lvlText w:val="o"/>
+      <w:lvlJc w:val="left"/>
+      <w:pPr>
+        <w:tabs>
+          <w:tab w:val="num" w:pos="1440"/>
+        </w:tabs>
+        <w:ind w:left="1440" w:hanging="360"/>
+      </w:pPr>
+      <w:rPr>
+        <w:rFonts w:ascii="Courier New" w:hAnsi="Courier New" w:hint="default"/>
+        <w:sz w:val="20"/>
+      </w:rPr>
+    </w:lvl>
+    <w:lvl w:ilvl="2" w:tentative="1">
+      <w:start w:val="1"/>
+      <w:numFmt w:val="bullet"/>
+      <w:lvlText w:val=""/>
+      <w:lvlJc w:val="left"/>
+      <w:pPr>
+        <w:tabs>
+          <w:tab w:val="num" w:pos="2160"/>
+        </w:tabs>
+        <w:ind w:left="2160" w:hanging="360"/>
+      </w:pPr>
+      <w:rPr>
+        <w:rFonts w:ascii="Wingdings" w:hAnsi="Wingdings" w:hint="default"/>
+        <w:sz w:val="20"/>
+      </w:rPr>
+    </w:lvl>
+    <w:lvl w:ilvl="3" w:tentative="1">
+      <w:start w:val="1"/>
+      <w:numFmt w:val="bullet"/>
+      <w:lvlText w:val=""/>
+      <w:lvlJc w:val="left"/>
+      <w:pPr>
+        <w:tabs>
+          <w:tab w:val="num" w:pos="2880"/>
+        </w:tabs>
+        <w:ind w:left="2880" w:hanging="360"/>
+      </w:pPr>
+      <w:rPr>
+        <w:rFonts w:ascii="Wingdings" w:hAnsi="Wingdings" w:hint="default"/>
+        <w:sz w:val="20"/>
+      </w:rPr>
+    </w:lvl>
+    <w:lvl w:ilvl="4" w:tentative="1">
+      <w:start w:val="1"/>
+      <w:numFmt w:val="bullet"/>
+      <w:lvlText w:val=""/>
+      <w:lvlJc w:val="left"/>
+      <w:pPr>
+        <w:tabs>
+          <w:tab w:val="num" w:pos="3600"/>
+        </w:tabs>
+        <w:ind w:left="3600" w:hanging="360"/>
+      </w:pPr>
+      <w:rPr>
+        <w:rFonts w:ascii="Wingdings" w:hAnsi="Wingdings" w:hint="default"/>
+        <w:sz w:val="20"/>
+      </w:rPr>
+    </w:lvl>
+    <w:lvl w:ilvl="5" w:tentative="1">
+      <w:start w:val="1"/>
+      <w:numFmt w:val="bullet"/>
+      <w:lvlText w:val=""/>
+      <w:lvlJc w:val="left"/>
+      <w:pPr>
+        <w:tabs>
+          <w:tab w:val="num" w:pos="4320"/>
+        </w:tabs>
+        <w:ind w:left="4320" w:hanging="360"/>
+      </w:pPr>
+      <w:rPr>
+        <w:rFonts w:ascii="Wingdings" w:hAnsi="Wingdings" w:hint="default"/>
+        <w:sz w:val="20"/>
+      </w:rPr>
+    </w:lvl>
+    <w:lvl w:ilvl="6" w:tentative="1">
+      <w:start w:val="1"/>
+      <w:numFmt w:val="bullet"/>
+      <w:lvlText w:val=""/>
+      <w:lvlJc w:val="left"/>
+      <w:pPr>
+        <w:tabs>
+          <w:tab w:val="num" w:pos="5040"/>
+        </w:tabs>
+        <w:ind w:left="5040" w:hanging="360"/>
+      </w:pPr>
+      <w:rPr>
+        <w:rFonts w:ascii="Wingdings" w:hAnsi="Wingdings" w:hint="default"/>
+        <w:sz w:val="20"/>
+      </w:rPr>
+    </w:lvl>
+    <w:lvl w:ilvl="7" w:tentative="1">
+      <w:start w:val="1"/>
+      <w:numFmt w:val="bullet"/>
+      <w:lvlText w:val=""/>
+      <w:lvlJc w:val="left"/>
+      <w:pPr>
+        <w:tabs>
+          <w:tab w:val="num" w:pos="5760"/>
+        </w:tabs>
+        <w:ind w:left="5760" w:hanging="360"/>
+      </w:pPr>
+      <w:rPr>
+        <w:rFonts w:ascii="Wingdings" w:hAnsi="Wingdings" w:hint="default"/>
+        <w:sz w:val="20"/>
+      </w:rPr>
+    </w:lvl>
+    <w:lvl w:ilvl="8" w:tentative="1">
+      <w:start w:val="1"/>
+      <w:numFmt w:val="bullet"/>
+      <w:lvlText w:val=""/>
+      <w:lvlJc w:val="left"/>
+      <w:pPr>
+        <w:tabs>
+          <w:tab w:val="num" w:pos="6480"/>
+        </w:tabs>
+        <w:ind w:left="6480" w:hanging="360"/>
+      </w:pPr>
+      <w:rPr>
+        <w:rFonts w:ascii="Wingdings" w:hAnsi="Wingdings" w:hint="default"/>
+        <w:sz w:val="20"/>
+      </w:rPr>
+    </w:lvl>
+  </w:abstractNum>
+  <w:abstractNum w:abstractNumId="6" w15:restartNumberingAfterBreak="0">
     <w:nsid w:val="74CC1942"/>
     <w:multiLevelType w:val="multilevel"/>
     <w:tmpl w:val="648CD606"/>
@@ -1534,17 +3885,178 @@
       </w:rPr>
     </w:lvl>
   </w:abstractNum>
+  <w:abstractNum w:abstractNumId="7" w15:restartNumberingAfterBreak="0">
+    <w:nsid w:val="7BE97B98"/>
+    <w:multiLevelType w:val="multilevel"/>
+    <w:tmpl w:val="9FFC078A"/>
+    <w:lvl w:ilvl="0">
+      <w:start w:val="1"/>
+      <w:numFmt w:val="bullet"/>
+      <w:lvlText w:val=""/>
+      <w:lvlJc w:val="left"/>
+      <w:pPr>
+        <w:tabs>
+          <w:tab w:val="num" w:pos="720"/>
+        </w:tabs>
+        <w:ind w:left="720" w:hanging="360"/>
+      </w:pPr>
+      <w:rPr>
+        <w:rFonts w:ascii="Symbol" w:hAnsi="Symbol" w:hint="default"/>
+        <w:sz w:val="20"/>
+      </w:rPr>
+    </w:lvl>
+    <w:lvl w:ilvl="1" w:tentative="1">
+      <w:start w:val="1"/>
+      <w:numFmt w:val="bullet"/>
+      <w:lvlText w:val="o"/>
+      <w:lvlJc w:val="left"/>
+      <w:pPr>
+        <w:tabs>
+          <w:tab w:val="num" w:pos="1440"/>
+        </w:tabs>
+        <w:ind w:left="1440" w:hanging="360"/>
+      </w:pPr>
+      <w:rPr>
+        <w:rFonts w:ascii="Courier New" w:hAnsi="Courier New" w:hint="default"/>
+        <w:sz w:val="20"/>
+      </w:rPr>
+    </w:lvl>
+    <w:lvl w:ilvl="2" w:tentative="1">
+      <w:start w:val="1"/>
+      <w:numFmt w:val="bullet"/>
+      <w:lvlText w:val=""/>
+      <w:lvlJc w:val="left"/>
+      <w:pPr>
+        <w:tabs>
+          <w:tab w:val="num" w:pos="2160"/>
+        </w:tabs>
+        <w:ind w:left="2160" w:hanging="360"/>
+      </w:pPr>
+      <w:rPr>
+        <w:rFonts w:ascii="Wingdings" w:hAnsi="Wingdings" w:hint="default"/>
+        <w:sz w:val="20"/>
+      </w:rPr>
+    </w:lvl>
+    <w:lvl w:ilvl="3" w:tentative="1">
+      <w:start w:val="1"/>
+      <w:numFmt w:val="bullet"/>
+      <w:lvlText w:val=""/>
+      <w:lvlJc w:val="left"/>
+      <w:pPr>
+        <w:tabs>
+          <w:tab w:val="num" w:pos="2880"/>
+        </w:tabs>
+        <w:ind w:left="2880" w:hanging="360"/>
+      </w:pPr>
+      <w:rPr>
+        <w:rFonts w:ascii="Wingdings" w:hAnsi="Wingdings" w:hint="default"/>
+        <w:sz w:val="20"/>
+      </w:rPr>
+    </w:lvl>
+    <w:lvl w:ilvl="4" w:tentative="1">
+      <w:start w:val="1"/>
+      <w:numFmt w:val="bullet"/>
+      <w:lvlText w:val=""/>
+      <w:lvlJc w:val="left"/>
+      <w:pPr>
+        <w:tabs>
+          <w:tab w:val="num" w:pos="3600"/>
+        </w:tabs>
+        <w:ind w:left="3600" w:hanging="360"/>
+      </w:pPr>
+      <w:rPr>
+        <w:rFonts w:ascii="Wingdings" w:hAnsi="Wingdings" w:hint="default"/>
+        <w:sz w:val="20"/>
+      </w:rPr>
+    </w:lvl>
+    <w:lvl w:ilvl="5" w:tentative="1">
+      <w:start w:val="1"/>
+      <w:numFmt w:val="bullet"/>
+      <w:lvlText w:val=""/>
+      <w:lvlJc w:val="left"/>
+      <w:pPr>
+        <w:tabs>
+          <w:tab w:val="num" w:pos="4320"/>
+        </w:tabs>
+        <w:ind w:left="4320" w:hanging="360"/>
+      </w:pPr>
+      <w:rPr>
+        <w:rFonts w:ascii="Wingdings" w:hAnsi="Wingdings" w:hint="default"/>
+        <w:sz w:val="20"/>
+      </w:rPr>
+    </w:lvl>
+    <w:lvl w:ilvl="6" w:tentative="1">
+      <w:start w:val="1"/>
+      <w:numFmt w:val="bullet"/>
+      <w:lvlText w:val=""/>
+      <w:lvlJc w:val="left"/>
+      <w:pPr>
+        <w:tabs>
+          <w:tab w:val="num" w:pos="5040"/>
+        </w:tabs>
+        <w:ind w:left="5040" w:hanging="360"/>
+      </w:pPr>
+      <w:rPr>
+        <w:rFonts w:ascii="Wingdings" w:hAnsi="Wingdings" w:hint="default"/>
+        <w:sz w:val="20"/>
+      </w:rPr>
+    </w:lvl>
+    <w:lvl w:ilvl="7" w:tentative="1">
+      <w:start w:val="1"/>
+      <w:numFmt w:val="bullet"/>
+      <w:lvlText w:val=""/>
+      <w:lvlJc w:val="left"/>
+      <w:pPr>
+        <w:tabs>
+          <w:tab w:val="num" w:pos="5760"/>
+        </w:tabs>
+        <w:ind w:left="5760" w:hanging="360"/>
+      </w:pPr>
+      <w:rPr>
+        <w:rFonts w:ascii="Wingdings" w:hAnsi="Wingdings" w:hint="default"/>
+        <w:sz w:val="20"/>
+      </w:rPr>
+    </w:lvl>
+    <w:lvl w:ilvl="8" w:tentative="1">
+      <w:start w:val="1"/>
+      <w:numFmt w:val="bullet"/>
+      <w:lvlText w:val=""/>
+      <w:lvlJc w:val="left"/>
+      <w:pPr>
+        <w:tabs>
+          <w:tab w:val="num" w:pos="6480"/>
+        </w:tabs>
+        <w:ind w:left="6480" w:hanging="360"/>
+      </w:pPr>
+      <w:rPr>
+        <w:rFonts w:ascii="Wingdings" w:hAnsi="Wingdings" w:hint="default"/>
+        <w:sz w:val="20"/>
+      </w:rPr>
+    </w:lvl>
+  </w:abstractNum>
   <w:num w:numId="1">
-    <w:abstractNumId w:val="2"/>
+    <w:abstractNumId w:val="4"/>
   </w:num>
   <w:num w:numId="2">
     <w:abstractNumId w:val="0"/>
   </w:num>
   <w:num w:numId="3">
-    <w:abstractNumId w:val="3"/>
+    <w:abstractNumId w:val="6"/>
   </w:num>
   <w:num w:numId="4">
     <w:abstractNumId w:val="1"/>
+  </w:num>
+  <w:num w:numId="5">
+    <w:abstractNumId w:val="3"/>
+  </w:num>
+  <w:num w:numId="6">
+    <w:abstractNumId w:val="7"/>
+  </w:num>
+  <w:num w:numId="7">
+    <w:abstractNumId w:val="2"/>
+  </w:num>
+  <w:num w:numId="8">
+    <w:abstractNumId w:val="5"/>
   </w:num>
 </w:numbering>
 </file>
@@ -2029,6 +4541,43 @@
     <w:basedOn w:val="Fuentedeprrafopredeter"/>
     <w:rsid w:val="00D61706"/>
   </w:style>
+  <w:style w:type="paragraph" w:customStyle="1" w:styleId="font-claude-response-body">
+    <w:name w:val="font-claude-response-body"/>
+    <w:basedOn w:val="Normal"/>
+    <w:rsid w:val="003A0448"/>
+    <w:pPr>
+      <w:spacing w:before="100" w:beforeAutospacing="1" w:after="100" w:afterAutospacing="1" w:line="240" w:lineRule="auto"/>
+    </w:pPr>
+    <w:rPr>
+      <w:rFonts w:ascii="Times New Roman" w:eastAsia="Times New Roman" w:hAnsi="Times New Roman" w:cs="Times New Roman"/>
+      <w:sz w:val="24"/>
+      <w:szCs w:val="24"/>
+    </w:rPr>
+  </w:style>
+  <w:style w:type="character" w:styleId="CdigoHTML">
+    <w:name w:val="HTML Code"/>
+    <w:basedOn w:val="Fuentedeprrafopredeter"/>
+    <w:uiPriority w:val="99"/>
+    <w:semiHidden/>
+    <w:unhideWhenUsed/>
+    <w:rsid w:val="003A0448"/>
+    <w:rPr>
+      <w:rFonts w:ascii="Courier New" w:eastAsia="Times New Roman" w:hAnsi="Courier New" w:cs="Courier New"/>
+      <w:sz w:val="20"/>
+      <w:szCs w:val="20"/>
+    </w:rPr>
+  </w:style>
+  <w:style w:type="character" w:styleId="Textoennegrita">
+    <w:name w:val="Strong"/>
+    <w:basedOn w:val="Fuentedeprrafopredeter"/>
+    <w:uiPriority w:val="22"/>
+    <w:qFormat/>
+    <w:rsid w:val="003A0448"/>
+    <w:rPr>
+      <w:b/>
+      <w:bCs/>
+    </w:rPr>
+  </w:style>
 </w:styles>
 </file>
 

--- a/Explicacion_Microservicios.docx
+++ b/Explicacion_Microservicios.docx
@@ -1754,22 +1754,1107 @@
     </w:p>
     <w:p>
       <w:pPr>
-        <w:rPr>
-          <w:lang w:val="es-MX"/>
-        </w:rPr>
-      </w:pPr>
-    </w:p>
-    <w:p>
-      <w:pPr>
-        <w:rPr>
-          <w:lang w:val="es-MX"/>
-        </w:rPr>
-      </w:pPr>
-      <w:r>
-        <w:rPr>
-          <w:lang w:val="es-MX"/>
-        </w:rPr>
-        <w:t xml:space="preserve">Necesito hacer una APP que contenga una IA que funcione offline que sirva para recibir historias clínicas de un consultorio optometrista, cuando tenga conexión deberá sincronizar con una base de datos que ya tengo configurada en Mongo Atlas. Me vas a explicar paso por paso porque es para mi tesis y necesito saber TODO y auditar todo. Me ayudas a fabricar el código y me explicas línea por línea dándome maneras creativas de realizar para que yo pueda aprender y asimismo aprobar. Necesito también subir este proyecto cada progreso que haga al </w:t>
+        <w:pStyle w:val="font-claude-response-body"/>
+        <w:rPr>
+          <w:lang w:val="es-MX"/>
+        </w:rPr>
+      </w:pPr>
+    </w:p>
+    <w:p>
+      <w:pPr>
+        <w:pStyle w:val="font-claude-response-body"/>
+        <w:rPr>
+          <w:lang w:val="es-MX"/>
+        </w:rPr>
+      </w:pPr>
+      <w:r>
+        <w:rPr>
+          <w:lang w:val="es-MX"/>
+        </w:rPr>
+        <w:t>## Día 1 — [fecha]</w:t>
+      </w:r>
+    </w:p>
+    <w:p>
+      <w:pPr>
+        <w:pStyle w:val="font-claude-response-body"/>
+        <w:rPr>
+          <w:lang w:val="es-MX"/>
+        </w:rPr>
+      </w:pPr>
+      <w:r>
+        <w:rPr>
+          <w:lang w:val="es-MX"/>
+        </w:rPr>
+        <w:t>### Componente desarrollado</w:t>
+      </w:r>
+    </w:p>
+    <w:p>
+      <w:pPr>
+        <w:pStyle w:val="font-claude-response-body"/>
+        <w:rPr>
+          <w:lang w:val="es-MX"/>
+        </w:rPr>
+      </w:pPr>
+      <w:proofErr w:type="spellStart"/>
+      <w:r>
+        <w:rPr>
+          <w:lang w:val="es-MX"/>
+        </w:rPr>
+        <w:t>Docker</w:t>
+      </w:r>
+      <w:proofErr w:type="spellEnd"/>
+      <w:r>
+        <w:rPr>
+          <w:lang w:val="es-MX"/>
+        </w:rPr>
+        <w:t xml:space="preserve"> </w:t>
+      </w:r>
+      <w:proofErr w:type="spellStart"/>
+      <w:r>
+        <w:rPr>
+          <w:lang w:val="es-MX"/>
+        </w:rPr>
+        <w:t>Compose</w:t>
+      </w:r>
+      <w:proofErr w:type="spellEnd"/>
+      <w:r>
+        <w:rPr>
+          <w:lang w:val="es-MX"/>
+        </w:rPr>
+        <w:t xml:space="preserve"> completo con 7 contenedores: </w:t>
+      </w:r>
+      <w:proofErr w:type="spellStart"/>
+      <w:r>
+        <w:rPr>
+          <w:lang w:val="es-MX"/>
+        </w:rPr>
+        <w:t>PostgreSQL</w:t>
+      </w:r>
+      <w:proofErr w:type="spellEnd"/>
+      <w:r>
+        <w:rPr>
+          <w:lang w:val="es-MX"/>
+        </w:rPr>
+        <w:t xml:space="preserve">, </w:t>
+      </w:r>
+      <w:proofErr w:type="spellStart"/>
+      <w:r>
+        <w:rPr>
+          <w:lang w:val="es-MX"/>
+        </w:rPr>
+        <w:t>MongoDB</w:t>
+      </w:r>
+      <w:proofErr w:type="spellEnd"/>
+      <w:r>
+        <w:rPr>
+          <w:lang w:val="es-MX"/>
+        </w:rPr>
+        <w:t xml:space="preserve">, </w:t>
+      </w:r>
+      <w:proofErr w:type="spellStart"/>
+      <w:r>
+        <w:rPr>
+          <w:lang w:val="es-MX"/>
+        </w:rPr>
+        <w:t>Redis</w:t>
+      </w:r>
+      <w:proofErr w:type="spellEnd"/>
+      <w:r>
+        <w:rPr>
+          <w:lang w:val="es-MX"/>
+        </w:rPr>
+        <w:t>,</w:t>
+      </w:r>
+    </w:p>
+    <w:p>
+      <w:pPr>
+        <w:pStyle w:val="font-claude-response-body"/>
+      </w:pPr>
+      <w:proofErr w:type="spellStart"/>
+      <w:r>
+        <w:t>auth</w:t>
+      </w:r>
+      <w:proofErr w:type="spellEnd"/>
+      <w:r>
+        <w:t xml:space="preserve">-service, clinical-service, </w:t>
+      </w:r>
+      <w:proofErr w:type="spellStart"/>
+      <w:r>
+        <w:t>ia</w:t>
+      </w:r>
+      <w:proofErr w:type="spellEnd"/>
+      <w:r>
+        <w:t>-service y Nginx gateway.</w:t>
+      </w:r>
+    </w:p>
+    <w:p>
+      <w:pPr>
+        <w:pStyle w:val="font-claude-response-body"/>
+      </w:pPr>
+    </w:p>
+    <w:p>
+      <w:pPr>
+        <w:pStyle w:val="font-claude-response-body"/>
+        <w:rPr>
+          <w:lang w:val="es-MX"/>
+        </w:rPr>
+      </w:pPr>
+      <w:r>
+        <w:rPr>
+          <w:lang w:val="es-MX"/>
+        </w:rPr>
+        <w:t>### Problema técnico resuelto</w:t>
+      </w:r>
+    </w:p>
+    <w:p>
+      <w:pPr>
+        <w:pStyle w:val="font-claude-response-body"/>
+        <w:rPr>
+          <w:lang w:val="es-MX"/>
+        </w:rPr>
+      </w:pPr>
+      <w:proofErr w:type="spellStart"/>
+      <w:r>
+        <w:rPr>
+          <w:lang w:val="es-MX"/>
+        </w:rPr>
+        <w:t>Race</w:t>
+      </w:r>
+      <w:proofErr w:type="spellEnd"/>
+      <w:r>
+        <w:rPr>
+          <w:lang w:val="es-MX"/>
+        </w:rPr>
+        <w:t xml:space="preserve"> </w:t>
+      </w:r>
+      <w:proofErr w:type="spellStart"/>
+      <w:r>
+        <w:rPr>
+          <w:lang w:val="es-MX"/>
+        </w:rPr>
+        <w:t>condition</w:t>
+      </w:r>
+      <w:proofErr w:type="spellEnd"/>
+      <w:r>
+        <w:rPr>
+          <w:lang w:val="es-MX"/>
+        </w:rPr>
+        <w:t xml:space="preserve"> entre </w:t>
+      </w:r>
+      <w:proofErr w:type="spellStart"/>
+      <w:r>
+        <w:rPr>
+          <w:lang w:val="es-MX"/>
+        </w:rPr>
+        <w:t>auth-service</w:t>
+      </w:r>
+      <w:proofErr w:type="spellEnd"/>
+      <w:r>
+        <w:rPr>
+          <w:lang w:val="es-MX"/>
+        </w:rPr>
+        <w:t xml:space="preserve"> y </w:t>
+      </w:r>
+      <w:proofErr w:type="spellStart"/>
+      <w:r>
+        <w:rPr>
+          <w:lang w:val="es-MX"/>
+        </w:rPr>
+        <w:t>PostgreSQL</w:t>
+      </w:r>
+      <w:proofErr w:type="spellEnd"/>
+      <w:r>
+        <w:rPr>
+          <w:lang w:val="es-MX"/>
+        </w:rPr>
+        <w:t xml:space="preserve">: el servicio arrancaba </w:t>
+      </w:r>
+    </w:p>
+    <w:p>
+      <w:pPr>
+        <w:pStyle w:val="font-claude-response-body"/>
+        <w:rPr>
+          <w:lang w:val="es-MX"/>
+        </w:rPr>
+      </w:pPr>
+      <w:r>
+        <w:rPr>
+          <w:lang w:val="es-MX"/>
+        </w:rPr>
+        <w:t xml:space="preserve">antes que la base de datos. </w:t>
+      </w:r>
+      <w:proofErr w:type="spellStart"/>
+      <w:r>
+        <w:rPr>
+          <w:lang w:val="es-MX"/>
+        </w:rPr>
+        <w:t>Docker</w:t>
+      </w:r>
+      <w:proofErr w:type="spellEnd"/>
+      <w:r>
+        <w:rPr>
+          <w:lang w:val="es-MX"/>
+        </w:rPr>
+        <w:t xml:space="preserve"> resolvió reiniciando el contenedor </w:t>
+      </w:r>
+    </w:p>
+    <w:p>
+      <w:pPr>
+        <w:pStyle w:val="font-claude-response-body"/>
+        <w:rPr>
+          <w:lang w:val="es-MX"/>
+        </w:rPr>
+      </w:pPr>
+      <w:r>
+        <w:rPr>
+          <w:lang w:val="es-MX"/>
+        </w:rPr>
+        <w:t xml:space="preserve">automáticamente hasta que </w:t>
+      </w:r>
+      <w:proofErr w:type="spellStart"/>
+      <w:r>
+        <w:rPr>
+          <w:lang w:val="es-MX"/>
+        </w:rPr>
+        <w:t>PostgreSQL</w:t>
+      </w:r>
+      <w:proofErr w:type="spellEnd"/>
+      <w:r>
+        <w:rPr>
+          <w:lang w:val="es-MX"/>
+        </w:rPr>
+        <w:t xml:space="preserve"> estuvo disponible.</w:t>
+      </w:r>
+    </w:p>
+    <w:p>
+      <w:pPr>
+        <w:pStyle w:val="font-claude-response-body"/>
+        <w:rPr>
+          <w:lang w:val="es-MX"/>
+        </w:rPr>
+      </w:pPr>
+    </w:p>
+    <w:p>
+      <w:pPr>
+        <w:pStyle w:val="font-claude-response-body"/>
+        <w:rPr>
+          <w:lang w:val="es-MX"/>
+        </w:rPr>
+      </w:pPr>
+      <w:r>
+        <w:rPr>
+          <w:lang w:val="es-MX"/>
+        </w:rPr>
+        <w:t>### Estándar de seguridad aplicado</w:t>
+      </w:r>
+    </w:p>
+    <w:p>
+      <w:pPr>
+        <w:pStyle w:val="font-claude-response-body"/>
+        <w:rPr>
+          <w:lang w:val="es-MX"/>
+        </w:rPr>
+      </w:pPr>
+      <w:r>
+        <w:rPr>
+          <w:lang w:val="es-MX"/>
+        </w:rPr>
+        <w:t xml:space="preserve">Variables de entorno gestionadas </w:t>
+      </w:r>
+      <w:proofErr w:type="gramStart"/>
+      <w:r>
+        <w:rPr>
+          <w:lang w:val="es-MX"/>
+        </w:rPr>
+        <w:t>con .</w:t>
+      </w:r>
+      <w:proofErr w:type="spellStart"/>
+      <w:r>
+        <w:rPr>
+          <w:lang w:val="es-MX"/>
+        </w:rPr>
+        <w:t>env</w:t>
+      </w:r>
+      <w:proofErr w:type="spellEnd"/>
+      <w:proofErr w:type="gramEnd"/>
+      <w:r>
+        <w:rPr>
+          <w:lang w:val="es-MX"/>
+        </w:rPr>
+        <w:t xml:space="preserve"> excluido del repositorio.</w:t>
+      </w:r>
+    </w:p>
+    <w:p>
+      <w:pPr>
+        <w:pStyle w:val="font-claude-response-body"/>
+        <w:rPr>
+          <w:lang w:val="es-MX"/>
+        </w:rPr>
+      </w:pPr>
+      <w:r>
+        <w:rPr>
+          <w:lang w:val="es-MX"/>
+        </w:rPr>
+        <w:t xml:space="preserve">Ninguna contraseña </w:t>
+      </w:r>
+      <w:proofErr w:type="spellStart"/>
+      <w:r>
+        <w:rPr>
+          <w:lang w:val="es-MX"/>
+        </w:rPr>
+        <w:t>hardcodeada</w:t>
+      </w:r>
+      <w:proofErr w:type="spellEnd"/>
+      <w:r>
+        <w:rPr>
+          <w:lang w:val="es-MX"/>
+        </w:rPr>
+        <w:t xml:space="preserve"> en el código fuente.</w:t>
+      </w:r>
+    </w:p>
+    <w:p>
+      <w:pPr>
+        <w:pStyle w:val="font-claude-response-body"/>
+        <w:rPr>
+          <w:lang w:val="es-MX"/>
+        </w:rPr>
+      </w:pPr>
+    </w:p>
+    <w:p>
+      <w:pPr>
+        <w:pStyle w:val="Ttulo3"/>
+        <w:rPr>
+          <w:lang w:val="es-MX"/>
+        </w:rPr>
+      </w:pPr>
+      <w:r>
+        <w:rPr>
+          <w:lang w:val="es-MX"/>
+        </w:rPr>
+        <w:lastRenderedPageBreak/>
+        <w:t xml:space="preserve">Lo que está excelente </w:t>
+      </w:r>
+      <w:r>
+        <w:rPr>
+          <w:rFonts w:ascii="Segoe UI Symbol" w:hAnsi="Segoe UI Symbol" w:cs="Segoe UI Symbol"/>
+          <w:lang w:val="es-MX"/>
+        </w:rPr>
+        <w:t>✅</w:t>
+      </w:r>
+    </w:p>
+    <w:p>
+      <w:pPr>
+        <w:pStyle w:val="font-claude-response-body"/>
+        <w:rPr>
+          <w:lang w:val="es-MX"/>
+        </w:rPr>
+      </w:pPr>
+      <w:proofErr w:type="spellStart"/>
+      <w:proofErr w:type="gramStart"/>
+      <w:r>
+        <w:rPr>
+          <w:rStyle w:val="CdigoHTML"/>
+          <w:b/>
+          <w:bCs/>
+          <w:lang w:val="es-MX"/>
+        </w:rPr>
+        <w:t>assertEnv</w:t>
+      </w:r>
+      <w:proofErr w:type="spellEnd"/>
+      <w:r>
+        <w:rPr>
+          <w:rStyle w:val="CdigoHTML"/>
+          <w:b/>
+          <w:bCs/>
+          <w:lang w:val="es-MX"/>
+        </w:rPr>
+        <w:t>(</w:t>
+      </w:r>
+      <w:proofErr w:type="gramEnd"/>
+      <w:r>
+        <w:rPr>
+          <w:rStyle w:val="CdigoHTML"/>
+          <w:b/>
+          <w:bCs/>
+          <w:lang w:val="es-MX"/>
+        </w:rPr>
+        <w:t>)</w:t>
+      </w:r>
+      <w:r>
+        <w:rPr>
+          <w:lang w:val="es-MX"/>
+        </w:rPr>
+        <w:t xml:space="preserve"> — antes de arrancar el servidor, verifica que las variables críticas existen. Si falta </w:t>
+      </w:r>
+      <w:r>
+        <w:rPr>
+          <w:rStyle w:val="CdigoHTML"/>
+          <w:lang w:val="es-MX"/>
+        </w:rPr>
+        <w:t>DATABASE_URL</w:t>
+      </w:r>
+      <w:r>
+        <w:rPr>
+          <w:lang w:val="es-MX"/>
+        </w:rPr>
+        <w:t xml:space="preserve"> o </w:t>
+      </w:r>
+      <w:r>
+        <w:rPr>
+          <w:rStyle w:val="CdigoHTML"/>
+          <w:lang w:val="es-MX"/>
+        </w:rPr>
+        <w:t>JWT_SECRET</w:t>
+      </w:r>
+      <w:r>
+        <w:rPr>
+          <w:lang w:val="es-MX"/>
+        </w:rPr>
+        <w:t xml:space="preserve">, el proceso muere con un mensaje claro en lugar de fallar misteriosamente después. Eso se llama </w:t>
+      </w:r>
+      <w:proofErr w:type="spellStart"/>
+      <w:r>
+        <w:rPr>
+          <w:rStyle w:val="Textoennegrita"/>
+          <w:lang w:val="es-MX"/>
+        </w:rPr>
+        <w:t>fail-fast</w:t>
+      </w:r>
+      <w:proofErr w:type="spellEnd"/>
+      <w:r>
+        <w:rPr>
+          <w:lang w:val="es-MX"/>
+        </w:rPr>
+        <w:t xml:space="preserve"> y es un patrón profesional.</w:t>
+      </w:r>
+    </w:p>
+    <w:p>
+      <w:pPr>
+        <w:pStyle w:val="font-claude-response-body"/>
+        <w:rPr>
+          <w:lang w:val="es-MX"/>
+        </w:rPr>
+      </w:pPr>
+      <w:proofErr w:type="spellStart"/>
+      <w:proofErr w:type="gramStart"/>
+      <w:r>
+        <w:rPr>
+          <w:rStyle w:val="CdigoHTML"/>
+          <w:b/>
+          <w:bCs/>
+          <w:lang w:val="es-MX"/>
+        </w:rPr>
+        <w:t>bcrypt.hash</w:t>
+      </w:r>
+      <w:proofErr w:type="spellEnd"/>
+      <w:proofErr w:type="gramEnd"/>
+      <w:r>
+        <w:rPr>
+          <w:rStyle w:val="CdigoHTML"/>
+          <w:b/>
+          <w:bCs/>
+          <w:lang w:val="es-MX"/>
+        </w:rPr>
+        <w:t>(</w:t>
+      </w:r>
+      <w:proofErr w:type="spellStart"/>
+      <w:r>
+        <w:rPr>
+          <w:rStyle w:val="CdigoHTML"/>
+          <w:b/>
+          <w:bCs/>
+          <w:lang w:val="es-MX"/>
+        </w:rPr>
+        <w:t>password</w:t>
+      </w:r>
+      <w:proofErr w:type="spellEnd"/>
+      <w:r>
+        <w:rPr>
+          <w:rStyle w:val="CdigoHTML"/>
+          <w:b/>
+          <w:bCs/>
+          <w:lang w:val="es-MX"/>
+        </w:rPr>
+        <w:t>, 12)</w:t>
+      </w:r>
+      <w:r>
+        <w:rPr>
+          <w:lang w:val="es-MX"/>
+        </w:rPr>
+        <w:t xml:space="preserve"> — el número </w:t>
+      </w:r>
+      <w:r>
+        <w:rPr>
+          <w:rStyle w:val="CdigoHTML"/>
+          <w:lang w:val="es-MX"/>
+        </w:rPr>
+        <w:t>12</w:t>
+      </w:r>
+      <w:r>
+        <w:rPr>
+          <w:lang w:val="es-MX"/>
+        </w:rPr>
+        <w:t xml:space="preserve"> es el "</w:t>
+      </w:r>
+      <w:proofErr w:type="spellStart"/>
+      <w:r>
+        <w:rPr>
+          <w:lang w:val="es-MX"/>
+        </w:rPr>
+        <w:t>salt</w:t>
+      </w:r>
+      <w:proofErr w:type="spellEnd"/>
+      <w:r>
+        <w:rPr>
+          <w:lang w:val="es-MX"/>
+        </w:rPr>
+        <w:t xml:space="preserve"> rounds", cuántas veces se procesa el hash. A mayor número, más </w:t>
+      </w:r>
+      <w:proofErr w:type="gramStart"/>
+      <w:r>
+        <w:rPr>
+          <w:lang w:val="es-MX"/>
+        </w:rPr>
+        <w:t>seguro</w:t>
+      </w:r>
+      <w:proofErr w:type="gramEnd"/>
+      <w:r>
+        <w:rPr>
+          <w:lang w:val="es-MX"/>
+        </w:rPr>
+        <w:t xml:space="preserve"> pero más lento. 12 es el estándar de la industria para 2024. Nunca guardas la contraseña real.</w:t>
+      </w:r>
+    </w:p>
+    <w:p>
+      <w:pPr>
+        <w:pStyle w:val="font-claude-response-body"/>
+        <w:rPr>
+          <w:lang w:val="es-MX"/>
+        </w:rPr>
+      </w:pPr>
+      <w:proofErr w:type="spellStart"/>
+      <w:proofErr w:type="gramStart"/>
+      <w:r>
+        <w:rPr>
+          <w:rStyle w:val="CdigoHTML"/>
+          <w:b/>
+          <w:bCs/>
+          <w:lang w:val="es-MX"/>
+        </w:rPr>
+        <w:t>email.toLowerCase</w:t>
+      </w:r>
+      <w:proofErr w:type="spellEnd"/>
+      <w:proofErr w:type="gramEnd"/>
+      <w:r>
+        <w:rPr>
+          <w:rStyle w:val="CdigoHTML"/>
+          <w:b/>
+          <w:bCs/>
+          <w:lang w:val="es-MX"/>
+        </w:rPr>
+        <w:t>()</w:t>
+      </w:r>
+      <w:r>
+        <w:rPr>
+          <w:lang w:val="es-MX"/>
+        </w:rPr>
+        <w:t xml:space="preserve"> — normaliza el email antes de guardarlo. Evita que </w:t>
+      </w:r>
+      <w:r>
+        <w:rPr>
+          <w:rStyle w:val="CdigoHTML"/>
+          <w:lang w:val="es-MX"/>
+        </w:rPr>
+        <w:t>Usuario@gmail.com</w:t>
+      </w:r>
+      <w:r>
+        <w:rPr>
+          <w:lang w:val="es-MX"/>
+        </w:rPr>
+        <w:t xml:space="preserve"> y </w:t>
+      </w:r>
+      <w:r>
+        <w:rPr>
+          <w:rStyle w:val="CdigoHTML"/>
+          <w:lang w:val="es-MX"/>
+        </w:rPr>
+        <w:t>usuario@gmail.com</w:t>
+      </w:r>
+      <w:r>
+        <w:rPr>
+          <w:lang w:val="es-MX"/>
+        </w:rPr>
+        <w:t xml:space="preserve"> sean tratados como cuentas distintas.</w:t>
+      </w:r>
+    </w:p>
+    <w:p>
+      <w:pPr>
+        <w:pStyle w:val="font-claude-response-body"/>
+        <w:rPr>
+          <w:lang w:val="es-MX"/>
+        </w:rPr>
+      </w:pPr>
+      <w:proofErr w:type="spellStart"/>
+      <w:proofErr w:type="gramStart"/>
+      <w:r>
+        <w:rPr>
+          <w:rStyle w:val="CdigoHTML"/>
+          <w:b/>
+          <w:bCs/>
+          <w:lang w:val="es-MX"/>
+        </w:rPr>
+        <w:t>e.code</w:t>
+      </w:r>
+      <w:proofErr w:type="spellEnd"/>
+      <w:proofErr w:type="gramEnd"/>
+      <w:r>
+        <w:rPr>
+          <w:rStyle w:val="CdigoHTML"/>
+          <w:b/>
+          <w:bCs/>
+          <w:lang w:val="es-MX"/>
+        </w:rPr>
+        <w:t xml:space="preserve"> === "23505"</w:t>
+      </w:r>
+      <w:r>
+        <w:rPr>
+          <w:lang w:val="es-MX"/>
+        </w:rPr>
+        <w:t xml:space="preserve"> — ese es el código de error de </w:t>
+      </w:r>
+      <w:proofErr w:type="spellStart"/>
+      <w:r>
+        <w:rPr>
+          <w:lang w:val="es-MX"/>
+        </w:rPr>
+        <w:t>PostgreSQL</w:t>
+      </w:r>
+      <w:proofErr w:type="spellEnd"/>
+      <w:r>
+        <w:rPr>
+          <w:lang w:val="es-MX"/>
+        </w:rPr>
+        <w:t xml:space="preserve"> para violación de unicidad. En lugar de dejar caer el servidor, lo capturas y devuelves un 409 limpio. Excelente manejo de errores.</w:t>
+      </w:r>
+    </w:p>
+    <w:p>
+      <w:pPr>
+        <w:pStyle w:val="font-claude-response-body"/>
+        <w:rPr>
+          <w:lang w:val="es-MX"/>
+        </w:rPr>
+      </w:pPr>
+      <w:proofErr w:type="spellStart"/>
+      <w:r>
+        <w:rPr>
+          <w:rStyle w:val="Textoennegrita"/>
+          <w:lang w:val="es-MX"/>
+        </w:rPr>
+        <w:t>Redis</w:t>
+      </w:r>
+      <w:proofErr w:type="spellEnd"/>
+      <w:r>
+        <w:rPr>
+          <w:rStyle w:val="Textoennegrita"/>
+          <w:lang w:val="es-MX"/>
+        </w:rPr>
+        <w:t xml:space="preserve"> con </w:t>
+      </w:r>
+      <w:proofErr w:type="spellStart"/>
+      <w:r>
+        <w:rPr>
+          <w:rStyle w:val="CdigoHTML"/>
+          <w:b/>
+          <w:bCs/>
+          <w:lang w:val="es-MX"/>
+        </w:rPr>
+        <w:t>setEx</w:t>
+      </w:r>
+      <w:proofErr w:type="spellEnd"/>
+      <w:r>
+        <w:rPr>
+          <w:lang w:val="es-MX"/>
+        </w:rPr>
+        <w:t xml:space="preserve"> — guarda la sesión con expiración de 8 horas, igual que el JWT. Eso permite hacer </w:t>
+      </w:r>
+      <w:proofErr w:type="spellStart"/>
+      <w:r>
+        <w:rPr>
+          <w:lang w:val="es-MX"/>
+        </w:rPr>
+        <w:t>logout</w:t>
+      </w:r>
+      <w:proofErr w:type="spellEnd"/>
+      <w:r>
+        <w:rPr>
+          <w:lang w:val="es-MX"/>
+        </w:rPr>
+        <w:t xml:space="preserve"> real invalidando la sesión en </w:t>
+      </w:r>
+      <w:proofErr w:type="spellStart"/>
+      <w:r>
+        <w:rPr>
+          <w:lang w:val="es-MX"/>
+        </w:rPr>
+        <w:t>Redis</w:t>
+      </w:r>
+      <w:proofErr w:type="spellEnd"/>
+      <w:r>
+        <w:rPr>
+          <w:lang w:val="es-MX"/>
+        </w:rPr>
+        <w:t xml:space="preserve"> sin esperar a que expire el </w:t>
+      </w:r>
+      <w:proofErr w:type="spellStart"/>
+      <w:r>
+        <w:rPr>
+          <w:lang w:val="es-MX"/>
+        </w:rPr>
+        <w:t>token</w:t>
+      </w:r>
+      <w:proofErr w:type="spellEnd"/>
+      <w:r>
+        <w:rPr>
+          <w:lang w:val="es-MX"/>
+        </w:rPr>
+        <w:t>.</w:t>
+      </w:r>
+    </w:p>
+    <w:p>
+      <w:pPr>
+        <w:pStyle w:val="font-claude-response-body"/>
+        <w:rPr>
+          <w:lang w:val="es-MX"/>
+        </w:rPr>
+      </w:pPr>
+      <w:r>
+        <w:rPr>
+          <w:rStyle w:val="CdigoHTML"/>
+          <w:b/>
+          <w:bCs/>
+          <w:lang w:val="es-MX"/>
+        </w:rPr>
+        <w:t>"0.0.0.0"</w:t>
+      </w:r>
+      <w:r>
+        <w:rPr>
+          <w:lang w:val="es-MX"/>
+        </w:rPr>
+        <w:t xml:space="preserve"> en </w:t>
+      </w:r>
+      <w:proofErr w:type="spellStart"/>
+      <w:proofErr w:type="gramStart"/>
+      <w:r>
+        <w:rPr>
+          <w:rStyle w:val="CdigoHTML"/>
+          <w:lang w:val="es-MX"/>
+        </w:rPr>
+        <w:t>app.listen</w:t>
+      </w:r>
+      <w:proofErr w:type="spellEnd"/>
+      <w:proofErr w:type="gramEnd"/>
+      <w:r>
+        <w:rPr>
+          <w:lang w:val="es-MX"/>
+        </w:rPr>
+        <w:t xml:space="preserve"> — escucha en todas las interfaces de red del contenedor, necesario para que </w:t>
+      </w:r>
+      <w:proofErr w:type="spellStart"/>
+      <w:r>
+        <w:rPr>
+          <w:lang w:val="es-MX"/>
+        </w:rPr>
+        <w:t>Docker</w:t>
+      </w:r>
+      <w:proofErr w:type="spellEnd"/>
+      <w:r>
+        <w:rPr>
+          <w:lang w:val="es-MX"/>
+        </w:rPr>
+        <w:t xml:space="preserve"> pueda </w:t>
+      </w:r>
+      <w:proofErr w:type="spellStart"/>
+      <w:r>
+        <w:rPr>
+          <w:lang w:val="es-MX"/>
+        </w:rPr>
+        <w:t>enrutar</w:t>
+      </w:r>
+      <w:proofErr w:type="spellEnd"/>
+      <w:r>
+        <w:rPr>
+          <w:lang w:val="es-MX"/>
+        </w:rPr>
+        <w:t xml:space="preserve"> tráfico hacia él.</w:t>
+      </w:r>
+    </w:p>
+    <w:p>
+      <w:pPr>
+        <w:pStyle w:val="Ttulo3"/>
+        <w:rPr>
+          <w:lang w:val="es-MX"/>
+        </w:rPr>
+      </w:pPr>
+      <w:proofErr w:type="gramStart"/>
+      <w:r>
+        <w:rPr>
+          <w:lang w:val="es-MX"/>
+        </w:rPr>
+        <w:t>Análisis línea</w:t>
+      </w:r>
+      <w:proofErr w:type="gramEnd"/>
+      <w:r>
+        <w:rPr>
+          <w:lang w:val="es-MX"/>
+        </w:rPr>
+        <w:t xml:space="preserve"> por línea </w:t>
+      </w:r>
+      <w:r>
+        <w:rPr>
+          <w:rFonts w:ascii="Segoe UI Symbol" w:hAnsi="Segoe UI Symbol" w:cs="Segoe UI Symbol"/>
+          <w:lang w:val="es-MX"/>
+        </w:rPr>
+        <w:t>✅</w:t>
+      </w:r>
+    </w:p>
+    <w:p>
+      <w:pPr>
+        <w:pStyle w:val="font-claude-response-body"/>
+        <w:rPr>
+          <w:lang w:val="es-MX"/>
+        </w:rPr>
+      </w:pPr>
+      <w:r>
+        <w:rPr>
+          <w:rStyle w:val="CdigoHTML"/>
+          <w:b/>
+          <w:bCs/>
+          <w:lang w:val="es-MX"/>
+        </w:rPr>
+        <w:t>let client</w:t>
+      </w:r>
+      <w:r>
+        <w:rPr>
+          <w:lang w:val="es-MX"/>
+        </w:rPr>
+        <w:t xml:space="preserve"> — variable que guarda la conexión. Al estar fuera de la función, persiste entre llamadas. No se crea una nueva conexión cada vez.</w:t>
+      </w:r>
+    </w:p>
+    <w:p>
+      <w:pPr>
+        <w:pStyle w:val="font-claude-response-body"/>
+        <w:rPr>
+          <w:lang w:val="es-MX"/>
+        </w:rPr>
+      </w:pPr>
+      <w:r>
+        <w:rPr>
+          <w:rStyle w:val="CdigoHTML"/>
+          <w:b/>
+          <w:bCs/>
+          <w:lang w:val="es-MX"/>
+        </w:rPr>
+        <w:t xml:space="preserve">if (client &amp;&amp; </w:t>
+      </w:r>
+      <w:proofErr w:type="gramStart"/>
+      <w:r>
+        <w:rPr>
+          <w:rStyle w:val="CdigoHTML"/>
+          <w:b/>
+          <w:bCs/>
+          <w:lang w:val="es-MX"/>
+        </w:rPr>
+        <w:t>client.isOpen</w:t>
+      </w:r>
+      <w:proofErr w:type="gramEnd"/>
+      <w:r>
+        <w:rPr>
+          <w:rStyle w:val="CdigoHTML"/>
+          <w:b/>
+          <w:bCs/>
+          <w:lang w:val="es-MX"/>
+        </w:rPr>
+        <w:t>) return client</w:t>
+      </w:r>
+      <w:r>
+        <w:rPr>
+          <w:lang w:val="es-MX"/>
+        </w:rPr>
+        <w:t xml:space="preserve"> — patrón </w:t>
+      </w:r>
+      <w:r>
+        <w:rPr>
+          <w:rStyle w:val="Textoennegrita"/>
+          <w:lang w:val="es-MX"/>
+        </w:rPr>
+        <w:t>Singleton</w:t>
+      </w:r>
+      <w:r>
+        <w:rPr>
+          <w:lang w:val="es-MX"/>
+        </w:rPr>
+        <w:t>. Si ya existe una conexión abierta, la reutiliza. Sin esto, cada petición al servidor abriría una conexión nueva y agotarías Redis rápidamente. Menciona este patrón en tu tesis.</w:t>
+      </w:r>
+    </w:p>
+    <w:p>
+      <w:pPr>
+        <w:pStyle w:val="font-claude-response-body"/>
+        <w:rPr>
+          <w:lang w:val="es-MX"/>
+        </w:rPr>
+      </w:pPr>
+      <w:proofErr w:type="gramStart"/>
+      <w:r>
+        <w:rPr>
+          <w:rStyle w:val="CdigoHTML"/>
+          <w:b/>
+          <w:bCs/>
+          <w:lang w:val="es-MX"/>
+        </w:rPr>
+        <w:t>process.env.REDIS</w:t>
+      </w:r>
+      <w:proofErr w:type="gramEnd"/>
+      <w:r>
+        <w:rPr>
+          <w:rStyle w:val="CdigoHTML"/>
+          <w:b/>
+          <w:bCs/>
+          <w:lang w:val="es-MX"/>
+        </w:rPr>
+        <w:t>_URL || "redis://127.0.0.1:6379"</w:t>
+      </w:r>
+      <w:r>
+        <w:rPr>
+          <w:lang w:val="es-MX"/>
+        </w:rPr>
+        <w:t xml:space="preserve"> — si no hay variable de entorno, cae en localhost. Útil para desarrollo local sin Docker.</w:t>
+      </w:r>
+    </w:p>
+    <w:p>
+      <w:pPr>
+        <w:pStyle w:val="font-claude-response-body"/>
+      </w:pPr>
+      <w:proofErr w:type="gramStart"/>
+      <w:r>
+        <w:rPr>
+          <w:rStyle w:val="CdigoHTML"/>
+          <w:b/>
+          <w:bCs/>
+          <w:lang w:val="es-MX"/>
+        </w:rPr>
+        <w:t>client.on</w:t>
+      </w:r>
+      <w:proofErr w:type="gramEnd"/>
+      <w:r>
+        <w:rPr>
+          <w:rStyle w:val="CdigoHTML"/>
+          <w:b/>
+          <w:bCs/>
+          <w:lang w:val="es-MX"/>
+        </w:rPr>
+        <w:t>("error", ...)</w:t>
+      </w:r>
+      <w:r>
+        <w:rPr>
+          <w:lang w:val="es-MX"/>
+        </w:rPr>
+        <w:t xml:space="preserve"> — captura errores de Redis sin crashear el servidor. </w:t>
+      </w:r>
+      <w:r>
+        <w:t xml:space="preserve">El </w:t>
+      </w:r>
+      <w:proofErr w:type="spellStart"/>
+      <w:r>
+        <w:t>servicio</w:t>
+      </w:r>
+      <w:proofErr w:type="spellEnd"/>
+      <w:r>
+        <w:t xml:space="preserve"> </w:t>
+      </w:r>
+      <w:proofErr w:type="spellStart"/>
+      <w:r>
+        <w:t>sigue</w:t>
+      </w:r>
+      <w:proofErr w:type="spellEnd"/>
+      <w:r>
+        <w:t xml:space="preserve"> </w:t>
+      </w:r>
+      <w:proofErr w:type="spellStart"/>
+      <w:r>
+        <w:t>funcionando</w:t>
+      </w:r>
+      <w:proofErr w:type="spellEnd"/>
+      <w:r>
+        <w:t xml:space="preserve"> </w:t>
+      </w:r>
+      <w:proofErr w:type="spellStart"/>
+      <w:r>
+        <w:t>aunque</w:t>
+      </w:r>
+      <w:proofErr w:type="spellEnd"/>
+      <w:r>
+        <w:t xml:space="preserve"> </w:t>
+      </w:r>
+      <w:proofErr w:type="spellStart"/>
+      <w:r>
+        <w:t>Redis</w:t>
+      </w:r>
+      <w:proofErr w:type="spellEnd"/>
+      <w:r>
+        <w:t xml:space="preserve"> </w:t>
+      </w:r>
+      <w:proofErr w:type="spellStart"/>
+      <w:r>
+        <w:t>falle</w:t>
+      </w:r>
+      <w:proofErr w:type="spellEnd"/>
+      <w:r>
+        <w:t xml:space="preserve"> </w:t>
+      </w:r>
+      <w:proofErr w:type="spellStart"/>
+      <w:r>
+        <w:t>momentáneamente</w:t>
+      </w:r>
+      <w:proofErr w:type="spellEnd"/>
+      <w:r>
+        <w:t>.</w:t>
+      </w:r>
+    </w:p>
+    <w:p>
+      <w:pPr>
+        <w:pStyle w:val="font-claude-response-body"/>
+        <w:rPr>
+          <w:lang w:val="es-MX"/>
+        </w:rPr>
+      </w:pPr>
+      <w:bookmarkStart w:id="0" w:name="_GoBack"/>
+      <w:bookmarkEnd w:id="0"/>
+    </w:p>
+    <w:p>
+      <w:pPr>
+        <w:rPr>
+          <w:lang w:val="es-MX"/>
+        </w:rPr>
+      </w:pPr>
+    </w:p>
+    <w:p>
+      <w:pPr>
+        <w:rPr>
+          <w:lang w:val="es-MX"/>
+        </w:rPr>
+      </w:pPr>
+      <w:r>
+        <w:rPr>
+          <w:lang w:val="es-MX"/>
+        </w:rPr>
+        <w:t xml:space="preserve">Necesito hacer una APP que contenga una IA que funcione offline que sirva para recibir historias clínicas de un consultorio optometrista, cuando tenga conexión deberá sincronizar con una base de datos que ya tengo configurada en Mongo Atlas. Me vas a explicar paso por paso porque es para mi tesis y necesito saber TODO y auditar todo. Me ayudas a fabricar el código y me explicas </w:t>
+      </w:r>
+      <w:r>
+        <w:rPr>
+          <w:lang w:val="es-MX"/>
+        </w:rPr>
+        <w:lastRenderedPageBreak/>
+        <w:t xml:space="preserve">línea por línea dándome maneras creativas de realizar para que yo pueda aprender y asimismo aprobar. Necesito también subir este proyecto cada progreso que haga al </w:t>
       </w:r>
       <w:proofErr w:type="spellStart"/>
       <w:r>
@@ -2181,7 +3266,6 @@
           <w:bCs/>
           <w:lang w:val="es-MX"/>
         </w:rPr>
-        <w:lastRenderedPageBreak/>
         <w:t>Servicio de Autenticación (</w:t>
       </w:r>
       <w:proofErr w:type="spellStart"/>
@@ -2555,6 +3639,7 @@
           <w:bCs/>
           <w:lang w:val="es-MX"/>
         </w:rPr>
+        <w:lastRenderedPageBreak/>
         <w:t>Resolución de Conflictos:</w:t>
       </w:r>
       <w:r>
@@ -2892,11 +3977,9 @@
       </w:pPr>
     </w:p>
     <w:p>
-      <w:bookmarkStart w:id="0" w:name="_GoBack"/>
       <w:r>
         <w:t>docker exec -it &lt;athenea-postgres&gt; psql -U athenea -d authdb</w:t>
       </w:r>
-      <w:bookmarkEnd w:id="0"/>
     </w:p>
     <w:sectPr>
       <w:pgSz w:w="12240" w:h="15840"/>

--- a/Explicacion_Microservicios.docx
+++ b/Explicacion_Microservicios.docx
@@ -1174,7 +1174,6 @@
         <w:t xml:space="preserve"> app = </w:t>
       </w:r>
       <w:proofErr w:type="spellStart"/>
-      <w:proofErr w:type="gramStart"/>
       <w:r>
         <w:rPr>
           <w:rStyle w:val="CdigoHTML"/>
@@ -1188,21 +1187,59 @@
           <w:rStyle w:val="CdigoHTML"/>
           <w:lang w:val="es-MX"/>
         </w:rPr>
+        <w:t>()</w:t>
+      </w:r>
+      <w:r>
+        <w:rPr>
+          <w:lang w:val="es-MX"/>
+        </w:rPr>
+        <w:t xml:space="preserve"> — crea tu aplicación web. Todo el sistema arranca desde esta línea.</w:t>
+      </w:r>
+    </w:p>
+    <w:p>
+      <w:pPr>
+        <w:pStyle w:val="font-claude-response-body"/>
+        <w:rPr>
+          <w:lang w:val="es-MX"/>
+        </w:rPr>
+      </w:pPr>
+      <w:proofErr w:type="spellStart"/>
+      <w:r>
+        <w:rPr>
+          <w:rStyle w:val="CdigoHTML"/>
+          <w:lang w:val="es-MX"/>
+        </w:rPr>
+        <w:t>app.use</w:t>
+      </w:r>
+      <w:proofErr w:type="spellEnd"/>
+      <w:r>
+        <w:rPr>
+          <w:rStyle w:val="CdigoHTML"/>
+          <w:lang w:val="es-MX"/>
+        </w:rPr>
         <w:t>(</w:t>
       </w:r>
-      <w:proofErr w:type="gramEnd"/>
-      <w:r>
-        <w:rPr>
-          <w:rStyle w:val="CdigoHTML"/>
-          <w:lang w:val="es-MX"/>
-        </w:rPr>
-        <w:t>)</w:t>
-      </w:r>
-      <w:r>
-        <w:rPr>
-          <w:lang w:val="es-MX"/>
-        </w:rPr>
-        <w:t xml:space="preserve"> — crea tu aplicación web. Todo el sistema arranca desde esta línea.</w:t>
+      <w:proofErr w:type="spellStart"/>
+      <w:r>
+        <w:rPr>
+          <w:rStyle w:val="CdigoHTML"/>
+          <w:lang w:val="es-MX"/>
+        </w:rPr>
+        <w:t>express.json</w:t>
+      </w:r>
+      <w:proofErr w:type="spellEnd"/>
+      <w:r>
+        <w:rPr>
+          <w:rStyle w:val="CdigoHTML"/>
+          <w:lang w:val="es-MX"/>
+        </w:rPr>
+        <w:t>())</w:t>
+      </w:r>
+      <w:r>
+        <w:rPr>
+          <w:lang w:val="es-MX"/>
+        </w:rPr>
+        <w:t xml:space="preserve"> — le dice a Express que entienda JSON. Sin esto, cuando la app móvil envíe datos en formato JSON, tu servidor no los podría leer.</w:t>
       </w:r>
     </w:p>
     <w:p>
@@ -1218,39 +1255,73 @@
           <w:rStyle w:val="CdigoHTML"/>
           <w:lang w:val="es-MX"/>
         </w:rPr>
-        <w:t>app.use</w:t>
-      </w:r>
-      <w:proofErr w:type="spellEnd"/>
-      <w:r>
-        <w:rPr>
-          <w:rStyle w:val="CdigoHTML"/>
-          <w:lang w:val="es-MX"/>
-        </w:rPr>
-        <w:t>(</w:t>
-      </w:r>
-      <w:proofErr w:type="spellStart"/>
-      <w:proofErr w:type="gramStart"/>
-      <w:r>
-        <w:rPr>
-          <w:rStyle w:val="CdigoHTML"/>
-          <w:lang w:val="es-MX"/>
-        </w:rPr>
-        <w:t>express.json</w:t>
-      </w:r>
-      <w:proofErr w:type="spellEnd"/>
-      <w:proofErr w:type="gramEnd"/>
-      <w:r>
-        <w:rPr>
-          <w:rStyle w:val="CdigoHTML"/>
-          <w:lang w:val="es-MX"/>
-        </w:rPr>
-        <w:t>())</w:t>
-      </w:r>
-      <w:r>
-        <w:rPr>
-          <w:lang w:val="es-MX"/>
-        </w:rPr>
-        <w:t xml:space="preserve"> — le dice a Express que entienda JSON. Sin esto, cuando la app móvil envíe datos en formato JSON, tu servidor no los podría leer.</w:t>
+        <w:t>app.get</w:t>
+      </w:r>
+      <w:proofErr w:type="spellEnd"/>
+      <w:r>
+        <w:rPr>
+          <w:rStyle w:val="CdigoHTML"/>
+          <w:lang w:val="es-MX"/>
+        </w:rPr>
+        <w:t>('/</w:t>
+      </w:r>
+      <w:proofErr w:type="spellStart"/>
+      <w:r>
+        <w:rPr>
+          <w:rStyle w:val="CdigoHTML"/>
+          <w:lang w:val="es-MX"/>
+        </w:rPr>
+        <w:t>health</w:t>
+      </w:r>
+      <w:proofErr w:type="spellEnd"/>
+      <w:r>
+        <w:rPr>
+          <w:rStyle w:val="CdigoHTML"/>
+          <w:lang w:val="es-MX"/>
+        </w:rPr>
+        <w:t>', ...)</w:t>
+      </w:r>
+      <w:r>
+        <w:rPr>
+          <w:lang w:val="es-MX"/>
+        </w:rPr>
+        <w:t xml:space="preserve"> — crea una ruta de prueba. Cuando alguien visita </w:t>
+      </w:r>
+      <w:r>
+        <w:rPr>
+          <w:rStyle w:val="CdigoHTML"/>
+          <w:lang w:val="es-MX"/>
+        </w:rPr>
+        <w:t>/</w:t>
+      </w:r>
+      <w:proofErr w:type="spellStart"/>
+      <w:r>
+        <w:rPr>
+          <w:rStyle w:val="CdigoHTML"/>
+          <w:lang w:val="es-MX"/>
+        </w:rPr>
+        <w:t>health</w:t>
+      </w:r>
+      <w:proofErr w:type="spellEnd"/>
+      <w:r>
+        <w:rPr>
+          <w:lang w:val="es-MX"/>
+        </w:rPr>
+        <w:t xml:space="preserve">, el servidor responde que está vivo. Es una práctica estándar en </w:t>
+      </w:r>
+      <w:proofErr w:type="spellStart"/>
+      <w:r>
+        <w:rPr>
+          <w:lang w:val="es-MX"/>
+        </w:rPr>
+        <w:t>microservicios</w:t>
+      </w:r>
+      <w:proofErr w:type="spellEnd"/>
+      <w:r>
+        <w:rPr>
+          <w:lang w:val="es-MX"/>
+        </w:rPr>
+        <w:t xml:space="preserve"> para verificar que el servicio funciona.</w:t>
       </w:r>
     </w:p>
     <w:p>
@@ -1261,87 +1332,61 @@
         </w:rPr>
       </w:pPr>
       <w:proofErr w:type="spellStart"/>
-      <w:proofErr w:type="gramStart"/>
-      <w:r>
-        <w:rPr>
-          <w:rStyle w:val="CdigoHTML"/>
-          <w:lang w:val="es-MX"/>
-        </w:rPr>
-        <w:t>app.get</w:t>
-      </w:r>
-      <w:proofErr w:type="spellEnd"/>
-      <w:r>
-        <w:rPr>
-          <w:rStyle w:val="CdigoHTML"/>
-          <w:lang w:val="es-MX"/>
-        </w:rPr>
-        <w:t>(</w:t>
-      </w:r>
-      <w:proofErr w:type="gramEnd"/>
-      <w:r>
-        <w:rPr>
-          <w:rStyle w:val="CdigoHTML"/>
-          <w:lang w:val="es-MX"/>
-        </w:rPr>
-        <w:t>'/</w:t>
-      </w:r>
-      <w:proofErr w:type="spellStart"/>
-      <w:r>
-        <w:rPr>
-          <w:rStyle w:val="CdigoHTML"/>
-          <w:lang w:val="es-MX"/>
-        </w:rPr>
-        <w:t>health</w:t>
-      </w:r>
-      <w:proofErr w:type="spellEnd"/>
-      <w:r>
-        <w:rPr>
-          <w:rStyle w:val="CdigoHTML"/>
-          <w:lang w:val="es-MX"/>
-        </w:rPr>
-        <w:t>', ...)</w:t>
-      </w:r>
-      <w:r>
-        <w:rPr>
-          <w:lang w:val="es-MX"/>
-        </w:rPr>
-        <w:t xml:space="preserve"> — crea una ruta de prueba. Cuando alguien visita </w:t>
-      </w:r>
-      <w:r>
-        <w:rPr>
-          <w:rStyle w:val="CdigoHTML"/>
-          <w:lang w:val="es-MX"/>
-        </w:rPr>
-        <w:t>/</w:t>
-      </w:r>
-      <w:proofErr w:type="spellStart"/>
-      <w:r>
-        <w:rPr>
-          <w:rStyle w:val="CdigoHTML"/>
-          <w:lang w:val="es-MX"/>
-        </w:rPr>
-        <w:t>health</w:t>
-      </w:r>
-      <w:proofErr w:type="spellEnd"/>
-      <w:r>
-        <w:rPr>
-          <w:lang w:val="es-MX"/>
-        </w:rPr>
-        <w:t xml:space="preserve">, el servidor responde que está vivo. Es una práctica estándar en </w:t>
-      </w:r>
-      <w:proofErr w:type="spellStart"/>
-      <w:r>
-        <w:rPr>
-          <w:lang w:val="es-MX"/>
-        </w:rPr>
-        <w:t>microservicios</w:t>
-      </w:r>
-      <w:proofErr w:type="spellEnd"/>
-      <w:r>
-        <w:rPr>
-          <w:lang w:val="es-MX"/>
-        </w:rPr>
-        <w:t xml:space="preserve"> para verificar que el servicio funciona.</w:t>
+      <w:r>
+        <w:rPr>
+          <w:rStyle w:val="CdigoHTML"/>
+          <w:lang w:val="es-MX"/>
+        </w:rPr>
+        <w:t>process.env.PORT</w:t>
+      </w:r>
+      <w:proofErr w:type="spellEnd"/>
+      <w:r>
+        <w:rPr>
+          <w:rStyle w:val="CdigoHTML"/>
+          <w:lang w:val="es-MX"/>
+        </w:rPr>
+        <w:t xml:space="preserve"> || 3001</w:t>
+      </w:r>
+      <w:r>
+        <w:rPr>
+          <w:lang w:val="es-MX"/>
+        </w:rPr>
+        <w:t xml:space="preserve"> — lee el puerto del </w:t>
+      </w:r>
+      <w:r>
+        <w:rPr>
+          <w:rStyle w:val="CdigoHTML"/>
+          <w:lang w:val="es-MX"/>
+        </w:rPr>
+        <w:t>.</w:t>
+      </w:r>
+      <w:proofErr w:type="spellStart"/>
+      <w:r>
+        <w:rPr>
+          <w:rStyle w:val="CdigoHTML"/>
+          <w:lang w:val="es-MX"/>
+        </w:rPr>
+        <w:t>env</w:t>
+      </w:r>
+      <w:proofErr w:type="spellEnd"/>
+      <w:r>
+        <w:rPr>
+          <w:lang w:val="es-MX"/>
+        </w:rPr>
+        <w:t xml:space="preserve">. Si no existe, usa 3001 por defecto. El </w:t>
+      </w:r>
+      <w:r>
+        <w:rPr>
+          <w:rStyle w:val="CdigoHTML"/>
+          <w:lang w:val="es-MX"/>
+        </w:rPr>
+        <w:t>||</w:t>
+      </w:r>
+      <w:r>
+        <w:rPr>
+          <w:lang w:val="es-MX"/>
+        </w:rPr>
+        <w:t xml:space="preserve"> significa "o si no".</w:t>
       </w:r>
     </w:p>
     <w:p>
@@ -1352,74 +1397,6 @@
         </w:rPr>
       </w:pPr>
       <w:proofErr w:type="spellStart"/>
-      <w:proofErr w:type="gramStart"/>
-      <w:r>
-        <w:rPr>
-          <w:rStyle w:val="CdigoHTML"/>
-          <w:lang w:val="es-MX"/>
-        </w:rPr>
-        <w:t>process.env.PORT</w:t>
-      </w:r>
-      <w:proofErr w:type="spellEnd"/>
-      <w:proofErr w:type="gramEnd"/>
-      <w:r>
-        <w:rPr>
-          <w:rStyle w:val="CdigoHTML"/>
-          <w:lang w:val="es-MX"/>
-        </w:rPr>
-        <w:t xml:space="preserve"> || 3001</w:t>
-      </w:r>
-      <w:r>
-        <w:rPr>
-          <w:lang w:val="es-MX"/>
-        </w:rPr>
-        <w:t xml:space="preserve"> — lee el puerto del </w:t>
-      </w:r>
-      <w:r>
-        <w:rPr>
-          <w:rStyle w:val="CdigoHTML"/>
-          <w:lang w:val="es-MX"/>
-        </w:rPr>
-        <w:t>.</w:t>
-      </w:r>
-      <w:proofErr w:type="spellStart"/>
-      <w:r>
-        <w:rPr>
-          <w:rStyle w:val="CdigoHTML"/>
-          <w:lang w:val="es-MX"/>
-        </w:rPr>
-        <w:t>env</w:t>
-      </w:r>
-      <w:proofErr w:type="spellEnd"/>
-      <w:r>
-        <w:rPr>
-          <w:lang w:val="es-MX"/>
-        </w:rPr>
-        <w:t xml:space="preserve">. Si no existe, usa 3001 por defecto. El </w:t>
-      </w:r>
-      <w:r>
-        <w:rPr>
-          <w:rStyle w:val="CdigoHTML"/>
-          <w:lang w:val="es-MX"/>
-        </w:rPr>
-        <w:t>||</w:t>
-      </w:r>
-      <w:r>
-        <w:rPr>
-          <w:lang w:val="es-MX"/>
-        </w:rPr>
-        <w:t xml:space="preserve"> significa "o si no".</w:t>
-      </w:r>
-    </w:p>
-    <w:p>
-      <w:pPr>
-        <w:pStyle w:val="font-claude-response-body"/>
-        <w:rPr>
-          <w:lang w:val="es-MX"/>
-        </w:rPr>
-      </w:pPr>
-      <w:proofErr w:type="spellStart"/>
-      <w:proofErr w:type="gramStart"/>
       <w:r>
         <w:rPr>
           <w:rStyle w:val="CdigoHTML"/>
@@ -1428,7 +1405,6 @@
         <w:t>app.listen</w:t>
       </w:r>
       <w:proofErr w:type="spellEnd"/>
-      <w:proofErr w:type="gramEnd"/>
       <w:r>
         <w:rPr>
           <w:rStyle w:val="CdigoHTML"/>
@@ -1536,14 +1512,7 @@
         <w:rPr>
           <w:lang w:val="es-MX"/>
         </w:rPr>
-        <w:t xml:space="preserve"> — intenta leer </w:t>
-      </w:r>
-      <w:proofErr w:type="gramStart"/>
-      <w:r>
-        <w:rPr>
-          <w:lang w:val="es-MX"/>
-        </w:rPr>
-        <w:t xml:space="preserve">del </w:t>
+        <w:t xml:space="preserve"> — intenta leer del </w:t>
       </w:r>
       <w:r>
         <w:rPr>
@@ -1561,7 +1530,6 @@
         <w:t>env</w:t>
       </w:r>
       <w:proofErr w:type="spellEnd"/>
-      <w:proofErr w:type="gramEnd"/>
       <w:r>
         <w:rPr>
           <w:lang w:val="es-MX"/>
@@ -1605,7 +1573,6 @@
         </w:rPr>
       </w:pPr>
       <w:proofErr w:type="spellStart"/>
-      <w:proofErr w:type="gramStart"/>
       <w:r>
         <w:rPr>
           <w:rStyle w:val="CdigoHTML"/>
@@ -1614,7 +1581,6 @@
         <w:t>pool.on</w:t>
       </w:r>
       <w:proofErr w:type="spellEnd"/>
-      <w:proofErr w:type="gramEnd"/>
       <w:r>
         <w:rPr>
           <w:rStyle w:val="CdigoHTML"/>
@@ -1667,7 +1633,6 @@
         </w:rPr>
       </w:pPr>
       <w:proofErr w:type="spellStart"/>
-      <w:proofErr w:type="gramStart"/>
       <w:r>
         <w:rPr>
           <w:rStyle w:val="CdigoHTML"/>
@@ -1676,7 +1641,6 @@
         <w:t>pool.on</w:t>
       </w:r>
       <w:proofErr w:type="spellEnd"/>
-      <w:proofErr w:type="gramEnd"/>
       <w:r>
         <w:rPr>
           <w:rStyle w:val="CdigoHTML"/>
@@ -1713,7 +1677,6 @@
         </w:rPr>
       </w:pPr>
       <w:proofErr w:type="spellStart"/>
-      <w:proofErr w:type="gramStart"/>
       <w:r>
         <w:rPr>
           <w:rStyle w:val="CdigoHTML"/>
@@ -1722,7 +1685,6 @@
         <w:t>module.exports</w:t>
       </w:r>
       <w:proofErr w:type="spellEnd"/>
-      <w:proofErr w:type="gramEnd"/>
       <w:r>
         <w:rPr>
           <w:rStyle w:val="CdigoHTML"/>
@@ -2059,14 +2021,7 @@
         <w:rPr>
           <w:lang w:val="es-MX"/>
         </w:rPr>
-        <w:t xml:space="preserve">Variables de entorno gestionadas </w:t>
-      </w:r>
-      <w:proofErr w:type="gramStart"/>
-      <w:r>
-        <w:rPr>
-          <w:lang w:val="es-MX"/>
-        </w:rPr>
-        <w:t>con .</w:t>
+        <w:t>Variables de entorno gestionadas con .</w:t>
       </w:r>
       <w:proofErr w:type="spellStart"/>
       <w:r>
@@ -2076,7 +2031,6 @@
         <w:t>env</w:t>
       </w:r>
       <w:proofErr w:type="spellEnd"/>
-      <w:proofErr w:type="gramEnd"/>
       <w:r>
         <w:rPr>
           <w:lang w:val="es-MX"/>
@@ -2150,7 +2104,6 @@
         </w:rPr>
       </w:pPr>
       <w:proofErr w:type="spellStart"/>
-      <w:proofErr w:type="gramStart"/>
       <w:r>
         <w:rPr>
           <w:rStyle w:val="CdigoHTML"/>
@@ -2168,64 +2121,326 @@
           <w:bCs/>
           <w:lang w:val="es-MX"/>
         </w:rPr>
+        <w:t>()</w:t>
+      </w:r>
+      <w:r>
+        <w:rPr>
+          <w:lang w:val="es-MX"/>
+        </w:rPr>
+        <w:t xml:space="preserve"> — antes de arrancar el servidor, verifica que las variables críticas existen. Si falta </w:t>
+      </w:r>
+      <w:r>
+        <w:rPr>
+          <w:rStyle w:val="CdigoHTML"/>
+          <w:lang w:val="es-MX"/>
+        </w:rPr>
+        <w:t>DATABASE_URL</w:t>
+      </w:r>
+      <w:r>
+        <w:rPr>
+          <w:lang w:val="es-MX"/>
+        </w:rPr>
+        <w:t xml:space="preserve"> o </w:t>
+      </w:r>
+      <w:r>
+        <w:rPr>
+          <w:rStyle w:val="CdigoHTML"/>
+          <w:lang w:val="es-MX"/>
+        </w:rPr>
+        <w:t>JWT_SECRET</w:t>
+      </w:r>
+      <w:r>
+        <w:rPr>
+          <w:lang w:val="es-MX"/>
+        </w:rPr>
+        <w:t xml:space="preserve">, el proceso muere con un mensaje claro en lugar de fallar misteriosamente después. Eso se llama </w:t>
+      </w:r>
+      <w:proofErr w:type="spellStart"/>
+      <w:r>
+        <w:rPr>
+          <w:rStyle w:val="Textoennegrita"/>
+          <w:lang w:val="es-MX"/>
+        </w:rPr>
+        <w:t>fail-fast</w:t>
+      </w:r>
+      <w:proofErr w:type="spellEnd"/>
+      <w:r>
+        <w:rPr>
+          <w:lang w:val="es-MX"/>
+        </w:rPr>
+        <w:t xml:space="preserve"> y es un patrón profesional.</w:t>
+      </w:r>
+    </w:p>
+    <w:p>
+      <w:pPr>
+        <w:pStyle w:val="font-claude-response-body"/>
+        <w:rPr>
+          <w:lang w:val="es-MX"/>
+        </w:rPr>
+      </w:pPr>
+      <w:proofErr w:type="spellStart"/>
+      <w:r>
+        <w:rPr>
+          <w:rStyle w:val="CdigoHTML"/>
+          <w:b/>
+          <w:bCs/>
+          <w:lang w:val="es-MX"/>
+        </w:rPr>
+        <w:t>bcrypt.hash</w:t>
+      </w:r>
+      <w:proofErr w:type="spellEnd"/>
+      <w:r>
+        <w:rPr>
+          <w:rStyle w:val="CdigoHTML"/>
+          <w:b/>
+          <w:bCs/>
+          <w:lang w:val="es-MX"/>
+        </w:rPr>
         <w:t>(</w:t>
       </w:r>
-      <w:proofErr w:type="gramEnd"/>
-      <w:r>
-        <w:rPr>
-          <w:rStyle w:val="CdigoHTML"/>
-          <w:b/>
-          <w:bCs/>
-          <w:lang w:val="es-MX"/>
-        </w:rPr>
-        <w:t>)</w:t>
-      </w:r>
-      <w:r>
-        <w:rPr>
-          <w:lang w:val="es-MX"/>
-        </w:rPr>
-        <w:t xml:space="preserve"> — antes de arrancar el servidor, verifica que las variables críticas existen. Si falta </w:t>
-      </w:r>
-      <w:r>
-        <w:rPr>
-          <w:rStyle w:val="CdigoHTML"/>
-          <w:lang w:val="es-MX"/>
-        </w:rPr>
-        <w:t>DATABASE_URL</w:t>
-      </w:r>
-      <w:r>
-        <w:rPr>
-          <w:lang w:val="es-MX"/>
-        </w:rPr>
-        <w:t xml:space="preserve"> o </w:t>
-      </w:r>
-      <w:r>
-        <w:rPr>
-          <w:rStyle w:val="CdigoHTML"/>
-          <w:lang w:val="es-MX"/>
-        </w:rPr>
-        <w:t>JWT_SECRET</w:t>
-      </w:r>
-      <w:r>
-        <w:rPr>
-          <w:lang w:val="es-MX"/>
-        </w:rPr>
-        <w:t xml:space="preserve">, el proceso muere con un mensaje claro en lugar de fallar misteriosamente después. Eso se llama </w:t>
-      </w:r>
+      <w:proofErr w:type="spellStart"/>
+      <w:r>
+        <w:rPr>
+          <w:rStyle w:val="CdigoHTML"/>
+          <w:b/>
+          <w:bCs/>
+          <w:lang w:val="es-MX"/>
+        </w:rPr>
+        <w:t>password</w:t>
+      </w:r>
+      <w:proofErr w:type="spellEnd"/>
+      <w:r>
+        <w:rPr>
+          <w:rStyle w:val="CdigoHTML"/>
+          <w:b/>
+          <w:bCs/>
+          <w:lang w:val="es-MX"/>
+        </w:rPr>
+        <w:t>, 12)</w:t>
+      </w:r>
+      <w:r>
+        <w:rPr>
+          <w:lang w:val="es-MX"/>
+        </w:rPr>
+        <w:t xml:space="preserve"> — el número </w:t>
+      </w:r>
+      <w:r>
+        <w:rPr>
+          <w:rStyle w:val="CdigoHTML"/>
+          <w:lang w:val="es-MX"/>
+        </w:rPr>
+        <w:t>12</w:t>
+      </w:r>
+      <w:r>
+        <w:rPr>
+          <w:lang w:val="es-MX"/>
+        </w:rPr>
+        <w:t xml:space="preserve"> es el "</w:t>
+      </w:r>
+      <w:proofErr w:type="spellStart"/>
+      <w:r>
+        <w:rPr>
+          <w:lang w:val="es-MX"/>
+        </w:rPr>
+        <w:t>salt</w:t>
+      </w:r>
+      <w:proofErr w:type="spellEnd"/>
+      <w:r>
+        <w:rPr>
+          <w:lang w:val="es-MX"/>
+        </w:rPr>
+        <w:t xml:space="preserve"> rounds", cuántas veces se procesa el hash. A mayor número, más seguro pero más lento. 12 es el estándar de la industria para 2024. Nunca guardas la contraseña real.</w:t>
+      </w:r>
+    </w:p>
+    <w:p>
+      <w:pPr>
+        <w:pStyle w:val="font-claude-response-body"/>
+        <w:rPr>
+          <w:lang w:val="es-MX"/>
+        </w:rPr>
+      </w:pPr>
+      <w:proofErr w:type="spellStart"/>
+      <w:r>
+        <w:rPr>
+          <w:rStyle w:val="CdigoHTML"/>
+          <w:b/>
+          <w:bCs/>
+          <w:lang w:val="es-MX"/>
+        </w:rPr>
+        <w:t>email.toLowerCase</w:t>
+      </w:r>
+      <w:proofErr w:type="spellEnd"/>
+      <w:r>
+        <w:rPr>
+          <w:rStyle w:val="CdigoHTML"/>
+          <w:b/>
+          <w:bCs/>
+          <w:lang w:val="es-MX"/>
+        </w:rPr>
+        <w:t>()</w:t>
+      </w:r>
+      <w:r>
+        <w:rPr>
+          <w:lang w:val="es-MX"/>
+        </w:rPr>
+        <w:t xml:space="preserve"> — normaliza el email antes de guardarlo. Evita que </w:t>
+      </w:r>
+      <w:r>
+        <w:rPr>
+          <w:rStyle w:val="CdigoHTML"/>
+          <w:lang w:val="es-MX"/>
+        </w:rPr>
+        <w:t>Usuario@gmail.com</w:t>
+      </w:r>
+      <w:r>
+        <w:rPr>
+          <w:lang w:val="es-MX"/>
+        </w:rPr>
+        <w:t xml:space="preserve"> y </w:t>
+      </w:r>
+      <w:r>
+        <w:rPr>
+          <w:rStyle w:val="CdigoHTML"/>
+          <w:lang w:val="es-MX"/>
+        </w:rPr>
+        <w:t>usuario@gmail.com</w:t>
+      </w:r>
+      <w:r>
+        <w:rPr>
+          <w:lang w:val="es-MX"/>
+        </w:rPr>
+        <w:t xml:space="preserve"> sean tratados como cuentas distintas.</w:t>
+      </w:r>
+    </w:p>
+    <w:p>
+      <w:pPr>
+        <w:pStyle w:val="font-claude-response-body"/>
+        <w:rPr>
+          <w:lang w:val="es-MX"/>
+        </w:rPr>
+      </w:pPr>
+      <w:proofErr w:type="spellStart"/>
+      <w:r>
+        <w:rPr>
+          <w:rStyle w:val="CdigoHTML"/>
+          <w:b/>
+          <w:bCs/>
+          <w:lang w:val="es-MX"/>
+        </w:rPr>
+        <w:t>e.code</w:t>
+      </w:r>
+      <w:proofErr w:type="spellEnd"/>
+      <w:r>
+        <w:rPr>
+          <w:rStyle w:val="CdigoHTML"/>
+          <w:b/>
+          <w:bCs/>
+          <w:lang w:val="es-MX"/>
+        </w:rPr>
+        <w:t xml:space="preserve"> === "23505"</w:t>
+      </w:r>
+      <w:r>
+        <w:rPr>
+          <w:lang w:val="es-MX"/>
+        </w:rPr>
+        <w:t xml:space="preserve"> — ese es el código de error de </w:t>
+      </w:r>
+      <w:proofErr w:type="spellStart"/>
+      <w:r>
+        <w:rPr>
+          <w:lang w:val="es-MX"/>
+        </w:rPr>
+        <w:t>PostgreSQL</w:t>
+      </w:r>
+      <w:proofErr w:type="spellEnd"/>
+      <w:r>
+        <w:rPr>
+          <w:lang w:val="es-MX"/>
+        </w:rPr>
+        <w:t xml:space="preserve"> para violación de unicidad. En lugar de dejar caer el servidor, lo capturas y devuelves un 409 limpio. Excelente manejo de errores.</w:t>
+      </w:r>
+    </w:p>
+    <w:p>
+      <w:pPr>
+        <w:pStyle w:val="font-claude-response-body"/>
+        <w:rPr>
+          <w:lang w:val="es-MX"/>
+        </w:rPr>
+      </w:pPr>
       <w:proofErr w:type="spellStart"/>
       <w:r>
         <w:rPr>
           <w:rStyle w:val="Textoennegrita"/>
           <w:lang w:val="es-MX"/>
         </w:rPr>
-        <w:t>fail-fast</w:t>
-      </w:r>
-      <w:proofErr w:type="spellEnd"/>
-      <w:r>
-        <w:rPr>
-          <w:lang w:val="es-MX"/>
-        </w:rPr>
-        <w:t xml:space="preserve"> y es un patrón profesional.</w:t>
+        <w:t>Redis</w:t>
+      </w:r>
+      <w:proofErr w:type="spellEnd"/>
+      <w:r>
+        <w:rPr>
+          <w:rStyle w:val="Textoennegrita"/>
+          <w:lang w:val="es-MX"/>
+        </w:rPr>
+        <w:t xml:space="preserve"> con </w:t>
+      </w:r>
+      <w:proofErr w:type="spellStart"/>
+      <w:r>
+        <w:rPr>
+          <w:rStyle w:val="CdigoHTML"/>
+          <w:b/>
+          <w:bCs/>
+          <w:lang w:val="es-MX"/>
+        </w:rPr>
+        <w:t>setEx</w:t>
+      </w:r>
+      <w:proofErr w:type="spellEnd"/>
+      <w:r>
+        <w:rPr>
+          <w:lang w:val="es-MX"/>
+        </w:rPr>
+        <w:t xml:space="preserve"> — guarda la sesión con expiración de 8 horas, igual que el JWT. Eso permite hacer </w:t>
+      </w:r>
+      <w:proofErr w:type="spellStart"/>
+      <w:r>
+        <w:rPr>
+          <w:lang w:val="es-MX"/>
+        </w:rPr>
+        <w:t>logout</w:t>
+      </w:r>
+      <w:proofErr w:type="spellEnd"/>
+      <w:r>
+        <w:rPr>
+          <w:lang w:val="es-MX"/>
+        </w:rPr>
+        <w:t xml:space="preserve"> real invalidando la sesión en </w:t>
+      </w:r>
+      <w:proofErr w:type="spellStart"/>
+      <w:r>
+        <w:rPr>
+          <w:lang w:val="es-MX"/>
+        </w:rPr>
+        <w:t>Redis</w:t>
+      </w:r>
+      <w:proofErr w:type="spellEnd"/>
+      <w:r>
+        <w:rPr>
+          <w:lang w:val="es-MX"/>
+        </w:rPr>
+        <w:t xml:space="preserve"> sin esperar a que expire el </w:t>
+      </w:r>
+      <w:proofErr w:type="spellStart"/>
+      <w:r>
+        <w:rPr>
+          <w:lang w:val="es-MX"/>
+        </w:rPr>
+        <w:t>token</w:t>
+      </w:r>
+      <w:proofErr w:type="spellEnd"/>
+      <w:r>
+        <w:rPr>
+          <w:lang w:val="es-MX"/>
+        </w:rPr>
+        <w:t>.</w:t>
       </w:r>
     </w:p>
     <w:p>
@@ -2235,94 +2450,84 @@
           <w:lang w:val="es-MX"/>
         </w:rPr>
       </w:pPr>
-      <w:proofErr w:type="spellStart"/>
-      <w:proofErr w:type="gramStart"/>
-      <w:r>
-        <w:rPr>
-          <w:rStyle w:val="CdigoHTML"/>
-          <w:b/>
-          <w:bCs/>
-          <w:lang w:val="es-MX"/>
-        </w:rPr>
-        <w:t>bcrypt.hash</w:t>
-      </w:r>
-      <w:proofErr w:type="spellEnd"/>
-      <w:proofErr w:type="gramEnd"/>
-      <w:r>
-        <w:rPr>
-          <w:rStyle w:val="CdigoHTML"/>
-          <w:b/>
-          <w:bCs/>
-          <w:lang w:val="es-MX"/>
-        </w:rPr>
-        <w:t>(</w:t>
-      </w:r>
-      <w:proofErr w:type="spellStart"/>
-      <w:r>
-        <w:rPr>
-          <w:rStyle w:val="CdigoHTML"/>
-          <w:b/>
-          <w:bCs/>
-          <w:lang w:val="es-MX"/>
-        </w:rPr>
-        <w:t>password</w:t>
-      </w:r>
-      <w:proofErr w:type="spellEnd"/>
-      <w:r>
-        <w:rPr>
-          <w:rStyle w:val="CdigoHTML"/>
-          <w:b/>
-          <w:bCs/>
-          <w:lang w:val="es-MX"/>
-        </w:rPr>
-        <w:t>, 12)</w:t>
-      </w:r>
-      <w:r>
-        <w:rPr>
-          <w:lang w:val="es-MX"/>
-        </w:rPr>
-        <w:t xml:space="preserve"> — el número </w:t>
-      </w:r>
-      <w:r>
-        <w:rPr>
-          <w:rStyle w:val="CdigoHTML"/>
-          <w:lang w:val="es-MX"/>
-        </w:rPr>
-        <w:t>12</w:t>
-      </w:r>
-      <w:r>
-        <w:rPr>
-          <w:lang w:val="es-MX"/>
-        </w:rPr>
-        <w:t xml:space="preserve"> es el "</w:t>
-      </w:r>
-      <w:proofErr w:type="spellStart"/>
-      <w:r>
-        <w:rPr>
-          <w:lang w:val="es-MX"/>
-        </w:rPr>
-        <w:t>salt</w:t>
-      </w:r>
-      <w:proofErr w:type="spellEnd"/>
-      <w:r>
-        <w:rPr>
-          <w:lang w:val="es-MX"/>
-        </w:rPr>
-        <w:t xml:space="preserve"> rounds", cuántas veces se procesa el hash. A mayor número, más </w:t>
-      </w:r>
-      <w:proofErr w:type="gramStart"/>
-      <w:r>
-        <w:rPr>
-          <w:lang w:val="es-MX"/>
-        </w:rPr>
-        <w:t>seguro</w:t>
-      </w:r>
-      <w:proofErr w:type="gramEnd"/>
-      <w:r>
-        <w:rPr>
-          <w:lang w:val="es-MX"/>
-        </w:rPr>
-        <w:t xml:space="preserve"> pero más lento. 12 es el estándar de la industria para 2024. Nunca guardas la contraseña real.</w:t>
+      <w:r>
+        <w:rPr>
+          <w:rStyle w:val="CdigoHTML"/>
+          <w:b/>
+          <w:bCs/>
+          <w:lang w:val="es-MX"/>
+        </w:rPr>
+        <w:t>"0.0.0.0"</w:t>
+      </w:r>
+      <w:r>
+        <w:rPr>
+          <w:lang w:val="es-MX"/>
+        </w:rPr>
+        <w:t xml:space="preserve"> en </w:t>
+      </w:r>
+      <w:proofErr w:type="spellStart"/>
+      <w:r>
+        <w:rPr>
+          <w:rStyle w:val="CdigoHTML"/>
+          <w:lang w:val="es-MX"/>
+        </w:rPr>
+        <w:t>app.listen</w:t>
+      </w:r>
+      <w:proofErr w:type="spellEnd"/>
+      <w:r>
+        <w:rPr>
+          <w:lang w:val="es-MX"/>
+        </w:rPr>
+        <w:t xml:space="preserve"> — escucha en todas las interfaces de red del contenedor, necesario para que </w:t>
+      </w:r>
+      <w:proofErr w:type="spellStart"/>
+      <w:r>
+        <w:rPr>
+          <w:lang w:val="es-MX"/>
+        </w:rPr>
+        <w:t>Docker</w:t>
+      </w:r>
+      <w:proofErr w:type="spellEnd"/>
+      <w:r>
+        <w:rPr>
+          <w:lang w:val="es-MX"/>
+        </w:rPr>
+        <w:t xml:space="preserve"> pueda </w:t>
+      </w:r>
+      <w:proofErr w:type="spellStart"/>
+      <w:r>
+        <w:rPr>
+          <w:lang w:val="es-MX"/>
+        </w:rPr>
+        <w:t>enrutar</w:t>
+      </w:r>
+      <w:proofErr w:type="spellEnd"/>
+      <w:r>
+        <w:rPr>
+          <w:lang w:val="es-MX"/>
+        </w:rPr>
+        <w:t xml:space="preserve"> tráfico hacia él.</w:t>
+      </w:r>
+    </w:p>
+    <w:p>
+      <w:pPr>
+        <w:pStyle w:val="Ttulo3"/>
+        <w:rPr>
+          <w:lang w:val="es-MX"/>
+        </w:rPr>
+      </w:pPr>
+      <w:r>
+        <w:rPr>
+          <w:lang w:val="es-MX"/>
+        </w:rPr>
+        <w:t xml:space="preserve">Análisis línea por línea </w:t>
+      </w:r>
+      <w:r>
+        <w:rPr>
+          <w:rFonts w:ascii="Segoe UI Symbol" w:hAnsi="Segoe UI Symbol" w:cs="Segoe UI Symbol"/>
+          <w:lang w:val="es-MX"/>
+        </w:rPr>
+        <w:t>✅</w:t>
       </w:r>
     </w:p>
     <w:p>
@@ -2332,59 +2537,20 @@
           <w:lang w:val="es-MX"/>
         </w:rPr>
       </w:pPr>
-      <w:proofErr w:type="spellStart"/>
-      <w:proofErr w:type="gramStart"/>
-      <w:r>
-        <w:rPr>
-          <w:rStyle w:val="CdigoHTML"/>
-          <w:b/>
-          <w:bCs/>
-          <w:lang w:val="es-MX"/>
-        </w:rPr>
-        <w:t>email.toLowerCase</w:t>
-      </w:r>
-      <w:proofErr w:type="spellEnd"/>
-      <w:proofErr w:type="gramEnd"/>
-      <w:r>
-        <w:rPr>
-          <w:rStyle w:val="CdigoHTML"/>
-          <w:b/>
-          <w:bCs/>
-          <w:lang w:val="es-MX"/>
-        </w:rPr>
-        <w:t>()</w:t>
-      </w:r>
-      <w:r>
-        <w:rPr>
-          <w:lang w:val="es-MX"/>
-        </w:rPr>
-        <w:t xml:space="preserve"> — normaliza el email antes de guardarlo. Evita que </w:t>
-      </w:r>
-      <w:r>
-        <w:rPr>
-          <w:rStyle w:val="CdigoHTML"/>
-          <w:lang w:val="es-MX"/>
-        </w:rPr>
-        <w:t>Usuario@gmail.com</w:t>
-      </w:r>
-      <w:r>
-        <w:rPr>
-          <w:lang w:val="es-MX"/>
-        </w:rPr>
-        <w:t xml:space="preserve"> y </w:t>
-      </w:r>
-      <w:r>
-        <w:rPr>
-          <w:rStyle w:val="CdigoHTML"/>
-          <w:lang w:val="es-MX"/>
-        </w:rPr>
-        <w:t>usuario@gmail.com</w:t>
-      </w:r>
-      <w:r>
-        <w:rPr>
-          <w:lang w:val="es-MX"/>
-        </w:rPr>
-        <w:t xml:space="preserve"> sean tratados como cuentas distintas.</w:t>
+      <w:r>
+        <w:rPr>
+          <w:rStyle w:val="CdigoHTML"/>
+          <w:b/>
+          <w:bCs/>
+          <w:lang w:val="es-MX"/>
+        </w:rPr>
+        <w:t>let client</w:t>
+      </w:r>
+      <w:r>
+        <w:rPr>
+          <w:lang w:val="es-MX"/>
+        </w:rPr>
+        <w:t xml:space="preserve"> — variable que guarda la conexión. Al estar fuera de la función, persiste entre llamadas. No se crea una nueva conexión cada vez.</w:t>
       </w:r>
     </w:p>
     <w:p>
@@ -2394,47 +2560,33 @@
           <w:lang w:val="es-MX"/>
         </w:rPr>
       </w:pPr>
-      <w:proofErr w:type="spellStart"/>
-      <w:proofErr w:type="gramStart"/>
-      <w:r>
-        <w:rPr>
-          <w:rStyle w:val="CdigoHTML"/>
-          <w:b/>
-          <w:bCs/>
-          <w:lang w:val="es-MX"/>
-        </w:rPr>
-        <w:t>e.code</w:t>
-      </w:r>
-      <w:proofErr w:type="spellEnd"/>
-      <w:proofErr w:type="gramEnd"/>
-      <w:r>
-        <w:rPr>
-          <w:rStyle w:val="CdigoHTML"/>
-          <w:b/>
-          <w:bCs/>
-          <w:lang w:val="es-MX"/>
-        </w:rPr>
-        <w:t xml:space="preserve"> === "23505"</w:t>
-      </w:r>
-      <w:r>
-        <w:rPr>
-          <w:lang w:val="es-MX"/>
-        </w:rPr>
-        <w:t xml:space="preserve"> — ese es el código de error de </w:t>
-      </w:r>
-      <w:proofErr w:type="spellStart"/>
-      <w:r>
-        <w:rPr>
-          <w:lang w:val="es-MX"/>
-        </w:rPr>
-        <w:t>PostgreSQL</w:t>
-      </w:r>
-      <w:proofErr w:type="spellEnd"/>
-      <w:r>
-        <w:rPr>
-          <w:lang w:val="es-MX"/>
-        </w:rPr>
-        <w:t xml:space="preserve"> para violación de unicidad. En lugar de dejar caer el servidor, lo capturas y devuelves un 409 limpio. Excelente manejo de errores.</w:t>
+      <w:r>
+        <w:rPr>
+          <w:rStyle w:val="CdigoHTML"/>
+          <w:b/>
+          <w:bCs/>
+          <w:lang w:val="es-MX"/>
+        </w:rPr>
+        <w:t>if (client &amp;&amp; client.isOpen) return client</w:t>
+      </w:r>
+      <w:r>
+        <w:rPr>
+          <w:lang w:val="es-MX"/>
+        </w:rPr>
+        <w:t xml:space="preserve"> — patrón </w:t>
+      </w:r>
+      <w:r>
+        <w:rPr>
+          <w:rStyle w:val="Textoennegrita"/>
+          <w:lang w:val="es-MX"/>
+        </w:rPr>
+        <w:t>Singleton</w:t>
+      </w:r>
+      <w:r>
+        <w:rPr>
+          <w:lang w:val="es-MX"/>
+        </w:rPr>
+        <w:t>. Si ya existe una conexión abierta, la reutiliza. Sin esto, cada petición al servidor abriría una conexión nueva y agotarías Redis rápidamente. Menciona este patrón en tu tesis.</w:t>
       </w:r>
     </w:p>
     <w:p>
@@ -2444,80 +2596,20 @@
           <w:lang w:val="es-MX"/>
         </w:rPr>
       </w:pPr>
-      <w:proofErr w:type="spellStart"/>
-      <w:r>
-        <w:rPr>
-          <w:rStyle w:val="Textoennegrita"/>
-          <w:lang w:val="es-MX"/>
-        </w:rPr>
-        <w:t>Redis</w:t>
-      </w:r>
-      <w:proofErr w:type="spellEnd"/>
-      <w:r>
-        <w:rPr>
-          <w:rStyle w:val="Textoennegrita"/>
-          <w:lang w:val="es-MX"/>
-        </w:rPr>
-        <w:t xml:space="preserve"> con </w:t>
-      </w:r>
-      <w:proofErr w:type="spellStart"/>
-      <w:r>
-        <w:rPr>
-          <w:rStyle w:val="CdigoHTML"/>
-          <w:b/>
-          <w:bCs/>
-          <w:lang w:val="es-MX"/>
-        </w:rPr>
-        <w:t>setEx</w:t>
-      </w:r>
-      <w:proofErr w:type="spellEnd"/>
-      <w:r>
-        <w:rPr>
-          <w:lang w:val="es-MX"/>
-        </w:rPr>
-        <w:t xml:space="preserve"> — guarda la sesión con expiración de 8 horas, igual que el JWT. Eso permite hacer </w:t>
-      </w:r>
-      <w:proofErr w:type="spellStart"/>
-      <w:r>
-        <w:rPr>
-          <w:lang w:val="es-MX"/>
-        </w:rPr>
-        <w:t>logout</w:t>
-      </w:r>
-      <w:proofErr w:type="spellEnd"/>
-      <w:r>
-        <w:rPr>
-          <w:lang w:val="es-MX"/>
-        </w:rPr>
-        <w:t xml:space="preserve"> real invalidando la sesión en </w:t>
-      </w:r>
-      <w:proofErr w:type="spellStart"/>
-      <w:r>
-        <w:rPr>
-          <w:lang w:val="es-MX"/>
-        </w:rPr>
-        <w:t>Redis</w:t>
-      </w:r>
-      <w:proofErr w:type="spellEnd"/>
-      <w:r>
-        <w:rPr>
-          <w:lang w:val="es-MX"/>
-        </w:rPr>
-        <w:t xml:space="preserve"> sin esperar a que expire el </w:t>
-      </w:r>
-      <w:proofErr w:type="spellStart"/>
-      <w:r>
-        <w:rPr>
-          <w:lang w:val="es-MX"/>
-        </w:rPr>
-        <w:t>token</w:t>
-      </w:r>
-      <w:proofErr w:type="spellEnd"/>
-      <w:r>
-        <w:rPr>
-          <w:lang w:val="es-MX"/>
-        </w:rPr>
-        <w:t>.</w:t>
+      <w:r>
+        <w:rPr>
+          <w:rStyle w:val="CdigoHTML"/>
+          <w:b/>
+          <w:bCs/>
+          <w:lang w:val="es-MX"/>
+        </w:rPr>
+        <w:t>process.env.REDIS_URL || "redis://127.0.0.1:6379"</w:t>
+      </w:r>
+      <w:r>
+        <w:rPr>
+          <w:lang w:val="es-MX"/>
+        </w:rPr>
+        <w:t xml:space="preserve"> — si no hay variable de entorno, cae en localhost. Útil para desarrollo local sin Docker.</w:t>
       </w:r>
     </w:p>
     <w:p>
@@ -2534,225 +2626,7 @@
           <w:bCs/>
           <w:lang w:val="es-MX"/>
         </w:rPr>
-        <w:t>"0.0.0.0"</w:t>
-      </w:r>
-      <w:r>
-        <w:rPr>
-          <w:lang w:val="es-MX"/>
-        </w:rPr>
-        <w:t xml:space="preserve"> en </w:t>
-      </w:r>
-      <w:proofErr w:type="spellStart"/>
-      <w:proofErr w:type="gramStart"/>
-      <w:r>
-        <w:rPr>
-          <w:rStyle w:val="CdigoHTML"/>
-          <w:lang w:val="es-MX"/>
-        </w:rPr>
-        <w:t>app.listen</w:t>
-      </w:r>
-      <w:proofErr w:type="spellEnd"/>
-      <w:proofErr w:type="gramEnd"/>
-      <w:r>
-        <w:rPr>
-          <w:lang w:val="es-MX"/>
-        </w:rPr>
-        <w:t xml:space="preserve"> — escucha en todas las interfaces de red del contenedor, necesario para que </w:t>
-      </w:r>
-      <w:proofErr w:type="spellStart"/>
-      <w:r>
-        <w:rPr>
-          <w:lang w:val="es-MX"/>
-        </w:rPr>
-        <w:t>Docker</w:t>
-      </w:r>
-      <w:proofErr w:type="spellEnd"/>
-      <w:r>
-        <w:rPr>
-          <w:lang w:val="es-MX"/>
-        </w:rPr>
-        <w:t xml:space="preserve"> pueda </w:t>
-      </w:r>
-      <w:proofErr w:type="spellStart"/>
-      <w:r>
-        <w:rPr>
-          <w:lang w:val="es-MX"/>
-        </w:rPr>
-        <w:t>enrutar</w:t>
-      </w:r>
-      <w:proofErr w:type="spellEnd"/>
-      <w:r>
-        <w:rPr>
-          <w:lang w:val="es-MX"/>
-        </w:rPr>
-        <w:t xml:space="preserve"> tráfico hacia él.</w:t>
-      </w:r>
-    </w:p>
-    <w:p>
-      <w:pPr>
-        <w:pStyle w:val="Ttulo3"/>
-        <w:rPr>
-          <w:lang w:val="es-MX"/>
-        </w:rPr>
-      </w:pPr>
-      <w:proofErr w:type="gramStart"/>
-      <w:r>
-        <w:rPr>
-          <w:lang w:val="es-MX"/>
-        </w:rPr>
-        <w:t>Análisis línea</w:t>
-      </w:r>
-      <w:proofErr w:type="gramEnd"/>
-      <w:r>
-        <w:rPr>
-          <w:lang w:val="es-MX"/>
-        </w:rPr>
-        <w:t xml:space="preserve"> por línea </w:t>
-      </w:r>
-      <w:r>
-        <w:rPr>
-          <w:rFonts w:ascii="Segoe UI Symbol" w:hAnsi="Segoe UI Symbol" w:cs="Segoe UI Symbol"/>
-          <w:lang w:val="es-MX"/>
-        </w:rPr>
-        <w:t>✅</w:t>
-      </w:r>
-    </w:p>
-    <w:p>
-      <w:pPr>
-        <w:pStyle w:val="font-claude-response-body"/>
-        <w:rPr>
-          <w:lang w:val="es-MX"/>
-        </w:rPr>
-      </w:pPr>
-      <w:r>
-        <w:rPr>
-          <w:rStyle w:val="CdigoHTML"/>
-          <w:b/>
-          <w:bCs/>
-          <w:lang w:val="es-MX"/>
-        </w:rPr>
-        <w:t>let client</w:t>
-      </w:r>
-      <w:r>
-        <w:rPr>
-          <w:lang w:val="es-MX"/>
-        </w:rPr>
-        <w:t xml:space="preserve"> — variable que guarda la conexión. Al estar fuera de la función, persiste entre llamadas. No se crea una nueva conexión cada vez.</w:t>
-      </w:r>
-    </w:p>
-    <w:p>
-      <w:pPr>
-        <w:pStyle w:val="font-claude-response-body"/>
-        <w:rPr>
-          <w:lang w:val="es-MX"/>
-        </w:rPr>
-      </w:pPr>
-      <w:r>
-        <w:rPr>
-          <w:rStyle w:val="CdigoHTML"/>
-          <w:b/>
-          <w:bCs/>
-          <w:lang w:val="es-MX"/>
-        </w:rPr>
-        <w:t xml:space="preserve">if (client &amp;&amp; </w:t>
-      </w:r>
-      <w:proofErr w:type="gramStart"/>
-      <w:r>
-        <w:rPr>
-          <w:rStyle w:val="CdigoHTML"/>
-          <w:b/>
-          <w:bCs/>
-          <w:lang w:val="es-MX"/>
-        </w:rPr>
-        <w:t>client.isOpen</w:t>
-      </w:r>
-      <w:proofErr w:type="gramEnd"/>
-      <w:r>
-        <w:rPr>
-          <w:rStyle w:val="CdigoHTML"/>
-          <w:b/>
-          <w:bCs/>
-          <w:lang w:val="es-MX"/>
-        </w:rPr>
-        <w:t>) return client</w:t>
-      </w:r>
-      <w:r>
-        <w:rPr>
-          <w:lang w:val="es-MX"/>
-        </w:rPr>
-        <w:t xml:space="preserve"> — patrón </w:t>
-      </w:r>
-      <w:r>
-        <w:rPr>
-          <w:rStyle w:val="Textoennegrita"/>
-          <w:lang w:val="es-MX"/>
-        </w:rPr>
-        <w:t>Singleton</w:t>
-      </w:r>
-      <w:r>
-        <w:rPr>
-          <w:lang w:val="es-MX"/>
-        </w:rPr>
-        <w:t>. Si ya existe una conexión abierta, la reutiliza. Sin esto, cada petición al servidor abriría una conexión nueva y agotarías Redis rápidamente. Menciona este patrón en tu tesis.</w:t>
-      </w:r>
-    </w:p>
-    <w:p>
-      <w:pPr>
-        <w:pStyle w:val="font-claude-response-body"/>
-        <w:rPr>
-          <w:lang w:val="es-MX"/>
-        </w:rPr>
-      </w:pPr>
-      <w:proofErr w:type="gramStart"/>
-      <w:r>
-        <w:rPr>
-          <w:rStyle w:val="CdigoHTML"/>
-          <w:b/>
-          <w:bCs/>
-          <w:lang w:val="es-MX"/>
-        </w:rPr>
-        <w:t>process.env.REDIS</w:t>
-      </w:r>
-      <w:proofErr w:type="gramEnd"/>
-      <w:r>
-        <w:rPr>
-          <w:rStyle w:val="CdigoHTML"/>
-          <w:b/>
-          <w:bCs/>
-          <w:lang w:val="es-MX"/>
-        </w:rPr>
-        <w:t>_URL || "redis://127.0.0.1:6379"</w:t>
-      </w:r>
-      <w:r>
-        <w:rPr>
-          <w:lang w:val="es-MX"/>
-        </w:rPr>
-        <w:t xml:space="preserve"> — si no hay variable de entorno, cae en localhost. Útil para desarrollo local sin Docker.</w:t>
-      </w:r>
-    </w:p>
-    <w:p>
-      <w:pPr>
-        <w:pStyle w:val="font-claude-response-body"/>
-      </w:pPr>
-      <w:proofErr w:type="gramStart"/>
-      <w:r>
-        <w:rPr>
-          <w:rStyle w:val="CdigoHTML"/>
-          <w:b/>
-          <w:bCs/>
-          <w:lang w:val="es-MX"/>
-        </w:rPr>
-        <w:t>client.on</w:t>
-      </w:r>
-      <w:proofErr w:type="gramEnd"/>
-      <w:r>
-        <w:rPr>
-          <w:rStyle w:val="CdigoHTML"/>
-          <w:b/>
-          <w:bCs/>
-          <w:lang w:val="es-MX"/>
-        </w:rPr>
-        <w:t>("error", ...)</w:t>
+        <w:t>client.on("error", ...)</w:t>
       </w:r>
       <w:r>
         <w:rPr>
@@ -2761,63 +2635,88 @@
         <w:t xml:space="preserve"> — captura errores de Redis sin crashear el servidor. </w:t>
       </w:r>
       <w:r>
-        <w:t xml:space="preserve">El </w:t>
-      </w:r>
-      <w:proofErr w:type="spellStart"/>
-      <w:r>
-        <w:t>servicio</w:t>
-      </w:r>
-      <w:proofErr w:type="spellEnd"/>
-      <w:r>
-        <w:t xml:space="preserve"> </w:t>
-      </w:r>
-      <w:proofErr w:type="spellStart"/>
-      <w:r>
-        <w:t>sigue</w:t>
-      </w:r>
-      <w:proofErr w:type="spellEnd"/>
-      <w:r>
-        <w:t xml:space="preserve"> </w:t>
-      </w:r>
-      <w:proofErr w:type="spellStart"/>
-      <w:r>
-        <w:t>funcionando</w:t>
-      </w:r>
-      <w:proofErr w:type="spellEnd"/>
-      <w:r>
-        <w:t xml:space="preserve"> </w:t>
-      </w:r>
-      <w:proofErr w:type="spellStart"/>
-      <w:r>
-        <w:t>aunque</w:t>
-      </w:r>
-      <w:proofErr w:type="spellEnd"/>
-      <w:r>
-        <w:t xml:space="preserve"> </w:t>
-      </w:r>
-      <w:proofErr w:type="spellStart"/>
-      <w:r>
-        <w:t>Redis</w:t>
-      </w:r>
-      <w:proofErr w:type="spellEnd"/>
-      <w:r>
-        <w:t xml:space="preserve"> </w:t>
-      </w:r>
-      <w:proofErr w:type="spellStart"/>
-      <w:r>
-        <w:t>falle</w:t>
-      </w:r>
-      <w:proofErr w:type="spellEnd"/>
-      <w:r>
-        <w:t xml:space="preserve"> </w:t>
-      </w:r>
-      <w:proofErr w:type="spellStart"/>
-      <w:r>
-        <w:t>momentáneamente</w:t>
-      </w:r>
-      <w:proofErr w:type="spellEnd"/>
-      <w:r>
-        <w:t>.</w:t>
+        <w:rPr>
+          <w:lang w:val="es-MX"/>
+        </w:rPr>
+        <w:t>El servicio sigue funcionando aunque Redis falle momentáneamente.</w:t>
+      </w:r>
+    </w:p>
+    <w:p>
+      <w:pPr>
+        <w:spacing w:beforeAutospacing="1" w:after="100" w:afterAutospacing="1" w:line="240" w:lineRule="auto"/>
+        <w:rPr>
+          <w:rFonts w:ascii="Times New Roman" w:eastAsia="Times New Roman" w:hAnsi="Times New Roman" w:cs="Times New Roman"/>
+          <w:sz w:val="24"/>
+          <w:szCs w:val="24"/>
+          <w:lang w:val="es-MX"/>
+        </w:rPr>
+      </w:pPr>
+      <w:r>
+        <w:rPr>
+          <w:rFonts w:ascii="Times New Roman" w:eastAsia="Times New Roman" w:hAnsi="Times New Roman" w:cs="Times New Roman"/>
+          <w:sz w:val="24"/>
+          <w:szCs w:val="24"/>
+          <w:lang w:val="es-MX"/>
+        </w:rPr>
+        <w:t xml:space="preserve">Un UUID como </w:t>
+      </w:r>
+      <w:r>
+        <w:rPr>
+          <w:rFonts w:ascii="Courier New" w:eastAsia="Times New Roman" w:hAnsi="Courier New" w:cs="Courier New"/>
+          <w:sz w:val="20"/>
+          <w:szCs w:val="20"/>
+          <w:lang w:val="es-MX"/>
+        </w:rPr>
+        <w:t>b914a2e5-e920-4826-ac6d-a3b03d633776</w:t>
+      </w:r>
+      <w:r>
+        <w:rPr>
+          <w:rFonts w:ascii="Times New Roman" w:eastAsia="Times New Roman" w:hAnsi="Times New Roman" w:cs="Times New Roman"/>
+          <w:sz w:val="24"/>
+          <w:szCs w:val="24"/>
+          <w:lang w:val="es-MX"/>
+        </w:rPr>
+        <w:t xml:space="preserve"> es único en el universo. Si algún día tienes varios servidores creando usuarios simultáneamente, nunca habrá colisión de IDs. Un número simple (1, 2, 3...) requeriría coordinar con la base de datos para saber cuál toca, lo cual es un cuello de botella.</w:t>
+      </w:r>
+    </w:p>
+    <w:p>
+      <w:pPr>
+        <w:spacing w:before="100" w:beforeAutospacing="1" w:after="100" w:afterAutospacing="1" w:line="240" w:lineRule="auto"/>
+        <w:rPr>
+          <w:rFonts w:ascii="Times New Roman" w:eastAsia="Times New Roman" w:hAnsi="Times New Roman" w:cs="Times New Roman"/>
+          <w:sz w:val="24"/>
+          <w:szCs w:val="24"/>
+          <w:lang w:val="es-MX"/>
+        </w:rPr>
+      </w:pPr>
+      <w:r>
+        <w:rPr>
+          <w:rFonts w:ascii="Times New Roman" w:eastAsia="Times New Roman" w:hAnsi="Times New Roman" w:cs="Times New Roman"/>
+          <w:sz w:val="24"/>
+          <w:szCs w:val="24"/>
+          <w:lang w:val="es-MX"/>
+        </w:rPr>
+        <w:t xml:space="preserve">Y ese token largo es tu </w:t>
+      </w:r>
+      <w:r>
+        <w:rPr>
+          <w:rFonts w:ascii="Times New Roman" w:eastAsia="Times New Roman" w:hAnsi="Times New Roman" w:cs="Times New Roman"/>
+          <w:b/>
+          <w:bCs/>
+          <w:sz w:val="24"/>
+          <w:szCs w:val="24"/>
+          <w:lang w:val="es-MX"/>
+        </w:rPr>
+        <w:t>JWT</w:t>
+      </w:r>
+      <w:r>
+        <w:rPr>
+          <w:rFonts w:ascii="Times New Roman" w:eastAsia="Times New Roman" w:hAnsi="Times New Roman" w:cs="Times New Roman"/>
+          <w:sz w:val="24"/>
+          <w:szCs w:val="24"/>
+          <w:lang w:val="es-MX"/>
+        </w:rPr>
+        <w:t xml:space="preserve"> — contiene la identidad del usuario encriptada.</w:t>
       </w:r>
     </w:p>
     <w:p>
@@ -2847,14 +2746,7 @@
         <w:rPr>
           <w:lang w:val="es-MX"/>
         </w:rPr>
-        <w:t xml:space="preserve">Necesito hacer una APP que contenga una IA que funcione offline que sirva para recibir historias clínicas de un consultorio optometrista, cuando tenga conexión deberá sincronizar con una base de datos que ya tengo configurada en Mongo Atlas. Me vas a explicar paso por paso porque es para mi tesis y necesito saber TODO y auditar todo. Me ayudas a fabricar el código y me explicas </w:t>
-      </w:r>
-      <w:r>
-        <w:rPr>
-          <w:lang w:val="es-MX"/>
-        </w:rPr>
-        <w:lastRenderedPageBreak/>
-        <w:t xml:space="preserve">línea por línea dándome maneras creativas de realizar para que yo pueda aprender y asimismo aprobar. Necesito también subir este proyecto cada progreso que haga al </w:t>
+        <w:t xml:space="preserve">Necesito hacer una APP que contenga una IA que funcione offline que sirva para recibir historias clínicas de un consultorio optometrista, cuando tenga conexión deberá sincronizar con una base de datos que ya tengo configurada en Mongo Atlas. Me vas a explicar paso por paso porque es para mi tesis y necesito saber TODO y auditar todo. Me ayudas a fabricar el código y me explicas línea por línea dándome maneras creativas de realizar para que yo pueda aprender y asimismo aprobar. Necesito también subir este proyecto cada progreso que haga al </w:t>
       </w:r>
       <w:proofErr w:type="spellStart"/>
       <w:r>
@@ -3498,6 +3390,7 @@
         <w:rPr>
           <w:lang w:val="es-MX"/>
         </w:rPr>
+        <w:lastRenderedPageBreak/>
         <w:t>Esta es la capacidad más crítica para tu evaluación. La app debe funcionar sin conexión y sincronizarse al detectar red.</w:t>
       </w:r>
     </w:p>
@@ -3639,7 +3532,6 @@
           <w:bCs/>
           <w:lang w:val="es-MX"/>
         </w:rPr>
-        <w:lastRenderedPageBreak/>
         <w:t>Resolución de Conflictos:</w:t>
       </w:r>
       <w:r>

--- a/Explicacion_Microservicios.docx
+++ b/Explicacion_Microservicios.docx
@@ -2721,11 +2721,1837 @@
     </w:p>
     <w:p>
       <w:pPr>
+        <w:spacing w:before="100" w:beforeAutospacing="1" w:after="100" w:afterAutospacing="1" w:line="240" w:lineRule="auto"/>
+        <w:rPr>
+          <w:rFonts w:ascii="Times New Roman" w:eastAsia="Times New Roman" w:hAnsi="Times New Roman" w:cs="Times New Roman"/>
+          <w:sz w:val="24"/>
+          <w:szCs w:val="24"/>
+          <w:lang w:val="es-MX"/>
+        </w:rPr>
+      </w:pPr>
+      <w:r>
+        <w:rPr>
+          <w:rFonts w:ascii="Times New Roman" w:eastAsia="Times New Roman" w:hAnsi="Times New Roman" w:cs="Times New Roman"/>
+          <w:sz w:val="24"/>
+          <w:szCs w:val="24"/>
+          <w:lang w:val="es-MX"/>
+        </w:rPr>
+        <w:lastRenderedPageBreak/>
+        <w:t>Esto tarda un momento. Mientras carga te explico qué instala cada uno:</w:t>
+      </w:r>
+    </w:p>
+    <w:p>
+      <w:pPr>
+        <w:numPr>
+          <w:ilvl w:val="0"/>
+          <w:numId w:val="9"/>
+        </w:numPr>
+        <w:spacing w:before="100" w:beforeAutospacing="1" w:after="100" w:afterAutospacing="1" w:line="240" w:lineRule="auto"/>
+        <w:rPr>
+          <w:rFonts w:ascii="Times New Roman" w:eastAsia="Times New Roman" w:hAnsi="Times New Roman" w:cs="Times New Roman"/>
+          <w:sz w:val="24"/>
+          <w:szCs w:val="24"/>
+          <w:lang w:val="es-MX"/>
+        </w:rPr>
+      </w:pPr>
+      <w:r>
+        <w:rPr>
+          <w:rFonts w:ascii="Courier New" w:eastAsia="Times New Roman" w:hAnsi="Courier New" w:cs="Courier New"/>
+          <w:sz w:val="20"/>
+          <w:szCs w:val="20"/>
+          <w:lang w:val="es-MX"/>
+        </w:rPr>
+        <w:t>expo-</w:t>
+      </w:r>
+      <w:proofErr w:type="spellStart"/>
+      <w:r>
+        <w:rPr>
+          <w:rFonts w:ascii="Courier New" w:eastAsia="Times New Roman" w:hAnsi="Courier New" w:cs="Courier New"/>
+          <w:sz w:val="20"/>
+          <w:szCs w:val="20"/>
+          <w:lang w:val="es-MX"/>
+        </w:rPr>
+        <w:t>sqlite</w:t>
+      </w:r>
+      <w:proofErr w:type="spellEnd"/>
+      <w:r>
+        <w:rPr>
+          <w:rFonts w:ascii="Times New Roman" w:eastAsia="Times New Roman" w:hAnsi="Times New Roman" w:cs="Times New Roman"/>
+          <w:sz w:val="24"/>
+          <w:szCs w:val="24"/>
+          <w:lang w:val="es-MX"/>
+        </w:rPr>
+        <w:t xml:space="preserve"> — la base de datos local offline que vive en el teléfono</w:t>
+      </w:r>
+    </w:p>
+    <w:p>
+      <w:pPr>
+        <w:numPr>
+          <w:ilvl w:val="0"/>
+          <w:numId w:val="9"/>
+        </w:numPr>
+        <w:spacing w:before="100" w:beforeAutospacing="1" w:after="100" w:afterAutospacing="1" w:line="240" w:lineRule="auto"/>
+        <w:rPr>
+          <w:rFonts w:ascii="Times New Roman" w:eastAsia="Times New Roman" w:hAnsi="Times New Roman" w:cs="Times New Roman"/>
+          <w:sz w:val="24"/>
+          <w:szCs w:val="24"/>
+          <w:lang w:val="es-MX"/>
+        </w:rPr>
+      </w:pPr>
+      <w:r>
+        <w:rPr>
+          <w:rFonts w:ascii="Courier New" w:eastAsia="Times New Roman" w:hAnsi="Courier New" w:cs="Courier New"/>
+          <w:sz w:val="20"/>
+          <w:szCs w:val="20"/>
+          <w:lang w:val="es-MX"/>
+        </w:rPr>
+        <w:t>expo-</w:t>
+      </w:r>
+      <w:proofErr w:type="spellStart"/>
+      <w:r>
+        <w:rPr>
+          <w:rFonts w:ascii="Courier New" w:eastAsia="Times New Roman" w:hAnsi="Courier New" w:cs="Courier New"/>
+          <w:sz w:val="20"/>
+          <w:szCs w:val="20"/>
+          <w:lang w:val="es-MX"/>
+        </w:rPr>
+        <w:t>network</w:t>
+      </w:r>
+      <w:proofErr w:type="spellEnd"/>
+      <w:r>
+        <w:rPr>
+          <w:rFonts w:ascii="Times New Roman" w:eastAsia="Times New Roman" w:hAnsi="Times New Roman" w:cs="Times New Roman"/>
+          <w:sz w:val="24"/>
+          <w:szCs w:val="24"/>
+          <w:lang w:val="es-MX"/>
+        </w:rPr>
+        <w:t xml:space="preserve"> — detecta si hay o no internet (lo usará el </w:t>
+      </w:r>
+      <w:proofErr w:type="spellStart"/>
+      <w:r>
+        <w:rPr>
+          <w:rFonts w:ascii="Times New Roman" w:eastAsia="Times New Roman" w:hAnsi="Times New Roman" w:cs="Times New Roman"/>
+          <w:sz w:val="24"/>
+          <w:szCs w:val="24"/>
+          <w:lang w:val="es-MX"/>
+        </w:rPr>
+        <w:t>Sync</w:t>
+      </w:r>
+      <w:proofErr w:type="spellEnd"/>
+      <w:r>
+        <w:rPr>
+          <w:rFonts w:ascii="Times New Roman" w:eastAsia="Times New Roman" w:hAnsi="Times New Roman" w:cs="Times New Roman"/>
+          <w:sz w:val="24"/>
+          <w:szCs w:val="24"/>
+          <w:lang w:val="es-MX"/>
+        </w:rPr>
+        <w:t xml:space="preserve"> </w:t>
+      </w:r>
+      <w:proofErr w:type="spellStart"/>
+      <w:r>
+        <w:rPr>
+          <w:rFonts w:ascii="Times New Roman" w:eastAsia="Times New Roman" w:hAnsi="Times New Roman" w:cs="Times New Roman"/>
+          <w:sz w:val="24"/>
+          <w:szCs w:val="24"/>
+          <w:lang w:val="es-MX"/>
+        </w:rPr>
+        <w:t>Engine</w:t>
+      </w:r>
+      <w:proofErr w:type="spellEnd"/>
+      <w:r>
+        <w:rPr>
+          <w:rFonts w:ascii="Times New Roman" w:eastAsia="Times New Roman" w:hAnsi="Times New Roman" w:cs="Times New Roman"/>
+          <w:sz w:val="24"/>
+          <w:szCs w:val="24"/>
+          <w:lang w:val="es-MX"/>
+        </w:rPr>
+        <w:t>)</w:t>
+      </w:r>
+    </w:p>
+    <w:p>
+      <w:pPr>
+        <w:numPr>
+          <w:ilvl w:val="0"/>
+          <w:numId w:val="9"/>
+        </w:numPr>
+        <w:spacing w:before="100" w:beforeAutospacing="1" w:after="100" w:afterAutospacing="1" w:line="240" w:lineRule="auto"/>
+        <w:rPr>
+          <w:rFonts w:ascii="Times New Roman" w:eastAsia="Times New Roman" w:hAnsi="Times New Roman" w:cs="Times New Roman"/>
+          <w:sz w:val="24"/>
+          <w:szCs w:val="24"/>
+          <w:lang w:val="es-MX"/>
+        </w:rPr>
+      </w:pPr>
+      <w:r>
+        <w:rPr>
+          <w:rFonts w:ascii="Courier New" w:eastAsia="Times New Roman" w:hAnsi="Courier New" w:cs="Courier New"/>
+          <w:sz w:val="20"/>
+          <w:szCs w:val="20"/>
+          <w:lang w:val="es-MX"/>
+        </w:rPr>
+        <w:t>@</w:t>
+      </w:r>
+      <w:proofErr w:type="spellStart"/>
+      <w:r>
+        <w:rPr>
+          <w:rFonts w:ascii="Courier New" w:eastAsia="Times New Roman" w:hAnsi="Courier New" w:cs="Courier New"/>
+          <w:sz w:val="20"/>
+          <w:szCs w:val="20"/>
+          <w:lang w:val="es-MX"/>
+        </w:rPr>
+        <w:t>react-navigation</w:t>
+      </w:r>
+      <w:proofErr w:type="spellEnd"/>
+      <w:r>
+        <w:rPr>
+          <w:rFonts w:ascii="Courier New" w:eastAsia="Times New Roman" w:hAnsi="Courier New" w:cs="Courier New"/>
+          <w:sz w:val="20"/>
+          <w:szCs w:val="20"/>
+          <w:lang w:val="es-MX"/>
+        </w:rPr>
+        <w:t>/</w:t>
+      </w:r>
+      <w:proofErr w:type="spellStart"/>
+      <w:r>
+        <w:rPr>
+          <w:rFonts w:ascii="Courier New" w:eastAsia="Times New Roman" w:hAnsi="Courier New" w:cs="Courier New"/>
+          <w:sz w:val="20"/>
+          <w:szCs w:val="20"/>
+          <w:lang w:val="es-MX"/>
+        </w:rPr>
+        <w:t>native</w:t>
+      </w:r>
+      <w:proofErr w:type="spellEnd"/>
+      <w:r>
+        <w:rPr>
+          <w:rFonts w:ascii="Times New Roman" w:eastAsia="Times New Roman" w:hAnsi="Times New Roman" w:cs="Times New Roman"/>
+          <w:sz w:val="24"/>
+          <w:szCs w:val="24"/>
+          <w:lang w:val="es-MX"/>
+        </w:rPr>
+        <w:t xml:space="preserve"> — el sistema de navegación entre pantallas</w:t>
+      </w:r>
+    </w:p>
+    <w:p>
+      <w:pPr>
+        <w:numPr>
+          <w:ilvl w:val="0"/>
+          <w:numId w:val="9"/>
+        </w:numPr>
+        <w:spacing w:before="100" w:beforeAutospacing="1" w:after="100" w:afterAutospacing="1" w:line="240" w:lineRule="auto"/>
+        <w:rPr>
+          <w:rFonts w:ascii="Times New Roman" w:eastAsia="Times New Roman" w:hAnsi="Times New Roman" w:cs="Times New Roman"/>
+          <w:sz w:val="24"/>
+          <w:szCs w:val="24"/>
+          <w:lang w:val="es-MX"/>
+        </w:rPr>
+      </w:pPr>
+      <w:r>
+        <w:rPr>
+          <w:rFonts w:ascii="Courier New" w:eastAsia="Times New Roman" w:hAnsi="Courier New" w:cs="Courier New"/>
+          <w:sz w:val="20"/>
+          <w:szCs w:val="20"/>
+          <w:lang w:val="es-MX"/>
+        </w:rPr>
+        <w:t>@</w:t>
+      </w:r>
+      <w:proofErr w:type="spellStart"/>
+      <w:r>
+        <w:rPr>
+          <w:rFonts w:ascii="Courier New" w:eastAsia="Times New Roman" w:hAnsi="Courier New" w:cs="Courier New"/>
+          <w:sz w:val="20"/>
+          <w:szCs w:val="20"/>
+          <w:lang w:val="es-MX"/>
+        </w:rPr>
+        <w:t>react-navigation</w:t>
+      </w:r>
+      <w:proofErr w:type="spellEnd"/>
+      <w:r>
+        <w:rPr>
+          <w:rFonts w:ascii="Courier New" w:eastAsia="Times New Roman" w:hAnsi="Courier New" w:cs="Courier New"/>
+          <w:sz w:val="20"/>
+          <w:szCs w:val="20"/>
+          <w:lang w:val="es-MX"/>
+        </w:rPr>
+        <w:t>/</w:t>
+      </w:r>
+      <w:proofErr w:type="spellStart"/>
+      <w:r>
+        <w:rPr>
+          <w:rFonts w:ascii="Courier New" w:eastAsia="Times New Roman" w:hAnsi="Courier New" w:cs="Courier New"/>
+          <w:sz w:val="20"/>
+          <w:szCs w:val="20"/>
+          <w:lang w:val="es-MX"/>
+        </w:rPr>
+        <w:t>native-stack</w:t>
+      </w:r>
+      <w:proofErr w:type="spellEnd"/>
+      <w:r>
+        <w:rPr>
+          <w:rFonts w:ascii="Times New Roman" w:eastAsia="Times New Roman" w:hAnsi="Times New Roman" w:cs="Times New Roman"/>
+          <w:sz w:val="24"/>
+          <w:szCs w:val="24"/>
+          <w:lang w:val="es-MX"/>
+        </w:rPr>
+        <w:t xml:space="preserve"> — el estilo de navegación tipo "apilar pantallas" (</w:t>
+      </w:r>
+      <w:proofErr w:type="spellStart"/>
+      <w:r>
+        <w:rPr>
+          <w:rFonts w:ascii="Times New Roman" w:eastAsia="Times New Roman" w:hAnsi="Times New Roman" w:cs="Times New Roman"/>
+          <w:sz w:val="24"/>
+          <w:szCs w:val="24"/>
+          <w:lang w:val="es-MX"/>
+        </w:rPr>
+        <w:t>login</w:t>
+      </w:r>
+      <w:proofErr w:type="spellEnd"/>
+      <w:r>
+        <w:rPr>
+          <w:rFonts w:ascii="Times New Roman" w:eastAsia="Times New Roman" w:hAnsi="Times New Roman" w:cs="Times New Roman"/>
+          <w:sz w:val="24"/>
+          <w:szCs w:val="24"/>
+          <w:lang w:val="es-MX"/>
+        </w:rPr>
+        <w:t xml:space="preserve"> → home → formulario)</w:t>
+      </w:r>
+    </w:p>
+    <w:p>
+      <w:pPr>
+        <w:numPr>
+          <w:ilvl w:val="0"/>
+          <w:numId w:val="9"/>
+        </w:numPr>
+        <w:spacing w:before="100" w:beforeAutospacing="1" w:after="100" w:afterAutospacing="1" w:line="240" w:lineRule="auto"/>
+        <w:rPr>
+          <w:rFonts w:ascii="Times New Roman" w:eastAsia="Times New Roman" w:hAnsi="Times New Roman" w:cs="Times New Roman"/>
+          <w:sz w:val="24"/>
+          <w:szCs w:val="24"/>
+          <w:lang w:val="es-MX"/>
+        </w:rPr>
+      </w:pPr>
+      <w:proofErr w:type="spellStart"/>
+      <w:r>
+        <w:rPr>
+          <w:rFonts w:ascii="Courier New" w:eastAsia="Times New Roman" w:hAnsi="Courier New" w:cs="Courier New"/>
+          <w:sz w:val="20"/>
+          <w:szCs w:val="20"/>
+          <w:lang w:val="es-MX"/>
+        </w:rPr>
+        <w:t>react-native-screens</w:t>
+      </w:r>
+      <w:proofErr w:type="spellEnd"/>
+      <w:r>
+        <w:rPr>
+          <w:rFonts w:ascii="Times New Roman" w:eastAsia="Times New Roman" w:hAnsi="Times New Roman" w:cs="Times New Roman"/>
+          <w:sz w:val="24"/>
+          <w:szCs w:val="24"/>
+          <w:lang w:val="es-MX"/>
+        </w:rPr>
+        <w:t xml:space="preserve"> — optimización de rendimiento para la navegación</w:t>
+      </w:r>
+    </w:p>
+    <w:p>
+      <w:pPr>
+        <w:numPr>
+          <w:ilvl w:val="0"/>
+          <w:numId w:val="9"/>
+        </w:numPr>
+        <w:spacing w:before="100" w:beforeAutospacing="1" w:after="100" w:afterAutospacing="1" w:line="240" w:lineRule="auto"/>
+        <w:rPr>
+          <w:rFonts w:ascii="Times New Roman" w:eastAsia="Times New Roman" w:hAnsi="Times New Roman" w:cs="Times New Roman"/>
+          <w:sz w:val="24"/>
+          <w:szCs w:val="24"/>
+          <w:lang w:val="es-MX"/>
+        </w:rPr>
+      </w:pPr>
+      <w:proofErr w:type="spellStart"/>
+      <w:r>
+        <w:rPr>
+          <w:rFonts w:ascii="Courier New" w:eastAsia="Times New Roman" w:hAnsi="Courier New" w:cs="Courier New"/>
+          <w:sz w:val="20"/>
+          <w:szCs w:val="20"/>
+          <w:lang w:val="es-MX"/>
+        </w:rPr>
+        <w:t>react-native-safe-area-context</w:t>
+      </w:r>
+      <w:proofErr w:type="spellEnd"/>
+      <w:r>
+        <w:rPr>
+          <w:rFonts w:ascii="Times New Roman" w:eastAsia="Times New Roman" w:hAnsi="Times New Roman" w:cs="Times New Roman"/>
+          <w:sz w:val="24"/>
+          <w:szCs w:val="24"/>
+          <w:lang w:val="es-MX"/>
+        </w:rPr>
+        <w:t xml:space="preserve"> — respeta los bordes del teléfono (el </w:t>
+      </w:r>
+      <w:proofErr w:type="spellStart"/>
+      <w:r>
+        <w:rPr>
+          <w:rFonts w:ascii="Times New Roman" w:eastAsia="Times New Roman" w:hAnsi="Times New Roman" w:cs="Times New Roman"/>
+          <w:sz w:val="24"/>
+          <w:szCs w:val="24"/>
+          <w:lang w:val="es-MX"/>
+        </w:rPr>
+        <w:t>notch</w:t>
+      </w:r>
+      <w:proofErr w:type="spellEnd"/>
+      <w:r>
+        <w:rPr>
+          <w:rFonts w:ascii="Times New Roman" w:eastAsia="Times New Roman" w:hAnsi="Times New Roman" w:cs="Times New Roman"/>
+          <w:sz w:val="24"/>
+          <w:szCs w:val="24"/>
+          <w:lang w:val="es-MX"/>
+        </w:rPr>
+        <w:t>, la barra de inicio)</w:t>
+      </w:r>
+    </w:p>
+    <w:p>
+      <w:pPr>
+        <w:spacing w:before="100" w:beforeAutospacing="1" w:after="100" w:afterAutospacing="1" w:line="240" w:lineRule="auto"/>
+        <w:rPr>
+          <w:rFonts w:ascii="Times New Roman" w:eastAsia="Times New Roman" w:hAnsi="Times New Roman" w:cs="Times New Roman"/>
+          <w:sz w:val="24"/>
+          <w:szCs w:val="24"/>
+          <w:lang w:val="es-MX"/>
+        </w:rPr>
+      </w:pPr>
+      <w:r>
+        <w:rPr>
+          <w:rFonts w:ascii="Times New Roman" w:eastAsia="Times New Roman" w:hAnsi="Times New Roman" w:cs="Times New Roman"/>
+          <w:sz w:val="24"/>
+          <w:szCs w:val="24"/>
+          <w:lang w:val="es-MX"/>
+        </w:rPr>
+        <w:t>Perfecto. Antes de escribir, entiende qué hace este archivo:</w:t>
+      </w:r>
+    </w:p>
+    <w:p>
+      <w:pPr>
+        <w:spacing w:before="100" w:beforeAutospacing="1" w:after="100" w:afterAutospacing="1" w:line="240" w:lineRule="auto"/>
+        <w:rPr>
+          <w:rFonts w:ascii="Times New Roman" w:eastAsia="Times New Roman" w:hAnsi="Times New Roman" w:cs="Times New Roman"/>
+          <w:sz w:val="24"/>
+          <w:szCs w:val="24"/>
+        </w:rPr>
+      </w:pPr>
+      <w:r>
+        <w:rPr>
+          <w:rFonts w:ascii="Courier New" w:eastAsia="Times New Roman" w:hAnsi="Courier New" w:cs="Courier New"/>
+          <w:sz w:val="20"/>
+          <w:szCs w:val="20"/>
+          <w:lang w:val="es-MX"/>
+        </w:rPr>
+        <w:t>database.js</w:t>
+      </w:r>
+      <w:r>
+        <w:rPr>
+          <w:rFonts w:ascii="Times New Roman" w:eastAsia="Times New Roman" w:hAnsi="Times New Roman" w:cs="Times New Roman"/>
+          <w:sz w:val="24"/>
+          <w:szCs w:val="24"/>
+          <w:lang w:val="es-MX"/>
+        </w:rPr>
+        <w:t xml:space="preserve"> es el </w:t>
+      </w:r>
+      <w:r>
+        <w:rPr>
+          <w:rFonts w:ascii="Times New Roman" w:eastAsia="Times New Roman" w:hAnsi="Times New Roman" w:cs="Times New Roman"/>
+          <w:b/>
+          <w:bCs/>
+          <w:sz w:val="24"/>
+          <w:szCs w:val="24"/>
+          <w:lang w:val="es-MX"/>
+        </w:rPr>
+        <w:t>cerebro del modo offline</w:t>
+      </w:r>
+      <w:r>
+        <w:rPr>
+          <w:rFonts w:ascii="Times New Roman" w:eastAsia="Times New Roman" w:hAnsi="Times New Roman" w:cs="Times New Roman"/>
+          <w:sz w:val="24"/>
+          <w:szCs w:val="24"/>
+          <w:lang w:val="es-MX"/>
+        </w:rPr>
+        <w:t xml:space="preserve">. </w:t>
+      </w:r>
+      <w:proofErr w:type="spellStart"/>
+      <w:r>
+        <w:rPr>
+          <w:rFonts w:ascii="Times New Roman" w:eastAsia="Times New Roman" w:hAnsi="Times New Roman" w:cs="Times New Roman"/>
+          <w:sz w:val="24"/>
+          <w:szCs w:val="24"/>
+        </w:rPr>
+        <w:t>Hace</w:t>
+      </w:r>
+      <w:proofErr w:type="spellEnd"/>
+      <w:r>
+        <w:rPr>
+          <w:rFonts w:ascii="Times New Roman" w:eastAsia="Times New Roman" w:hAnsi="Times New Roman" w:cs="Times New Roman"/>
+          <w:sz w:val="24"/>
+          <w:szCs w:val="24"/>
+        </w:rPr>
+        <w:t xml:space="preserve"> </w:t>
+      </w:r>
+      <w:proofErr w:type="spellStart"/>
+      <w:r>
+        <w:rPr>
+          <w:rFonts w:ascii="Times New Roman" w:eastAsia="Times New Roman" w:hAnsi="Times New Roman" w:cs="Times New Roman"/>
+          <w:sz w:val="24"/>
+          <w:szCs w:val="24"/>
+        </w:rPr>
+        <w:t>tres</w:t>
+      </w:r>
+      <w:proofErr w:type="spellEnd"/>
+      <w:r>
+        <w:rPr>
+          <w:rFonts w:ascii="Times New Roman" w:eastAsia="Times New Roman" w:hAnsi="Times New Roman" w:cs="Times New Roman"/>
+          <w:sz w:val="24"/>
+          <w:szCs w:val="24"/>
+        </w:rPr>
+        <w:t xml:space="preserve"> </w:t>
+      </w:r>
+      <w:proofErr w:type="spellStart"/>
+      <w:r>
+        <w:rPr>
+          <w:rFonts w:ascii="Times New Roman" w:eastAsia="Times New Roman" w:hAnsi="Times New Roman" w:cs="Times New Roman"/>
+          <w:sz w:val="24"/>
+          <w:szCs w:val="24"/>
+        </w:rPr>
+        <w:t>cosas</w:t>
+      </w:r>
+      <w:proofErr w:type="spellEnd"/>
+      <w:r>
+        <w:rPr>
+          <w:rFonts w:ascii="Times New Roman" w:eastAsia="Times New Roman" w:hAnsi="Times New Roman" w:cs="Times New Roman"/>
+          <w:sz w:val="24"/>
+          <w:szCs w:val="24"/>
+        </w:rPr>
+        <w:t>:</w:t>
+      </w:r>
+    </w:p>
+    <w:p>
+      <w:pPr>
+        <w:numPr>
+          <w:ilvl w:val="0"/>
+          <w:numId w:val="10"/>
+        </w:numPr>
+        <w:spacing w:before="100" w:beforeAutospacing="1" w:after="100" w:afterAutospacing="1" w:line="240" w:lineRule="auto"/>
+        <w:rPr>
+          <w:rFonts w:ascii="Times New Roman" w:eastAsia="Times New Roman" w:hAnsi="Times New Roman" w:cs="Times New Roman"/>
+          <w:sz w:val="24"/>
+          <w:szCs w:val="24"/>
+          <w:lang w:val="es-MX"/>
+        </w:rPr>
+      </w:pPr>
+      <w:r>
+        <w:rPr>
+          <w:rFonts w:ascii="Times New Roman" w:eastAsia="Times New Roman" w:hAnsi="Times New Roman" w:cs="Times New Roman"/>
+          <w:b/>
+          <w:bCs/>
+          <w:sz w:val="24"/>
+          <w:szCs w:val="24"/>
+          <w:lang w:val="es-MX"/>
+        </w:rPr>
+        <w:t>Abre o crea</w:t>
+      </w:r>
+      <w:r>
+        <w:rPr>
+          <w:rFonts w:ascii="Times New Roman" w:eastAsia="Times New Roman" w:hAnsi="Times New Roman" w:cs="Times New Roman"/>
+          <w:sz w:val="24"/>
+          <w:szCs w:val="24"/>
+          <w:lang w:val="es-MX"/>
+        </w:rPr>
+        <w:t xml:space="preserve"> la base de datos </w:t>
+      </w:r>
+      <w:proofErr w:type="spellStart"/>
+      <w:r>
+        <w:rPr>
+          <w:rFonts w:ascii="Times New Roman" w:eastAsia="Times New Roman" w:hAnsi="Times New Roman" w:cs="Times New Roman"/>
+          <w:sz w:val="24"/>
+          <w:szCs w:val="24"/>
+          <w:lang w:val="es-MX"/>
+        </w:rPr>
+        <w:t>SQLite</w:t>
+      </w:r>
+      <w:proofErr w:type="spellEnd"/>
+      <w:r>
+        <w:rPr>
+          <w:rFonts w:ascii="Times New Roman" w:eastAsia="Times New Roman" w:hAnsi="Times New Roman" w:cs="Times New Roman"/>
+          <w:sz w:val="24"/>
+          <w:szCs w:val="24"/>
+          <w:lang w:val="es-MX"/>
+        </w:rPr>
+        <w:t xml:space="preserve"> en el dispositivo</w:t>
+      </w:r>
+    </w:p>
+    <w:p>
+      <w:pPr>
+        <w:numPr>
+          <w:ilvl w:val="0"/>
+          <w:numId w:val="10"/>
+        </w:numPr>
+        <w:spacing w:before="100" w:beforeAutospacing="1" w:after="100" w:afterAutospacing="1" w:line="240" w:lineRule="auto"/>
+        <w:rPr>
+          <w:rFonts w:ascii="Times New Roman" w:eastAsia="Times New Roman" w:hAnsi="Times New Roman" w:cs="Times New Roman"/>
+          <w:sz w:val="24"/>
+          <w:szCs w:val="24"/>
+          <w:lang w:val="es-MX"/>
+        </w:rPr>
+      </w:pPr>
+      <w:r>
+        <w:rPr>
+          <w:rFonts w:ascii="Times New Roman" w:eastAsia="Times New Roman" w:hAnsi="Times New Roman" w:cs="Times New Roman"/>
+          <w:b/>
+          <w:bCs/>
+          <w:sz w:val="24"/>
+          <w:szCs w:val="24"/>
+          <w:lang w:val="es-MX"/>
+        </w:rPr>
+        <w:t>Crea las tablas</w:t>
+      </w:r>
+      <w:r>
+        <w:rPr>
+          <w:rFonts w:ascii="Times New Roman" w:eastAsia="Times New Roman" w:hAnsi="Times New Roman" w:cs="Times New Roman"/>
+          <w:sz w:val="24"/>
+          <w:szCs w:val="24"/>
+          <w:lang w:val="es-MX"/>
+        </w:rPr>
+        <w:t xml:space="preserve"> si no existen</w:t>
+      </w:r>
+    </w:p>
+    <w:p>
+      <w:pPr>
+        <w:numPr>
+          <w:ilvl w:val="0"/>
+          <w:numId w:val="10"/>
+        </w:numPr>
+        <w:spacing w:before="100" w:beforeAutospacing="1" w:after="100" w:afterAutospacing="1" w:line="240" w:lineRule="auto"/>
+        <w:rPr>
+          <w:rFonts w:ascii="Times New Roman" w:eastAsia="Times New Roman" w:hAnsi="Times New Roman" w:cs="Times New Roman"/>
+          <w:sz w:val="24"/>
+          <w:szCs w:val="24"/>
+          <w:lang w:val="es-MX"/>
+        </w:rPr>
+      </w:pPr>
+      <w:r>
+        <w:rPr>
+          <w:rFonts w:ascii="Times New Roman" w:eastAsia="Times New Roman" w:hAnsi="Times New Roman" w:cs="Times New Roman"/>
+          <w:b/>
+          <w:bCs/>
+          <w:sz w:val="24"/>
+          <w:szCs w:val="24"/>
+          <w:lang w:val="es-MX"/>
+        </w:rPr>
+        <w:t>Exporta funciones</w:t>
+      </w:r>
+      <w:r>
+        <w:rPr>
+          <w:rFonts w:ascii="Times New Roman" w:eastAsia="Times New Roman" w:hAnsi="Times New Roman" w:cs="Times New Roman"/>
+          <w:sz w:val="24"/>
+          <w:szCs w:val="24"/>
+          <w:lang w:val="es-MX"/>
+        </w:rPr>
+        <w:t xml:space="preserve"> para guardar y leer historias clínicas localmente</w:t>
+      </w:r>
+    </w:p>
+    <w:p>
+      <w:pPr>
+        <w:spacing w:before="100" w:beforeAutospacing="1" w:after="100" w:afterAutospacing="1" w:line="240" w:lineRule="auto"/>
+        <w:rPr>
+          <w:rFonts w:ascii="Times New Roman" w:eastAsia="Times New Roman" w:hAnsi="Times New Roman" w:cs="Times New Roman"/>
+          <w:sz w:val="24"/>
+          <w:szCs w:val="24"/>
+          <w:lang w:val="es-MX"/>
+        </w:rPr>
+      </w:pPr>
+      <w:r>
+        <w:rPr>
+          <w:rFonts w:ascii="Times New Roman" w:eastAsia="Times New Roman" w:hAnsi="Times New Roman" w:cs="Times New Roman"/>
+          <w:sz w:val="24"/>
+          <w:szCs w:val="24"/>
+          <w:lang w:val="es-MX"/>
+        </w:rPr>
+        <w:t xml:space="preserve">La tabla más importante se llama </w:t>
+      </w:r>
+      <w:proofErr w:type="spellStart"/>
+      <w:r>
+        <w:rPr>
+          <w:rFonts w:ascii="Courier New" w:eastAsia="Times New Roman" w:hAnsi="Courier New" w:cs="Courier New"/>
+          <w:sz w:val="20"/>
+          <w:szCs w:val="20"/>
+          <w:lang w:val="es-MX"/>
+        </w:rPr>
+        <w:t>historias_pendientes</w:t>
+      </w:r>
+      <w:proofErr w:type="spellEnd"/>
+      <w:r>
+        <w:rPr>
+          <w:rFonts w:ascii="Times New Roman" w:eastAsia="Times New Roman" w:hAnsi="Times New Roman" w:cs="Times New Roman"/>
+          <w:sz w:val="24"/>
+          <w:szCs w:val="24"/>
+          <w:lang w:val="es-MX"/>
+        </w:rPr>
+        <w:t xml:space="preserve">. Tiene un campo llamado </w:t>
+      </w:r>
+      <w:r>
+        <w:rPr>
+          <w:rFonts w:ascii="Courier New" w:eastAsia="Times New Roman" w:hAnsi="Courier New" w:cs="Courier New"/>
+          <w:sz w:val="20"/>
+          <w:szCs w:val="20"/>
+          <w:lang w:val="es-MX"/>
+        </w:rPr>
+        <w:t>sincronizado</w:t>
+      </w:r>
+      <w:r>
+        <w:rPr>
+          <w:rFonts w:ascii="Times New Roman" w:eastAsia="Times New Roman" w:hAnsi="Times New Roman" w:cs="Times New Roman"/>
+          <w:sz w:val="24"/>
+          <w:szCs w:val="24"/>
+          <w:lang w:val="es-MX"/>
+        </w:rPr>
+        <w:t xml:space="preserve"> que es </w:t>
+      </w:r>
+      <w:r>
+        <w:rPr>
+          <w:rFonts w:ascii="Courier New" w:eastAsia="Times New Roman" w:hAnsi="Courier New" w:cs="Courier New"/>
+          <w:sz w:val="20"/>
+          <w:szCs w:val="20"/>
+          <w:lang w:val="es-MX"/>
+        </w:rPr>
+        <w:t>0</w:t>
+      </w:r>
+      <w:r>
+        <w:rPr>
+          <w:rFonts w:ascii="Times New Roman" w:eastAsia="Times New Roman" w:hAnsi="Times New Roman" w:cs="Times New Roman"/>
+          <w:sz w:val="24"/>
+          <w:szCs w:val="24"/>
+          <w:lang w:val="es-MX"/>
+        </w:rPr>
+        <w:t xml:space="preserve"> cuando la historia fue creada sin internet, y </w:t>
+      </w:r>
+      <w:r>
+        <w:rPr>
+          <w:rFonts w:ascii="Courier New" w:eastAsia="Times New Roman" w:hAnsi="Courier New" w:cs="Courier New"/>
+          <w:sz w:val="20"/>
+          <w:szCs w:val="20"/>
+          <w:lang w:val="es-MX"/>
+        </w:rPr>
+        <w:t>1</w:t>
+      </w:r>
+      <w:r>
+        <w:rPr>
+          <w:rFonts w:ascii="Times New Roman" w:eastAsia="Times New Roman" w:hAnsi="Times New Roman" w:cs="Times New Roman"/>
+          <w:sz w:val="24"/>
+          <w:szCs w:val="24"/>
+          <w:lang w:val="es-MX"/>
+        </w:rPr>
+        <w:t xml:space="preserve"> cuando ya se envió al servidor. El </w:t>
+      </w:r>
+      <w:proofErr w:type="spellStart"/>
+      <w:r>
+        <w:rPr>
+          <w:rFonts w:ascii="Times New Roman" w:eastAsia="Times New Roman" w:hAnsi="Times New Roman" w:cs="Times New Roman"/>
+          <w:sz w:val="24"/>
+          <w:szCs w:val="24"/>
+          <w:lang w:val="es-MX"/>
+        </w:rPr>
+        <w:t>Sync</w:t>
+      </w:r>
+      <w:proofErr w:type="spellEnd"/>
+      <w:r>
+        <w:rPr>
+          <w:rFonts w:ascii="Times New Roman" w:eastAsia="Times New Roman" w:hAnsi="Times New Roman" w:cs="Times New Roman"/>
+          <w:sz w:val="24"/>
+          <w:szCs w:val="24"/>
+          <w:lang w:val="es-MX"/>
+        </w:rPr>
+        <w:t xml:space="preserve"> </w:t>
+      </w:r>
+      <w:proofErr w:type="spellStart"/>
+      <w:r>
+        <w:rPr>
+          <w:rFonts w:ascii="Times New Roman" w:eastAsia="Times New Roman" w:hAnsi="Times New Roman" w:cs="Times New Roman"/>
+          <w:sz w:val="24"/>
+          <w:szCs w:val="24"/>
+          <w:lang w:val="es-MX"/>
+        </w:rPr>
+        <w:t>Engine</w:t>
+      </w:r>
+      <w:proofErr w:type="spellEnd"/>
+      <w:r>
+        <w:rPr>
+          <w:rFonts w:ascii="Times New Roman" w:eastAsia="Times New Roman" w:hAnsi="Times New Roman" w:cs="Times New Roman"/>
+          <w:sz w:val="24"/>
+          <w:szCs w:val="24"/>
+          <w:lang w:val="es-MX"/>
+        </w:rPr>
+        <w:t xml:space="preserve"> busca todos los registros con </w:t>
+      </w:r>
+      <w:r>
+        <w:rPr>
+          <w:rFonts w:ascii="Courier New" w:eastAsia="Times New Roman" w:hAnsi="Courier New" w:cs="Courier New"/>
+          <w:sz w:val="20"/>
+          <w:szCs w:val="20"/>
+          <w:lang w:val="es-MX"/>
+        </w:rPr>
+        <w:t>sincronizado = 0</w:t>
+      </w:r>
+      <w:r>
+        <w:rPr>
+          <w:rFonts w:ascii="Times New Roman" w:eastAsia="Times New Roman" w:hAnsi="Times New Roman" w:cs="Times New Roman"/>
+          <w:sz w:val="24"/>
+          <w:szCs w:val="24"/>
+          <w:lang w:val="es-MX"/>
+        </w:rPr>
+        <w:t xml:space="preserve"> y los manda a </w:t>
+      </w:r>
+      <w:proofErr w:type="spellStart"/>
+      <w:r>
+        <w:rPr>
+          <w:rFonts w:ascii="Times New Roman" w:eastAsia="Times New Roman" w:hAnsi="Times New Roman" w:cs="Times New Roman"/>
+          <w:sz w:val="24"/>
+          <w:szCs w:val="24"/>
+          <w:lang w:val="es-MX"/>
+        </w:rPr>
+        <w:t>MongoDB</w:t>
+      </w:r>
+      <w:proofErr w:type="spellEnd"/>
+      <w:r>
+        <w:rPr>
+          <w:rFonts w:ascii="Times New Roman" w:eastAsia="Times New Roman" w:hAnsi="Times New Roman" w:cs="Times New Roman"/>
+          <w:sz w:val="24"/>
+          <w:szCs w:val="24"/>
+          <w:lang w:val="es-MX"/>
+        </w:rPr>
+        <w:t xml:space="preserve"> Atlas cuando detecta conexión.</w:t>
+      </w:r>
+    </w:p>
+    <w:p>
+      <w:pPr>
+        <w:pStyle w:val="Ttulo3"/>
+        <w:rPr>
+          <w:lang w:val="es-MX"/>
+        </w:rPr>
+      </w:pPr>
+      <w:r>
+        <w:rPr>
+          <w:lang w:val="es-MX"/>
+        </w:rPr>
+        <w:t>Qué hace cada función — para tu defensa</w:t>
+      </w:r>
+    </w:p>
+    <w:p>
+      <w:pPr>
         <w:pStyle w:val="font-claude-response-body"/>
         <w:rPr>
           <w:lang w:val="es-MX"/>
         </w:rPr>
       </w:pPr>
+      <w:proofErr w:type="gramStart"/>
+      <w:r>
+        <w:rPr>
+          <w:rStyle w:val="CdigoHTML"/>
+          <w:lang w:val="es-MX"/>
+        </w:rPr>
+        <w:t>inicializarDB(</w:t>
+      </w:r>
+      <w:proofErr w:type="gramEnd"/>
+      <w:r>
+        <w:rPr>
+          <w:rStyle w:val="CdigoHTML"/>
+          <w:lang w:val="es-MX"/>
+        </w:rPr>
+        <w:t>)</w:t>
+      </w:r>
+      <w:r>
+        <w:rPr>
+          <w:lang w:val="es-MX"/>
+        </w:rPr>
+        <w:t xml:space="preserve"> — crea la tabla si no existe. El </w:t>
+      </w:r>
+      <w:r>
+        <w:rPr>
+          <w:rStyle w:val="CdigoHTML"/>
+          <w:lang w:val="es-MX"/>
+        </w:rPr>
+        <w:t>IF NOT EXISTS</w:t>
+      </w:r>
+      <w:r>
+        <w:rPr>
+          <w:lang w:val="es-MX"/>
+        </w:rPr>
+        <w:t xml:space="preserve"> la hace segura para correrla cada vez que arranca la app sin duplicar nada.</w:t>
+      </w:r>
+    </w:p>
+    <w:p>
+      <w:pPr>
+        <w:pStyle w:val="font-claude-response-body"/>
+        <w:rPr>
+          <w:lang w:val="es-MX"/>
+        </w:rPr>
+      </w:pPr>
+      <w:proofErr w:type="gramStart"/>
+      <w:r>
+        <w:rPr>
+          <w:rStyle w:val="CdigoHTML"/>
+          <w:lang w:val="es-MX"/>
+        </w:rPr>
+        <w:t>guardarHistoriaLocal(</w:t>
+      </w:r>
+      <w:proofErr w:type="gramEnd"/>
+      <w:r>
+        <w:rPr>
+          <w:rStyle w:val="CdigoHTML"/>
+          <w:lang w:val="es-MX"/>
+        </w:rPr>
+        <w:t>)</w:t>
+      </w:r>
+      <w:r>
+        <w:rPr>
+          <w:lang w:val="es-MX"/>
+        </w:rPr>
+        <w:t xml:space="preserve"> — recibe los datos de la historia como objeto JavaScript, los convierte a texto JSON con </w:t>
+      </w:r>
+      <w:r>
+        <w:rPr>
+          <w:rStyle w:val="CdigoHTML"/>
+          <w:lang w:val="es-MX"/>
+        </w:rPr>
+        <w:t>JSON.stringify()</w:t>
+      </w:r>
+      <w:r>
+        <w:rPr>
+          <w:lang w:val="es-MX"/>
+        </w:rPr>
+        <w:t xml:space="preserve"> y los guarda. SQLite solo guarda texto, números y fechas — no objetos complejos directamente.</w:t>
+      </w:r>
+    </w:p>
+    <w:p>
+      <w:pPr>
+        <w:pStyle w:val="font-claude-response-body"/>
+        <w:rPr>
+          <w:lang w:val="es-MX"/>
+        </w:rPr>
+      </w:pPr>
+      <w:proofErr w:type="gramStart"/>
+      <w:r>
+        <w:rPr>
+          <w:rStyle w:val="CdigoHTML"/>
+          <w:lang w:val="es-MX"/>
+        </w:rPr>
+        <w:t>obtenerHistoriasPendientes(</w:t>
+      </w:r>
+      <w:proofErr w:type="gramEnd"/>
+      <w:r>
+        <w:rPr>
+          <w:rStyle w:val="CdigoHTML"/>
+          <w:lang w:val="es-MX"/>
+        </w:rPr>
+        <w:t>)</w:t>
+      </w:r>
+      <w:r>
+        <w:rPr>
+          <w:lang w:val="es-MX"/>
+        </w:rPr>
+        <w:t xml:space="preserve"> — busca todas las historias con </w:t>
+      </w:r>
+      <w:r>
+        <w:rPr>
+          <w:rStyle w:val="CdigoHTML"/>
+          <w:lang w:val="es-MX"/>
+        </w:rPr>
+        <w:t>sincronizado = 0</w:t>
+      </w:r>
+      <w:r>
+        <w:rPr>
+          <w:lang w:val="es-MX"/>
+        </w:rPr>
+        <w:t>. Estas son las que el Sync Engine debe enviar al servidor.</w:t>
+      </w:r>
+    </w:p>
+    <w:p>
+      <w:pPr>
+        <w:pStyle w:val="font-claude-response-body"/>
+      </w:pPr>
+      <w:proofErr w:type="gramStart"/>
+      <w:r>
+        <w:rPr>
+          <w:rStyle w:val="CdigoHTML"/>
+          <w:lang w:val="es-MX"/>
+        </w:rPr>
+        <w:t>marcarComoSincronizada(</w:t>
+      </w:r>
+      <w:proofErr w:type="gramEnd"/>
+      <w:r>
+        <w:rPr>
+          <w:rStyle w:val="CdigoHTML"/>
+          <w:lang w:val="es-MX"/>
+        </w:rPr>
+        <w:t>)</w:t>
+      </w:r>
+      <w:r>
+        <w:rPr>
+          <w:lang w:val="es-MX"/>
+        </w:rPr>
+        <w:t xml:space="preserve"> — cuando el servidor confirma que recibió la historia, cambia el </w:t>
+      </w:r>
+      <w:r>
+        <w:rPr>
+          <w:rStyle w:val="CdigoHTML"/>
+          <w:lang w:val="es-MX"/>
+        </w:rPr>
+        <w:t>0</w:t>
+      </w:r>
+      <w:r>
+        <w:rPr>
+          <w:lang w:val="es-MX"/>
+        </w:rPr>
+        <w:t xml:space="preserve"> a </w:t>
+      </w:r>
+      <w:r>
+        <w:rPr>
+          <w:rStyle w:val="CdigoHTML"/>
+          <w:lang w:val="es-MX"/>
+        </w:rPr>
+        <w:t>1</w:t>
+      </w:r>
+      <w:r>
+        <w:rPr>
+          <w:lang w:val="es-MX"/>
+        </w:rPr>
+        <w:t xml:space="preserve">. </w:t>
+      </w:r>
+      <w:proofErr w:type="spellStart"/>
+      <w:r>
+        <w:t>Así</w:t>
+      </w:r>
+      <w:proofErr w:type="spellEnd"/>
+      <w:r>
+        <w:t xml:space="preserve"> no se </w:t>
+      </w:r>
+      <w:proofErr w:type="spellStart"/>
+      <w:r>
+        <w:t>envía</w:t>
+      </w:r>
+      <w:proofErr w:type="spellEnd"/>
+      <w:r>
+        <w:t xml:space="preserve"> dos </w:t>
+      </w:r>
+      <w:proofErr w:type="spellStart"/>
+      <w:r>
+        <w:t>veces</w:t>
+      </w:r>
+      <w:proofErr w:type="spellEnd"/>
+      <w:r>
+        <w:t>.</w:t>
+      </w:r>
+    </w:p>
+    <w:p>
+      <w:pPr>
+        <w:spacing w:before="100" w:beforeAutospacing="1" w:after="100" w:afterAutospacing="1" w:line="240" w:lineRule="auto"/>
+        <w:rPr>
+          <w:rFonts w:ascii="Times New Roman" w:eastAsia="Times New Roman" w:hAnsi="Times New Roman" w:cs="Times New Roman"/>
+          <w:sz w:val="24"/>
+          <w:szCs w:val="24"/>
+          <w:lang w:val="es-MX"/>
+        </w:rPr>
+      </w:pPr>
+    </w:p>
+    <w:p>
+      <w:pPr>
+        <w:pStyle w:val="font-claude-response-body"/>
+        <w:rPr>
+          <w:lang w:val="es-MX"/>
+        </w:rPr>
+      </w:pPr>
+      <w:r>
+        <w:rPr>
+          <w:rStyle w:val="token"/>
+          <w:b/>
+          <w:bCs/>
+          <w:color w:val="D3D7DE"/>
+          <w:lang w:val="es-MX"/>
+        </w:rPr>
+        <w:t>##</w:t>
+      </w:r>
+      <w:r>
+        <w:rPr>
+          <w:rStyle w:val="token"/>
+          <w:b/>
+          <w:bCs/>
+          <w:color w:val="F47B85"/>
+          <w:lang w:val="es-MX"/>
+        </w:rPr>
+        <w:t xml:space="preserve"> Día 2 — [fecha de hoy]</w:t>
+      </w:r>
+      <w:r>
+        <w:rPr>
+          <w:lang w:val="es-MX"/>
+        </w:rPr>
+        <w:t xml:space="preserve"> </w:t>
+      </w:r>
+      <w:r>
+        <w:rPr>
+          <w:rStyle w:val="token"/>
+          <w:b/>
+          <w:bCs/>
+          <w:color w:val="D3D7DE"/>
+          <w:lang w:val="es-MX"/>
+        </w:rPr>
+        <w:t>###</w:t>
+      </w:r>
+      <w:r>
+        <w:rPr>
+          <w:rStyle w:val="token"/>
+          <w:b/>
+          <w:bCs/>
+          <w:color w:val="F47B85"/>
+          <w:lang w:val="es-MX"/>
+        </w:rPr>
+        <w:t xml:space="preserve"> Componentes desarrollados</w:t>
+      </w:r>
+      <w:r>
+        <w:rPr>
+          <w:lang w:val="es-MX"/>
+        </w:rPr>
+        <w:t xml:space="preserve"> </w:t>
+      </w:r>
+      <w:r>
+        <w:rPr>
+          <w:rStyle w:val="token"/>
+          <w:color w:val="D3D7DE"/>
+          <w:lang w:val="es-MX"/>
+        </w:rPr>
+        <w:t>1.</w:t>
+      </w:r>
+      <w:r>
+        <w:rPr>
+          <w:lang w:val="es-MX"/>
+        </w:rPr>
+        <w:t xml:space="preserve"> Proyecto </w:t>
+      </w:r>
+      <w:proofErr w:type="spellStart"/>
+      <w:r>
+        <w:rPr>
+          <w:lang w:val="es-MX"/>
+        </w:rPr>
+        <w:t>React</w:t>
+      </w:r>
+      <w:proofErr w:type="spellEnd"/>
+      <w:r>
+        <w:rPr>
+          <w:lang w:val="es-MX"/>
+        </w:rPr>
+        <w:t xml:space="preserve"> </w:t>
+      </w:r>
+      <w:proofErr w:type="spellStart"/>
+      <w:r>
+        <w:rPr>
+          <w:lang w:val="es-MX"/>
+        </w:rPr>
+        <w:t>Native</w:t>
+      </w:r>
+      <w:proofErr w:type="spellEnd"/>
+      <w:r>
+        <w:rPr>
+          <w:lang w:val="es-MX"/>
+        </w:rPr>
+        <w:t xml:space="preserve"> inicializado con Expo (</w:t>
+      </w:r>
+      <w:proofErr w:type="spellStart"/>
+      <w:r>
+        <w:rPr>
+          <w:lang w:val="es-MX"/>
+        </w:rPr>
+        <w:t>athenea-mobile</w:t>
+      </w:r>
+      <w:proofErr w:type="spellEnd"/>
+      <w:r>
+        <w:rPr>
+          <w:lang w:val="es-MX"/>
+        </w:rPr>
+        <w:t xml:space="preserve">) </w:t>
+      </w:r>
+      <w:r>
+        <w:rPr>
+          <w:rStyle w:val="token"/>
+          <w:color w:val="D3D7DE"/>
+          <w:lang w:val="es-MX"/>
+        </w:rPr>
+        <w:t>2.</w:t>
+      </w:r>
+      <w:r>
+        <w:rPr>
+          <w:lang w:val="es-MX"/>
+        </w:rPr>
+        <w:t xml:space="preserve"> Estructura de carpetas: pantallas, </w:t>
+      </w:r>
+      <w:proofErr w:type="spellStart"/>
+      <w:r>
+        <w:rPr>
+          <w:lang w:val="es-MX"/>
+        </w:rPr>
+        <w:t>navegacion</w:t>
+      </w:r>
+      <w:proofErr w:type="spellEnd"/>
+      <w:r>
+        <w:rPr>
+          <w:lang w:val="es-MX"/>
+        </w:rPr>
+        <w:t xml:space="preserve">, </w:t>
+      </w:r>
+      <w:proofErr w:type="spellStart"/>
+      <w:r>
+        <w:rPr>
+          <w:lang w:val="es-MX"/>
+        </w:rPr>
+        <w:t>baseDatosLite</w:t>
+      </w:r>
+      <w:proofErr w:type="spellEnd"/>
+      <w:r>
+        <w:rPr>
+          <w:lang w:val="es-MX"/>
+        </w:rPr>
+        <w:t xml:space="preserve">, </w:t>
+      </w:r>
+      <w:proofErr w:type="spellStart"/>
+      <w:r>
+        <w:rPr>
+          <w:lang w:val="es-MX"/>
+        </w:rPr>
+        <w:t>components</w:t>
+      </w:r>
+      <w:proofErr w:type="spellEnd"/>
+      <w:r>
+        <w:rPr>
+          <w:lang w:val="es-MX"/>
+        </w:rPr>
+        <w:t xml:space="preserve">, </w:t>
+      </w:r>
+      <w:proofErr w:type="spellStart"/>
+      <w:r>
+        <w:rPr>
+          <w:lang w:val="es-MX"/>
+        </w:rPr>
+        <w:t>services</w:t>
+      </w:r>
+      <w:proofErr w:type="spellEnd"/>
+      <w:r>
+        <w:rPr>
+          <w:lang w:val="es-MX"/>
+        </w:rPr>
+        <w:t xml:space="preserve"> </w:t>
+      </w:r>
+      <w:r>
+        <w:rPr>
+          <w:rStyle w:val="token"/>
+          <w:color w:val="D3D7DE"/>
+          <w:lang w:val="es-MX"/>
+        </w:rPr>
+        <w:t>3.</w:t>
+      </w:r>
+      <w:r>
+        <w:rPr>
+          <w:lang w:val="es-MX"/>
+        </w:rPr>
+        <w:t xml:space="preserve"> Base de datos </w:t>
+      </w:r>
+      <w:proofErr w:type="spellStart"/>
+      <w:r>
+        <w:rPr>
+          <w:lang w:val="es-MX"/>
+        </w:rPr>
+        <w:t>SQLite</w:t>
+      </w:r>
+      <w:proofErr w:type="spellEnd"/>
+      <w:r>
+        <w:rPr>
+          <w:lang w:val="es-MX"/>
+        </w:rPr>
+        <w:t xml:space="preserve"> local (</w:t>
+      </w:r>
+      <w:proofErr w:type="spellStart"/>
+      <w:r>
+        <w:rPr>
+          <w:lang w:val="es-MX"/>
+        </w:rPr>
+        <w:t>baseDatosLite</w:t>
+      </w:r>
+      <w:proofErr w:type="spellEnd"/>
+      <w:r>
+        <w:rPr>
+          <w:lang w:val="es-MX"/>
+        </w:rPr>
+        <w:t xml:space="preserve">/database.js) con tabla </w:t>
+      </w:r>
+      <w:proofErr w:type="spellStart"/>
+      <w:r>
+        <w:rPr>
+          <w:lang w:val="es-MX"/>
+        </w:rPr>
+        <w:t>historias_pendientes</w:t>
+      </w:r>
+      <w:proofErr w:type="spellEnd"/>
+      <w:r>
+        <w:rPr>
+          <w:lang w:val="es-MX"/>
+        </w:rPr>
+        <w:t xml:space="preserve"> </w:t>
+      </w:r>
+      <w:r>
+        <w:rPr>
+          <w:rStyle w:val="token"/>
+          <w:color w:val="D3D7DE"/>
+          <w:lang w:val="es-MX"/>
+        </w:rPr>
+        <w:t>4.</w:t>
+      </w:r>
+      <w:r>
+        <w:rPr>
+          <w:lang w:val="es-MX"/>
+        </w:rPr>
+        <w:t xml:space="preserve"> Sistema de navegación con AppNavigator.js </w:t>
+      </w:r>
+      <w:r>
+        <w:rPr>
+          <w:rStyle w:val="token"/>
+          <w:color w:val="D3D7DE"/>
+          <w:lang w:val="es-MX"/>
+        </w:rPr>
+        <w:t>5.</w:t>
+      </w:r>
+      <w:r>
+        <w:rPr>
+          <w:lang w:val="es-MX"/>
+        </w:rPr>
+        <w:t xml:space="preserve"> Pantalla de animación </w:t>
+      </w:r>
+      <w:proofErr w:type="spellStart"/>
+      <w:r>
+        <w:rPr>
+          <w:lang w:val="es-MX"/>
+        </w:rPr>
+        <w:t>splash</w:t>
+      </w:r>
+      <w:proofErr w:type="spellEnd"/>
+      <w:r>
+        <w:rPr>
+          <w:lang w:val="es-MX"/>
+        </w:rPr>
+        <w:t xml:space="preserve"> (pantallas/animaciones.js) </w:t>
+      </w:r>
+      <w:r>
+        <w:rPr>
+          <w:rStyle w:val="token"/>
+          <w:color w:val="D3D7DE"/>
+          <w:lang w:val="es-MX"/>
+        </w:rPr>
+        <w:t>6.</w:t>
+      </w:r>
+      <w:r>
+        <w:rPr>
+          <w:lang w:val="es-MX"/>
+        </w:rPr>
+        <w:t xml:space="preserve"> Pantalla de </w:t>
+      </w:r>
+      <w:proofErr w:type="spellStart"/>
+      <w:r>
+        <w:rPr>
+          <w:lang w:val="es-MX"/>
+        </w:rPr>
+        <w:lastRenderedPageBreak/>
+        <w:t>login</w:t>
+      </w:r>
+      <w:proofErr w:type="spellEnd"/>
+      <w:r>
+        <w:rPr>
+          <w:lang w:val="es-MX"/>
+        </w:rPr>
+        <w:t xml:space="preserve"> con imagen de fondo y validaciones (pantallas/login.js) </w:t>
+      </w:r>
+      <w:r>
+        <w:rPr>
+          <w:rStyle w:val="token"/>
+          <w:color w:val="D3D7DE"/>
+          <w:lang w:val="es-MX"/>
+        </w:rPr>
+        <w:t>7.</w:t>
+      </w:r>
+      <w:r>
+        <w:rPr>
+          <w:lang w:val="es-MX"/>
+        </w:rPr>
+        <w:t xml:space="preserve"> Archivo de configuración centralizada (config.js) </w:t>
+      </w:r>
+      <w:r>
+        <w:rPr>
+          <w:rStyle w:val="token"/>
+          <w:b/>
+          <w:bCs/>
+          <w:color w:val="D3D7DE"/>
+          <w:lang w:val="es-MX"/>
+        </w:rPr>
+        <w:t>###</w:t>
+      </w:r>
+      <w:r>
+        <w:rPr>
+          <w:rStyle w:val="token"/>
+          <w:b/>
+          <w:bCs/>
+          <w:color w:val="F47B85"/>
+          <w:lang w:val="es-MX"/>
+        </w:rPr>
+        <w:t xml:space="preserve"> Decisiones técnicas tomadas</w:t>
+      </w:r>
+      <w:r>
+        <w:rPr>
+          <w:lang w:val="es-MX"/>
+        </w:rPr>
+        <w:t xml:space="preserve"> </w:t>
+      </w:r>
+      <w:r>
+        <w:rPr>
+          <w:rStyle w:val="token"/>
+          <w:color w:val="D3D7DE"/>
+          <w:lang w:val="es-MX"/>
+        </w:rPr>
+        <w:t>-</w:t>
+      </w:r>
+      <w:r>
+        <w:rPr>
+          <w:lang w:val="es-MX"/>
+        </w:rPr>
+        <w:t xml:space="preserve"> </w:t>
+      </w:r>
+      <w:proofErr w:type="spellStart"/>
+      <w:r>
+        <w:rPr>
+          <w:lang w:val="es-MX"/>
+        </w:rPr>
+        <w:t>SQLite</w:t>
+      </w:r>
+      <w:proofErr w:type="spellEnd"/>
+      <w:r>
+        <w:rPr>
+          <w:lang w:val="es-MX"/>
+        </w:rPr>
+        <w:t xml:space="preserve"> vive en el dispositivo móvil, NO en </w:t>
+      </w:r>
+      <w:proofErr w:type="spellStart"/>
+      <w:r>
+        <w:rPr>
+          <w:lang w:val="es-MX"/>
+        </w:rPr>
+        <w:t>Docker</w:t>
+      </w:r>
+      <w:proofErr w:type="spellEnd"/>
+      <w:r>
+        <w:rPr>
+          <w:lang w:val="es-MX"/>
+        </w:rPr>
+        <w:t xml:space="preserve">. Es una base de datos sin servidor que permite guardar historias clínicas sin conexión a internet. </w:t>
+      </w:r>
+      <w:r>
+        <w:rPr>
+          <w:rStyle w:val="token"/>
+          <w:color w:val="D3D7DE"/>
+          <w:lang w:val="es-MX"/>
+        </w:rPr>
+        <w:t>-</w:t>
+      </w:r>
+      <w:r>
+        <w:rPr>
+          <w:lang w:val="es-MX"/>
+        </w:rPr>
+        <w:t xml:space="preserve"> Se creó config.js para centralizar la URL del API. En desarrollo apunta a la IP local (192.168.0.196:3001). En producción se cambia a la URL del servidor desplegado en la nube sin modificar el resto del código. </w:t>
+      </w:r>
+      <w:r>
+        <w:rPr>
+          <w:rStyle w:val="token"/>
+          <w:color w:val="D3D7DE"/>
+          <w:lang w:val="es-MX"/>
+        </w:rPr>
+        <w:t>-</w:t>
+      </w:r>
+      <w:r>
+        <w:rPr>
+          <w:lang w:val="es-MX"/>
+        </w:rPr>
+        <w:t xml:space="preserve"> Se usó </w:t>
+      </w:r>
+      <w:proofErr w:type="spellStart"/>
+      <w:proofErr w:type="gramStart"/>
+      <w:r>
+        <w:rPr>
+          <w:lang w:val="es-MX"/>
+        </w:rPr>
+        <w:t>navigation.replace</w:t>
+      </w:r>
+      <w:proofErr w:type="spellEnd"/>
+      <w:proofErr w:type="gramEnd"/>
+      <w:r>
+        <w:rPr>
+          <w:lang w:val="es-MX"/>
+        </w:rPr>
+        <w:t xml:space="preserve">() en lugar de </w:t>
+      </w:r>
+      <w:proofErr w:type="spellStart"/>
+      <w:r>
+        <w:rPr>
+          <w:lang w:val="es-MX"/>
+        </w:rPr>
+        <w:t>navigation.navigate</w:t>
+      </w:r>
+      <w:proofErr w:type="spellEnd"/>
+      <w:r>
+        <w:rPr>
+          <w:lang w:val="es-MX"/>
+        </w:rPr>
+        <w:t xml:space="preserve">() para que el usuario no pueda volver al </w:t>
+      </w:r>
+      <w:proofErr w:type="spellStart"/>
+      <w:r>
+        <w:rPr>
+          <w:lang w:val="es-MX"/>
+        </w:rPr>
+        <w:t>splash</w:t>
+      </w:r>
+      <w:proofErr w:type="spellEnd"/>
+      <w:r>
+        <w:rPr>
+          <w:lang w:val="es-MX"/>
+        </w:rPr>
+        <w:t xml:space="preserve"> presionando "atrás". </w:t>
+      </w:r>
+      <w:r>
+        <w:rPr>
+          <w:rStyle w:val="token"/>
+          <w:color w:val="D3D7DE"/>
+          <w:lang w:val="es-MX"/>
+        </w:rPr>
+        <w:t>-</w:t>
+      </w:r>
+      <w:r>
+        <w:rPr>
+          <w:lang w:val="es-MX"/>
+        </w:rPr>
+        <w:t xml:space="preserve"> </w:t>
+      </w:r>
+      <w:proofErr w:type="spellStart"/>
+      <w:r>
+        <w:rPr>
+          <w:lang w:val="es-MX"/>
+        </w:rPr>
+        <w:t>Animated.spring</w:t>
+      </w:r>
+      <w:proofErr w:type="spellEnd"/>
+      <w:r>
+        <w:rPr>
+          <w:lang w:val="es-MX"/>
+        </w:rPr>
+        <w:t xml:space="preserve"> con </w:t>
+      </w:r>
+      <w:proofErr w:type="spellStart"/>
+      <w:r>
+        <w:rPr>
+          <w:lang w:val="es-MX"/>
+        </w:rPr>
+        <w:t>useNativeDriver</w:t>
+      </w:r>
+      <w:proofErr w:type="spellEnd"/>
+      <w:r>
+        <w:rPr>
+          <w:lang w:val="es-MX"/>
+        </w:rPr>
+        <w:t xml:space="preserve">: true garantiza animaciones a 60fps ejecutadas en el hilo nativo, no en JavaScript. </w:t>
+      </w:r>
+      <w:r>
+        <w:rPr>
+          <w:rStyle w:val="token"/>
+          <w:b/>
+          <w:bCs/>
+          <w:color w:val="D3D7DE"/>
+          <w:lang w:val="es-MX"/>
+        </w:rPr>
+        <w:t>###</w:t>
+      </w:r>
+      <w:r>
+        <w:rPr>
+          <w:rStyle w:val="token"/>
+          <w:b/>
+          <w:bCs/>
+          <w:color w:val="F47B85"/>
+          <w:lang w:val="es-MX"/>
+        </w:rPr>
+        <w:t xml:space="preserve"> Problema técnico resuelto</w:t>
+      </w:r>
+      <w:r>
+        <w:rPr>
+          <w:lang w:val="es-MX"/>
+        </w:rPr>
+        <w:t xml:space="preserve"> La app no puede usar '</w:t>
+      </w:r>
+      <w:proofErr w:type="spellStart"/>
+      <w:r>
+        <w:rPr>
+          <w:lang w:val="es-MX"/>
+        </w:rPr>
+        <w:t>localhost</w:t>
+      </w:r>
+      <w:proofErr w:type="spellEnd"/>
+      <w:r>
+        <w:rPr>
+          <w:lang w:val="es-MX"/>
+        </w:rPr>
+        <w:t xml:space="preserve">' para conectarse al </w:t>
+      </w:r>
+      <w:proofErr w:type="spellStart"/>
+      <w:r>
+        <w:rPr>
+          <w:lang w:val="es-MX"/>
+        </w:rPr>
+        <w:t>backend</w:t>
+      </w:r>
+      <w:proofErr w:type="spellEnd"/>
+      <w:r>
+        <w:rPr>
+          <w:lang w:val="es-MX"/>
+        </w:rPr>
+        <w:t xml:space="preserve"> porque el teléfono y la PC son dispositivos </w:t>
+      </w:r>
+      <w:proofErr w:type="gramStart"/>
+      <w:r>
+        <w:rPr>
+          <w:lang w:val="es-MX"/>
+        </w:rPr>
+        <w:t>diferentes</w:t>
+      </w:r>
+      <w:proofErr w:type="gramEnd"/>
+      <w:r>
+        <w:rPr>
+          <w:lang w:val="es-MX"/>
+        </w:rPr>
+        <w:t xml:space="preserve"> aunque estén en la misma red. Solución: usar la IP local de la PC (192.168.0.196) en config.js. </w:t>
+      </w:r>
+      <w:r>
+        <w:rPr>
+          <w:rStyle w:val="token"/>
+          <w:b/>
+          <w:bCs/>
+          <w:color w:val="D3D7DE"/>
+          <w:lang w:val="es-MX"/>
+        </w:rPr>
+        <w:t>###</w:t>
+      </w:r>
+      <w:r>
+        <w:rPr>
+          <w:rStyle w:val="token"/>
+          <w:b/>
+          <w:bCs/>
+          <w:color w:val="F47B85"/>
+          <w:lang w:val="es-MX"/>
+        </w:rPr>
+        <w:t xml:space="preserve"> Estándar de seguridad aplicado</w:t>
+      </w:r>
+      <w:r>
+        <w:rPr>
+          <w:lang w:val="es-MX"/>
+        </w:rPr>
+        <w:t xml:space="preserve"> </w:t>
+      </w:r>
+      <w:r>
+        <w:rPr>
+          <w:rStyle w:val="token"/>
+          <w:color w:val="D3D7DE"/>
+          <w:lang w:val="es-MX"/>
+        </w:rPr>
+        <w:t>-</w:t>
+      </w:r>
+      <w:r>
+        <w:rPr>
+          <w:lang w:val="es-MX"/>
+        </w:rPr>
+        <w:t xml:space="preserve"> Validación de email con expresión regular antes de enviar al servidor </w:t>
+      </w:r>
+      <w:r>
+        <w:rPr>
+          <w:rStyle w:val="token"/>
+          <w:color w:val="D3D7DE"/>
+          <w:lang w:val="es-MX"/>
+        </w:rPr>
+        <w:t>-</w:t>
+      </w:r>
+      <w:r>
+        <w:rPr>
+          <w:lang w:val="es-MX"/>
+        </w:rPr>
+        <w:t xml:space="preserve"> Validación de longitud mínima de contraseña (6 caracteres) </w:t>
+      </w:r>
+      <w:r>
+        <w:rPr>
+          <w:rStyle w:val="token"/>
+          <w:color w:val="D3D7DE"/>
+          <w:lang w:val="es-MX"/>
+        </w:rPr>
+        <w:t>-</w:t>
+      </w:r>
+      <w:r>
+        <w:rPr>
+          <w:lang w:val="es-MX"/>
+        </w:rPr>
+        <w:t xml:space="preserve"> </w:t>
+      </w:r>
+      <w:proofErr w:type="spellStart"/>
+      <w:r>
+        <w:rPr>
+          <w:lang w:val="es-MX"/>
+        </w:rPr>
+        <w:t>Token</w:t>
+      </w:r>
+      <w:proofErr w:type="spellEnd"/>
+      <w:r>
+        <w:rPr>
+          <w:lang w:val="es-MX"/>
+        </w:rPr>
+        <w:t xml:space="preserve"> JWT guardado en </w:t>
+      </w:r>
+      <w:proofErr w:type="spellStart"/>
+      <w:r>
+        <w:rPr>
+          <w:lang w:val="es-MX"/>
+        </w:rPr>
+        <w:t>AsyncStorage</w:t>
+      </w:r>
+      <w:proofErr w:type="spellEnd"/>
+      <w:r>
+        <w:rPr>
+          <w:lang w:val="es-MX"/>
+        </w:rPr>
+        <w:t xml:space="preserve"> del dispositivo </w:t>
+      </w:r>
+      <w:r>
+        <w:rPr>
+          <w:rStyle w:val="token"/>
+          <w:color w:val="D3D7DE"/>
+          <w:lang w:val="es-MX"/>
+        </w:rPr>
+        <w:t>-</w:t>
+      </w:r>
+      <w:r>
+        <w:rPr>
+          <w:lang w:val="es-MX"/>
+        </w:rPr>
+        <w:t xml:space="preserve"> Contraseña nunca se </w:t>
+      </w:r>
+      <w:proofErr w:type="spellStart"/>
+      <w:r>
+        <w:rPr>
+          <w:lang w:val="es-MX"/>
+        </w:rPr>
+        <w:t>loguea</w:t>
+      </w:r>
+      <w:proofErr w:type="spellEnd"/>
+      <w:r>
+        <w:rPr>
+          <w:lang w:val="es-MX"/>
+        </w:rPr>
+        <w:t xml:space="preserve"> ni se muestra en consola </w:t>
+      </w:r>
+      <w:r>
+        <w:rPr>
+          <w:rStyle w:val="token"/>
+          <w:b/>
+          <w:bCs/>
+          <w:color w:val="D3D7DE"/>
+          <w:lang w:val="es-MX"/>
+        </w:rPr>
+        <w:t>###</w:t>
+      </w:r>
+      <w:r>
+        <w:rPr>
+          <w:rStyle w:val="token"/>
+          <w:b/>
+          <w:bCs/>
+          <w:color w:val="F47B85"/>
+          <w:lang w:val="es-MX"/>
+        </w:rPr>
+        <w:t xml:space="preserve"> Ambientes de despliegue documentados</w:t>
+      </w:r>
+      <w:r>
+        <w:rPr>
+          <w:lang w:val="es-MX"/>
+        </w:rPr>
+        <w:t xml:space="preserve"> </w:t>
+      </w:r>
+      <w:r>
+        <w:rPr>
+          <w:rStyle w:val="token"/>
+          <w:color w:val="D3D7DE"/>
+          <w:lang w:val="es-MX"/>
+        </w:rPr>
+        <w:t>-</w:t>
+      </w:r>
+      <w:r>
+        <w:rPr>
+          <w:lang w:val="es-MX"/>
+        </w:rPr>
+        <w:t xml:space="preserve"> Desarrollo: IP local de la PC en la red </w:t>
+      </w:r>
+      <w:proofErr w:type="spellStart"/>
+      <w:r>
+        <w:rPr>
+          <w:lang w:val="es-MX"/>
+        </w:rPr>
+        <w:t>WiFi</w:t>
+      </w:r>
+      <w:proofErr w:type="spellEnd"/>
+      <w:r>
+        <w:rPr>
+          <w:lang w:val="es-MX"/>
+        </w:rPr>
+        <w:t xml:space="preserve"> </w:t>
+      </w:r>
+      <w:r>
+        <w:rPr>
+          <w:rStyle w:val="token"/>
+          <w:color w:val="D3D7DE"/>
+          <w:lang w:val="es-MX"/>
+        </w:rPr>
+        <w:t>-</w:t>
+      </w:r>
+      <w:r>
+        <w:rPr>
+          <w:lang w:val="es-MX"/>
+        </w:rPr>
+        <w:t xml:space="preserve"> Producción: URL pública del servidor en la nube (</w:t>
+      </w:r>
+      <w:proofErr w:type="spellStart"/>
+      <w:r>
+        <w:rPr>
+          <w:lang w:val="es-MX"/>
+        </w:rPr>
+        <w:t>Railway</w:t>
+      </w:r>
+      <w:proofErr w:type="spellEnd"/>
+      <w:r>
+        <w:rPr>
+          <w:lang w:val="es-MX"/>
+        </w:rPr>
+        <w:t>/</w:t>
+      </w:r>
+      <w:proofErr w:type="spellStart"/>
+      <w:r>
+        <w:rPr>
+          <w:lang w:val="es-MX"/>
+        </w:rPr>
+        <w:t>Render</w:t>
+      </w:r>
+      <w:proofErr w:type="spellEnd"/>
+      <w:r>
+        <w:rPr>
+          <w:lang w:val="es-MX"/>
+        </w:rPr>
+        <w:t>)</w:t>
+      </w:r>
       <w:bookmarkStart w:id="0" w:name="_GoBack"/>
       <w:bookmarkEnd w:id="0"/>
     </w:p>
@@ -3139,6 +4965,7 @@
         <w:rPr>
           <w:lang w:val="es-MX"/>
         </w:rPr>
+        <w:lastRenderedPageBreak/>
         <w:t>Debes implementar una estrategia híbrida de bases de datos para cumplir con el estándar de ingeniería profesional.</w:t>
       </w:r>
     </w:p>
@@ -3390,7 +5217,6 @@
         <w:rPr>
           <w:lang w:val="es-MX"/>
         </w:rPr>
-        <w:lastRenderedPageBreak/>
         <w:t>Esta es la capacidad más crítica para tu evaluación. La app debe funcionar sin conexión y sincronizarse al detectar red.</w:t>
       </w:r>
     </w:p>
@@ -3870,6 +5696,7 @@
     </w:p>
     <w:p>
       <w:r>
+        <w:lastRenderedPageBreak/>
         <w:t>docker exec -it &lt;athenea-postgres&gt; psql -U athenea -d authdb</w:t>
       </w:r>
     </w:p>
@@ -3886,6 +5713,155 @@
 <file path=word/numbering.xml><?xml version="1.0" encoding="utf-8"?>
 <w:numbering xmlns:wpc="http://schemas.microsoft.com/office/word/2010/wordprocessingCanvas" xmlns:cx="http://schemas.microsoft.com/office/drawing/2014/chartex" xmlns:mc="http://schemas.openxmlformats.org/markup-compatibility/2006" xmlns:o="urn:schemas-microsoft-com:office:office" xmlns:r="http://schemas.openxmlformats.org/officeDocument/2006/relationships" xmlns:m="http://schemas.openxmlformats.org/officeDocument/2006/math" xmlns:v="urn:schemas-microsoft-com:vml" xmlns:wp14="http://schemas.microsoft.com/office/word/2010/wordprocessingDrawing" xmlns:wp="http://schemas.openxmlformats.org/drawingml/2006/wordprocessingDrawing" xmlns:w10="urn:schemas-microsoft-com:office:word" xmlns:w="http://schemas.openxmlformats.org/wordprocessingml/2006/main" xmlns:w14="http://schemas.microsoft.com/office/word/2010/wordml" xmlns:w15="http://schemas.microsoft.com/office/word/2012/wordml" xmlns:w16se="http://schemas.microsoft.com/office/word/2015/wordml/symex" xmlns:wpg="http://schemas.microsoft.com/office/word/2010/wordprocessingGroup" xmlns:wpi="http://schemas.microsoft.com/office/word/2010/wordprocessingInk" xmlns:wne="http://schemas.microsoft.com/office/word/2006/wordml" xmlns:wps="http://schemas.microsoft.com/office/word/2010/wordprocessingShape" mc:Ignorable="w14 w15 w16se wp14">
   <w:abstractNum w:abstractNumId="0" w15:restartNumberingAfterBreak="0">
+    <w:nsid w:val="01652126"/>
+    <w:multiLevelType w:val="multilevel"/>
+    <w:tmpl w:val="BFB2AE8E"/>
+    <w:lvl w:ilvl="0">
+      <w:start w:val="1"/>
+      <w:numFmt w:val="bullet"/>
+      <w:lvlText w:val=""/>
+      <w:lvlJc w:val="left"/>
+      <w:pPr>
+        <w:tabs>
+          <w:tab w:val="num" w:pos="720"/>
+        </w:tabs>
+        <w:ind w:left="720" w:hanging="360"/>
+      </w:pPr>
+      <w:rPr>
+        <w:rFonts w:ascii="Symbol" w:hAnsi="Symbol" w:hint="default"/>
+        <w:sz w:val="20"/>
+      </w:rPr>
+    </w:lvl>
+    <w:lvl w:ilvl="1" w:tentative="1">
+      <w:start w:val="1"/>
+      <w:numFmt w:val="bullet"/>
+      <w:lvlText w:val="o"/>
+      <w:lvlJc w:val="left"/>
+      <w:pPr>
+        <w:tabs>
+          <w:tab w:val="num" w:pos="1440"/>
+        </w:tabs>
+        <w:ind w:left="1440" w:hanging="360"/>
+      </w:pPr>
+      <w:rPr>
+        <w:rFonts w:ascii="Courier New" w:hAnsi="Courier New" w:hint="default"/>
+        <w:sz w:val="20"/>
+      </w:rPr>
+    </w:lvl>
+    <w:lvl w:ilvl="2" w:tentative="1">
+      <w:start w:val="1"/>
+      <w:numFmt w:val="bullet"/>
+      <w:lvlText w:val=""/>
+      <w:lvlJc w:val="left"/>
+      <w:pPr>
+        <w:tabs>
+          <w:tab w:val="num" w:pos="2160"/>
+        </w:tabs>
+        <w:ind w:left="2160" w:hanging="360"/>
+      </w:pPr>
+      <w:rPr>
+        <w:rFonts w:ascii="Wingdings" w:hAnsi="Wingdings" w:hint="default"/>
+        <w:sz w:val="20"/>
+      </w:rPr>
+    </w:lvl>
+    <w:lvl w:ilvl="3" w:tentative="1">
+      <w:start w:val="1"/>
+      <w:numFmt w:val="bullet"/>
+      <w:lvlText w:val=""/>
+      <w:lvlJc w:val="left"/>
+      <w:pPr>
+        <w:tabs>
+          <w:tab w:val="num" w:pos="2880"/>
+        </w:tabs>
+        <w:ind w:left="2880" w:hanging="360"/>
+      </w:pPr>
+      <w:rPr>
+        <w:rFonts w:ascii="Wingdings" w:hAnsi="Wingdings" w:hint="default"/>
+        <w:sz w:val="20"/>
+      </w:rPr>
+    </w:lvl>
+    <w:lvl w:ilvl="4" w:tentative="1">
+      <w:start w:val="1"/>
+      <w:numFmt w:val="bullet"/>
+      <w:lvlText w:val=""/>
+      <w:lvlJc w:val="left"/>
+      <w:pPr>
+        <w:tabs>
+          <w:tab w:val="num" w:pos="3600"/>
+        </w:tabs>
+        <w:ind w:left="3600" w:hanging="360"/>
+      </w:pPr>
+      <w:rPr>
+        <w:rFonts w:ascii="Wingdings" w:hAnsi="Wingdings" w:hint="default"/>
+        <w:sz w:val="20"/>
+      </w:rPr>
+    </w:lvl>
+    <w:lvl w:ilvl="5" w:tentative="1">
+      <w:start w:val="1"/>
+      <w:numFmt w:val="bullet"/>
+      <w:lvlText w:val=""/>
+      <w:lvlJc w:val="left"/>
+      <w:pPr>
+        <w:tabs>
+          <w:tab w:val="num" w:pos="4320"/>
+        </w:tabs>
+        <w:ind w:left="4320" w:hanging="360"/>
+      </w:pPr>
+      <w:rPr>
+        <w:rFonts w:ascii="Wingdings" w:hAnsi="Wingdings" w:hint="default"/>
+        <w:sz w:val="20"/>
+      </w:rPr>
+    </w:lvl>
+    <w:lvl w:ilvl="6" w:tentative="1">
+      <w:start w:val="1"/>
+      <w:numFmt w:val="bullet"/>
+      <w:lvlText w:val=""/>
+      <w:lvlJc w:val="left"/>
+      <w:pPr>
+        <w:tabs>
+          <w:tab w:val="num" w:pos="5040"/>
+        </w:tabs>
+        <w:ind w:left="5040" w:hanging="360"/>
+      </w:pPr>
+      <w:rPr>
+        <w:rFonts w:ascii="Wingdings" w:hAnsi="Wingdings" w:hint="default"/>
+        <w:sz w:val="20"/>
+      </w:rPr>
+    </w:lvl>
+    <w:lvl w:ilvl="7" w:tentative="1">
+      <w:start w:val="1"/>
+      <w:numFmt w:val="bullet"/>
+      <w:lvlText w:val=""/>
+      <w:lvlJc w:val="left"/>
+      <w:pPr>
+        <w:tabs>
+          <w:tab w:val="num" w:pos="5760"/>
+        </w:tabs>
+        <w:ind w:left="5760" w:hanging="360"/>
+      </w:pPr>
+      <w:rPr>
+        <w:rFonts w:ascii="Wingdings" w:hAnsi="Wingdings" w:hint="default"/>
+        <w:sz w:val="20"/>
+      </w:rPr>
+    </w:lvl>
+    <w:lvl w:ilvl="8" w:tentative="1">
+      <w:start w:val="1"/>
+      <w:numFmt w:val="bullet"/>
+      <w:lvlText w:val=""/>
+      <w:lvlJc w:val="left"/>
+      <w:pPr>
+        <w:tabs>
+          <w:tab w:val="num" w:pos="6480"/>
+        </w:tabs>
+        <w:ind w:left="6480" w:hanging="360"/>
+      </w:pPr>
+      <w:rPr>
+        <w:rFonts w:ascii="Wingdings" w:hAnsi="Wingdings" w:hint="default"/>
+        <w:sz w:val="20"/>
+      </w:rPr>
+    </w:lvl>
+  </w:abstractNum>
+  <w:abstractNum w:abstractNumId="1" w15:restartNumberingAfterBreak="0">
     <w:nsid w:val="147806EE"/>
     <w:multiLevelType w:val="multilevel"/>
     <w:tmpl w:val="11E04442"/>
@@ -4034,7 +6010,7 @@
       </w:rPr>
     </w:lvl>
   </w:abstractNum>
-  <w:abstractNum w:abstractNumId="1" w15:restartNumberingAfterBreak="0">
+  <w:abstractNum w:abstractNumId="2" w15:restartNumberingAfterBreak="0">
     <w:nsid w:val="232165D9"/>
     <w:multiLevelType w:val="multilevel"/>
     <w:tmpl w:val="E3CA8354"/>
@@ -4183,7 +6159,7 @@
       </w:rPr>
     </w:lvl>
   </w:abstractNum>
-  <w:abstractNum w:abstractNumId="2" w15:restartNumberingAfterBreak="0">
+  <w:abstractNum w:abstractNumId="3" w15:restartNumberingAfterBreak="0">
     <w:nsid w:val="3C485804"/>
     <w:multiLevelType w:val="multilevel"/>
     <w:tmpl w:val="D7D6E8CE"/>
@@ -4296,7 +6272,7 @@
       </w:pPr>
     </w:lvl>
   </w:abstractNum>
-  <w:abstractNum w:abstractNumId="3" w15:restartNumberingAfterBreak="0">
+  <w:abstractNum w:abstractNumId="4" w15:restartNumberingAfterBreak="0">
     <w:nsid w:val="45911797"/>
     <w:multiLevelType w:val="multilevel"/>
     <w:tmpl w:val="4358DBFC"/>
@@ -4413,7 +6389,7 @@
       </w:pPr>
     </w:lvl>
   </w:abstractNum>
-  <w:abstractNum w:abstractNumId="4" w15:restartNumberingAfterBreak="0">
+  <w:abstractNum w:abstractNumId="5" w15:restartNumberingAfterBreak="0">
     <w:nsid w:val="509709D3"/>
     <w:multiLevelType w:val="multilevel"/>
     <w:tmpl w:val="4DBEDC32"/>
@@ -4562,7 +6538,7 @@
       </w:rPr>
     </w:lvl>
   </w:abstractNum>
-  <w:abstractNum w:abstractNumId="5" w15:restartNumberingAfterBreak="0">
+  <w:abstractNum w:abstractNumId="6" w15:restartNumberingAfterBreak="0">
     <w:nsid w:val="5B342CE5"/>
     <w:multiLevelType w:val="multilevel"/>
     <w:tmpl w:val="1D00D11A"/>
@@ -4711,7 +6687,120 @@
       </w:rPr>
     </w:lvl>
   </w:abstractNum>
-  <w:abstractNum w:abstractNumId="6" w15:restartNumberingAfterBreak="0">
+  <w:abstractNum w:abstractNumId="7" w15:restartNumberingAfterBreak="0">
+    <w:nsid w:val="6C6E08E0"/>
+    <w:multiLevelType w:val="multilevel"/>
+    <w:tmpl w:val="5574CE6A"/>
+    <w:lvl w:ilvl="0">
+      <w:start w:val="1"/>
+      <w:numFmt w:val="decimal"/>
+      <w:lvlText w:val="%1."/>
+      <w:lvlJc w:val="left"/>
+      <w:pPr>
+        <w:tabs>
+          <w:tab w:val="num" w:pos="720"/>
+        </w:tabs>
+        <w:ind w:left="720" w:hanging="360"/>
+      </w:pPr>
+    </w:lvl>
+    <w:lvl w:ilvl="1" w:tentative="1">
+      <w:start w:val="1"/>
+      <w:numFmt w:val="decimal"/>
+      <w:lvlText w:val="%2."/>
+      <w:lvlJc w:val="left"/>
+      <w:pPr>
+        <w:tabs>
+          <w:tab w:val="num" w:pos="1440"/>
+        </w:tabs>
+        <w:ind w:left="1440" w:hanging="360"/>
+      </w:pPr>
+    </w:lvl>
+    <w:lvl w:ilvl="2" w:tentative="1">
+      <w:start w:val="1"/>
+      <w:numFmt w:val="decimal"/>
+      <w:lvlText w:val="%3."/>
+      <w:lvlJc w:val="left"/>
+      <w:pPr>
+        <w:tabs>
+          <w:tab w:val="num" w:pos="2160"/>
+        </w:tabs>
+        <w:ind w:left="2160" w:hanging="360"/>
+      </w:pPr>
+    </w:lvl>
+    <w:lvl w:ilvl="3" w:tentative="1">
+      <w:start w:val="1"/>
+      <w:numFmt w:val="decimal"/>
+      <w:lvlText w:val="%4."/>
+      <w:lvlJc w:val="left"/>
+      <w:pPr>
+        <w:tabs>
+          <w:tab w:val="num" w:pos="2880"/>
+        </w:tabs>
+        <w:ind w:left="2880" w:hanging="360"/>
+      </w:pPr>
+    </w:lvl>
+    <w:lvl w:ilvl="4" w:tentative="1">
+      <w:start w:val="1"/>
+      <w:numFmt w:val="decimal"/>
+      <w:lvlText w:val="%5."/>
+      <w:lvlJc w:val="left"/>
+      <w:pPr>
+        <w:tabs>
+          <w:tab w:val="num" w:pos="3600"/>
+        </w:tabs>
+        <w:ind w:left="3600" w:hanging="360"/>
+      </w:pPr>
+    </w:lvl>
+    <w:lvl w:ilvl="5" w:tentative="1">
+      <w:start w:val="1"/>
+      <w:numFmt w:val="decimal"/>
+      <w:lvlText w:val="%6."/>
+      <w:lvlJc w:val="left"/>
+      <w:pPr>
+        <w:tabs>
+          <w:tab w:val="num" w:pos="4320"/>
+        </w:tabs>
+        <w:ind w:left="4320" w:hanging="360"/>
+      </w:pPr>
+    </w:lvl>
+    <w:lvl w:ilvl="6" w:tentative="1">
+      <w:start w:val="1"/>
+      <w:numFmt w:val="decimal"/>
+      <w:lvlText w:val="%7."/>
+      <w:lvlJc w:val="left"/>
+      <w:pPr>
+        <w:tabs>
+          <w:tab w:val="num" w:pos="5040"/>
+        </w:tabs>
+        <w:ind w:left="5040" w:hanging="360"/>
+      </w:pPr>
+    </w:lvl>
+    <w:lvl w:ilvl="7" w:tentative="1">
+      <w:start w:val="1"/>
+      <w:numFmt w:val="decimal"/>
+      <w:lvlText w:val="%8."/>
+      <w:lvlJc w:val="left"/>
+      <w:pPr>
+        <w:tabs>
+          <w:tab w:val="num" w:pos="5760"/>
+        </w:tabs>
+        <w:ind w:left="5760" w:hanging="360"/>
+      </w:pPr>
+    </w:lvl>
+    <w:lvl w:ilvl="8" w:tentative="1">
+      <w:start w:val="1"/>
+      <w:numFmt w:val="decimal"/>
+      <w:lvlText w:val="%9."/>
+      <w:lvlJc w:val="left"/>
+      <w:pPr>
+        <w:tabs>
+          <w:tab w:val="num" w:pos="6480"/>
+        </w:tabs>
+        <w:ind w:left="6480" w:hanging="360"/>
+      </w:pPr>
+    </w:lvl>
+  </w:abstractNum>
+  <w:abstractNum w:abstractNumId="8" w15:restartNumberingAfterBreak="0">
     <w:nsid w:val="74CC1942"/>
     <w:multiLevelType w:val="multilevel"/>
     <w:tmpl w:val="648CD606"/>
@@ -4860,7 +6949,7 @@
       </w:rPr>
     </w:lvl>
   </w:abstractNum>
-  <w:abstractNum w:abstractNumId="7" w15:restartNumberingAfterBreak="0">
+  <w:abstractNum w:abstractNumId="9" w15:restartNumberingAfterBreak="0">
     <w:nsid w:val="7BE97B98"/>
     <w:multiLevelType w:val="multilevel"/>
     <w:tmpl w:val="9FFC078A"/>
@@ -5010,28 +7099,34 @@
     </w:lvl>
   </w:abstractNum>
   <w:num w:numId="1">
+    <w:abstractNumId w:val="5"/>
+  </w:num>
+  <w:num w:numId="2">
+    <w:abstractNumId w:val="1"/>
+  </w:num>
+  <w:num w:numId="3">
+    <w:abstractNumId w:val="8"/>
+  </w:num>
+  <w:num w:numId="4">
+    <w:abstractNumId w:val="2"/>
+  </w:num>
+  <w:num w:numId="5">
     <w:abstractNumId w:val="4"/>
   </w:num>
-  <w:num w:numId="2">
+  <w:num w:numId="6">
+    <w:abstractNumId w:val="9"/>
+  </w:num>
+  <w:num w:numId="7">
+    <w:abstractNumId w:val="3"/>
+  </w:num>
+  <w:num w:numId="8">
+    <w:abstractNumId w:val="6"/>
+  </w:num>
+  <w:num w:numId="9">
     <w:abstractNumId w:val="0"/>
   </w:num>
-  <w:num w:numId="3">
-    <w:abstractNumId w:val="6"/>
-  </w:num>
-  <w:num w:numId="4">
-    <w:abstractNumId w:val="1"/>
-  </w:num>
-  <w:num w:numId="5">
-    <w:abstractNumId w:val="3"/>
-  </w:num>
-  <w:num w:numId="6">
+  <w:num w:numId="10">
     <w:abstractNumId w:val="7"/>
-  </w:num>
-  <w:num w:numId="7">
-    <w:abstractNumId w:val="2"/>
-  </w:num>
-  <w:num w:numId="8">
-    <w:abstractNumId w:val="5"/>
   </w:num>
 </w:numbering>
 </file>
@@ -5553,6 +7648,11 @@
       <w:bCs/>
     </w:rPr>
   </w:style>
+  <w:style w:type="character" w:customStyle="1" w:styleId="token">
+    <w:name w:val="token"/>
+    <w:basedOn w:val="Fuentedeprrafopredeter"/>
+    <w:rsid w:val="00C82ECA"/>
+  </w:style>
 </w:styles>
 </file>
 

--- a/Explicacion_Microservicios.docx
+++ b/Explicacion_Microservicios.docx
@@ -4552,15 +4552,6309 @@
         </w:rPr>
         <w:t>)</w:t>
       </w:r>
+    </w:p>
+    <w:p>
+      <w:pPr>
+        <w:pStyle w:val="font-claude-response-body"/>
+        <w:rPr>
+          <w:lang w:val="es-MX"/>
+        </w:rPr>
+      </w:pPr>
+    </w:p>
+    <w:p>
+      <w:pPr>
+        <w:spacing w:before="100" w:beforeAutospacing="1" w:after="100" w:afterAutospacing="1" w:line="240" w:lineRule="auto"/>
+        <w:rPr>
+          <w:rFonts w:ascii="Times New Roman" w:eastAsia="Times New Roman" w:hAnsi="Times New Roman" w:cs="Times New Roman"/>
+          <w:sz w:val="24"/>
+          <w:szCs w:val="24"/>
+        </w:rPr>
+      </w:pPr>
+      <w:r>
+        <w:rPr>
+          <w:rFonts w:ascii="Times New Roman" w:eastAsia="Times New Roman" w:hAnsi="Times New Roman" w:cs="Times New Roman"/>
+          <w:b/>
+          <w:bCs/>
+          <w:sz w:val="24"/>
+          <w:szCs w:val="24"/>
+        </w:rPr>
+        <w:t>¿</w:t>
+      </w:r>
+      <w:proofErr w:type="spellStart"/>
+      <w:r>
+        <w:rPr>
+          <w:rFonts w:ascii="Times New Roman" w:eastAsia="Times New Roman" w:hAnsi="Times New Roman" w:cs="Times New Roman"/>
+          <w:b/>
+          <w:bCs/>
+          <w:sz w:val="24"/>
+          <w:szCs w:val="24"/>
+        </w:rPr>
+        <w:t>Qué</w:t>
+      </w:r>
+      <w:proofErr w:type="spellEnd"/>
+      <w:r>
+        <w:rPr>
+          <w:rFonts w:ascii="Times New Roman" w:eastAsia="Times New Roman" w:hAnsi="Times New Roman" w:cs="Times New Roman"/>
+          <w:b/>
+          <w:bCs/>
+          <w:sz w:val="24"/>
+          <w:szCs w:val="24"/>
+        </w:rPr>
+        <w:t xml:space="preserve"> </w:t>
+      </w:r>
+      <w:proofErr w:type="spellStart"/>
+      <w:r>
+        <w:rPr>
+          <w:rFonts w:ascii="Times New Roman" w:eastAsia="Times New Roman" w:hAnsi="Times New Roman" w:cs="Times New Roman"/>
+          <w:b/>
+          <w:bCs/>
+          <w:sz w:val="24"/>
+          <w:szCs w:val="24"/>
+        </w:rPr>
+        <w:t>hace</w:t>
+      </w:r>
+      <w:proofErr w:type="spellEnd"/>
+      <w:r>
+        <w:rPr>
+          <w:rFonts w:ascii="Times New Roman" w:eastAsia="Times New Roman" w:hAnsi="Times New Roman" w:cs="Times New Roman"/>
+          <w:b/>
+          <w:bCs/>
+          <w:sz w:val="24"/>
+          <w:szCs w:val="24"/>
+        </w:rPr>
+        <w:t xml:space="preserve"> </w:t>
+      </w:r>
+      <w:proofErr w:type="spellStart"/>
+      <w:r>
+        <w:rPr>
+          <w:rFonts w:ascii="Times New Roman" w:eastAsia="Times New Roman" w:hAnsi="Times New Roman" w:cs="Times New Roman"/>
+          <w:b/>
+          <w:bCs/>
+          <w:sz w:val="24"/>
+          <w:szCs w:val="24"/>
+        </w:rPr>
+        <w:t>cada</w:t>
+      </w:r>
+      <w:proofErr w:type="spellEnd"/>
+      <w:r>
+        <w:rPr>
+          <w:rFonts w:ascii="Times New Roman" w:eastAsia="Times New Roman" w:hAnsi="Times New Roman" w:cs="Times New Roman"/>
+          <w:b/>
+          <w:bCs/>
+          <w:sz w:val="24"/>
+          <w:szCs w:val="24"/>
+        </w:rPr>
+        <w:t xml:space="preserve"> </w:t>
+      </w:r>
+      <w:proofErr w:type="spellStart"/>
+      <w:r>
+        <w:rPr>
+          <w:rFonts w:ascii="Times New Roman" w:eastAsia="Times New Roman" w:hAnsi="Times New Roman" w:cs="Times New Roman"/>
+          <w:b/>
+          <w:bCs/>
+          <w:sz w:val="24"/>
+          <w:szCs w:val="24"/>
+        </w:rPr>
+        <w:t>uno</w:t>
+      </w:r>
+      <w:proofErr w:type="spellEnd"/>
+      <w:r>
+        <w:rPr>
+          <w:rFonts w:ascii="Times New Roman" w:eastAsia="Times New Roman" w:hAnsi="Times New Roman" w:cs="Times New Roman"/>
+          <w:b/>
+          <w:bCs/>
+          <w:sz w:val="24"/>
+          <w:szCs w:val="24"/>
+        </w:rPr>
+        <w:t>?</w:t>
+      </w:r>
+    </w:p>
+    <w:p>
+      <w:pPr>
+        <w:numPr>
+          <w:ilvl w:val="0"/>
+          <w:numId w:val="11"/>
+        </w:numPr>
+        <w:spacing w:before="100" w:beforeAutospacing="1" w:after="100" w:afterAutospacing="1" w:line="240" w:lineRule="auto"/>
+        <w:rPr>
+          <w:rFonts w:ascii="Times New Roman" w:eastAsia="Times New Roman" w:hAnsi="Times New Roman" w:cs="Times New Roman"/>
+          <w:sz w:val="24"/>
+          <w:szCs w:val="24"/>
+          <w:lang w:val="es-MX"/>
+        </w:rPr>
+      </w:pPr>
+      <w:proofErr w:type="spellStart"/>
+      <w:r>
+        <w:rPr>
+          <w:rFonts w:ascii="Courier New" w:eastAsia="Times New Roman" w:hAnsi="Courier New" w:cs="Courier New"/>
+          <w:sz w:val="20"/>
+          <w:szCs w:val="20"/>
+          <w:lang w:val="es-MX"/>
+        </w:rPr>
+        <w:t>dotenv</w:t>
+      </w:r>
+      <w:proofErr w:type="spellEnd"/>
+      <w:r>
+        <w:rPr>
+          <w:rFonts w:ascii="Times New Roman" w:eastAsia="Times New Roman" w:hAnsi="Times New Roman" w:cs="Times New Roman"/>
+          <w:sz w:val="24"/>
+          <w:szCs w:val="24"/>
+          <w:lang w:val="es-MX"/>
+        </w:rPr>
+        <w:t xml:space="preserve"> — carga las variables </w:t>
+      </w:r>
+      <w:proofErr w:type="gramStart"/>
+      <w:r>
+        <w:rPr>
+          <w:rFonts w:ascii="Times New Roman" w:eastAsia="Times New Roman" w:hAnsi="Times New Roman" w:cs="Times New Roman"/>
+          <w:sz w:val="24"/>
+          <w:szCs w:val="24"/>
+          <w:lang w:val="es-MX"/>
+        </w:rPr>
+        <w:t xml:space="preserve">del </w:t>
+      </w:r>
+      <w:r>
+        <w:rPr>
+          <w:rFonts w:ascii="Courier New" w:eastAsia="Times New Roman" w:hAnsi="Courier New" w:cs="Courier New"/>
+          <w:sz w:val="20"/>
+          <w:szCs w:val="20"/>
+          <w:lang w:val="es-MX"/>
+        </w:rPr>
+        <w:t>.</w:t>
+      </w:r>
+      <w:proofErr w:type="spellStart"/>
+      <w:r>
+        <w:rPr>
+          <w:rFonts w:ascii="Courier New" w:eastAsia="Times New Roman" w:hAnsi="Courier New" w:cs="Courier New"/>
+          <w:sz w:val="20"/>
+          <w:szCs w:val="20"/>
+          <w:lang w:val="es-MX"/>
+        </w:rPr>
+        <w:t>env</w:t>
+      </w:r>
+      <w:proofErr w:type="spellEnd"/>
+      <w:proofErr w:type="gramEnd"/>
+      <w:r>
+        <w:rPr>
+          <w:rFonts w:ascii="Times New Roman" w:eastAsia="Times New Roman" w:hAnsi="Times New Roman" w:cs="Times New Roman"/>
+          <w:sz w:val="24"/>
+          <w:szCs w:val="24"/>
+          <w:lang w:val="es-MX"/>
+        </w:rPr>
+        <w:t xml:space="preserve"> como </w:t>
+      </w:r>
+      <w:r>
+        <w:rPr>
+          <w:rFonts w:ascii="Courier New" w:eastAsia="Times New Roman" w:hAnsi="Courier New" w:cs="Courier New"/>
+          <w:sz w:val="20"/>
+          <w:szCs w:val="20"/>
+          <w:lang w:val="es-MX"/>
+        </w:rPr>
+        <w:t>PORT</w:t>
+      </w:r>
+    </w:p>
+    <w:p>
+      <w:pPr>
+        <w:numPr>
+          <w:ilvl w:val="0"/>
+          <w:numId w:val="11"/>
+        </w:numPr>
+        <w:spacing w:before="100" w:beforeAutospacing="1" w:after="100" w:afterAutospacing="1" w:line="240" w:lineRule="auto"/>
+        <w:rPr>
+          <w:rFonts w:ascii="Times New Roman" w:eastAsia="Times New Roman" w:hAnsi="Times New Roman" w:cs="Times New Roman"/>
+          <w:sz w:val="24"/>
+          <w:szCs w:val="24"/>
+          <w:lang w:val="es-MX"/>
+        </w:rPr>
+      </w:pPr>
+      <w:proofErr w:type="spellStart"/>
+      <w:r>
+        <w:rPr>
+          <w:rFonts w:ascii="Courier New" w:eastAsia="Times New Roman" w:hAnsi="Courier New" w:cs="Courier New"/>
+          <w:sz w:val="20"/>
+          <w:szCs w:val="20"/>
+          <w:lang w:val="es-MX"/>
+        </w:rPr>
+        <w:t>express</w:t>
+      </w:r>
+      <w:proofErr w:type="spellEnd"/>
+      <w:r>
+        <w:rPr>
+          <w:rFonts w:ascii="Times New Roman" w:eastAsia="Times New Roman" w:hAnsi="Times New Roman" w:cs="Times New Roman"/>
+          <w:sz w:val="24"/>
+          <w:szCs w:val="24"/>
+          <w:lang w:val="es-MX"/>
+        </w:rPr>
+        <w:t xml:space="preserve"> — el </w:t>
+      </w:r>
+      <w:proofErr w:type="spellStart"/>
+      <w:r>
+        <w:rPr>
+          <w:rFonts w:ascii="Times New Roman" w:eastAsia="Times New Roman" w:hAnsi="Times New Roman" w:cs="Times New Roman"/>
+          <w:sz w:val="24"/>
+          <w:szCs w:val="24"/>
+          <w:lang w:val="es-MX"/>
+        </w:rPr>
+        <w:t>framework</w:t>
+      </w:r>
+      <w:proofErr w:type="spellEnd"/>
+      <w:r>
+        <w:rPr>
+          <w:rFonts w:ascii="Times New Roman" w:eastAsia="Times New Roman" w:hAnsi="Times New Roman" w:cs="Times New Roman"/>
+          <w:sz w:val="24"/>
+          <w:szCs w:val="24"/>
+          <w:lang w:val="es-MX"/>
+        </w:rPr>
+        <w:t xml:space="preserve"> HTTP del servidor</w:t>
+      </w:r>
+    </w:p>
+    <w:p>
+      <w:pPr>
+        <w:numPr>
+          <w:ilvl w:val="0"/>
+          <w:numId w:val="11"/>
+        </w:numPr>
+        <w:spacing w:before="100" w:beforeAutospacing="1" w:after="100" w:afterAutospacing="1" w:line="240" w:lineRule="auto"/>
+        <w:rPr>
+          <w:rFonts w:ascii="Times New Roman" w:eastAsia="Times New Roman" w:hAnsi="Times New Roman" w:cs="Times New Roman"/>
+          <w:sz w:val="24"/>
+          <w:szCs w:val="24"/>
+          <w:lang w:val="es-MX"/>
+        </w:rPr>
+      </w:pPr>
+      <w:proofErr w:type="spellStart"/>
+      <w:r>
+        <w:rPr>
+          <w:rFonts w:ascii="Courier New" w:eastAsia="Times New Roman" w:hAnsi="Courier New" w:cs="Courier New"/>
+          <w:sz w:val="20"/>
+          <w:szCs w:val="20"/>
+          <w:lang w:val="es-MX"/>
+        </w:rPr>
+        <w:t>cors</w:t>
+      </w:r>
+      <w:proofErr w:type="spellEnd"/>
+      <w:r>
+        <w:rPr>
+          <w:rFonts w:ascii="Times New Roman" w:eastAsia="Times New Roman" w:hAnsi="Times New Roman" w:cs="Times New Roman"/>
+          <w:sz w:val="24"/>
+          <w:szCs w:val="24"/>
+          <w:lang w:val="es-MX"/>
+        </w:rPr>
+        <w:t xml:space="preserve"> — permite que la app móvil (otro dominio) hable con este servidor</w:t>
+      </w:r>
+    </w:p>
+    <w:p>
+      <w:pPr>
+        <w:numPr>
+          <w:ilvl w:val="0"/>
+          <w:numId w:val="11"/>
+        </w:numPr>
+        <w:spacing w:before="100" w:beforeAutospacing="1" w:after="100" w:afterAutospacing="1" w:line="240" w:lineRule="auto"/>
+        <w:rPr>
+          <w:rFonts w:ascii="Times New Roman" w:eastAsia="Times New Roman" w:hAnsi="Times New Roman" w:cs="Times New Roman"/>
+          <w:sz w:val="24"/>
+          <w:szCs w:val="24"/>
+          <w:lang w:val="es-MX"/>
+        </w:rPr>
+      </w:pPr>
+      <w:proofErr w:type="spellStart"/>
+      <w:r>
+        <w:rPr>
+          <w:rFonts w:ascii="Courier New" w:eastAsia="Times New Roman" w:hAnsi="Courier New" w:cs="Courier New"/>
+          <w:sz w:val="20"/>
+          <w:szCs w:val="20"/>
+          <w:lang w:val="es-MX"/>
+        </w:rPr>
+        <w:t>multer</w:t>
+      </w:r>
+      <w:proofErr w:type="spellEnd"/>
+      <w:r>
+        <w:rPr>
+          <w:rFonts w:ascii="Times New Roman" w:eastAsia="Times New Roman" w:hAnsi="Times New Roman" w:cs="Times New Roman"/>
+          <w:sz w:val="24"/>
+          <w:szCs w:val="24"/>
+          <w:lang w:val="es-MX"/>
+        </w:rPr>
+        <w:t xml:space="preserve"> — maneja la subida de archivos. Cuando el teléfono envía el audio, </w:t>
+      </w:r>
+      <w:proofErr w:type="spellStart"/>
+      <w:r>
+        <w:rPr>
+          <w:rFonts w:ascii="Courier New" w:eastAsia="Times New Roman" w:hAnsi="Courier New" w:cs="Courier New"/>
+          <w:sz w:val="20"/>
+          <w:szCs w:val="20"/>
+          <w:lang w:val="es-MX"/>
+        </w:rPr>
+        <w:t>multer</w:t>
+      </w:r>
+      <w:proofErr w:type="spellEnd"/>
+      <w:r>
+        <w:rPr>
+          <w:rFonts w:ascii="Times New Roman" w:eastAsia="Times New Roman" w:hAnsi="Times New Roman" w:cs="Times New Roman"/>
+          <w:sz w:val="24"/>
+          <w:szCs w:val="24"/>
+          <w:lang w:val="es-MX"/>
+        </w:rPr>
+        <w:t xml:space="preserve"> lo recibe y lo guarda temporalmente en disco</w:t>
+      </w:r>
+    </w:p>
+    <w:p>
+      <w:pPr>
+        <w:numPr>
+          <w:ilvl w:val="0"/>
+          <w:numId w:val="11"/>
+        </w:numPr>
+        <w:spacing w:before="100" w:beforeAutospacing="1" w:after="100" w:afterAutospacing="1" w:line="240" w:lineRule="auto"/>
+        <w:rPr>
+          <w:rFonts w:ascii="Times New Roman" w:eastAsia="Times New Roman" w:hAnsi="Times New Roman" w:cs="Times New Roman"/>
+          <w:sz w:val="24"/>
+          <w:szCs w:val="24"/>
+          <w:lang w:val="es-MX"/>
+        </w:rPr>
+      </w:pPr>
+      <w:proofErr w:type="spellStart"/>
+      <w:r>
+        <w:rPr>
+          <w:rFonts w:ascii="Courier New" w:eastAsia="Times New Roman" w:hAnsi="Courier New" w:cs="Courier New"/>
+          <w:sz w:val="20"/>
+          <w:szCs w:val="20"/>
+          <w:lang w:val="es-MX"/>
+        </w:rPr>
+        <w:t>fs</w:t>
+      </w:r>
+      <w:proofErr w:type="spellEnd"/>
+      <w:r>
+        <w:rPr>
+          <w:rFonts w:ascii="Times New Roman" w:eastAsia="Times New Roman" w:hAnsi="Times New Roman" w:cs="Times New Roman"/>
+          <w:sz w:val="24"/>
+          <w:szCs w:val="24"/>
+          <w:lang w:val="es-MX"/>
+        </w:rPr>
+        <w:t xml:space="preserve"> — File </w:t>
+      </w:r>
+      <w:proofErr w:type="spellStart"/>
+      <w:r>
+        <w:rPr>
+          <w:rFonts w:ascii="Times New Roman" w:eastAsia="Times New Roman" w:hAnsi="Times New Roman" w:cs="Times New Roman"/>
+          <w:sz w:val="24"/>
+          <w:szCs w:val="24"/>
+          <w:lang w:val="es-MX"/>
+        </w:rPr>
+        <w:t>System</w:t>
+      </w:r>
+      <w:proofErr w:type="spellEnd"/>
+      <w:r>
+        <w:rPr>
+          <w:rFonts w:ascii="Times New Roman" w:eastAsia="Times New Roman" w:hAnsi="Times New Roman" w:cs="Times New Roman"/>
+          <w:sz w:val="24"/>
+          <w:szCs w:val="24"/>
+          <w:lang w:val="es-MX"/>
+        </w:rPr>
+        <w:t>. Permite leer y borrar archivos del servidor</w:t>
+      </w:r>
+    </w:p>
+    <w:p>
+      <w:pPr>
+        <w:numPr>
+          <w:ilvl w:val="0"/>
+          <w:numId w:val="11"/>
+        </w:numPr>
+        <w:spacing w:before="100" w:beforeAutospacing="1" w:after="100" w:afterAutospacing="1" w:line="240" w:lineRule="auto"/>
+        <w:rPr>
+          <w:rFonts w:ascii="Times New Roman" w:eastAsia="Times New Roman" w:hAnsi="Times New Roman" w:cs="Times New Roman"/>
+          <w:sz w:val="24"/>
+          <w:szCs w:val="24"/>
+          <w:lang w:val="es-MX"/>
+        </w:rPr>
+      </w:pPr>
+      <w:proofErr w:type="spellStart"/>
+      <w:r>
+        <w:rPr>
+          <w:rFonts w:ascii="Courier New" w:eastAsia="Times New Roman" w:hAnsi="Courier New" w:cs="Courier New"/>
+          <w:sz w:val="20"/>
+          <w:szCs w:val="20"/>
+          <w:lang w:val="es-MX"/>
+        </w:rPr>
+        <w:t>path</w:t>
+      </w:r>
+      <w:proofErr w:type="spellEnd"/>
+      <w:r>
+        <w:rPr>
+          <w:rFonts w:ascii="Times New Roman" w:eastAsia="Times New Roman" w:hAnsi="Times New Roman" w:cs="Times New Roman"/>
+          <w:sz w:val="24"/>
+          <w:szCs w:val="24"/>
+          <w:lang w:val="es-MX"/>
+        </w:rPr>
+        <w:t xml:space="preserve"> — construye rutas de carpetas de forma segura entre sistemas operativos</w:t>
+      </w:r>
+    </w:p>
+    <w:p>
+      <w:pPr>
+        <w:numPr>
+          <w:ilvl w:val="0"/>
+          <w:numId w:val="11"/>
+        </w:numPr>
+        <w:spacing w:before="100" w:beforeAutospacing="1" w:after="100" w:afterAutospacing="1" w:line="240" w:lineRule="auto"/>
+        <w:rPr>
+          <w:rFonts w:ascii="Times New Roman" w:eastAsia="Times New Roman" w:hAnsi="Times New Roman" w:cs="Times New Roman"/>
+          <w:sz w:val="24"/>
+          <w:szCs w:val="24"/>
+          <w:lang w:val="es-MX"/>
+        </w:rPr>
+      </w:pPr>
+      <w:proofErr w:type="spellStart"/>
+      <w:r>
+        <w:rPr>
+          <w:rFonts w:ascii="Courier New" w:eastAsia="Times New Roman" w:hAnsi="Courier New" w:cs="Courier New"/>
+          <w:sz w:val="20"/>
+          <w:szCs w:val="20"/>
+          <w:lang w:val="es-MX"/>
+        </w:rPr>
+        <w:t>spawn</w:t>
+      </w:r>
+      <w:proofErr w:type="spellEnd"/>
+      <w:r>
+        <w:rPr>
+          <w:rFonts w:ascii="Times New Roman" w:eastAsia="Times New Roman" w:hAnsi="Times New Roman" w:cs="Times New Roman"/>
+          <w:sz w:val="24"/>
+          <w:szCs w:val="24"/>
+          <w:lang w:val="es-MX"/>
+        </w:rPr>
+        <w:t xml:space="preserve"> — ejecuta procesos externos. Lo usamos para correr el script Python de </w:t>
+      </w:r>
+      <w:proofErr w:type="spellStart"/>
+      <w:r>
+        <w:rPr>
+          <w:rFonts w:ascii="Times New Roman" w:eastAsia="Times New Roman" w:hAnsi="Times New Roman" w:cs="Times New Roman"/>
+          <w:sz w:val="24"/>
+          <w:szCs w:val="24"/>
+          <w:lang w:val="es-MX"/>
+        </w:rPr>
+        <w:t>Vosk</w:t>
+      </w:r>
+      <w:proofErr w:type="spellEnd"/>
+      <w:r>
+        <w:rPr>
+          <w:rFonts w:ascii="Times New Roman" w:eastAsia="Times New Roman" w:hAnsi="Times New Roman" w:cs="Times New Roman"/>
+          <w:sz w:val="24"/>
+          <w:szCs w:val="24"/>
+          <w:lang w:val="es-MX"/>
+        </w:rPr>
+        <w:t xml:space="preserve"> desde Node.js</w:t>
+      </w:r>
+    </w:p>
+    <w:p>
+      <w:pPr>
+        <w:spacing w:after="0" w:line="240" w:lineRule="auto"/>
+        <w:rPr>
+          <w:rFonts w:ascii="Times New Roman" w:eastAsia="Times New Roman" w:hAnsi="Times New Roman" w:cs="Times New Roman"/>
+          <w:sz w:val="24"/>
+          <w:szCs w:val="24"/>
+        </w:rPr>
+      </w:pPr>
+      <w:r>
+        <w:rPr>
+          <w:rFonts w:ascii="Times New Roman" w:eastAsia="Times New Roman" w:hAnsi="Times New Roman" w:cs="Times New Roman"/>
+          <w:sz w:val="24"/>
+          <w:szCs w:val="24"/>
+        </w:rPr>
+        <w:pict>
+          <v:rect id="_x0000_i1027" style="width:0;height:1.5pt" o:hralign="center" o:hrstd="t" o:hr="t" fillcolor="#a0a0a0" stroked="f"/>
+        </w:pict>
+      </w:r>
+    </w:p>
+    <w:p>
+      <w:pPr>
+        <w:spacing w:before="100" w:beforeAutospacing="1" w:after="100" w:afterAutospacing="1" w:line="240" w:lineRule="auto"/>
+        <w:outlineLvl w:val="2"/>
+        <w:rPr>
+          <w:rFonts w:ascii="Times New Roman" w:eastAsia="Times New Roman" w:hAnsi="Times New Roman" w:cs="Times New Roman"/>
+          <w:b/>
+          <w:bCs/>
+          <w:sz w:val="27"/>
+          <w:szCs w:val="27"/>
+          <w:lang w:val="es-MX"/>
+        </w:rPr>
+      </w:pPr>
+      <w:r>
+        <w:rPr>
+          <w:rFonts w:ascii="Times New Roman" w:eastAsia="Times New Roman" w:hAnsi="Times New Roman" w:cs="Times New Roman"/>
+          <w:b/>
+          <w:bCs/>
+          <w:sz w:val="27"/>
+          <w:szCs w:val="27"/>
+          <w:lang w:val="es-MX"/>
+        </w:rPr>
+        <w:t xml:space="preserve">Bloque 2 — Configuración de </w:t>
+      </w:r>
+      <w:proofErr w:type="spellStart"/>
+      <w:r>
+        <w:rPr>
+          <w:rFonts w:ascii="Times New Roman" w:eastAsia="Times New Roman" w:hAnsi="Times New Roman" w:cs="Times New Roman"/>
+          <w:b/>
+          <w:bCs/>
+          <w:sz w:val="27"/>
+          <w:szCs w:val="27"/>
+          <w:lang w:val="es-MX"/>
+        </w:rPr>
+        <w:t>multer</w:t>
+      </w:r>
+      <w:proofErr w:type="spellEnd"/>
+      <w:r>
+        <w:rPr>
+          <w:rFonts w:ascii="Times New Roman" w:eastAsia="Times New Roman" w:hAnsi="Times New Roman" w:cs="Times New Roman"/>
+          <w:b/>
+          <w:bCs/>
+          <w:sz w:val="27"/>
+          <w:szCs w:val="27"/>
+          <w:lang w:val="es-MX"/>
+        </w:rPr>
+        <w:t xml:space="preserve"> y Express</w:t>
+      </w:r>
+    </w:p>
+    <w:p>
+      <w:pPr>
+        <w:spacing w:after="0" w:line="240" w:lineRule="auto"/>
+        <w:rPr>
+          <w:rFonts w:ascii="Times New Roman" w:eastAsia="Times New Roman" w:hAnsi="Times New Roman" w:cs="Times New Roman"/>
+          <w:sz w:val="24"/>
+          <w:szCs w:val="24"/>
+        </w:rPr>
+      </w:pPr>
+      <w:proofErr w:type="spellStart"/>
+      <w:r>
+        <w:rPr>
+          <w:rFonts w:ascii="Times New Roman" w:eastAsia="Times New Roman" w:hAnsi="Times New Roman" w:cs="Times New Roman"/>
+          <w:sz w:val="24"/>
+          <w:szCs w:val="24"/>
+        </w:rPr>
+        <w:t>javascript</w:t>
+      </w:r>
+      <w:proofErr w:type="spellEnd"/>
+    </w:p>
+    <w:p>
+      <w:pPr>
+        <w:tabs>
+          <w:tab w:val="left" w:pos="916"/>
+          <w:tab w:val="left" w:pos="1832"/>
+          <w:tab w:val="left" w:pos="2748"/>
+          <w:tab w:val="left" w:pos="3664"/>
+          <w:tab w:val="left" w:pos="4580"/>
+          <w:tab w:val="left" w:pos="5496"/>
+          <w:tab w:val="left" w:pos="6412"/>
+          <w:tab w:val="left" w:pos="7328"/>
+          <w:tab w:val="left" w:pos="8244"/>
+          <w:tab w:val="left" w:pos="9160"/>
+          <w:tab w:val="left" w:pos="10076"/>
+          <w:tab w:val="left" w:pos="10992"/>
+          <w:tab w:val="left" w:pos="11908"/>
+          <w:tab w:val="left" w:pos="12824"/>
+          <w:tab w:val="left" w:pos="13740"/>
+          <w:tab w:val="left" w:pos="14656"/>
+        </w:tabs>
+        <w:spacing w:after="0" w:line="240" w:lineRule="auto"/>
+        <w:rPr>
+          <w:rFonts w:ascii="var(--font-mono)" w:eastAsia="Times New Roman" w:hAnsi="var(--font-mono)" w:cs="Courier New"/>
+          <w:color w:val="EAECF0"/>
+          <w:sz w:val="20"/>
+          <w:szCs w:val="20"/>
+        </w:rPr>
+      </w:pPr>
+      <w:proofErr w:type="spellStart"/>
+      <w:r>
+        <w:rPr>
+          <w:rFonts w:ascii="var(--font-mono)" w:eastAsia="Times New Roman" w:hAnsi="var(--font-mono)" w:cs="Courier New"/>
+          <w:color w:val="CC7BF4"/>
+          <w:sz w:val="20"/>
+          <w:szCs w:val="20"/>
+        </w:rPr>
+        <w:t>const</w:t>
+      </w:r>
+      <w:proofErr w:type="spellEnd"/>
+      <w:r>
+        <w:rPr>
+          <w:rFonts w:ascii="var(--font-mono)" w:eastAsia="Times New Roman" w:hAnsi="var(--font-mono)" w:cs="Courier New"/>
+          <w:color w:val="EAECF0"/>
+          <w:sz w:val="20"/>
+          <w:szCs w:val="20"/>
+        </w:rPr>
+        <w:t xml:space="preserve"> </w:t>
+      </w:r>
+      <w:r>
+        <w:rPr>
+          <w:rFonts w:ascii="var(--font-mono)" w:eastAsia="Times New Roman" w:hAnsi="var(--font-mono)" w:cs="Courier New"/>
+          <w:color w:val="5EEDED"/>
+          <w:sz w:val="20"/>
+          <w:szCs w:val="20"/>
+        </w:rPr>
+        <w:t>PORT</w:t>
+      </w:r>
+      <w:r>
+        <w:rPr>
+          <w:rFonts w:ascii="var(--font-mono)" w:eastAsia="Times New Roman" w:hAnsi="var(--font-mono)" w:cs="Courier New"/>
+          <w:color w:val="EAECF0"/>
+          <w:sz w:val="20"/>
+          <w:szCs w:val="20"/>
+        </w:rPr>
+        <w:t xml:space="preserve"> = </w:t>
+      </w:r>
+      <w:proofErr w:type="gramStart"/>
+      <w:r>
+        <w:rPr>
+          <w:rFonts w:ascii="var(--font-mono)" w:eastAsia="Times New Roman" w:hAnsi="var(--font-mono)" w:cs="Courier New"/>
+          <w:color w:val="FBAD60"/>
+          <w:sz w:val="20"/>
+          <w:szCs w:val="20"/>
+        </w:rPr>
+        <w:t>Number</w:t>
+      </w:r>
+      <w:r>
+        <w:rPr>
+          <w:rFonts w:ascii="var(--font-mono)" w:eastAsia="Times New Roman" w:hAnsi="var(--font-mono)" w:cs="Courier New"/>
+          <w:color w:val="D3D7DE"/>
+          <w:sz w:val="20"/>
+          <w:szCs w:val="20"/>
+        </w:rPr>
+        <w:t>(</w:t>
+      </w:r>
+      <w:proofErr w:type="spellStart"/>
+      <w:proofErr w:type="gramEnd"/>
+      <w:r>
+        <w:rPr>
+          <w:rFonts w:ascii="var(--font-mono)" w:eastAsia="Times New Roman" w:hAnsi="var(--font-mono)" w:cs="Courier New"/>
+          <w:color w:val="EAECF0"/>
+          <w:sz w:val="20"/>
+          <w:szCs w:val="20"/>
+        </w:rPr>
+        <w:t>process</w:t>
+      </w:r>
+      <w:r>
+        <w:rPr>
+          <w:rFonts w:ascii="var(--font-mono)" w:eastAsia="Times New Roman" w:hAnsi="var(--font-mono)" w:cs="Courier New"/>
+          <w:color w:val="D3D7DE"/>
+          <w:sz w:val="20"/>
+          <w:szCs w:val="20"/>
+        </w:rPr>
+        <w:t>.</w:t>
+      </w:r>
+      <w:r>
+        <w:rPr>
+          <w:rFonts w:ascii="var(--font-mono)" w:eastAsia="Times New Roman" w:hAnsi="var(--font-mono)" w:cs="Courier New"/>
+          <w:color w:val="EAECF0"/>
+          <w:sz w:val="20"/>
+          <w:szCs w:val="20"/>
+        </w:rPr>
+        <w:t>env</w:t>
+      </w:r>
+      <w:r>
+        <w:rPr>
+          <w:rFonts w:ascii="var(--font-mono)" w:eastAsia="Times New Roman" w:hAnsi="var(--font-mono)" w:cs="Courier New"/>
+          <w:color w:val="D3D7DE"/>
+          <w:sz w:val="20"/>
+          <w:szCs w:val="20"/>
+        </w:rPr>
+        <w:t>.</w:t>
+      </w:r>
+      <w:r>
+        <w:rPr>
+          <w:rFonts w:ascii="var(--font-mono)" w:eastAsia="Times New Roman" w:hAnsi="var(--font-mono)" w:cs="Courier New"/>
+          <w:color w:val="5EEDED"/>
+          <w:sz w:val="20"/>
+          <w:szCs w:val="20"/>
+        </w:rPr>
+        <w:t>PORT</w:t>
+      </w:r>
+      <w:proofErr w:type="spellEnd"/>
+      <w:r>
+        <w:rPr>
+          <w:rFonts w:ascii="var(--font-mono)" w:eastAsia="Times New Roman" w:hAnsi="var(--font-mono)" w:cs="Courier New"/>
+          <w:color w:val="EAECF0"/>
+          <w:sz w:val="20"/>
+          <w:szCs w:val="20"/>
+        </w:rPr>
+        <w:t xml:space="preserve"> || </w:t>
+      </w:r>
+      <w:r>
+        <w:rPr>
+          <w:rFonts w:ascii="var(--font-mono)" w:eastAsia="Times New Roman" w:hAnsi="var(--font-mono)" w:cs="Courier New"/>
+          <w:color w:val="5EEDED"/>
+          <w:sz w:val="20"/>
+          <w:szCs w:val="20"/>
+        </w:rPr>
+        <w:t>3003</w:t>
+      </w:r>
+      <w:r>
+        <w:rPr>
+          <w:rFonts w:ascii="var(--font-mono)" w:eastAsia="Times New Roman" w:hAnsi="var(--font-mono)" w:cs="Courier New"/>
+          <w:color w:val="D3D7DE"/>
+          <w:sz w:val="20"/>
+          <w:szCs w:val="20"/>
+        </w:rPr>
+        <w:t>);</w:t>
+      </w:r>
+    </w:p>
+    <w:p>
+      <w:pPr>
+        <w:tabs>
+          <w:tab w:val="left" w:pos="916"/>
+          <w:tab w:val="left" w:pos="1832"/>
+          <w:tab w:val="left" w:pos="2748"/>
+          <w:tab w:val="left" w:pos="3664"/>
+          <w:tab w:val="left" w:pos="4580"/>
+          <w:tab w:val="left" w:pos="5496"/>
+          <w:tab w:val="left" w:pos="6412"/>
+          <w:tab w:val="left" w:pos="7328"/>
+          <w:tab w:val="left" w:pos="8244"/>
+          <w:tab w:val="left" w:pos="9160"/>
+          <w:tab w:val="left" w:pos="10076"/>
+          <w:tab w:val="left" w:pos="10992"/>
+          <w:tab w:val="left" w:pos="11908"/>
+          <w:tab w:val="left" w:pos="12824"/>
+          <w:tab w:val="left" w:pos="13740"/>
+          <w:tab w:val="left" w:pos="14656"/>
+        </w:tabs>
+        <w:spacing w:after="0" w:line="240" w:lineRule="auto"/>
+        <w:rPr>
+          <w:rFonts w:ascii="var(--font-mono)" w:eastAsia="Times New Roman" w:hAnsi="var(--font-mono)" w:cs="Courier New"/>
+          <w:color w:val="EAECF0"/>
+          <w:sz w:val="20"/>
+          <w:szCs w:val="20"/>
+        </w:rPr>
+      </w:pPr>
+      <w:proofErr w:type="spellStart"/>
+      <w:r>
+        <w:rPr>
+          <w:rFonts w:ascii="var(--font-mono)" w:eastAsia="Times New Roman" w:hAnsi="var(--font-mono)" w:cs="Courier New"/>
+          <w:color w:val="CC7BF4"/>
+          <w:sz w:val="20"/>
+          <w:szCs w:val="20"/>
+        </w:rPr>
+        <w:t>const</w:t>
+      </w:r>
+      <w:proofErr w:type="spellEnd"/>
+      <w:r>
+        <w:rPr>
+          <w:rFonts w:ascii="var(--font-mono)" w:eastAsia="Times New Roman" w:hAnsi="var(--font-mono)" w:cs="Courier New"/>
+          <w:color w:val="EAECF0"/>
+          <w:sz w:val="20"/>
+          <w:szCs w:val="20"/>
+        </w:rPr>
+        <w:t xml:space="preserve"> upload = </w:t>
+      </w:r>
+      <w:proofErr w:type="spellStart"/>
+      <w:proofErr w:type="gramStart"/>
+      <w:r>
+        <w:rPr>
+          <w:rFonts w:ascii="var(--font-mono)" w:eastAsia="Times New Roman" w:hAnsi="var(--font-mono)" w:cs="Courier New"/>
+          <w:color w:val="70B8FF"/>
+          <w:sz w:val="20"/>
+          <w:szCs w:val="20"/>
+        </w:rPr>
+        <w:t>multer</w:t>
+      </w:r>
+      <w:proofErr w:type="spellEnd"/>
+      <w:r>
+        <w:rPr>
+          <w:rFonts w:ascii="var(--font-mono)" w:eastAsia="Times New Roman" w:hAnsi="var(--font-mono)" w:cs="Courier New"/>
+          <w:color w:val="D3D7DE"/>
+          <w:sz w:val="20"/>
+          <w:szCs w:val="20"/>
+        </w:rPr>
+        <w:t>(</w:t>
+      </w:r>
+      <w:proofErr w:type="gramEnd"/>
+      <w:r>
+        <w:rPr>
+          <w:rFonts w:ascii="var(--font-mono)" w:eastAsia="Times New Roman" w:hAnsi="var(--font-mono)" w:cs="Courier New"/>
+          <w:color w:val="D3D7DE"/>
+          <w:sz w:val="20"/>
+          <w:szCs w:val="20"/>
+        </w:rPr>
+        <w:t>{</w:t>
+      </w:r>
+      <w:r>
+        <w:rPr>
+          <w:rFonts w:ascii="var(--font-mono)" w:eastAsia="Times New Roman" w:hAnsi="var(--font-mono)" w:cs="Courier New"/>
+          <w:color w:val="EAECF0"/>
+          <w:sz w:val="20"/>
+          <w:szCs w:val="20"/>
+        </w:rPr>
+        <w:t xml:space="preserve"> </w:t>
+      </w:r>
+      <w:proofErr w:type="spellStart"/>
+      <w:r>
+        <w:rPr>
+          <w:rFonts w:ascii="var(--font-mono)" w:eastAsia="Times New Roman" w:hAnsi="var(--font-mono)" w:cs="Courier New"/>
+          <w:color w:val="F47B85"/>
+          <w:sz w:val="20"/>
+          <w:szCs w:val="20"/>
+        </w:rPr>
+        <w:t>dest</w:t>
+      </w:r>
+      <w:proofErr w:type="spellEnd"/>
+      <w:r>
+        <w:rPr>
+          <w:rFonts w:ascii="var(--font-mono)" w:eastAsia="Times New Roman" w:hAnsi="var(--font-mono)" w:cs="Courier New"/>
+          <w:color w:val="EAECF0"/>
+          <w:sz w:val="20"/>
+          <w:szCs w:val="20"/>
+        </w:rPr>
+        <w:t xml:space="preserve">: </w:t>
+      </w:r>
+      <w:r>
+        <w:rPr>
+          <w:rFonts w:ascii="var(--font-mono)" w:eastAsia="Times New Roman" w:hAnsi="var(--font-mono)" w:cs="Courier New"/>
+          <w:color w:val="9BE963"/>
+          <w:sz w:val="20"/>
+          <w:szCs w:val="20"/>
+        </w:rPr>
+        <w:t>'uploads/'</w:t>
+      </w:r>
+      <w:r>
+        <w:rPr>
+          <w:rFonts w:ascii="var(--font-mono)" w:eastAsia="Times New Roman" w:hAnsi="var(--font-mono)" w:cs="Courier New"/>
+          <w:color w:val="EAECF0"/>
+          <w:sz w:val="20"/>
+          <w:szCs w:val="20"/>
+        </w:rPr>
+        <w:t xml:space="preserve"> </w:t>
+      </w:r>
+      <w:r>
+        <w:rPr>
+          <w:rFonts w:ascii="var(--font-mono)" w:eastAsia="Times New Roman" w:hAnsi="var(--font-mono)" w:cs="Courier New"/>
+          <w:color w:val="D3D7DE"/>
+          <w:sz w:val="20"/>
+          <w:szCs w:val="20"/>
+        </w:rPr>
+        <w:t>});</w:t>
+      </w:r>
+    </w:p>
+    <w:p>
+      <w:pPr>
+        <w:tabs>
+          <w:tab w:val="left" w:pos="916"/>
+          <w:tab w:val="left" w:pos="1832"/>
+          <w:tab w:val="left" w:pos="2748"/>
+          <w:tab w:val="left" w:pos="3664"/>
+          <w:tab w:val="left" w:pos="4580"/>
+          <w:tab w:val="left" w:pos="5496"/>
+          <w:tab w:val="left" w:pos="6412"/>
+          <w:tab w:val="left" w:pos="7328"/>
+          <w:tab w:val="left" w:pos="8244"/>
+          <w:tab w:val="left" w:pos="9160"/>
+          <w:tab w:val="left" w:pos="10076"/>
+          <w:tab w:val="left" w:pos="10992"/>
+          <w:tab w:val="left" w:pos="11908"/>
+          <w:tab w:val="left" w:pos="12824"/>
+          <w:tab w:val="left" w:pos="13740"/>
+          <w:tab w:val="left" w:pos="14656"/>
+        </w:tabs>
+        <w:spacing w:after="0" w:line="240" w:lineRule="auto"/>
+        <w:rPr>
+          <w:rFonts w:ascii="var(--font-mono)" w:eastAsia="Times New Roman" w:hAnsi="var(--font-mono)" w:cs="Courier New"/>
+          <w:color w:val="EAECF0"/>
+          <w:sz w:val="20"/>
+          <w:szCs w:val="20"/>
+        </w:rPr>
+      </w:pPr>
+    </w:p>
+    <w:p>
+      <w:pPr>
+        <w:tabs>
+          <w:tab w:val="left" w:pos="916"/>
+          <w:tab w:val="left" w:pos="1832"/>
+          <w:tab w:val="left" w:pos="2748"/>
+          <w:tab w:val="left" w:pos="3664"/>
+          <w:tab w:val="left" w:pos="4580"/>
+          <w:tab w:val="left" w:pos="5496"/>
+          <w:tab w:val="left" w:pos="6412"/>
+          <w:tab w:val="left" w:pos="7328"/>
+          <w:tab w:val="left" w:pos="8244"/>
+          <w:tab w:val="left" w:pos="9160"/>
+          <w:tab w:val="left" w:pos="10076"/>
+          <w:tab w:val="left" w:pos="10992"/>
+          <w:tab w:val="left" w:pos="11908"/>
+          <w:tab w:val="left" w:pos="12824"/>
+          <w:tab w:val="left" w:pos="13740"/>
+          <w:tab w:val="left" w:pos="14656"/>
+        </w:tabs>
+        <w:spacing w:after="0" w:line="240" w:lineRule="auto"/>
+        <w:rPr>
+          <w:rFonts w:ascii="var(--font-mono)" w:eastAsia="Times New Roman" w:hAnsi="var(--font-mono)" w:cs="Courier New"/>
+          <w:color w:val="EAECF0"/>
+          <w:sz w:val="20"/>
+          <w:szCs w:val="20"/>
+        </w:rPr>
+      </w:pPr>
+      <w:proofErr w:type="spellStart"/>
+      <w:r>
+        <w:rPr>
+          <w:rFonts w:ascii="var(--font-mono)" w:eastAsia="Times New Roman" w:hAnsi="var(--font-mono)" w:cs="Courier New"/>
+          <w:color w:val="EAECF0"/>
+          <w:sz w:val="20"/>
+          <w:szCs w:val="20"/>
+        </w:rPr>
+        <w:t>app</w:t>
+      </w:r>
+      <w:r>
+        <w:rPr>
+          <w:rFonts w:ascii="var(--font-mono)" w:eastAsia="Times New Roman" w:hAnsi="var(--font-mono)" w:cs="Courier New"/>
+          <w:color w:val="D3D7DE"/>
+          <w:sz w:val="20"/>
+          <w:szCs w:val="20"/>
+        </w:rPr>
+        <w:t>.</w:t>
+      </w:r>
+      <w:r>
+        <w:rPr>
+          <w:rFonts w:ascii="var(--font-mono)" w:eastAsia="Times New Roman" w:hAnsi="var(--font-mono)" w:cs="Courier New"/>
+          <w:color w:val="70B8FF"/>
+          <w:sz w:val="20"/>
+          <w:szCs w:val="20"/>
+        </w:rPr>
+        <w:t>use</w:t>
+      </w:r>
+      <w:proofErr w:type="spellEnd"/>
+      <w:r>
+        <w:rPr>
+          <w:rFonts w:ascii="var(--font-mono)" w:eastAsia="Times New Roman" w:hAnsi="var(--font-mono)" w:cs="Courier New"/>
+          <w:color w:val="D3D7DE"/>
+          <w:sz w:val="20"/>
+          <w:szCs w:val="20"/>
+        </w:rPr>
+        <w:t>(</w:t>
+      </w:r>
+      <w:proofErr w:type="spellStart"/>
+      <w:proofErr w:type="gramStart"/>
+      <w:r>
+        <w:rPr>
+          <w:rFonts w:ascii="var(--font-mono)" w:eastAsia="Times New Roman" w:hAnsi="var(--font-mono)" w:cs="Courier New"/>
+          <w:color w:val="70B8FF"/>
+          <w:sz w:val="20"/>
+          <w:szCs w:val="20"/>
+        </w:rPr>
+        <w:t>cors</w:t>
+      </w:r>
+      <w:proofErr w:type="spellEnd"/>
+      <w:r>
+        <w:rPr>
+          <w:rFonts w:ascii="var(--font-mono)" w:eastAsia="Times New Roman" w:hAnsi="var(--font-mono)" w:cs="Courier New"/>
+          <w:color w:val="D3D7DE"/>
+          <w:sz w:val="20"/>
+          <w:szCs w:val="20"/>
+        </w:rPr>
+        <w:t>(</w:t>
+      </w:r>
+      <w:proofErr w:type="gramEnd"/>
+      <w:r>
+        <w:rPr>
+          <w:rFonts w:ascii="var(--font-mono)" w:eastAsia="Times New Roman" w:hAnsi="var(--font-mono)" w:cs="Courier New"/>
+          <w:color w:val="D3D7DE"/>
+          <w:sz w:val="20"/>
+          <w:szCs w:val="20"/>
+        </w:rPr>
+        <w:t>));</w:t>
+      </w:r>
+    </w:p>
+    <w:p>
+      <w:pPr>
+        <w:tabs>
+          <w:tab w:val="left" w:pos="916"/>
+          <w:tab w:val="left" w:pos="1832"/>
+          <w:tab w:val="left" w:pos="2748"/>
+          <w:tab w:val="left" w:pos="3664"/>
+          <w:tab w:val="left" w:pos="4580"/>
+          <w:tab w:val="left" w:pos="5496"/>
+          <w:tab w:val="left" w:pos="6412"/>
+          <w:tab w:val="left" w:pos="7328"/>
+          <w:tab w:val="left" w:pos="8244"/>
+          <w:tab w:val="left" w:pos="9160"/>
+          <w:tab w:val="left" w:pos="10076"/>
+          <w:tab w:val="left" w:pos="10992"/>
+          <w:tab w:val="left" w:pos="11908"/>
+          <w:tab w:val="left" w:pos="12824"/>
+          <w:tab w:val="left" w:pos="13740"/>
+          <w:tab w:val="left" w:pos="14656"/>
+        </w:tabs>
+        <w:spacing w:after="0" w:line="240" w:lineRule="auto"/>
+        <w:rPr>
+          <w:rFonts w:ascii="var(--font-mono)" w:eastAsia="Times New Roman" w:hAnsi="var(--font-mono)" w:cs="Courier New"/>
+          <w:color w:val="EAECF0"/>
+          <w:sz w:val="20"/>
+          <w:szCs w:val="20"/>
+        </w:rPr>
+      </w:pPr>
+      <w:proofErr w:type="spellStart"/>
+      <w:r>
+        <w:rPr>
+          <w:rFonts w:ascii="var(--font-mono)" w:eastAsia="Times New Roman" w:hAnsi="var(--font-mono)" w:cs="Courier New"/>
+          <w:color w:val="EAECF0"/>
+          <w:sz w:val="20"/>
+          <w:szCs w:val="20"/>
+        </w:rPr>
+        <w:t>app</w:t>
+      </w:r>
+      <w:r>
+        <w:rPr>
+          <w:rFonts w:ascii="var(--font-mono)" w:eastAsia="Times New Roman" w:hAnsi="var(--font-mono)" w:cs="Courier New"/>
+          <w:color w:val="D3D7DE"/>
+          <w:sz w:val="20"/>
+          <w:szCs w:val="20"/>
+        </w:rPr>
+        <w:t>.</w:t>
+      </w:r>
+      <w:r>
+        <w:rPr>
+          <w:rFonts w:ascii="var(--font-mono)" w:eastAsia="Times New Roman" w:hAnsi="var(--font-mono)" w:cs="Courier New"/>
+          <w:color w:val="70B8FF"/>
+          <w:sz w:val="20"/>
+          <w:szCs w:val="20"/>
+        </w:rPr>
+        <w:t>use</w:t>
+      </w:r>
+      <w:proofErr w:type="spellEnd"/>
+      <w:r>
+        <w:rPr>
+          <w:rFonts w:ascii="var(--font-mono)" w:eastAsia="Times New Roman" w:hAnsi="var(--font-mono)" w:cs="Courier New"/>
+          <w:color w:val="D3D7DE"/>
+          <w:sz w:val="20"/>
+          <w:szCs w:val="20"/>
+        </w:rPr>
+        <w:t>(</w:t>
+      </w:r>
+      <w:proofErr w:type="spellStart"/>
+      <w:proofErr w:type="gramStart"/>
+      <w:r>
+        <w:rPr>
+          <w:rFonts w:ascii="var(--font-mono)" w:eastAsia="Times New Roman" w:hAnsi="var(--font-mono)" w:cs="Courier New"/>
+          <w:color w:val="EAECF0"/>
+          <w:sz w:val="20"/>
+          <w:szCs w:val="20"/>
+        </w:rPr>
+        <w:t>express</w:t>
+      </w:r>
+      <w:r>
+        <w:rPr>
+          <w:rFonts w:ascii="var(--font-mono)" w:eastAsia="Times New Roman" w:hAnsi="var(--font-mono)" w:cs="Courier New"/>
+          <w:color w:val="D3D7DE"/>
+          <w:sz w:val="20"/>
+          <w:szCs w:val="20"/>
+        </w:rPr>
+        <w:t>.</w:t>
+      </w:r>
+      <w:r>
+        <w:rPr>
+          <w:rFonts w:ascii="var(--font-mono)" w:eastAsia="Times New Roman" w:hAnsi="var(--font-mono)" w:cs="Courier New"/>
+          <w:color w:val="70B8FF"/>
+          <w:sz w:val="20"/>
+          <w:szCs w:val="20"/>
+        </w:rPr>
+        <w:t>json</w:t>
+      </w:r>
+      <w:proofErr w:type="spellEnd"/>
+      <w:proofErr w:type="gramEnd"/>
+      <w:r>
+        <w:rPr>
+          <w:rFonts w:ascii="var(--font-mono)" w:eastAsia="Times New Roman" w:hAnsi="var(--font-mono)" w:cs="Courier New"/>
+          <w:color w:val="D3D7DE"/>
+          <w:sz w:val="20"/>
+          <w:szCs w:val="20"/>
+        </w:rPr>
+        <w:t>());</w:t>
+      </w:r>
+    </w:p>
+    <w:p>
+      <w:pPr>
+        <w:spacing w:before="100" w:beforeAutospacing="1" w:after="100" w:afterAutospacing="1" w:line="240" w:lineRule="auto"/>
+        <w:rPr>
+          <w:rFonts w:ascii="Times New Roman" w:eastAsia="Times New Roman" w:hAnsi="Times New Roman" w:cs="Times New Roman"/>
+          <w:sz w:val="24"/>
+          <w:szCs w:val="24"/>
+        </w:rPr>
+      </w:pPr>
+      <w:r>
+        <w:rPr>
+          <w:rFonts w:ascii="Times New Roman" w:eastAsia="Times New Roman" w:hAnsi="Times New Roman" w:cs="Times New Roman"/>
+          <w:b/>
+          <w:bCs/>
+          <w:sz w:val="24"/>
+          <w:szCs w:val="24"/>
+        </w:rPr>
+        <w:t>¿</w:t>
+      </w:r>
+      <w:proofErr w:type="spellStart"/>
+      <w:r>
+        <w:rPr>
+          <w:rFonts w:ascii="Times New Roman" w:eastAsia="Times New Roman" w:hAnsi="Times New Roman" w:cs="Times New Roman"/>
+          <w:b/>
+          <w:bCs/>
+          <w:sz w:val="24"/>
+          <w:szCs w:val="24"/>
+        </w:rPr>
+        <w:t>Qué</w:t>
+      </w:r>
+      <w:proofErr w:type="spellEnd"/>
+      <w:r>
+        <w:rPr>
+          <w:rFonts w:ascii="Times New Roman" w:eastAsia="Times New Roman" w:hAnsi="Times New Roman" w:cs="Times New Roman"/>
+          <w:b/>
+          <w:bCs/>
+          <w:sz w:val="24"/>
+          <w:szCs w:val="24"/>
+        </w:rPr>
+        <w:t xml:space="preserve"> </w:t>
+      </w:r>
+      <w:proofErr w:type="spellStart"/>
+      <w:r>
+        <w:rPr>
+          <w:rFonts w:ascii="Times New Roman" w:eastAsia="Times New Roman" w:hAnsi="Times New Roman" w:cs="Times New Roman"/>
+          <w:b/>
+          <w:bCs/>
+          <w:sz w:val="24"/>
+          <w:szCs w:val="24"/>
+        </w:rPr>
+        <w:t>hace</w:t>
+      </w:r>
+      <w:proofErr w:type="spellEnd"/>
+      <w:r>
+        <w:rPr>
+          <w:rFonts w:ascii="Times New Roman" w:eastAsia="Times New Roman" w:hAnsi="Times New Roman" w:cs="Times New Roman"/>
+          <w:b/>
+          <w:bCs/>
+          <w:sz w:val="24"/>
+          <w:szCs w:val="24"/>
+        </w:rPr>
+        <w:t>?</w:t>
+      </w:r>
+    </w:p>
+    <w:p>
+      <w:pPr>
+        <w:numPr>
+          <w:ilvl w:val="0"/>
+          <w:numId w:val="12"/>
+        </w:numPr>
+        <w:spacing w:before="100" w:beforeAutospacing="1" w:after="100" w:afterAutospacing="1" w:line="240" w:lineRule="auto"/>
+        <w:rPr>
+          <w:rFonts w:ascii="Times New Roman" w:eastAsia="Times New Roman" w:hAnsi="Times New Roman" w:cs="Times New Roman"/>
+          <w:sz w:val="24"/>
+          <w:szCs w:val="24"/>
+        </w:rPr>
+      </w:pPr>
+      <w:proofErr w:type="spellStart"/>
+      <w:proofErr w:type="gramStart"/>
+      <w:r>
+        <w:rPr>
+          <w:rFonts w:ascii="Courier New" w:eastAsia="Times New Roman" w:hAnsi="Courier New" w:cs="Courier New"/>
+          <w:sz w:val="20"/>
+          <w:szCs w:val="20"/>
+          <w:lang w:val="es-MX"/>
+        </w:rPr>
+        <w:lastRenderedPageBreak/>
+        <w:t>multer</w:t>
+      </w:r>
+      <w:proofErr w:type="spellEnd"/>
+      <w:r>
+        <w:rPr>
+          <w:rFonts w:ascii="Courier New" w:eastAsia="Times New Roman" w:hAnsi="Courier New" w:cs="Courier New"/>
+          <w:sz w:val="20"/>
+          <w:szCs w:val="20"/>
+          <w:lang w:val="es-MX"/>
+        </w:rPr>
+        <w:t>(</w:t>
+      </w:r>
+      <w:proofErr w:type="gramEnd"/>
+      <w:r>
+        <w:rPr>
+          <w:rFonts w:ascii="Courier New" w:eastAsia="Times New Roman" w:hAnsi="Courier New" w:cs="Courier New"/>
+          <w:sz w:val="20"/>
+          <w:szCs w:val="20"/>
+          <w:lang w:val="es-MX"/>
+        </w:rPr>
+        <w:t xml:space="preserve">{ </w:t>
+      </w:r>
+      <w:proofErr w:type="spellStart"/>
+      <w:r>
+        <w:rPr>
+          <w:rFonts w:ascii="Courier New" w:eastAsia="Times New Roman" w:hAnsi="Courier New" w:cs="Courier New"/>
+          <w:sz w:val="20"/>
+          <w:szCs w:val="20"/>
+          <w:lang w:val="es-MX"/>
+        </w:rPr>
+        <w:t>dest</w:t>
+      </w:r>
+      <w:proofErr w:type="spellEnd"/>
+      <w:r>
+        <w:rPr>
+          <w:rFonts w:ascii="Courier New" w:eastAsia="Times New Roman" w:hAnsi="Courier New" w:cs="Courier New"/>
+          <w:sz w:val="20"/>
+          <w:szCs w:val="20"/>
+          <w:lang w:val="es-MX"/>
+        </w:rPr>
+        <w:t>: '</w:t>
+      </w:r>
+      <w:proofErr w:type="spellStart"/>
+      <w:r>
+        <w:rPr>
+          <w:rFonts w:ascii="Courier New" w:eastAsia="Times New Roman" w:hAnsi="Courier New" w:cs="Courier New"/>
+          <w:sz w:val="20"/>
+          <w:szCs w:val="20"/>
+          <w:lang w:val="es-MX"/>
+        </w:rPr>
+        <w:t>uploads</w:t>
+      </w:r>
+      <w:proofErr w:type="spellEnd"/>
+      <w:r>
+        <w:rPr>
+          <w:rFonts w:ascii="Courier New" w:eastAsia="Times New Roman" w:hAnsi="Courier New" w:cs="Courier New"/>
+          <w:sz w:val="20"/>
+          <w:szCs w:val="20"/>
+          <w:lang w:val="es-MX"/>
+        </w:rPr>
+        <w:t>/' })</w:t>
+      </w:r>
+      <w:r>
+        <w:rPr>
+          <w:rFonts w:ascii="Times New Roman" w:eastAsia="Times New Roman" w:hAnsi="Times New Roman" w:cs="Times New Roman"/>
+          <w:sz w:val="24"/>
+          <w:szCs w:val="24"/>
+          <w:lang w:val="es-MX"/>
+        </w:rPr>
+        <w:t xml:space="preserve"> — cuando llega un archivo de audio, lo guarda temporalmente en la carpeta </w:t>
+      </w:r>
+      <w:proofErr w:type="spellStart"/>
+      <w:r>
+        <w:rPr>
+          <w:rFonts w:ascii="Courier New" w:eastAsia="Times New Roman" w:hAnsi="Courier New" w:cs="Courier New"/>
+          <w:sz w:val="20"/>
+          <w:szCs w:val="20"/>
+          <w:lang w:val="es-MX"/>
+        </w:rPr>
+        <w:t>uploads</w:t>
+      </w:r>
+      <w:proofErr w:type="spellEnd"/>
+      <w:r>
+        <w:rPr>
+          <w:rFonts w:ascii="Courier New" w:eastAsia="Times New Roman" w:hAnsi="Courier New" w:cs="Courier New"/>
+          <w:sz w:val="20"/>
+          <w:szCs w:val="20"/>
+          <w:lang w:val="es-MX"/>
+        </w:rPr>
+        <w:t>/</w:t>
+      </w:r>
+      <w:r>
+        <w:rPr>
+          <w:rFonts w:ascii="Times New Roman" w:eastAsia="Times New Roman" w:hAnsi="Times New Roman" w:cs="Times New Roman"/>
+          <w:sz w:val="24"/>
+          <w:szCs w:val="24"/>
+          <w:lang w:val="es-MX"/>
+        </w:rPr>
+        <w:t xml:space="preserve"> con un nombre aleatorio. </w:t>
+      </w:r>
+      <w:proofErr w:type="spellStart"/>
+      <w:r>
+        <w:rPr>
+          <w:rFonts w:ascii="Times New Roman" w:eastAsia="Times New Roman" w:hAnsi="Times New Roman" w:cs="Times New Roman"/>
+          <w:sz w:val="24"/>
+          <w:szCs w:val="24"/>
+        </w:rPr>
+        <w:t>Después</w:t>
+      </w:r>
+      <w:proofErr w:type="spellEnd"/>
+      <w:r>
+        <w:rPr>
+          <w:rFonts w:ascii="Times New Roman" w:eastAsia="Times New Roman" w:hAnsi="Times New Roman" w:cs="Times New Roman"/>
+          <w:sz w:val="24"/>
+          <w:szCs w:val="24"/>
+        </w:rPr>
+        <w:t xml:space="preserve"> de </w:t>
+      </w:r>
+      <w:proofErr w:type="spellStart"/>
+      <w:r>
+        <w:rPr>
+          <w:rFonts w:ascii="Times New Roman" w:eastAsia="Times New Roman" w:hAnsi="Times New Roman" w:cs="Times New Roman"/>
+          <w:sz w:val="24"/>
+          <w:szCs w:val="24"/>
+        </w:rPr>
+        <w:t>transcribirlo</w:t>
+      </w:r>
+      <w:proofErr w:type="spellEnd"/>
+      <w:r>
+        <w:rPr>
+          <w:rFonts w:ascii="Times New Roman" w:eastAsia="Times New Roman" w:hAnsi="Times New Roman" w:cs="Times New Roman"/>
+          <w:sz w:val="24"/>
+          <w:szCs w:val="24"/>
+        </w:rPr>
+        <w:t xml:space="preserve"> lo </w:t>
+      </w:r>
+      <w:proofErr w:type="spellStart"/>
+      <w:r>
+        <w:rPr>
+          <w:rFonts w:ascii="Times New Roman" w:eastAsia="Times New Roman" w:hAnsi="Times New Roman" w:cs="Times New Roman"/>
+          <w:sz w:val="24"/>
+          <w:szCs w:val="24"/>
+        </w:rPr>
+        <w:t>borramos</w:t>
+      </w:r>
+      <w:proofErr w:type="spellEnd"/>
+      <w:r>
+        <w:rPr>
+          <w:rFonts w:ascii="Times New Roman" w:eastAsia="Times New Roman" w:hAnsi="Times New Roman" w:cs="Times New Roman"/>
+          <w:sz w:val="24"/>
+          <w:szCs w:val="24"/>
+        </w:rPr>
+        <w:t xml:space="preserve"> para no </w:t>
+      </w:r>
+      <w:proofErr w:type="spellStart"/>
+      <w:r>
+        <w:rPr>
+          <w:rFonts w:ascii="Times New Roman" w:eastAsia="Times New Roman" w:hAnsi="Times New Roman" w:cs="Times New Roman"/>
+          <w:sz w:val="24"/>
+          <w:szCs w:val="24"/>
+        </w:rPr>
+        <w:t>llenar</w:t>
+      </w:r>
+      <w:proofErr w:type="spellEnd"/>
+      <w:r>
+        <w:rPr>
+          <w:rFonts w:ascii="Times New Roman" w:eastAsia="Times New Roman" w:hAnsi="Times New Roman" w:cs="Times New Roman"/>
+          <w:sz w:val="24"/>
+          <w:szCs w:val="24"/>
+        </w:rPr>
+        <w:t xml:space="preserve"> el disco</w:t>
+      </w:r>
+    </w:p>
+    <w:p>
+      <w:pPr>
+        <w:numPr>
+          <w:ilvl w:val="0"/>
+          <w:numId w:val="12"/>
+        </w:numPr>
+        <w:spacing w:before="100" w:beforeAutospacing="1" w:after="100" w:afterAutospacing="1" w:line="240" w:lineRule="auto"/>
+        <w:rPr>
+          <w:rFonts w:ascii="Times New Roman" w:eastAsia="Times New Roman" w:hAnsi="Times New Roman" w:cs="Times New Roman"/>
+          <w:sz w:val="24"/>
+          <w:szCs w:val="24"/>
+          <w:lang w:val="es-MX"/>
+        </w:rPr>
+      </w:pPr>
+      <w:proofErr w:type="spellStart"/>
+      <w:r>
+        <w:rPr>
+          <w:rFonts w:ascii="Courier New" w:eastAsia="Times New Roman" w:hAnsi="Courier New" w:cs="Courier New"/>
+          <w:sz w:val="20"/>
+          <w:szCs w:val="20"/>
+          <w:lang w:val="es-MX"/>
+        </w:rPr>
+        <w:t>app.use</w:t>
+      </w:r>
+      <w:proofErr w:type="spellEnd"/>
+      <w:r>
+        <w:rPr>
+          <w:rFonts w:ascii="Courier New" w:eastAsia="Times New Roman" w:hAnsi="Courier New" w:cs="Courier New"/>
+          <w:sz w:val="20"/>
+          <w:szCs w:val="20"/>
+          <w:lang w:val="es-MX"/>
+        </w:rPr>
+        <w:t>(</w:t>
+      </w:r>
+      <w:proofErr w:type="spellStart"/>
+      <w:proofErr w:type="gramStart"/>
+      <w:r>
+        <w:rPr>
+          <w:rFonts w:ascii="Courier New" w:eastAsia="Times New Roman" w:hAnsi="Courier New" w:cs="Courier New"/>
+          <w:sz w:val="20"/>
+          <w:szCs w:val="20"/>
+          <w:lang w:val="es-MX"/>
+        </w:rPr>
+        <w:t>cors</w:t>
+      </w:r>
+      <w:proofErr w:type="spellEnd"/>
+      <w:r>
+        <w:rPr>
+          <w:rFonts w:ascii="Courier New" w:eastAsia="Times New Roman" w:hAnsi="Courier New" w:cs="Courier New"/>
+          <w:sz w:val="20"/>
+          <w:szCs w:val="20"/>
+          <w:lang w:val="es-MX"/>
+        </w:rPr>
+        <w:t>(</w:t>
+      </w:r>
+      <w:proofErr w:type="gramEnd"/>
+      <w:r>
+        <w:rPr>
+          <w:rFonts w:ascii="Courier New" w:eastAsia="Times New Roman" w:hAnsi="Courier New" w:cs="Courier New"/>
+          <w:sz w:val="20"/>
+          <w:szCs w:val="20"/>
+          <w:lang w:val="es-MX"/>
+        </w:rPr>
+        <w:t>))</w:t>
+      </w:r>
+      <w:r>
+        <w:rPr>
+          <w:rFonts w:ascii="Times New Roman" w:eastAsia="Times New Roman" w:hAnsi="Times New Roman" w:cs="Times New Roman"/>
+          <w:sz w:val="24"/>
+          <w:szCs w:val="24"/>
+          <w:lang w:val="es-MX"/>
+        </w:rPr>
+        <w:t xml:space="preserve"> — sin esto, la app móvil recibiría un error al intentar conectarse al servidor</w:t>
+      </w:r>
+    </w:p>
+    <w:p>
+      <w:pPr>
+        <w:numPr>
+          <w:ilvl w:val="0"/>
+          <w:numId w:val="12"/>
+        </w:numPr>
+        <w:spacing w:before="100" w:beforeAutospacing="1" w:after="100" w:afterAutospacing="1" w:line="240" w:lineRule="auto"/>
+        <w:rPr>
+          <w:rFonts w:ascii="Times New Roman" w:eastAsia="Times New Roman" w:hAnsi="Times New Roman" w:cs="Times New Roman"/>
+          <w:sz w:val="24"/>
+          <w:szCs w:val="24"/>
+          <w:lang w:val="es-MX"/>
+        </w:rPr>
+      </w:pPr>
+      <w:proofErr w:type="spellStart"/>
+      <w:r>
+        <w:rPr>
+          <w:rFonts w:ascii="Courier New" w:eastAsia="Times New Roman" w:hAnsi="Courier New" w:cs="Courier New"/>
+          <w:sz w:val="20"/>
+          <w:szCs w:val="20"/>
+          <w:lang w:val="es-MX"/>
+        </w:rPr>
+        <w:t>app.use</w:t>
+      </w:r>
+      <w:proofErr w:type="spellEnd"/>
+      <w:r>
+        <w:rPr>
+          <w:rFonts w:ascii="Courier New" w:eastAsia="Times New Roman" w:hAnsi="Courier New" w:cs="Courier New"/>
+          <w:sz w:val="20"/>
+          <w:szCs w:val="20"/>
+          <w:lang w:val="es-MX"/>
+        </w:rPr>
+        <w:t>(</w:t>
+      </w:r>
+      <w:proofErr w:type="spellStart"/>
+      <w:proofErr w:type="gramStart"/>
+      <w:r>
+        <w:rPr>
+          <w:rFonts w:ascii="Courier New" w:eastAsia="Times New Roman" w:hAnsi="Courier New" w:cs="Courier New"/>
+          <w:sz w:val="20"/>
+          <w:szCs w:val="20"/>
+          <w:lang w:val="es-MX"/>
+        </w:rPr>
+        <w:t>express.json</w:t>
+      </w:r>
+      <w:proofErr w:type="spellEnd"/>
+      <w:proofErr w:type="gramEnd"/>
+      <w:r>
+        <w:rPr>
+          <w:rFonts w:ascii="Courier New" w:eastAsia="Times New Roman" w:hAnsi="Courier New" w:cs="Courier New"/>
+          <w:sz w:val="20"/>
+          <w:szCs w:val="20"/>
+          <w:lang w:val="es-MX"/>
+        </w:rPr>
+        <w:t>())</w:t>
+      </w:r>
+      <w:r>
+        <w:rPr>
+          <w:rFonts w:ascii="Times New Roman" w:eastAsia="Times New Roman" w:hAnsi="Times New Roman" w:cs="Times New Roman"/>
+          <w:sz w:val="24"/>
+          <w:szCs w:val="24"/>
+          <w:lang w:val="es-MX"/>
+        </w:rPr>
+        <w:t xml:space="preserve"> — permite recibir datos en formato JSON en el </w:t>
+      </w:r>
+      <w:proofErr w:type="spellStart"/>
+      <w:r>
+        <w:rPr>
+          <w:rFonts w:ascii="Times New Roman" w:eastAsia="Times New Roman" w:hAnsi="Times New Roman" w:cs="Times New Roman"/>
+          <w:sz w:val="24"/>
+          <w:szCs w:val="24"/>
+          <w:lang w:val="es-MX"/>
+        </w:rPr>
+        <w:t>body</w:t>
+      </w:r>
+      <w:proofErr w:type="spellEnd"/>
+      <w:r>
+        <w:rPr>
+          <w:rFonts w:ascii="Times New Roman" w:eastAsia="Times New Roman" w:hAnsi="Times New Roman" w:cs="Times New Roman"/>
+          <w:sz w:val="24"/>
+          <w:szCs w:val="24"/>
+          <w:lang w:val="es-MX"/>
+        </w:rPr>
+        <w:t xml:space="preserve"> de las peticiones</w:t>
+      </w:r>
+    </w:p>
+    <w:p>
+      <w:pPr>
+        <w:spacing w:after="0" w:line="240" w:lineRule="auto"/>
+        <w:rPr>
+          <w:rFonts w:ascii="Times New Roman" w:eastAsia="Times New Roman" w:hAnsi="Times New Roman" w:cs="Times New Roman"/>
+          <w:sz w:val="24"/>
+          <w:szCs w:val="24"/>
+        </w:rPr>
+      </w:pPr>
+      <w:r>
+        <w:rPr>
+          <w:rFonts w:ascii="Times New Roman" w:eastAsia="Times New Roman" w:hAnsi="Times New Roman" w:cs="Times New Roman"/>
+          <w:sz w:val="24"/>
+          <w:szCs w:val="24"/>
+        </w:rPr>
+        <w:pict>
+          <v:rect id="_x0000_i1028" style="width:0;height:1.5pt" o:hralign="center" o:hrstd="t" o:hr="t" fillcolor="#a0a0a0" stroked="f"/>
+        </w:pict>
+      </w:r>
+    </w:p>
+    <w:p>
+      <w:pPr>
+        <w:spacing w:before="100" w:beforeAutospacing="1" w:after="100" w:afterAutospacing="1" w:line="240" w:lineRule="auto"/>
+        <w:outlineLvl w:val="2"/>
+        <w:rPr>
+          <w:rFonts w:ascii="Times New Roman" w:eastAsia="Times New Roman" w:hAnsi="Times New Roman" w:cs="Times New Roman"/>
+          <w:b/>
+          <w:bCs/>
+          <w:sz w:val="27"/>
+          <w:szCs w:val="27"/>
+          <w:lang w:val="es-MX"/>
+        </w:rPr>
+      </w:pPr>
+      <w:r>
+        <w:rPr>
+          <w:rFonts w:ascii="Times New Roman" w:eastAsia="Times New Roman" w:hAnsi="Times New Roman" w:cs="Times New Roman"/>
+          <w:b/>
+          <w:bCs/>
+          <w:sz w:val="27"/>
+          <w:szCs w:val="27"/>
+          <w:lang w:val="es-MX"/>
+        </w:rPr>
+        <w:t xml:space="preserve">Bloque 3 — </w:t>
+      </w:r>
+      <w:proofErr w:type="spellStart"/>
+      <w:r>
+        <w:rPr>
+          <w:rFonts w:ascii="Times New Roman" w:eastAsia="Times New Roman" w:hAnsi="Times New Roman" w:cs="Times New Roman"/>
+          <w:b/>
+          <w:bCs/>
+          <w:sz w:val="27"/>
+          <w:szCs w:val="27"/>
+          <w:lang w:val="es-MX"/>
+        </w:rPr>
+        <w:t>Endpoint</w:t>
+      </w:r>
+      <w:proofErr w:type="spellEnd"/>
+      <w:r>
+        <w:rPr>
+          <w:rFonts w:ascii="Times New Roman" w:eastAsia="Times New Roman" w:hAnsi="Times New Roman" w:cs="Times New Roman"/>
+          <w:b/>
+          <w:bCs/>
+          <w:sz w:val="27"/>
+          <w:szCs w:val="27"/>
+          <w:lang w:val="es-MX"/>
+        </w:rPr>
+        <w:t xml:space="preserve"> de transcripción</w:t>
+      </w:r>
+    </w:p>
+    <w:p>
+      <w:pPr>
+        <w:spacing w:after="0" w:line="240" w:lineRule="auto"/>
+        <w:rPr>
+          <w:rFonts w:ascii="Times New Roman" w:eastAsia="Times New Roman" w:hAnsi="Times New Roman" w:cs="Times New Roman"/>
+          <w:sz w:val="24"/>
+          <w:szCs w:val="24"/>
+          <w:lang w:val="es-MX"/>
+        </w:rPr>
+      </w:pPr>
+      <w:proofErr w:type="spellStart"/>
+      <w:r>
+        <w:rPr>
+          <w:rFonts w:ascii="Times New Roman" w:eastAsia="Times New Roman" w:hAnsi="Times New Roman" w:cs="Times New Roman"/>
+          <w:sz w:val="24"/>
+          <w:szCs w:val="24"/>
+          <w:lang w:val="es-MX"/>
+        </w:rPr>
+        <w:t>javascript</w:t>
+      </w:r>
+      <w:proofErr w:type="spellEnd"/>
+    </w:p>
+    <w:p>
+      <w:pPr>
+        <w:tabs>
+          <w:tab w:val="left" w:pos="916"/>
+          <w:tab w:val="left" w:pos="1832"/>
+          <w:tab w:val="left" w:pos="2748"/>
+          <w:tab w:val="left" w:pos="3664"/>
+          <w:tab w:val="left" w:pos="4580"/>
+          <w:tab w:val="left" w:pos="5496"/>
+          <w:tab w:val="left" w:pos="6412"/>
+          <w:tab w:val="left" w:pos="7328"/>
+          <w:tab w:val="left" w:pos="8244"/>
+          <w:tab w:val="left" w:pos="9160"/>
+          <w:tab w:val="left" w:pos="10076"/>
+          <w:tab w:val="left" w:pos="10992"/>
+          <w:tab w:val="left" w:pos="11908"/>
+          <w:tab w:val="left" w:pos="12824"/>
+          <w:tab w:val="left" w:pos="13740"/>
+          <w:tab w:val="left" w:pos="14656"/>
+        </w:tabs>
+        <w:spacing w:after="0" w:line="240" w:lineRule="auto"/>
+        <w:rPr>
+          <w:rFonts w:ascii="var(--font-mono)" w:eastAsia="Times New Roman" w:hAnsi="var(--font-mono)" w:cs="Courier New"/>
+          <w:color w:val="EAECF0"/>
+          <w:sz w:val="20"/>
+          <w:szCs w:val="20"/>
+          <w:lang w:val="es-MX"/>
+        </w:rPr>
+      </w:pPr>
+      <w:proofErr w:type="spellStart"/>
+      <w:proofErr w:type="gramStart"/>
+      <w:r>
+        <w:rPr>
+          <w:rFonts w:ascii="var(--font-mono)" w:eastAsia="Times New Roman" w:hAnsi="var(--font-mono)" w:cs="Courier New"/>
+          <w:color w:val="EAECF0"/>
+          <w:sz w:val="20"/>
+          <w:szCs w:val="20"/>
+          <w:lang w:val="es-MX"/>
+        </w:rPr>
+        <w:t>app</w:t>
+      </w:r>
+      <w:r>
+        <w:rPr>
+          <w:rFonts w:ascii="var(--font-mono)" w:eastAsia="Times New Roman" w:hAnsi="var(--font-mono)" w:cs="Courier New"/>
+          <w:color w:val="D3D7DE"/>
+          <w:sz w:val="20"/>
+          <w:szCs w:val="20"/>
+          <w:lang w:val="es-MX"/>
+        </w:rPr>
+        <w:t>.</w:t>
+      </w:r>
+      <w:r>
+        <w:rPr>
+          <w:rFonts w:ascii="var(--font-mono)" w:eastAsia="Times New Roman" w:hAnsi="var(--font-mono)" w:cs="Courier New"/>
+          <w:color w:val="70B8FF"/>
+          <w:sz w:val="20"/>
+          <w:szCs w:val="20"/>
+          <w:lang w:val="es-MX"/>
+        </w:rPr>
+        <w:t>post</w:t>
+      </w:r>
+      <w:proofErr w:type="spellEnd"/>
+      <w:r>
+        <w:rPr>
+          <w:rFonts w:ascii="var(--font-mono)" w:eastAsia="Times New Roman" w:hAnsi="var(--font-mono)" w:cs="Courier New"/>
+          <w:color w:val="D3D7DE"/>
+          <w:sz w:val="20"/>
+          <w:szCs w:val="20"/>
+          <w:lang w:val="es-MX"/>
+        </w:rPr>
+        <w:t>(</w:t>
+      </w:r>
+      <w:proofErr w:type="gramEnd"/>
+      <w:r>
+        <w:rPr>
+          <w:rFonts w:ascii="var(--font-mono)" w:eastAsia="Times New Roman" w:hAnsi="var(--font-mono)" w:cs="Courier New"/>
+          <w:color w:val="9BE963"/>
+          <w:sz w:val="20"/>
+          <w:szCs w:val="20"/>
+          <w:lang w:val="es-MX"/>
+        </w:rPr>
+        <w:t>"/transcribir"</w:t>
+      </w:r>
+      <w:r>
+        <w:rPr>
+          <w:rFonts w:ascii="var(--font-mono)" w:eastAsia="Times New Roman" w:hAnsi="var(--font-mono)" w:cs="Courier New"/>
+          <w:color w:val="D3D7DE"/>
+          <w:sz w:val="20"/>
+          <w:szCs w:val="20"/>
+          <w:lang w:val="es-MX"/>
+        </w:rPr>
+        <w:t>,</w:t>
+      </w:r>
+      <w:r>
+        <w:rPr>
+          <w:rFonts w:ascii="var(--font-mono)" w:eastAsia="Times New Roman" w:hAnsi="var(--font-mono)" w:cs="Courier New"/>
+          <w:color w:val="EAECF0"/>
+          <w:sz w:val="20"/>
+          <w:szCs w:val="20"/>
+          <w:lang w:val="es-MX"/>
+        </w:rPr>
+        <w:t xml:space="preserve"> </w:t>
+      </w:r>
+      <w:proofErr w:type="spellStart"/>
+      <w:r>
+        <w:rPr>
+          <w:rFonts w:ascii="var(--font-mono)" w:eastAsia="Times New Roman" w:hAnsi="var(--font-mono)" w:cs="Courier New"/>
+          <w:color w:val="EAECF0"/>
+          <w:sz w:val="20"/>
+          <w:szCs w:val="20"/>
+          <w:lang w:val="es-MX"/>
+        </w:rPr>
+        <w:t>upload</w:t>
+      </w:r>
+      <w:r>
+        <w:rPr>
+          <w:rFonts w:ascii="var(--font-mono)" w:eastAsia="Times New Roman" w:hAnsi="var(--font-mono)" w:cs="Courier New"/>
+          <w:color w:val="D3D7DE"/>
+          <w:sz w:val="20"/>
+          <w:szCs w:val="20"/>
+          <w:lang w:val="es-MX"/>
+        </w:rPr>
+        <w:t>.</w:t>
+      </w:r>
+      <w:r>
+        <w:rPr>
+          <w:rFonts w:ascii="var(--font-mono)" w:eastAsia="Times New Roman" w:hAnsi="var(--font-mono)" w:cs="Courier New"/>
+          <w:color w:val="70B8FF"/>
+          <w:sz w:val="20"/>
+          <w:szCs w:val="20"/>
+          <w:lang w:val="es-MX"/>
+        </w:rPr>
+        <w:t>single</w:t>
+      </w:r>
+      <w:proofErr w:type="spellEnd"/>
+      <w:r>
+        <w:rPr>
+          <w:rFonts w:ascii="var(--font-mono)" w:eastAsia="Times New Roman" w:hAnsi="var(--font-mono)" w:cs="Courier New"/>
+          <w:color w:val="D3D7DE"/>
+          <w:sz w:val="20"/>
+          <w:szCs w:val="20"/>
+          <w:lang w:val="es-MX"/>
+        </w:rPr>
+        <w:t>(</w:t>
+      </w:r>
+      <w:r>
+        <w:rPr>
+          <w:rFonts w:ascii="var(--font-mono)" w:eastAsia="Times New Roman" w:hAnsi="var(--font-mono)" w:cs="Courier New"/>
+          <w:color w:val="9BE963"/>
+          <w:sz w:val="20"/>
+          <w:szCs w:val="20"/>
+          <w:lang w:val="es-MX"/>
+        </w:rPr>
+        <w:t>'audio'</w:t>
+      </w:r>
+      <w:r>
+        <w:rPr>
+          <w:rFonts w:ascii="var(--font-mono)" w:eastAsia="Times New Roman" w:hAnsi="var(--font-mono)" w:cs="Courier New"/>
+          <w:color w:val="D3D7DE"/>
+          <w:sz w:val="20"/>
+          <w:szCs w:val="20"/>
+          <w:lang w:val="es-MX"/>
+        </w:rPr>
+        <w:t>),</w:t>
+      </w:r>
+      <w:r>
+        <w:rPr>
+          <w:rFonts w:ascii="var(--font-mono)" w:eastAsia="Times New Roman" w:hAnsi="var(--font-mono)" w:cs="Courier New"/>
+          <w:color w:val="EAECF0"/>
+          <w:sz w:val="20"/>
+          <w:szCs w:val="20"/>
+          <w:lang w:val="es-MX"/>
+        </w:rPr>
+        <w:t xml:space="preserve"> </w:t>
+      </w:r>
+      <w:proofErr w:type="spellStart"/>
+      <w:r>
+        <w:rPr>
+          <w:rFonts w:ascii="var(--font-mono)" w:eastAsia="Times New Roman" w:hAnsi="var(--font-mono)" w:cs="Courier New"/>
+          <w:color w:val="CC7BF4"/>
+          <w:sz w:val="20"/>
+          <w:szCs w:val="20"/>
+          <w:lang w:val="es-MX"/>
+        </w:rPr>
+        <w:t>async</w:t>
+      </w:r>
+      <w:proofErr w:type="spellEnd"/>
+      <w:r>
+        <w:rPr>
+          <w:rFonts w:ascii="var(--font-mono)" w:eastAsia="Times New Roman" w:hAnsi="var(--font-mono)" w:cs="Courier New"/>
+          <w:color w:val="EAECF0"/>
+          <w:sz w:val="20"/>
+          <w:szCs w:val="20"/>
+          <w:lang w:val="es-MX"/>
+        </w:rPr>
+        <w:t xml:space="preserve"> </w:t>
+      </w:r>
+      <w:r>
+        <w:rPr>
+          <w:rFonts w:ascii="var(--font-mono)" w:eastAsia="Times New Roman" w:hAnsi="var(--font-mono)" w:cs="Courier New"/>
+          <w:color w:val="D3D7DE"/>
+          <w:sz w:val="20"/>
+          <w:szCs w:val="20"/>
+          <w:lang w:val="es-MX"/>
+        </w:rPr>
+        <w:t>(</w:t>
+      </w:r>
+      <w:proofErr w:type="spellStart"/>
+      <w:r>
+        <w:rPr>
+          <w:rFonts w:ascii="var(--font-mono)" w:eastAsia="Times New Roman" w:hAnsi="var(--font-mono)" w:cs="Courier New"/>
+          <w:color w:val="F7AB5F"/>
+          <w:sz w:val="20"/>
+          <w:szCs w:val="20"/>
+          <w:lang w:val="es-MX"/>
+        </w:rPr>
+        <w:t>req</w:t>
+      </w:r>
+      <w:proofErr w:type="spellEnd"/>
+      <w:r>
+        <w:rPr>
+          <w:rFonts w:ascii="var(--font-mono)" w:eastAsia="Times New Roman" w:hAnsi="var(--font-mono)" w:cs="Courier New"/>
+          <w:color w:val="D3D7DE"/>
+          <w:sz w:val="20"/>
+          <w:szCs w:val="20"/>
+          <w:lang w:val="es-MX"/>
+        </w:rPr>
+        <w:t>,</w:t>
+      </w:r>
+      <w:r>
+        <w:rPr>
+          <w:rFonts w:ascii="var(--font-mono)" w:eastAsia="Times New Roman" w:hAnsi="var(--font-mono)" w:cs="Courier New"/>
+          <w:color w:val="F7AB5F"/>
+          <w:sz w:val="20"/>
+          <w:szCs w:val="20"/>
+          <w:lang w:val="es-MX"/>
+        </w:rPr>
+        <w:t xml:space="preserve"> res</w:t>
+      </w:r>
+      <w:r>
+        <w:rPr>
+          <w:rFonts w:ascii="var(--font-mono)" w:eastAsia="Times New Roman" w:hAnsi="var(--font-mono)" w:cs="Courier New"/>
+          <w:color w:val="D3D7DE"/>
+          <w:sz w:val="20"/>
+          <w:szCs w:val="20"/>
+          <w:lang w:val="es-MX"/>
+        </w:rPr>
+        <w:t>)</w:t>
+      </w:r>
+      <w:r>
+        <w:rPr>
+          <w:rFonts w:ascii="var(--font-mono)" w:eastAsia="Times New Roman" w:hAnsi="var(--font-mono)" w:cs="Courier New"/>
+          <w:color w:val="EAECF0"/>
+          <w:sz w:val="20"/>
+          <w:szCs w:val="20"/>
+          <w:lang w:val="es-MX"/>
+        </w:rPr>
+        <w:t xml:space="preserve"> =&gt; </w:t>
+      </w:r>
+      <w:r>
+        <w:rPr>
+          <w:rFonts w:ascii="var(--font-mono)" w:eastAsia="Times New Roman" w:hAnsi="var(--font-mono)" w:cs="Courier New"/>
+          <w:color w:val="D3D7DE"/>
+          <w:sz w:val="20"/>
+          <w:szCs w:val="20"/>
+          <w:lang w:val="es-MX"/>
+        </w:rPr>
+        <w:t>{</w:t>
+      </w:r>
+    </w:p>
+    <w:p>
+      <w:pPr>
+        <w:tabs>
+          <w:tab w:val="left" w:pos="916"/>
+          <w:tab w:val="left" w:pos="1832"/>
+          <w:tab w:val="left" w:pos="2748"/>
+          <w:tab w:val="left" w:pos="3664"/>
+          <w:tab w:val="left" w:pos="4580"/>
+          <w:tab w:val="left" w:pos="5496"/>
+          <w:tab w:val="left" w:pos="6412"/>
+          <w:tab w:val="left" w:pos="7328"/>
+          <w:tab w:val="left" w:pos="8244"/>
+          <w:tab w:val="left" w:pos="9160"/>
+          <w:tab w:val="left" w:pos="10076"/>
+          <w:tab w:val="left" w:pos="10992"/>
+          <w:tab w:val="left" w:pos="11908"/>
+          <w:tab w:val="left" w:pos="12824"/>
+          <w:tab w:val="left" w:pos="13740"/>
+          <w:tab w:val="left" w:pos="14656"/>
+        </w:tabs>
+        <w:spacing w:after="0" w:line="240" w:lineRule="auto"/>
+        <w:rPr>
+          <w:rFonts w:ascii="var(--font-mono)" w:eastAsia="Times New Roman" w:hAnsi="var(--font-mono)" w:cs="Courier New"/>
+          <w:color w:val="EAECF0"/>
+          <w:sz w:val="20"/>
+          <w:szCs w:val="20"/>
+          <w:lang w:val="es-MX"/>
+        </w:rPr>
+      </w:pPr>
+      <w:r>
+        <w:rPr>
+          <w:rFonts w:ascii="var(--font-mono)" w:eastAsia="Times New Roman" w:hAnsi="var(--font-mono)" w:cs="Courier New"/>
+          <w:color w:val="EAECF0"/>
+          <w:sz w:val="20"/>
+          <w:szCs w:val="20"/>
+          <w:lang w:val="es-MX"/>
+        </w:rPr>
+        <w:t xml:space="preserve">  </w:t>
+      </w:r>
+      <w:proofErr w:type="spellStart"/>
+      <w:r>
+        <w:rPr>
+          <w:rFonts w:ascii="var(--font-mono)" w:eastAsia="Times New Roman" w:hAnsi="var(--font-mono)" w:cs="Courier New"/>
+          <w:color w:val="CC7BF4"/>
+          <w:sz w:val="20"/>
+          <w:szCs w:val="20"/>
+          <w:lang w:val="es-MX"/>
+        </w:rPr>
+        <w:t>if</w:t>
+      </w:r>
+      <w:proofErr w:type="spellEnd"/>
+      <w:r>
+        <w:rPr>
+          <w:rFonts w:ascii="var(--font-mono)" w:eastAsia="Times New Roman" w:hAnsi="var(--font-mono)" w:cs="Courier New"/>
+          <w:color w:val="EAECF0"/>
+          <w:sz w:val="20"/>
+          <w:szCs w:val="20"/>
+          <w:lang w:val="es-MX"/>
+        </w:rPr>
+        <w:t xml:space="preserve"> </w:t>
+      </w:r>
+      <w:proofErr w:type="gramStart"/>
+      <w:r>
+        <w:rPr>
+          <w:rFonts w:ascii="var(--font-mono)" w:eastAsia="Times New Roman" w:hAnsi="var(--font-mono)" w:cs="Courier New"/>
+          <w:color w:val="D3D7DE"/>
+          <w:sz w:val="20"/>
+          <w:szCs w:val="20"/>
+          <w:lang w:val="es-MX"/>
+        </w:rPr>
+        <w:t>(</w:t>
+      </w:r>
+      <w:r>
+        <w:rPr>
+          <w:rFonts w:ascii="var(--font-mono)" w:eastAsia="Times New Roman" w:hAnsi="var(--font-mono)" w:cs="Courier New"/>
+          <w:color w:val="EAECF0"/>
+          <w:sz w:val="20"/>
+          <w:szCs w:val="20"/>
+          <w:lang w:val="es-MX"/>
+        </w:rPr>
+        <w:t>!</w:t>
+      </w:r>
+      <w:proofErr w:type="spellStart"/>
+      <w:r>
+        <w:rPr>
+          <w:rFonts w:ascii="var(--font-mono)" w:eastAsia="Times New Roman" w:hAnsi="var(--font-mono)" w:cs="Courier New"/>
+          <w:color w:val="EAECF0"/>
+          <w:sz w:val="20"/>
+          <w:szCs w:val="20"/>
+          <w:lang w:val="es-MX"/>
+        </w:rPr>
+        <w:t>req</w:t>
+      </w:r>
+      <w:proofErr w:type="gramEnd"/>
+      <w:r>
+        <w:rPr>
+          <w:rFonts w:ascii="var(--font-mono)" w:eastAsia="Times New Roman" w:hAnsi="var(--font-mono)" w:cs="Courier New"/>
+          <w:color w:val="D3D7DE"/>
+          <w:sz w:val="20"/>
+          <w:szCs w:val="20"/>
+          <w:lang w:val="es-MX"/>
+        </w:rPr>
+        <w:t>.</w:t>
+      </w:r>
+      <w:r>
+        <w:rPr>
+          <w:rFonts w:ascii="var(--font-mono)" w:eastAsia="Times New Roman" w:hAnsi="var(--font-mono)" w:cs="Courier New"/>
+          <w:color w:val="EAECF0"/>
+          <w:sz w:val="20"/>
+          <w:szCs w:val="20"/>
+          <w:lang w:val="es-MX"/>
+        </w:rPr>
+        <w:t>file</w:t>
+      </w:r>
+      <w:proofErr w:type="spellEnd"/>
+      <w:r>
+        <w:rPr>
+          <w:rFonts w:ascii="var(--font-mono)" w:eastAsia="Times New Roman" w:hAnsi="var(--font-mono)" w:cs="Courier New"/>
+          <w:color w:val="D3D7DE"/>
+          <w:sz w:val="20"/>
+          <w:szCs w:val="20"/>
+          <w:lang w:val="es-MX"/>
+        </w:rPr>
+        <w:t>)</w:t>
+      </w:r>
+      <w:r>
+        <w:rPr>
+          <w:rFonts w:ascii="var(--font-mono)" w:eastAsia="Times New Roman" w:hAnsi="var(--font-mono)" w:cs="Courier New"/>
+          <w:color w:val="EAECF0"/>
+          <w:sz w:val="20"/>
+          <w:szCs w:val="20"/>
+          <w:lang w:val="es-MX"/>
+        </w:rPr>
+        <w:t xml:space="preserve"> </w:t>
+      </w:r>
+      <w:r>
+        <w:rPr>
+          <w:rFonts w:ascii="var(--font-mono)" w:eastAsia="Times New Roman" w:hAnsi="var(--font-mono)" w:cs="Courier New"/>
+          <w:color w:val="D3D7DE"/>
+          <w:sz w:val="20"/>
+          <w:szCs w:val="20"/>
+          <w:lang w:val="es-MX"/>
+        </w:rPr>
+        <w:t>{</w:t>
+      </w:r>
+    </w:p>
+    <w:p>
+      <w:pPr>
+        <w:tabs>
+          <w:tab w:val="left" w:pos="916"/>
+          <w:tab w:val="left" w:pos="1832"/>
+          <w:tab w:val="left" w:pos="2748"/>
+          <w:tab w:val="left" w:pos="3664"/>
+          <w:tab w:val="left" w:pos="4580"/>
+          <w:tab w:val="left" w:pos="5496"/>
+          <w:tab w:val="left" w:pos="6412"/>
+          <w:tab w:val="left" w:pos="7328"/>
+          <w:tab w:val="left" w:pos="8244"/>
+          <w:tab w:val="left" w:pos="9160"/>
+          <w:tab w:val="left" w:pos="10076"/>
+          <w:tab w:val="left" w:pos="10992"/>
+          <w:tab w:val="left" w:pos="11908"/>
+          <w:tab w:val="left" w:pos="12824"/>
+          <w:tab w:val="left" w:pos="13740"/>
+          <w:tab w:val="left" w:pos="14656"/>
+        </w:tabs>
+        <w:spacing w:after="0" w:line="240" w:lineRule="auto"/>
+        <w:rPr>
+          <w:rFonts w:ascii="var(--font-mono)" w:eastAsia="Times New Roman" w:hAnsi="var(--font-mono)" w:cs="Courier New"/>
+          <w:color w:val="EAECF0"/>
+          <w:sz w:val="20"/>
+          <w:szCs w:val="20"/>
+          <w:lang w:val="es-MX"/>
+        </w:rPr>
+      </w:pPr>
+      <w:r>
+        <w:rPr>
+          <w:rFonts w:ascii="var(--font-mono)" w:eastAsia="Times New Roman" w:hAnsi="var(--font-mono)" w:cs="Courier New"/>
+          <w:color w:val="EAECF0"/>
+          <w:sz w:val="20"/>
+          <w:szCs w:val="20"/>
+          <w:lang w:val="es-MX"/>
+        </w:rPr>
+        <w:t xml:space="preserve">    </w:t>
+      </w:r>
+      <w:proofErr w:type="spellStart"/>
+      <w:r>
+        <w:rPr>
+          <w:rFonts w:ascii="var(--font-mono)" w:eastAsia="Times New Roman" w:hAnsi="var(--font-mono)" w:cs="Courier New"/>
+          <w:color w:val="CC7BF4"/>
+          <w:sz w:val="20"/>
+          <w:szCs w:val="20"/>
+          <w:lang w:val="es-MX"/>
+        </w:rPr>
+        <w:t>return</w:t>
+      </w:r>
+      <w:proofErr w:type="spellEnd"/>
+      <w:r>
+        <w:rPr>
+          <w:rFonts w:ascii="var(--font-mono)" w:eastAsia="Times New Roman" w:hAnsi="var(--font-mono)" w:cs="Courier New"/>
+          <w:color w:val="EAECF0"/>
+          <w:sz w:val="20"/>
+          <w:szCs w:val="20"/>
+          <w:lang w:val="es-MX"/>
+        </w:rPr>
+        <w:t xml:space="preserve"> </w:t>
+      </w:r>
+      <w:proofErr w:type="spellStart"/>
+      <w:proofErr w:type="gramStart"/>
+      <w:r>
+        <w:rPr>
+          <w:rFonts w:ascii="var(--font-mono)" w:eastAsia="Times New Roman" w:hAnsi="var(--font-mono)" w:cs="Courier New"/>
+          <w:color w:val="EAECF0"/>
+          <w:sz w:val="20"/>
+          <w:szCs w:val="20"/>
+          <w:lang w:val="es-MX"/>
+        </w:rPr>
+        <w:t>res</w:t>
+      </w:r>
+      <w:r>
+        <w:rPr>
+          <w:rFonts w:ascii="var(--font-mono)" w:eastAsia="Times New Roman" w:hAnsi="var(--font-mono)" w:cs="Courier New"/>
+          <w:color w:val="D3D7DE"/>
+          <w:sz w:val="20"/>
+          <w:szCs w:val="20"/>
+          <w:lang w:val="es-MX"/>
+        </w:rPr>
+        <w:t>.</w:t>
+      </w:r>
+      <w:r>
+        <w:rPr>
+          <w:rFonts w:ascii="var(--font-mono)" w:eastAsia="Times New Roman" w:hAnsi="var(--font-mono)" w:cs="Courier New"/>
+          <w:color w:val="70B8FF"/>
+          <w:sz w:val="20"/>
+          <w:szCs w:val="20"/>
+          <w:lang w:val="es-MX"/>
+        </w:rPr>
+        <w:t>status</w:t>
+      </w:r>
+      <w:proofErr w:type="spellEnd"/>
+      <w:proofErr w:type="gramEnd"/>
+      <w:r>
+        <w:rPr>
+          <w:rFonts w:ascii="var(--font-mono)" w:eastAsia="Times New Roman" w:hAnsi="var(--font-mono)" w:cs="Courier New"/>
+          <w:color w:val="D3D7DE"/>
+          <w:sz w:val="20"/>
+          <w:szCs w:val="20"/>
+          <w:lang w:val="es-MX"/>
+        </w:rPr>
+        <w:t>(</w:t>
+      </w:r>
+      <w:r>
+        <w:rPr>
+          <w:rFonts w:ascii="var(--font-mono)" w:eastAsia="Times New Roman" w:hAnsi="var(--font-mono)" w:cs="Courier New"/>
+          <w:color w:val="5EEDED"/>
+          <w:sz w:val="20"/>
+          <w:szCs w:val="20"/>
+          <w:lang w:val="es-MX"/>
+        </w:rPr>
+        <w:t>400</w:t>
+      </w:r>
+      <w:r>
+        <w:rPr>
+          <w:rFonts w:ascii="var(--font-mono)" w:eastAsia="Times New Roman" w:hAnsi="var(--font-mono)" w:cs="Courier New"/>
+          <w:color w:val="D3D7DE"/>
+          <w:sz w:val="20"/>
+          <w:szCs w:val="20"/>
+          <w:lang w:val="es-MX"/>
+        </w:rPr>
+        <w:t>).</w:t>
+      </w:r>
+      <w:proofErr w:type="spellStart"/>
+      <w:r>
+        <w:rPr>
+          <w:rFonts w:ascii="var(--font-mono)" w:eastAsia="Times New Roman" w:hAnsi="var(--font-mono)" w:cs="Courier New"/>
+          <w:color w:val="70B8FF"/>
+          <w:sz w:val="20"/>
+          <w:szCs w:val="20"/>
+          <w:lang w:val="es-MX"/>
+        </w:rPr>
+        <w:t>json</w:t>
+      </w:r>
+      <w:proofErr w:type="spellEnd"/>
+      <w:r>
+        <w:rPr>
+          <w:rFonts w:ascii="var(--font-mono)" w:eastAsia="Times New Roman" w:hAnsi="var(--font-mono)" w:cs="Courier New"/>
+          <w:color w:val="D3D7DE"/>
+          <w:sz w:val="20"/>
+          <w:szCs w:val="20"/>
+          <w:lang w:val="es-MX"/>
+        </w:rPr>
+        <w:t>({</w:t>
+      </w:r>
+      <w:r>
+        <w:rPr>
+          <w:rFonts w:ascii="var(--font-mono)" w:eastAsia="Times New Roman" w:hAnsi="var(--font-mono)" w:cs="Courier New"/>
+          <w:color w:val="EAECF0"/>
+          <w:sz w:val="20"/>
+          <w:szCs w:val="20"/>
+          <w:lang w:val="es-MX"/>
+        </w:rPr>
+        <w:t xml:space="preserve"> </w:t>
+      </w:r>
+      <w:r>
+        <w:rPr>
+          <w:rFonts w:ascii="var(--font-mono)" w:eastAsia="Times New Roman" w:hAnsi="var(--font-mono)" w:cs="Courier New"/>
+          <w:color w:val="F47B85"/>
+          <w:sz w:val="20"/>
+          <w:szCs w:val="20"/>
+          <w:lang w:val="es-MX"/>
+        </w:rPr>
+        <w:t>error</w:t>
+      </w:r>
+      <w:r>
+        <w:rPr>
+          <w:rFonts w:ascii="var(--font-mono)" w:eastAsia="Times New Roman" w:hAnsi="var(--font-mono)" w:cs="Courier New"/>
+          <w:color w:val="EAECF0"/>
+          <w:sz w:val="20"/>
+          <w:szCs w:val="20"/>
+          <w:lang w:val="es-MX"/>
+        </w:rPr>
+        <w:t xml:space="preserve">: </w:t>
+      </w:r>
+      <w:r>
+        <w:rPr>
+          <w:rFonts w:ascii="var(--font-mono)" w:eastAsia="Times New Roman" w:hAnsi="var(--font-mono)" w:cs="Courier New"/>
+          <w:color w:val="9BE963"/>
+          <w:sz w:val="20"/>
+          <w:szCs w:val="20"/>
+          <w:lang w:val="es-MX"/>
+        </w:rPr>
+        <w:t>'No se recibió audio'</w:t>
+      </w:r>
+      <w:r>
+        <w:rPr>
+          <w:rFonts w:ascii="var(--font-mono)" w:eastAsia="Times New Roman" w:hAnsi="var(--font-mono)" w:cs="Courier New"/>
+          <w:color w:val="EAECF0"/>
+          <w:sz w:val="20"/>
+          <w:szCs w:val="20"/>
+          <w:lang w:val="es-MX"/>
+        </w:rPr>
+        <w:t xml:space="preserve"> </w:t>
+      </w:r>
+      <w:r>
+        <w:rPr>
+          <w:rFonts w:ascii="var(--font-mono)" w:eastAsia="Times New Roman" w:hAnsi="var(--font-mono)" w:cs="Courier New"/>
+          <w:color w:val="D3D7DE"/>
+          <w:sz w:val="20"/>
+          <w:szCs w:val="20"/>
+          <w:lang w:val="es-MX"/>
+        </w:rPr>
+        <w:t>});</w:t>
+      </w:r>
+    </w:p>
+    <w:p>
+      <w:pPr>
+        <w:tabs>
+          <w:tab w:val="left" w:pos="916"/>
+          <w:tab w:val="left" w:pos="1832"/>
+          <w:tab w:val="left" w:pos="2748"/>
+          <w:tab w:val="left" w:pos="3664"/>
+          <w:tab w:val="left" w:pos="4580"/>
+          <w:tab w:val="left" w:pos="5496"/>
+          <w:tab w:val="left" w:pos="6412"/>
+          <w:tab w:val="left" w:pos="7328"/>
+          <w:tab w:val="left" w:pos="8244"/>
+          <w:tab w:val="left" w:pos="9160"/>
+          <w:tab w:val="left" w:pos="10076"/>
+          <w:tab w:val="left" w:pos="10992"/>
+          <w:tab w:val="left" w:pos="11908"/>
+          <w:tab w:val="left" w:pos="12824"/>
+          <w:tab w:val="left" w:pos="13740"/>
+          <w:tab w:val="left" w:pos="14656"/>
+        </w:tabs>
+        <w:spacing w:after="0" w:line="240" w:lineRule="auto"/>
+        <w:rPr>
+          <w:rFonts w:ascii="var(--font-mono)" w:eastAsia="Times New Roman" w:hAnsi="var(--font-mono)" w:cs="Courier New"/>
+          <w:color w:val="EAECF0"/>
+          <w:sz w:val="20"/>
+          <w:szCs w:val="20"/>
+        </w:rPr>
+      </w:pPr>
+      <w:r>
+        <w:rPr>
+          <w:rFonts w:ascii="var(--font-mono)" w:eastAsia="Times New Roman" w:hAnsi="var(--font-mono)" w:cs="Courier New"/>
+          <w:color w:val="EAECF0"/>
+          <w:sz w:val="20"/>
+          <w:szCs w:val="20"/>
+          <w:lang w:val="es-MX"/>
+        </w:rPr>
+        <w:t xml:space="preserve">  </w:t>
+      </w:r>
+      <w:r>
+        <w:rPr>
+          <w:rFonts w:ascii="var(--font-mono)" w:eastAsia="Times New Roman" w:hAnsi="var(--font-mono)" w:cs="Courier New"/>
+          <w:color w:val="D3D7DE"/>
+          <w:sz w:val="20"/>
+          <w:szCs w:val="20"/>
+        </w:rPr>
+        <w:t>}</w:t>
+      </w:r>
+    </w:p>
+    <w:p>
+      <w:pPr>
+        <w:tabs>
+          <w:tab w:val="left" w:pos="916"/>
+          <w:tab w:val="left" w:pos="1832"/>
+          <w:tab w:val="left" w:pos="2748"/>
+          <w:tab w:val="left" w:pos="3664"/>
+          <w:tab w:val="left" w:pos="4580"/>
+          <w:tab w:val="left" w:pos="5496"/>
+          <w:tab w:val="left" w:pos="6412"/>
+          <w:tab w:val="left" w:pos="7328"/>
+          <w:tab w:val="left" w:pos="8244"/>
+          <w:tab w:val="left" w:pos="9160"/>
+          <w:tab w:val="left" w:pos="10076"/>
+          <w:tab w:val="left" w:pos="10992"/>
+          <w:tab w:val="left" w:pos="11908"/>
+          <w:tab w:val="left" w:pos="12824"/>
+          <w:tab w:val="left" w:pos="13740"/>
+          <w:tab w:val="left" w:pos="14656"/>
+        </w:tabs>
+        <w:spacing w:after="0" w:line="240" w:lineRule="auto"/>
+        <w:rPr>
+          <w:rFonts w:ascii="var(--font-mono)" w:eastAsia="Times New Roman" w:hAnsi="var(--font-mono)" w:cs="Courier New"/>
+          <w:color w:val="EAECF0"/>
+          <w:sz w:val="20"/>
+          <w:szCs w:val="20"/>
+        </w:rPr>
+      </w:pPr>
+    </w:p>
+    <w:p>
+      <w:pPr>
+        <w:tabs>
+          <w:tab w:val="left" w:pos="916"/>
+          <w:tab w:val="left" w:pos="1832"/>
+          <w:tab w:val="left" w:pos="2748"/>
+          <w:tab w:val="left" w:pos="3664"/>
+          <w:tab w:val="left" w:pos="4580"/>
+          <w:tab w:val="left" w:pos="5496"/>
+          <w:tab w:val="left" w:pos="6412"/>
+          <w:tab w:val="left" w:pos="7328"/>
+          <w:tab w:val="left" w:pos="8244"/>
+          <w:tab w:val="left" w:pos="9160"/>
+          <w:tab w:val="left" w:pos="10076"/>
+          <w:tab w:val="left" w:pos="10992"/>
+          <w:tab w:val="left" w:pos="11908"/>
+          <w:tab w:val="left" w:pos="12824"/>
+          <w:tab w:val="left" w:pos="13740"/>
+          <w:tab w:val="left" w:pos="14656"/>
+        </w:tabs>
+        <w:spacing w:after="0" w:line="240" w:lineRule="auto"/>
+        <w:rPr>
+          <w:rFonts w:ascii="var(--font-mono)" w:eastAsia="Times New Roman" w:hAnsi="var(--font-mono)" w:cs="Courier New"/>
+          <w:color w:val="EAECF0"/>
+          <w:sz w:val="20"/>
+          <w:szCs w:val="20"/>
+        </w:rPr>
+      </w:pPr>
+      <w:r>
+        <w:rPr>
+          <w:rFonts w:ascii="var(--font-mono)" w:eastAsia="Times New Roman" w:hAnsi="var(--font-mono)" w:cs="Courier New"/>
+          <w:color w:val="EAECF0"/>
+          <w:sz w:val="20"/>
+          <w:szCs w:val="20"/>
+        </w:rPr>
+        <w:t xml:space="preserve">  </w:t>
+      </w:r>
+      <w:proofErr w:type="spellStart"/>
+      <w:r>
+        <w:rPr>
+          <w:rFonts w:ascii="var(--font-mono)" w:eastAsia="Times New Roman" w:hAnsi="var(--font-mono)" w:cs="Courier New"/>
+          <w:color w:val="CC7BF4"/>
+          <w:sz w:val="20"/>
+          <w:szCs w:val="20"/>
+        </w:rPr>
+        <w:t>const</w:t>
+      </w:r>
+      <w:proofErr w:type="spellEnd"/>
+      <w:r>
+        <w:rPr>
+          <w:rFonts w:ascii="var(--font-mono)" w:eastAsia="Times New Roman" w:hAnsi="var(--font-mono)" w:cs="Courier New"/>
+          <w:color w:val="EAECF0"/>
+          <w:sz w:val="20"/>
+          <w:szCs w:val="20"/>
+        </w:rPr>
+        <w:t xml:space="preserve"> </w:t>
+      </w:r>
+      <w:proofErr w:type="spellStart"/>
+      <w:r>
+        <w:rPr>
+          <w:rFonts w:ascii="var(--font-mono)" w:eastAsia="Times New Roman" w:hAnsi="var(--font-mono)" w:cs="Courier New"/>
+          <w:color w:val="EAECF0"/>
+          <w:sz w:val="20"/>
+          <w:szCs w:val="20"/>
+        </w:rPr>
+        <w:t>audioPath</w:t>
+      </w:r>
+      <w:proofErr w:type="spellEnd"/>
+      <w:r>
+        <w:rPr>
+          <w:rFonts w:ascii="var(--font-mono)" w:eastAsia="Times New Roman" w:hAnsi="var(--font-mono)" w:cs="Courier New"/>
+          <w:color w:val="EAECF0"/>
+          <w:sz w:val="20"/>
+          <w:szCs w:val="20"/>
+        </w:rPr>
+        <w:t xml:space="preserve"> = </w:t>
+      </w:r>
+      <w:proofErr w:type="spellStart"/>
+      <w:proofErr w:type="gramStart"/>
+      <w:r>
+        <w:rPr>
+          <w:rFonts w:ascii="var(--font-mono)" w:eastAsia="Times New Roman" w:hAnsi="var(--font-mono)" w:cs="Courier New"/>
+          <w:color w:val="EAECF0"/>
+          <w:sz w:val="20"/>
+          <w:szCs w:val="20"/>
+        </w:rPr>
+        <w:t>req</w:t>
+      </w:r>
+      <w:r>
+        <w:rPr>
+          <w:rFonts w:ascii="var(--font-mono)" w:eastAsia="Times New Roman" w:hAnsi="var(--font-mono)" w:cs="Courier New"/>
+          <w:color w:val="D3D7DE"/>
+          <w:sz w:val="20"/>
+          <w:szCs w:val="20"/>
+        </w:rPr>
+        <w:t>.</w:t>
+      </w:r>
+      <w:r>
+        <w:rPr>
+          <w:rFonts w:ascii="var(--font-mono)" w:eastAsia="Times New Roman" w:hAnsi="var(--font-mono)" w:cs="Courier New"/>
+          <w:color w:val="EAECF0"/>
+          <w:sz w:val="20"/>
+          <w:szCs w:val="20"/>
+        </w:rPr>
+        <w:t>file</w:t>
+      </w:r>
+      <w:proofErr w:type="gramEnd"/>
+      <w:r>
+        <w:rPr>
+          <w:rFonts w:ascii="var(--font-mono)" w:eastAsia="Times New Roman" w:hAnsi="var(--font-mono)" w:cs="Courier New"/>
+          <w:color w:val="D3D7DE"/>
+          <w:sz w:val="20"/>
+          <w:szCs w:val="20"/>
+        </w:rPr>
+        <w:t>.</w:t>
+      </w:r>
+      <w:r>
+        <w:rPr>
+          <w:rFonts w:ascii="var(--font-mono)" w:eastAsia="Times New Roman" w:hAnsi="var(--font-mono)" w:cs="Courier New"/>
+          <w:color w:val="EAECF0"/>
+          <w:sz w:val="20"/>
+          <w:szCs w:val="20"/>
+        </w:rPr>
+        <w:t>path</w:t>
+      </w:r>
+      <w:proofErr w:type="spellEnd"/>
+      <w:r>
+        <w:rPr>
+          <w:rFonts w:ascii="var(--font-mono)" w:eastAsia="Times New Roman" w:hAnsi="var(--font-mono)" w:cs="Courier New"/>
+          <w:color w:val="D3D7DE"/>
+          <w:sz w:val="20"/>
+          <w:szCs w:val="20"/>
+        </w:rPr>
+        <w:t>;</w:t>
+      </w:r>
+    </w:p>
+    <w:p>
+      <w:pPr>
+        <w:tabs>
+          <w:tab w:val="left" w:pos="916"/>
+          <w:tab w:val="left" w:pos="1832"/>
+          <w:tab w:val="left" w:pos="2748"/>
+          <w:tab w:val="left" w:pos="3664"/>
+          <w:tab w:val="left" w:pos="4580"/>
+          <w:tab w:val="left" w:pos="5496"/>
+          <w:tab w:val="left" w:pos="6412"/>
+          <w:tab w:val="left" w:pos="7328"/>
+          <w:tab w:val="left" w:pos="8244"/>
+          <w:tab w:val="left" w:pos="9160"/>
+          <w:tab w:val="left" w:pos="10076"/>
+          <w:tab w:val="left" w:pos="10992"/>
+          <w:tab w:val="left" w:pos="11908"/>
+          <w:tab w:val="left" w:pos="12824"/>
+          <w:tab w:val="left" w:pos="13740"/>
+          <w:tab w:val="left" w:pos="14656"/>
+        </w:tabs>
+        <w:spacing w:after="0" w:line="240" w:lineRule="auto"/>
+        <w:rPr>
+          <w:rFonts w:ascii="var(--font-mono)" w:eastAsia="Times New Roman" w:hAnsi="var(--font-mono)" w:cs="Courier New"/>
+          <w:color w:val="EAECF0"/>
+          <w:sz w:val="20"/>
+          <w:szCs w:val="20"/>
+        </w:rPr>
+      </w:pPr>
+      <w:r>
+        <w:rPr>
+          <w:rFonts w:ascii="var(--font-mono)" w:eastAsia="Times New Roman" w:hAnsi="var(--font-mono)" w:cs="Courier New"/>
+          <w:color w:val="EAECF0"/>
+          <w:sz w:val="20"/>
+          <w:szCs w:val="20"/>
+        </w:rPr>
+        <w:t xml:space="preserve">  </w:t>
+      </w:r>
+      <w:proofErr w:type="spellStart"/>
+      <w:r>
+        <w:rPr>
+          <w:rFonts w:ascii="var(--font-mono)" w:eastAsia="Times New Roman" w:hAnsi="var(--font-mono)" w:cs="Courier New"/>
+          <w:color w:val="CC7BF4"/>
+          <w:sz w:val="20"/>
+          <w:szCs w:val="20"/>
+        </w:rPr>
+        <w:t>const</w:t>
+      </w:r>
+      <w:proofErr w:type="spellEnd"/>
+      <w:r>
+        <w:rPr>
+          <w:rFonts w:ascii="var(--font-mono)" w:eastAsia="Times New Roman" w:hAnsi="var(--font-mono)" w:cs="Courier New"/>
+          <w:color w:val="EAECF0"/>
+          <w:sz w:val="20"/>
+          <w:szCs w:val="20"/>
+        </w:rPr>
+        <w:t xml:space="preserve"> </w:t>
+      </w:r>
+      <w:proofErr w:type="spellStart"/>
+      <w:r>
+        <w:rPr>
+          <w:rFonts w:ascii="var(--font-mono)" w:eastAsia="Times New Roman" w:hAnsi="var(--font-mono)" w:cs="Courier New"/>
+          <w:color w:val="EAECF0"/>
+          <w:sz w:val="20"/>
+          <w:szCs w:val="20"/>
+        </w:rPr>
+        <w:t>modelPath</w:t>
+      </w:r>
+      <w:proofErr w:type="spellEnd"/>
+      <w:r>
+        <w:rPr>
+          <w:rFonts w:ascii="var(--font-mono)" w:eastAsia="Times New Roman" w:hAnsi="var(--font-mono)" w:cs="Courier New"/>
+          <w:color w:val="EAECF0"/>
+          <w:sz w:val="20"/>
+          <w:szCs w:val="20"/>
+        </w:rPr>
+        <w:t xml:space="preserve"> = </w:t>
+      </w:r>
+      <w:proofErr w:type="spellStart"/>
+      <w:proofErr w:type="gramStart"/>
+      <w:r>
+        <w:rPr>
+          <w:rFonts w:ascii="var(--font-mono)" w:eastAsia="Times New Roman" w:hAnsi="var(--font-mono)" w:cs="Courier New"/>
+          <w:color w:val="EAECF0"/>
+          <w:sz w:val="20"/>
+          <w:szCs w:val="20"/>
+        </w:rPr>
+        <w:t>path</w:t>
+      </w:r>
+      <w:r>
+        <w:rPr>
+          <w:rFonts w:ascii="var(--font-mono)" w:eastAsia="Times New Roman" w:hAnsi="var(--font-mono)" w:cs="Courier New"/>
+          <w:color w:val="D3D7DE"/>
+          <w:sz w:val="20"/>
+          <w:szCs w:val="20"/>
+        </w:rPr>
+        <w:t>.</w:t>
+      </w:r>
+      <w:r>
+        <w:rPr>
+          <w:rFonts w:ascii="var(--font-mono)" w:eastAsia="Times New Roman" w:hAnsi="var(--font-mono)" w:cs="Courier New"/>
+          <w:color w:val="70B8FF"/>
+          <w:sz w:val="20"/>
+          <w:szCs w:val="20"/>
+        </w:rPr>
+        <w:t>join</w:t>
+      </w:r>
+      <w:proofErr w:type="spellEnd"/>
+      <w:proofErr w:type="gramEnd"/>
+      <w:r>
+        <w:rPr>
+          <w:rFonts w:ascii="var(--font-mono)" w:eastAsia="Times New Roman" w:hAnsi="var(--font-mono)" w:cs="Courier New"/>
+          <w:color w:val="D3D7DE"/>
+          <w:sz w:val="20"/>
+          <w:szCs w:val="20"/>
+        </w:rPr>
+        <w:t>(</w:t>
+      </w:r>
+      <w:r>
+        <w:rPr>
+          <w:rFonts w:ascii="var(--font-mono)" w:eastAsia="Times New Roman" w:hAnsi="var(--font-mono)" w:cs="Courier New"/>
+          <w:color w:val="EAECF0"/>
+          <w:sz w:val="20"/>
+          <w:szCs w:val="20"/>
+        </w:rPr>
+        <w:t>__</w:t>
+      </w:r>
+      <w:proofErr w:type="spellStart"/>
+      <w:r>
+        <w:rPr>
+          <w:rFonts w:ascii="var(--font-mono)" w:eastAsia="Times New Roman" w:hAnsi="var(--font-mono)" w:cs="Courier New"/>
+          <w:color w:val="EAECF0"/>
+          <w:sz w:val="20"/>
+          <w:szCs w:val="20"/>
+        </w:rPr>
+        <w:t>dirname</w:t>
+      </w:r>
+      <w:proofErr w:type="spellEnd"/>
+      <w:r>
+        <w:rPr>
+          <w:rFonts w:ascii="var(--font-mono)" w:eastAsia="Times New Roman" w:hAnsi="var(--font-mono)" w:cs="Courier New"/>
+          <w:color w:val="D3D7DE"/>
+          <w:sz w:val="20"/>
+          <w:szCs w:val="20"/>
+        </w:rPr>
+        <w:t>,</w:t>
+      </w:r>
+      <w:r>
+        <w:rPr>
+          <w:rFonts w:ascii="var(--font-mono)" w:eastAsia="Times New Roman" w:hAnsi="var(--font-mono)" w:cs="Courier New"/>
+          <w:color w:val="EAECF0"/>
+          <w:sz w:val="20"/>
+          <w:szCs w:val="20"/>
+        </w:rPr>
+        <w:t xml:space="preserve"> </w:t>
+      </w:r>
+      <w:r>
+        <w:rPr>
+          <w:rFonts w:ascii="var(--font-mono)" w:eastAsia="Times New Roman" w:hAnsi="var(--font-mono)" w:cs="Courier New"/>
+          <w:color w:val="9BE963"/>
+          <w:sz w:val="20"/>
+          <w:szCs w:val="20"/>
+        </w:rPr>
+        <w:t>'..'</w:t>
+      </w:r>
+      <w:r>
+        <w:rPr>
+          <w:rFonts w:ascii="var(--font-mono)" w:eastAsia="Times New Roman" w:hAnsi="var(--font-mono)" w:cs="Courier New"/>
+          <w:color w:val="D3D7DE"/>
+          <w:sz w:val="20"/>
+          <w:szCs w:val="20"/>
+        </w:rPr>
+        <w:t>,</w:t>
+      </w:r>
+      <w:r>
+        <w:rPr>
+          <w:rFonts w:ascii="var(--font-mono)" w:eastAsia="Times New Roman" w:hAnsi="var(--font-mono)" w:cs="Courier New"/>
+          <w:color w:val="EAECF0"/>
+          <w:sz w:val="20"/>
+          <w:szCs w:val="20"/>
+        </w:rPr>
+        <w:t xml:space="preserve"> </w:t>
+      </w:r>
+      <w:r>
+        <w:rPr>
+          <w:rFonts w:ascii="var(--font-mono)" w:eastAsia="Times New Roman" w:hAnsi="var(--font-mono)" w:cs="Courier New"/>
+          <w:color w:val="9BE963"/>
+          <w:sz w:val="20"/>
+          <w:szCs w:val="20"/>
+        </w:rPr>
+        <w:t>'model'</w:t>
+      </w:r>
+      <w:r>
+        <w:rPr>
+          <w:rFonts w:ascii="var(--font-mono)" w:eastAsia="Times New Roman" w:hAnsi="var(--font-mono)" w:cs="Courier New"/>
+          <w:color w:val="D3D7DE"/>
+          <w:sz w:val="20"/>
+          <w:szCs w:val="20"/>
+        </w:rPr>
+        <w:t>,</w:t>
+      </w:r>
+      <w:r>
+        <w:rPr>
+          <w:rFonts w:ascii="var(--font-mono)" w:eastAsia="Times New Roman" w:hAnsi="var(--font-mono)" w:cs="Courier New"/>
+          <w:color w:val="EAECF0"/>
+          <w:sz w:val="20"/>
+          <w:szCs w:val="20"/>
+        </w:rPr>
+        <w:t xml:space="preserve"> </w:t>
+      </w:r>
+      <w:r>
+        <w:rPr>
+          <w:rFonts w:ascii="var(--font-mono)" w:eastAsia="Times New Roman" w:hAnsi="var(--font-mono)" w:cs="Courier New"/>
+          <w:color w:val="9BE963"/>
+          <w:sz w:val="20"/>
+          <w:szCs w:val="20"/>
+        </w:rPr>
+        <w:t>'vosk-model-small-es-0.42'</w:t>
+      </w:r>
+      <w:r>
+        <w:rPr>
+          <w:rFonts w:ascii="var(--font-mono)" w:eastAsia="Times New Roman" w:hAnsi="var(--font-mono)" w:cs="Courier New"/>
+          <w:color w:val="D3D7DE"/>
+          <w:sz w:val="20"/>
+          <w:szCs w:val="20"/>
+        </w:rPr>
+        <w:t>);</w:t>
+      </w:r>
+    </w:p>
+    <w:p>
+      <w:pPr>
+        <w:tabs>
+          <w:tab w:val="left" w:pos="916"/>
+          <w:tab w:val="left" w:pos="1832"/>
+          <w:tab w:val="left" w:pos="2748"/>
+          <w:tab w:val="left" w:pos="3664"/>
+          <w:tab w:val="left" w:pos="4580"/>
+          <w:tab w:val="left" w:pos="5496"/>
+          <w:tab w:val="left" w:pos="6412"/>
+          <w:tab w:val="left" w:pos="7328"/>
+          <w:tab w:val="left" w:pos="8244"/>
+          <w:tab w:val="left" w:pos="9160"/>
+          <w:tab w:val="left" w:pos="10076"/>
+          <w:tab w:val="left" w:pos="10992"/>
+          <w:tab w:val="left" w:pos="11908"/>
+          <w:tab w:val="left" w:pos="12824"/>
+          <w:tab w:val="left" w:pos="13740"/>
+          <w:tab w:val="left" w:pos="14656"/>
+        </w:tabs>
+        <w:spacing w:after="0" w:line="240" w:lineRule="auto"/>
+        <w:rPr>
+          <w:rFonts w:ascii="var(--font-mono)" w:eastAsia="Times New Roman" w:hAnsi="var(--font-mono)" w:cs="Courier New"/>
+          <w:color w:val="EAECF0"/>
+          <w:sz w:val="20"/>
+          <w:szCs w:val="20"/>
+        </w:rPr>
+      </w:pPr>
+    </w:p>
+    <w:p>
+      <w:pPr>
+        <w:tabs>
+          <w:tab w:val="left" w:pos="916"/>
+          <w:tab w:val="left" w:pos="1832"/>
+          <w:tab w:val="left" w:pos="2748"/>
+          <w:tab w:val="left" w:pos="3664"/>
+          <w:tab w:val="left" w:pos="4580"/>
+          <w:tab w:val="left" w:pos="5496"/>
+          <w:tab w:val="left" w:pos="6412"/>
+          <w:tab w:val="left" w:pos="7328"/>
+          <w:tab w:val="left" w:pos="8244"/>
+          <w:tab w:val="left" w:pos="9160"/>
+          <w:tab w:val="left" w:pos="10076"/>
+          <w:tab w:val="left" w:pos="10992"/>
+          <w:tab w:val="left" w:pos="11908"/>
+          <w:tab w:val="left" w:pos="12824"/>
+          <w:tab w:val="left" w:pos="13740"/>
+          <w:tab w:val="left" w:pos="14656"/>
+        </w:tabs>
+        <w:spacing w:after="0" w:line="240" w:lineRule="auto"/>
+        <w:rPr>
+          <w:rFonts w:ascii="var(--font-mono)" w:eastAsia="Times New Roman" w:hAnsi="var(--font-mono)" w:cs="Courier New"/>
+          <w:color w:val="EAECF0"/>
+          <w:sz w:val="20"/>
+          <w:szCs w:val="20"/>
+        </w:rPr>
+      </w:pPr>
+      <w:r>
+        <w:rPr>
+          <w:rFonts w:ascii="var(--font-mono)" w:eastAsia="Times New Roman" w:hAnsi="var(--font-mono)" w:cs="Courier New"/>
+          <w:color w:val="EAECF0"/>
+          <w:sz w:val="20"/>
+          <w:szCs w:val="20"/>
+        </w:rPr>
+        <w:t xml:space="preserve">  </w:t>
+      </w:r>
+      <w:r>
+        <w:rPr>
+          <w:rFonts w:ascii="var(--font-mono)" w:eastAsia="Times New Roman" w:hAnsi="var(--font-mono)" w:cs="Courier New"/>
+          <w:color w:val="CC7BF4"/>
+          <w:sz w:val="20"/>
+          <w:szCs w:val="20"/>
+        </w:rPr>
+        <w:t>try</w:t>
+      </w:r>
+      <w:r>
+        <w:rPr>
+          <w:rFonts w:ascii="var(--font-mono)" w:eastAsia="Times New Roman" w:hAnsi="var(--font-mono)" w:cs="Courier New"/>
+          <w:color w:val="EAECF0"/>
+          <w:sz w:val="20"/>
+          <w:szCs w:val="20"/>
+        </w:rPr>
+        <w:t xml:space="preserve"> </w:t>
+      </w:r>
+      <w:r>
+        <w:rPr>
+          <w:rFonts w:ascii="var(--font-mono)" w:eastAsia="Times New Roman" w:hAnsi="var(--font-mono)" w:cs="Courier New"/>
+          <w:color w:val="D3D7DE"/>
+          <w:sz w:val="20"/>
+          <w:szCs w:val="20"/>
+        </w:rPr>
+        <w:t>{</w:t>
+      </w:r>
+    </w:p>
+    <w:p>
+      <w:pPr>
+        <w:tabs>
+          <w:tab w:val="left" w:pos="916"/>
+          <w:tab w:val="left" w:pos="1832"/>
+          <w:tab w:val="left" w:pos="2748"/>
+          <w:tab w:val="left" w:pos="3664"/>
+          <w:tab w:val="left" w:pos="4580"/>
+          <w:tab w:val="left" w:pos="5496"/>
+          <w:tab w:val="left" w:pos="6412"/>
+          <w:tab w:val="left" w:pos="7328"/>
+          <w:tab w:val="left" w:pos="8244"/>
+          <w:tab w:val="left" w:pos="9160"/>
+          <w:tab w:val="left" w:pos="10076"/>
+          <w:tab w:val="left" w:pos="10992"/>
+          <w:tab w:val="left" w:pos="11908"/>
+          <w:tab w:val="left" w:pos="12824"/>
+          <w:tab w:val="left" w:pos="13740"/>
+          <w:tab w:val="left" w:pos="14656"/>
+        </w:tabs>
+        <w:spacing w:after="0" w:line="240" w:lineRule="auto"/>
+        <w:rPr>
+          <w:rFonts w:ascii="var(--font-mono)" w:eastAsia="Times New Roman" w:hAnsi="var(--font-mono)" w:cs="Courier New"/>
+          <w:color w:val="EAECF0"/>
+          <w:sz w:val="20"/>
+          <w:szCs w:val="20"/>
+        </w:rPr>
+      </w:pPr>
+      <w:r>
+        <w:rPr>
+          <w:rFonts w:ascii="var(--font-mono)" w:eastAsia="Times New Roman" w:hAnsi="var(--font-mono)" w:cs="Courier New"/>
+          <w:color w:val="EAECF0"/>
+          <w:sz w:val="20"/>
+          <w:szCs w:val="20"/>
+        </w:rPr>
+        <w:t xml:space="preserve">    </w:t>
+      </w:r>
+      <w:proofErr w:type="spellStart"/>
+      <w:r>
+        <w:rPr>
+          <w:rFonts w:ascii="var(--font-mono)" w:eastAsia="Times New Roman" w:hAnsi="var(--font-mono)" w:cs="Courier New"/>
+          <w:color w:val="CC7BF4"/>
+          <w:sz w:val="20"/>
+          <w:szCs w:val="20"/>
+        </w:rPr>
+        <w:t>const</w:t>
+      </w:r>
+      <w:proofErr w:type="spellEnd"/>
+      <w:r>
+        <w:rPr>
+          <w:rFonts w:ascii="var(--font-mono)" w:eastAsia="Times New Roman" w:hAnsi="var(--font-mono)" w:cs="Courier New"/>
+          <w:color w:val="EAECF0"/>
+          <w:sz w:val="20"/>
+          <w:szCs w:val="20"/>
+        </w:rPr>
+        <w:t xml:space="preserve"> </w:t>
+      </w:r>
+      <w:proofErr w:type="spellStart"/>
+      <w:r>
+        <w:rPr>
+          <w:rFonts w:ascii="var(--font-mono)" w:eastAsia="Times New Roman" w:hAnsi="var(--font-mono)" w:cs="Courier New"/>
+          <w:color w:val="EAECF0"/>
+          <w:sz w:val="20"/>
+          <w:szCs w:val="20"/>
+        </w:rPr>
+        <w:t>texto</w:t>
+      </w:r>
+      <w:proofErr w:type="spellEnd"/>
+      <w:r>
+        <w:rPr>
+          <w:rFonts w:ascii="var(--font-mono)" w:eastAsia="Times New Roman" w:hAnsi="var(--font-mono)" w:cs="Courier New"/>
+          <w:color w:val="EAECF0"/>
+          <w:sz w:val="20"/>
+          <w:szCs w:val="20"/>
+        </w:rPr>
+        <w:t xml:space="preserve"> = </w:t>
+      </w:r>
+      <w:r>
+        <w:rPr>
+          <w:rFonts w:ascii="var(--font-mono)" w:eastAsia="Times New Roman" w:hAnsi="var(--font-mono)" w:cs="Courier New"/>
+          <w:color w:val="CC7BF4"/>
+          <w:sz w:val="20"/>
+          <w:szCs w:val="20"/>
+        </w:rPr>
+        <w:t>await</w:t>
+      </w:r>
+      <w:r>
+        <w:rPr>
+          <w:rFonts w:ascii="var(--font-mono)" w:eastAsia="Times New Roman" w:hAnsi="var(--font-mono)" w:cs="Courier New"/>
+          <w:color w:val="EAECF0"/>
+          <w:sz w:val="20"/>
+          <w:szCs w:val="20"/>
+        </w:rPr>
+        <w:t xml:space="preserve"> </w:t>
+      </w:r>
+      <w:proofErr w:type="spellStart"/>
+      <w:proofErr w:type="gramStart"/>
+      <w:r>
+        <w:rPr>
+          <w:rFonts w:ascii="var(--font-mono)" w:eastAsia="Times New Roman" w:hAnsi="var(--font-mono)" w:cs="Courier New"/>
+          <w:color w:val="70B8FF"/>
+          <w:sz w:val="20"/>
+          <w:szCs w:val="20"/>
+        </w:rPr>
+        <w:t>transcribirAudio</w:t>
+      </w:r>
+      <w:proofErr w:type="spellEnd"/>
+      <w:r>
+        <w:rPr>
+          <w:rFonts w:ascii="var(--font-mono)" w:eastAsia="Times New Roman" w:hAnsi="var(--font-mono)" w:cs="Courier New"/>
+          <w:color w:val="D3D7DE"/>
+          <w:sz w:val="20"/>
+          <w:szCs w:val="20"/>
+        </w:rPr>
+        <w:t>(</w:t>
+      </w:r>
+      <w:proofErr w:type="spellStart"/>
+      <w:proofErr w:type="gramEnd"/>
+      <w:r>
+        <w:rPr>
+          <w:rFonts w:ascii="var(--font-mono)" w:eastAsia="Times New Roman" w:hAnsi="var(--font-mono)" w:cs="Courier New"/>
+          <w:color w:val="EAECF0"/>
+          <w:sz w:val="20"/>
+          <w:szCs w:val="20"/>
+        </w:rPr>
+        <w:t>audioPath</w:t>
+      </w:r>
+      <w:proofErr w:type="spellEnd"/>
+      <w:r>
+        <w:rPr>
+          <w:rFonts w:ascii="var(--font-mono)" w:eastAsia="Times New Roman" w:hAnsi="var(--font-mono)" w:cs="Courier New"/>
+          <w:color w:val="D3D7DE"/>
+          <w:sz w:val="20"/>
+          <w:szCs w:val="20"/>
+        </w:rPr>
+        <w:t>,</w:t>
+      </w:r>
+      <w:r>
+        <w:rPr>
+          <w:rFonts w:ascii="var(--font-mono)" w:eastAsia="Times New Roman" w:hAnsi="var(--font-mono)" w:cs="Courier New"/>
+          <w:color w:val="EAECF0"/>
+          <w:sz w:val="20"/>
+          <w:szCs w:val="20"/>
+        </w:rPr>
+        <w:t xml:space="preserve"> </w:t>
+      </w:r>
+      <w:proofErr w:type="spellStart"/>
+      <w:r>
+        <w:rPr>
+          <w:rFonts w:ascii="var(--font-mono)" w:eastAsia="Times New Roman" w:hAnsi="var(--font-mono)" w:cs="Courier New"/>
+          <w:color w:val="EAECF0"/>
+          <w:sz w:val="20"/>
+          <w:szCs w:val="20"/>
+        </w:rPr>
+        <w:t>modelPath</w:t>
+      </w:r>
+      <w:proofErr w:type="spellEnd"/>
+      <w:r>
+        <w:rPr>
+          <w:rFonts w:ascii="var(--font-mono)" w:eastAsia="Times New Roman" w:hAnsi="var(--font-mono)" w:cs="Courier New"/>
+          <w:color w:val="D3D7DE"/>
+          <w:sz w:val="20"/>
+          <w:szCs w:val="20"/>
+        </w:rPr>
+        <w:t>);</w:t>
+      </w:r>
+    </w:p>
+    <w:p>
+      <w:pPr>
+        <w:tabs>
+          <w:tab w:val="left" w:pos="916"/>
+          <w:tab w:val="left" w:pos="1832"/>
+          <w:tab w:val="left" w:pos="2748"/>
+          <w:tab w:val="left" w:pos="3664"/>
+          <w:tab w:val="left" w:pos="4580"/>
+          <w:tab w:val="left" w:pos="5496"/>
+          <w:tab w:val="left" w:pos="6412"/>
+          <w:tab w:val="left" w:pos="7328"/>
+          <w:tab w:val="left" w:pos="8244"/>
+          <w:tab w:val="left" w:pos="9160"/>
+          <w:tab w:val="left" w:pos="10076"/>
+          <w:tab w:val="left" w:pos="10992"/>
+          <w:tab w:val="left" w:pos="11908"/>
+          <w:tab w:val="left" w:pos="12824"/>
+          <w:tab w:val="left" w:pos="13740"/>
+          <w:tab w:val="left" w:pos="14656"/>
+        </w:tabs>
+        <w:spacing w:after="0" w:line="240" w:lineRule="auto"/>
+        <w:rPr>
+          <w:rFonts w:ascii="var(--font-mono)" w:eastAsia="Times New Roman" w:hAnsi="var(--font-mono)" w:cs="Courier New"/>
+          <w:color w:val="EAECF0"/>
+          <w:sz w:val="20"/>
+          <w:szCs w:val="20"/>
+        </w:rPr>
+      </w:pPr>
+      <w:r>
+        <w:rPr>
+          <w:rFonts w:ascii="var(--font-mono)" w:eastAsia="Times New Roman" w:hAnsi="var(--font-mono)" w:cs="Courier New"/>
+          <w:color w:val="EAECF0"/>
+          <w:sz w:val="20"/>
+          <w:szCs w:val="20"/>
+        </w:rPr>
+        <w:t xml:space="preserve">    </w:t>
+      </w:r>
+      <w:proofErr w:type="spellStart"/>
+      <w:proofErr w:type="gramStart"/>
+      <w:r>
+        <w:rPr>
+          <w:rFonts w:ascii="var(--font-mono)" w:eastAsia="Times New Roman" w:hAnsi="var(--font-mono)" w:cs="Courier New"/>
+          <w:color w:val="EAECF0"/>
+          <w:sz w:val="20"/>
+          <w:szCs w:val="20"/>
+        </w:rPr>
+        <w:t>fs</w:t>
+      </w:r>
+      <w:r>
+        <w:rPr>
+          <w:rFonts w:ascii="var(--font-mono)" w:eastAsia="Times New Roman" w:hAnsi="var(--font-mono)" w:cs="Courier New"/>
+          <w:color w:val="D3D7DE"/>
+          <w:sz w:val="20"/>
+          <w:szCs w:val="20"/>
+        </w:rPr>
+        <w:t>.</w:t>
+      </w:r>
+      <w:r>
+        <w:rPr>
+          <w:rFonts w:ascii="var(--font-mono)" w:eastAsia="Times New Roman" w:hAnsi="var(--font-mono)" w:cs="Courier New"/>
+          <w:color w:val="70B8FF"/>
+          <w:sz w:val="20"/>
+          <w:szCs w:val="20"/>
+        </w:rPr>
+        <w:t>unlinkSync</w:t>
+      </w:r>
+      <w:proofErr w:type="spellEnd"/>
+      <w:proofErr w:type="gramEnd"/>
+      <w:r>
+        <w:rPr>
+          <w:rFonts w:ascii="var(--font-mono)" w:eastAsia="Times New Roman" w:hAnsi="var(--font-mono)" w:cs="Courier New"/>
+          <w:color w:val="D3D7DE"/>
+          <w:sz w:val="20"/>
+          <w:szCs w:val="20"/>
+        </w:rPr>
+        <w:t>(</w:t>
+      </w:r>
+      <w:proofErr w:type="spellStart"/>
+      <w:r>
+        <w:rPr>
+          <w:rFonts w:ascii="var(--font-mono)" w:eastAsia="Times New Roman" w:hAnsi="var(--font-mono)" w:cs="Courier New"/>
+          <w:color w:val="EAECF0"/>
+          <w:sz w:val="20"/>
+          <w:szCs w:val="20"/>
+        </w:rPr>
+        <w:t>audioPath</w:t>
+      </w:r>
+      <w:proofErr w:type="spellEnd"/>
+      <w:r>
+        <w:rPr>
+          <w:rFonts w:ascii="var(--font-mono)" w:eastAsia="Times New Roman" w:hAnsi="var(--font-mono)" w:cs="Courier New"/>
+          <w:color w:val="D3D7DE"/>
+          <w:sz w:val="20"/>
+          <w:szCs w:val="20"/>
+        </w:rPr>
+        <w:t>);</w:t>
+      </w:r>
+    </w:p>
+    <w:p>
+      <w:pPr>
+        <w:tabs>
+          <w:tab w:val="left" w:pos="916"/>
+          <w:tab w:val="left" w:pos="1832"/>
+          <w:tab w:val="left" w:pos="2748"/>
+          <w:tab w:val="left" w:pos="3664"/>
+          <w:tab w:val="left" w:pos="4580"/>
+          <w:tab w:val="left" w:pos="5496"/>
+          <w:tab w:val="left" w:pos="6412"/>
+          <w:tab w:val="left" w:pos="7328"/>
+          <w:tab w:val="left" w:pos="8244"/>
+          <w:tab w:val="left" w:pos="9160"/>
+          <w:tab w:val="left" w:pos="10076"/>
+          <w:tab w:val="left" w:pos="10992"/>
+          <w:tab w:val="left" w:pos="11908"/>
+          <w:tab w:val="left" w:pos="12824"/>
+          <w:tab w:val="left" w:pos="13740"/>
+          <w:tab w:val="left" w:pos="14656"/>
+        </w:tabs>
+        <w:spacing w:after="0" w:line="240" w:lineRule="auto"/>
+        <w:rPr>
+          <w:rFonts w:ascii="var(--font-mono)" w:eastAsia="Times New Roman" w:hAnsi="var(--font-mono)" w:cs="Courier New"/>
+          <w:color w:val="EAECF0"/>
+          <w:sz w:val="20"/>
+          <w:szCs w:val="20"/>
+        </w:rPr>
+      </w:pPr>
+      <w:r>
+        <w:rPr>
+          <w:rFonts w:ascii="var(--font-mono)" w:eastAsia="Times New Roman" w:hAnsi="var(--font-mono)" w:cs="Courier New"/>
+          <w:color w:val="EAECF0"/>
+          <w:sz w:val="20"/>
+          <w:szCs w:val="20"/>
+        </w:rPr>
+        <w:t xml:space="preserve">    </w:t>
+      </w:r>
+      <w:r>
+        <w:rPr>
+          <w:rFonts w:ascii="var(--font-mono)" w:eastAsia="Times New Roman" w:hAnsi="var(--font-mono)" w:cs="Courier New"/>
+          <w:color w:val="CC7BF4"/>
+          <w:sz w:val="20"/>
+          <w:szCs w:val="20"/>
+        </w:rPr>
+        <w:t>return</w:t>
+      </w:r>
+      <w:r>
+        <w:rPr>
+          <w:rFonts w:ascii="var(--font-mono)" w:eastAsia="Times New Roman" w:hAnsi="var(--font-mono)" w:cs="Courier New"/>
+          <w:color w:val="EAECF0"/>
+          <w:sz w:val="20"/>
+          <w:szCs w:val="20"/>
+        </w:rPr>
+        <w:t xml:space="preserve"> </w:t>
+      </w:r>
+      <w:proofErr w:type="spellStart"/>
+      <w:proofErr w:type="gramStart"/>
+      <w:r>
+        <w:rPr>
+          <w:rFonts w:ascii="var(--font-mono)" w:eastAsia="Times New Roman" w:hAnsi="var(--font-mono)" w:cs="Courier New"/>
+          <w:color w:val="EAECF0"/>
+          <w:sz w:val="20"/>
+          <w:szCs w:val="20"/>
+        </w:rPr>
+        <w:t>res</w:t>
+      </w:r>
+      <w:r>
+        <w:rPr>
+          <w:rFonts w:ascii="var(--font-mono)" w:eastAsia="Times New Roman" w:hAnsi="var(--font-mono)" w:cs="Courier New"/>
+          <w:color w:val="D3D7DE"/>
+          <w:sz w:val="20"/>
+          <w:szCs w:val="20"/>
+        </w:rPr>
+        <w:t>.</w:t>
+      </w:r>
+      <w:r>
+        <w:rPr>
+          <w:rFonts w:ascii="var(--font-mono)" w:eastAsia="Times New Roman" w:hAnsi="var(--font-mono)" w:cs="Courier New"/>
+          <w:color w:val="70B8FF"/>
+          <w:sz w:val="20"/>
+          <w:szCs w:val="20"/>
+        </w:rPr>
+        <w:t>json</w:t>
+      </w:r>
+      <w:proofErr w:type="spellEnd"/>
+      <w:proofErr w:type="gramEnd"/>
+      <w:r>
+        <w:rPr>
+          <w:rFonts w:ascii="var(--font-mono)" w:eastAsia="Times New Roman" w:hAnsi="var(--font-mono)" w:cs="Courier New"/>
+          <w:color w:val="D3D7DE"/>
+          <w:sz w:val="20"/>
+          <w:szCs w:val="20"/>
+        </w:rPr>
+        <w:t>({</w:t>
+      </w:r>
+      <w:r>
+        <w:rPr>
+          <w:rFonts w:ascii="var(--font-mono)" w:eastAsia="Times New Roman" w:hAnsi="var(--font-mono)" w:cs="Courier New"/>
+          <w:color w:val="EAECF0"/>
+          <w:sz w:val="20"/>
+          <w:szCs w:val="20"/>
+        </w:rPr>
+        <w:t xml:space="preserve"> </w:t>
+      </w:r>
+      <w:proofErr w:type="spellStart"/>
+      <w:r>
+        <w:rPr>
+          <w:rFonts w:ascii="var(--font-mono)" w:eastAsia="Times New Roman" w:hAnsi="var(--font-mono)" w:cs="Courier New"/>
+          <w:color w:val="EAECF0"/>
+          <w:sz w:val="20"/>
+          <w:szCs w:val="20"/>
+        </w:rPr>
+        <w:t>texto</w:t>
+      </w:r>
+      <w:proofErr w:type="spellEnd"/>
+      <w:r>
+        <w:rPr>
+          <w:rFonts w:ascii="var(--font-mono)" w:eastAsia="Times New Roman" w:hAnsi="var(--font-mono)" w:cs="Courier New"/>
+          <w:color w:val="EAECF0"/>
+          <w:sz w:val="20"/>
+          <w:szCs w:val="20"/>
+        </w:rPr>
+        <w:t xml:space="preserve"> </w:t>
+      </w:r>
+      <w:r>
+        <w:rPr>
+          <w:rFonts w:ascii="var(--font-mono)" w:eastAsia="Times New Roman" w:hAnsi="var(--font-mono)" w:cs="Courier New"/>
+          <w:color w:val="D3D7DE"/>
+          <w:sz w:val="20"/>
+          <w:szCs w:val="20"/>
+        </w:rPr>
+        <w:t>});</w:t>
+      </w:r>
+    </w:p>
+    <w:p>
+      <w:pPr>
+        <w:tabs>
+          <w:tab w:val="left" w:pos="916"/>
+          <w:tab w:val="left" w:pos="1832"/>
+          <w:tab w:val="left" w:pos="2748"/>
+          <w:tab w:val="left" w:pos="3664"/>
+          <w:tab w:val="left" w:pos="4580"/>
+          <w:tab w:val="left" w:pos="5496"/>
+          <w:tab w:val="left" w:pos="6412"/>
+          <w:tab w:val="left" w:pos="7328"/>
+          <w:tab w:val="left" w:pos="8244"/>
+          <w:tab w:val="left" w:pos="9160"/>
+          <w:tab w:val="left" w:pos="10076"/>
+          <w:tab w:val="left" w:pos="10992"/>
+          <w:tab w:val="left" w:pos="11908"/>
+          <w:tab w:val="left" w:pos="12824"/>
+          <w:tab w:val="left" w:pos="13740"/>
+          <w:tab w:val="left" w:pos="14656"/>
+        </w:tabs>
+        <w:spacing w:after="0" w:line="240" w:lineRule="auto"/>
+        <w:rPr>
+          <w:rFonts w:ascii="var(--font-mono)" w:eastAsia="Times New Roman" w:hAnsi="var(--font-mono)" w:cs="Courier New"/>
+          <w:color w:val="EAECF0"/>
+          <w:sz w:val="20"/>
+          <w:szCs w:val="20"/>
+          <w:lang w:val="es-MX"/>
+        </w:rPr>
+      </w:pPr>
+      <w:r>
+        <w:rPr>
+          <w:rFonts w:ascii="var(--font-mono)" w:eastAsia="Times New Roman" w:hAnsi="var(--font-mono)" w:cs="Courier New"/>
+          <w:color w:val="EAECF0"/>
+          <w:sz w:val="20"/>
+          <w:szCs w:val="20"/>
+        </w:rPr>
+        <w:t xml:space="preserve">  </w:t>
+      </w:r>
+      <w:r>
+        <w:rPr>
+          <w:rFonts w:ascii="var(--font-mono)" w:eastAsia="Times New Roman" w:hAnsi="var(--font-mono)" w:cs="Courier New"/>
+          <w:color w:val="D3D7DE"/>
+          <w:sz w:val="20"/>
+          <w:szCs w:val="20"/>
+          <w:lang w:val="es-MX"/>
+        </w:rPr>
+        <w:t>}</w:t>
+      </w:r>
+      <w:r>
+        <w:rPr>
+          <w:rFonts w:ascii="var(--font-mono)" w:eastAsia="Times New Roman" w:hAnsi="var(--font-mono)" w:cs="Courier New"/>
+          <w:color w:val="EAECF0"/>
+          <w:sz w:val="20"/>
+          <w:szCs w:val="20"/>
+          <w:lang w:val="es-MX"/>
+        </w:rPr>
+        <w:t xml:space="preserve"> </w:t>
+      </w:r>
+      <w:r>
+        <w:rPr>
+          <w:rFonts w:ascii="var(--font-mono)" w:eastAsia="Times New Roman" w:hAnsi="var(--font-mono)" w:cs="Courier New"/>
+          <w:color w:val="CC7BF4"/>
+          <w:sz w:val="20"/>
+          <w:szCs w:val="20"/>
+          <w:lang w:val="es-MX"/>
+        </w:rPr>
+        <w:t>catch</w:t>
+      </w:r>
+      <w:r>
+        <w:rPr>
+          <w:rFonts w:ascii="var(--font-mono)" w:eastAsia="Times New Roman" w:hAnsi="var(--font-mono)" w:cs="Courier New"/>
+          <w:color w:val="EAECF0"/>
+          <w:sz w:val="20"/>
+          <w:szCs w:val="20"/>
+          <w:lang w:val="es-MX"/>
+        </w:rPr>
+        <w:t xml:space="preserve"> </w:t>
+      </w:r>
+      <w:r>
+        <w:rPr>
+          <w:rFonts w:ascii="var(--font-mono)" w:eastAsia="Times New Roman" w:hAnsi="var(--font-mono)" w:cs="Courier New"/>
+          <w:color w:val="D3D7DE"/>
+          <w:sz w:val="20"/>
+          <w:szCs w:val="20"/>
+          <w:lang w:val="es-MX"/>
+        </w:rPr>
+        <w:t>(</w:t>
+      </w:r>
+      <w:r>
+        <w:rPr>
+          <w:rFonts w:ascii="var(--font-mono)" w:eastAsia="Times New Roman" w:hAnsi="var(--font-mono)" w:cs="Courier New"/>
+          <w:color w:val="EAECF0"/>
+          <w:sz w:val="20"/>
+          <w:szCs w:val="20"/>
+          <w:lang w:val="es-MX"/>
+        </w:rPr>
+        <w:t>e</w:t>
+      </w:r>
+      <w:r>
+        <w:rPr>
+          <w:rFonts w:ascii="var(--font-mono)" w:eastAsia="Times New Roman" w:hAnsi="var(--font-mono)" w:cs="Courier New"/>
+          <w:color w:val="D3D7DE"/>
+          <w:sz w:val="20"/>
+          <w:szCs w:val="20"/>
+          <w:lang w:val="es-MX"/>
+        </w:rPr>
+        <w:t>)</w:t>
+      </w:r>
+      <w:r>
+        <w:rPr>
+          <w:rFonts w:ascii="var(--font-mono)" w:eastAsia="Times New Roman" w:hAnsi="var(--font-mono)" w:cs="Courier New"/>
+          <w:color w:val="EAECF0"/>
+          <w:sz w:val="20"/>
+          <w:szCs w:val="20"/>
+          <w:lang w:val="es-MX"/>
+        </w:rPr>
+        <w:t xml:space="preserve"> </w:t>
+      </w:r>
+      <w:r>
+        <w:rPr>
+          <w:rFonts w:ascii="var(--font-mono)" w:eastAsia="Times New Roman" w:hAnsi="var(--font-mono)" w:cs="Courier New"/>
+          <w:color w:val="D3D7DE"/>
+          <w:sz w:val="20"/>
+          <w:szCs w:val="20"/>
+          <w:lang w:val="es-MX"/>
+        </w:rPr>
+        <w:t>{</w:t>
+      </w:r>
+    </w:p>
+    <w:p>
+      <w:pPr>
+        <w:tabs>
+          <w:tab w:val="left" w:pos="916"/>
+          <w:tab w:val="left" w:pos="1832"/>
+          <w:tab w:val="left" w:pos="2748"/>
+          <w:tab w:val="left" w:pos="3664"/>
+          <w:tab w:val="left" w:pos="4580"/>
+          <w:tab w:val="left" w:pos="5496"/>
+          <w:tab w:val="left" w:pos="6412"/>
+          <w:tab w:val="left" w:pos="7328"/>
+          <w:tab w:val="left" w:pos="8244"/>
+          <w:tab w:val="left" w:pos="9160"/>
+          <w:tab w:val="left" w:pos="10076"/>
+          <w:tab w:val="left" w:pos="10992"/>
+          <w:tab w:val="left" w:pos="11908"/>
+          <w:tab w:val="left" w:pos="12824"/>
+          <w:tab w:val="left" w:pos="13740"/>
+          <w:tab w:val="left" w:pos="14656"/>
+        </w:tabs>
+        <w:spacing w:after="0" w:line="240" w:lineRule="auto"/>
+        <w:rPr>
+          <w:rFonts w:ascii="var(--font-mono)" w:eastAsia="Times New Roman" w:hAnsi="var(--font-mono)" w:cs="Courier New"/>
+          <w:color w:val="EAECF0"/>
+          <w:sz w:val="20"/>
+          <w:szCs w:val="20"/>
+          <w:lang w:val="es-MX"/>
+        </w:rPr>
+      </w:pPr>
+      <w:r>
+        <w:rPr>
+          <w:rFonts w:ascii="var(--font-mono)" w:eastAsia="Times New Roman" w:hAnsi="var(--font-mono)" w:cs="Courier New"/>
+          <w:color w:val="EAECF0"/>
+          <w:sz w:val="20"/>
+          <w:szCs w:val="20"/>
+          <w:lang w:val="es-MX"/>
+        </w:rPr>
+        <w:t xml:space="preserve">    </w:t>
+      </w:r>
+      <w:proofErr w:type="spellStart"/>
+      <w:proofErr w:type="gramStart"/>
+      <w:r>
+        <w:rPr>
+          <w:rFonts w:ascii="var(--font-mono)" w:eastAsia="Times New Roman" w:hAnsi="var(--font-mono)" w:cs="Courier New"/>
+          <w:color w:val="FBAD60"/>
+          <w:sz w:val="20"/>
+          <w:szCs w:val="20"/>
+          <w:lang w:val="es-MX"/>
+        </w:rPr>
+        <w:t>console</w:t>
+      </w:r>
+      <w:r>
+        <w:rPr>
+          <w:rFonts w:ascii="var(--font-mono)" w:eastAsia="Times New Roman" w:hAnsi="var(--font-mono)" w:cs="Courier New"/>
+          <w:color w:val="D3D7DE"/>
+          <w:sz w:val="20"/>
+          <w:szCs w:val="20"/>
+          <w:lang w:val="es-MX"/>
+        </w:rPr>
+        <w:t>.</w:t>
+      </w:r>
+      <w:r>
+        <w:rPr>
+          <w:rFonts w:ascii="var(--font-mono)" w:eastAsia="Times New Roman" w:hAnsi="var(--font-mono)" w:cs="Courier New"/>
+          <w:color w:val="70B8FF"/>
+          <w:sz w:val="20"/>
+          <w:szCs w:val="20"/>
+          <w:lang w:val="es-MX"/>
+        </w:rPr>
+        <w:t>error</w:t>
+      </w:r>
+      <w:proofErr w:type="spellEnd"/>
+      <w:proofErr w:type="gramEnd"/>
+      <w:r>
+        <w:rPr>
+          <w:rFonts w:ascii="var(--font-mono)" w:eastAsia="Times New Roman" w:hAnsi="var(--font-mono)" w:cs="Courier New"/>
+          <w:color w:val="D3D7DE"/>
+          <w:sz w:val="20"/>
+          <w:szCs w:val="20"/>
+          <w:lang w:val="es-MX"/>
+        </w:rPr>
+        <w:t>(</w:t>
+      </w:r>
+      <w:r>
+        <w:rPr>
+          <w:rFonts w:ascii="var(--font-mono)" w:eastAsia="Times New Roman" w:hAnsi="var(--font-mono)" w:cs="Courier New"/>
+          <w:color w:val="9BE963"/>
+          <w:sz w:val="20"/>
+          <w:szCs w:val="20"/>
+          <w:lang w:val="es-MX"/>
+        </w:rPr>
+        <w:t>'Error transcribiendo:'</w:t>
+      </w:r>
+      <w:r>
+        <w:rPr>
+          <w:rFonts w:ascii="var(--font-mono)" w:eastAsia="Times New Roman" w:hAnsi="var(--font-mono)" w:cs="Courier New"/>
+          <w:color w:val="D3D7DE"/>
+          <w:sz w:val="20"/>
+          <w:szCs w:val="20"/>
+          <w:lang w:val="es-MX"/>
+        </w:rPr>
+        <w:t>,</w:t>
+      </w:r>
+      <w:r>
+        <w:rPr>
+          <w:rFonts w:ascii="var(--font-mono)" w:eastAsia="Times New Roman" w:hAnsi="var(--font-mono)" w:cs="Courier New"/>
+          <w:color w:val="EAECF0"/>
+          <w:sz w:val="20"/>
+          <w:szCs w:val="20"/>
+          <w:lang w:val="es-MX"/>
+        </w:rPr>
+        <w:t xml:space="preserve"> e</w:t>
+      </w:r>
+      <w:r>
+        <w:rPr>
+          <w:rFonts w:ascii="var(--font-mono)" w:eastAsia="Times New Roman" w:hAnsi="var(--font-mono)" w:cs="Courier New"/>
+          <w:color w:val="D3D7DE"/>
+          <w:sz w:val="20"/>
+          <w:szCs w:val="20"/>
+          <w:lang w:val="es-MX"/>
+        </w:rPr>
+        <w:t>);</w:t>
+      </w:r>
+    </w:p>
+    <w:p>
+      <w:pPr>
+        <w:tabs>
+          <w:tab w:val="left" w:pos="916"/>
+          <w:tab w:val="left" w:pos="1832"/>
+          <w:tab w:val="left" w:pos="2748"/>
+          <w:tab w:val="left" w:pos="3664"/>
+          <w:tab w:val="left" w:pos="4580"/>
+          <w:tab w:val="left" w:pos="5496"/>
+          <w:tab w:val="left" w:pos="6412"/>
+          <w:tab w:val="left" w:pos="7328"/>
+          <w:tab w:val="left" w:pos="8244"/>
+          <w:tab w:val="left" w:pos="9160"/>
+          <w:tab w:val="left" w:pos="10076"/>
+          <w:tab w:val="left" w:pos="10992"/>
+          <w:tab w:val="left" w:pos="11908"/>
+          <w:tab w:val="left" w:pos="12824"/>
+          <w:tab w:val="left" w:pos="13740"/>
+          <w:tab w:val="left" w:pos="14656"/>
+        </w:tabs>
+        <w:spacing w:after="0" w:line="240" w:lineRule="auto"/>
+        <w:rPr>
+          <w:rFonts w:ascii="var(--font-mono)" w:eastAsia="Times New Roman" w:hAnsi="var(--font-mono)" w:cs="Courier New"/>
+          <w:color w:val="EAECF0"/>
+          <w:sz w:val="20"/>
+          <w:szCs w:val="20"/>
+        </w:rPr>
+      </w:pPr>
+      <w:r>
+        <w:rPr>
+          <w:rFonts w:ascii="var(--font-mono)" w:eastAsia="Times New Roman" w:hAnsi="var(--font-mono)" w:cs="Courier New"/>
+          <w:color w:val="EAECF0"/>
+          <w:sz w:val="20"/>
+          <w:szCs w:val="20"/>
+          <w:lang w:val="es-MX"/>
+        </w:rPr>
+        <w:t xml:space="preserve">    </w:t>
+      </w:r>
+      <w:r>
+        <w:rPr>
+          <w:rFonts w:ascii="var(--font-mono)" w:eastAsia="Times New Roman" w:hAnsi="var(--font-mono)" w:cs="Courier New"/>
+          <w:color w:val="CC7BF4"/>
+          <w:sz w:val="20"/>
+          <w:szCs w:val="20"/>
+        </w:rPr>
+        <w:t>if</w:t>
+      </w:r>
+      <w:r>
+        <w:rPr>
+          <w:rFonts w:ascii="var(--font-mono)" w:eastAsia="Times New Roman" w:hAnsi="var(--font-mono)" w:cs="Courier New"/>
+          <w:color w:val="EAECF0"/>
+          <w:sz w:val="20"/>
+          <w:szCs w:val="20"/>
+        </w:rPr>
+        <w:t xml:space="preserve"> </w:t>
+      </w:r>
+      <w:r>
+        <w:rPr>
+          <w:rFonts w:ascii="var(--font-mono)" w:eastAsia="Times New Roman" w:hAnsi="var(--font-mono)" w:cs="Courier New"/>
+          <w:color w:val="D3D7DE"/>
+          <w:sz w:val="20"/>
+          <w:szCs w:val="20"/>
+        </w:rPr>
+        <w:t>(</w:t>
+      </w:r>
+      <w:proofErr w:type="spellStart"/>
+      <w:proofErr w:type="gramStart"/>
+      <w:r>
+        <w:rPr>
+          <w:rFonts w:ascii="var(--font-mono)" w:eastAsia="Times New Roman" w:hAnsi="var(--font-mono)" w:cs="Courier New"/>
+          <w:color w:val="EAECF0"/>
+          <w:sz w:val="20"/>
+          <w:szCs w:val="20"/>
+        </w:rPr>
+        <w:t>fs</w:t>
+      </w:r>
+      <w:r>
+        <w:rPr>
+          <w:rFonts w:ascii="var(--font-mono)" w:eastAsia="Times New Roman" w:hAnsi="var(--font-mono)" w:cs="Courier New"/>
+          <w:color w:val="D3D7DE"/>
+          <w:sz w:val="20"/>
+          <w:szCs w:val="20"/>
+        </w:rPr>
+        <w:t>.</w:t>
+      </w:r>
+      <w:r>
+        <w:rPr>
+          <w:rFonts w:ascii="var(--font-mono)" w:eastAsia="Times New Roman" w:hAnsi="var(--font-mono)" w:cs="Courier New"/>
+          <w:color w:val="70B8FF"/>
+          <w:sz w:val="20"/>
+          <w:szCs w:val="20"/>
+        </w:rPr>
+        <w:t>existsSync</w:t>
+      </w:r>
+      <w:proofErr w:type="spellEnd"/>
+      <w:proofErr w:type="gramEnd"/>
+      <w:r>
+        <w:rPr>
+          <w:rFonts w:ascii="var(--font-mono)" w:eastAsia="Times New Roman" w:hAnsi="var(--font-mono)" w:cs="Courier New"/>
+          <w:color w:val="D3D7DE"/>
+          <w:sz w:val="20"/>
+          <w:szCs w:val="20"/>
+        </w:rPr>
+        <w:t>(</w:t>
+      </w:r>
+      <w:proofErr w:type="spellStart"/>
+      <w:r>
+        <w:rPr>
+          <w:rFonts w:ascii="var(--font-mono)" w:eastAsia="Times New Roman" w:hAnsi="var(--font-mono)" w:cs="Courier New"/>
+          <w:color w:val="EAECF0"/>
+          <w:sz w:val="20"/>
+          <w:szCs w:val="20"/>
+        </w:rPr>
+        <w:t>audioPath</w:t>
+      </w:r>
+      <w:proofErr w:type="spellEnd"/>
+      <w:r>
+        <w:rPr>
+          <w:rFonts w:ascii="var(--font-mono)" w:eastAsia="Times New Roman" w:hAnsi="var(--font-mono)" w:cs="Courier New"/>
+          <w:color w:val="D3D7DE"/>
+          <w:sz w:val="20"/>
+          <w:szCs w:val="20"/>
+        </w:rPr>
+        <w:t>))</w:t>
+      </w:r>
+      <w:r>
+        <w:rPr>
+          <w:rFonts w:ascii="var(--font-mono)" w:eastAsia="Times New Roman" w:hAnsi="var(--font-mono)" w:cs="Courier New"/>
+          <w:color w:val="EAECF0"/>
+          <w:sz w:val="20"/>
+          <w:szCs w:val="20"/>
+        </w:rPr>
+        <w:t xml:space="preserve"> </w:t>
+      </w:r>
+      <w:proofErr w:type="spellStart"/>
+      <w:r>
+        <w:rPr>
+          <w:rFonts w:ascii="var(--font-mono)" w:eastAsia="Times New Roman" w:hAnsi="var(--font-mono)" w:cs="Courier New"/>
+          <w:color w:val="EAECF0"/>
+          <w:sz w:val="20"/>
+          <w:szCs w:val="20"/>
+        </w:rPr>
+        <w:t>fs</w:t>
+      </w:r>
+      <w:r>
+        <w:rPr>
+          <w:rFonts w:ascii="var(--font-mono)" w:eastAsia="Times New Roman" w:hAnsi="var(--font-mono)" w:cs="Courier New"/>
+          <w:color w:val="D3D7DE"/>
+          <w:sz w:val="20"/>
+          <w:szCs w:val="20"/>
+        </w:rPr>
+        <w:t>.</w:t>
+      </w:r>
+      <w:r>
+        <w:rPr>
+          <w:rFonts w:ascii="var(--font-mono)" w:eastAsia="Times New Roman" w:hAnsi="var(--font-mono)" w:cs="Courier New"/>
+          <w:color w:val="70B8FF"/>
+          <w:sz w:val="20"/>
+          <w:szCs w:val="20"/>
+        </w:rPr>
+        <w:t>unlinkSync</w:t>
+      </w:r>
+      <w:proofErr w:type="spellEnd"/>
+      <w:r>
+        <w:rPr>
+          <w:rFonts w:ascii="var(--font-mono)" w:eastAsia="Times New Roman" w:hAnsi="var(--font-mono)" w:cs="Courier New"/>
+          <w:color w:val="D3D7DE"/>
+          <w:sz w:val="20"/>
+          <w:szCs w:val="20"/>
+        </w:rPr>
+        <w:t>(</w:t>
+      </w:r>
+      <w:proofErr w:type="spellStart"/>
+      <w:r>
+        <w:rPr>
+          <w:rFonts w:ascii="var(--font-mono)" w:eastAsia="Times New Roman" w:hAnsi="var(--font-mono)" w:cs="Courier New"/>
+          <w:color w:val="EAECF0"/>
+          <w:sz w:val="20"/>
+          <w:szCs w:val="20"/>
+        </w:rPr>
+        <w:t>audioPath</w:t>
+      </w:r>
+      <w:proofErr w:type="spellEnd"/>
+      <w:r>
+        <w:rPr>
+          <w:rFonts w:ascii="var(--font-mono)" w:eastAsia="Times New Roman" w:hAnsi="var(--font-mono)" w:cs="Courier New"/>
+          <w:color w:val="D3D7DE"/>
+          <w:sz w:val="20"/>
+          <w:szCs w:val="20"/>
+        </w:rPr>
+        <w:t>);</w:t>
+      </w:r>
+    </w:p>
+    <w:p>
+      <w:pPr>
+        <w:tabs>
+          <w:tab w:val="left" w:pos="916"/>
+          <w:tab w:val="left" w:pos="1832"/>
+          <w:tab w:val="left" w:pos="2748"/>
+          <w:tab w:val="left" w:pos="3664"/>
+          <w:tab w:val="left" w:pos="4580"/>
+          <w:tab w:val="left" w:pos="5496"/>
+          <w:tab w:val="left" w:pos="6412"/>
+          <w:tab w:val="left" w:pos="7328"/>
+          <w:tab w:val="left" w:pos="8244"/>
+          <w:tab w:val="left" w:pos="9160"/>
+          <w:tab w:val="left" w:pos="10076"/>
+          <w:tab w:val="left" w:pos="10992"/>
+          <w:tab w:val="left" w:pos="11908"/>
+          <w:tab w:val="left" w:pos="12824"/>
+          <w:tab w:val="left" w:pos="13740"/>
+          <w:tab w:val="left" w:pos="14656"/>
+        </w:tabs>
+        <w:spacing w:after="0" w:line="240" w:lineRule="auto"/>
+        <w:rPr>
+          <w:rFonts w:ascii="var(--font-mono)" w:eastAsia="Times New Roman" w:hAnsi="var(--font-mono)" w:cs="Courier New"/>
+          <w:color w:val="EAECF0"/>
+          <w:sz w:val="20"/>
+          <w:szCs w:val="20"/>
+          <w:lang w:val="es-MX"/>
+        </w:rPr>
+      </w:pPr>
+      <w:r>
+        <w:rPr>
+          <w:rFonts w:ascii="var(--font-mono)" w:eastAsia="Times New Roman" w:hAnsi="var(--font-mono)" w:cs="Courier New"/>
+          <w:color w:val="EAECF0"/>
+          <w:sz w:val="20"/>
+          <w:szCs w:val="20"/>
+        </w:rPr>
+        <w:t xml:space="preserve">    </w:t>
+      </w:r>
+      <w:proofErr w:type="spellStart"/>
+      <w:r>
+        <w:rPr>
+          <w:rFonts w:ascii="var(--font-mono)" w:eastAsia="Times New Roman" w:hAnsi="var(--font-mono)" w:cs="Courier New"/>
+          <w:color w:val="CC7BF4"/>
+          <w:sz w:val="20"/>
+          <w:szCs w:val="20"/>
+          <w:lang w:val="es-MX"/>
+        </w:rPr>
+        <w:t>return</w:t>
+      </w:r>
+      <w:proofErr w:type="spellEnd"/>
+      <w:r>
+        <w:rPr>
+          <w:rFonts w:ascii="var(--font-mono)" w:eastAsia="Times New Roman" w:hAnsi="var(--font-mono)" w:cs="Courier New"/>
+          <w:color w:val="EAECF0"/>
+          <w:sz w:val="20"/>
+          <w:szCs w:val="20"/>
+          <w:lang w:val="es-MX"/>
+        </w:rPr>
+        <w:t xml:space="preserve"> </w:t>
+      </w:r>
+      <w:proofErr w:type="spellStart"/>
+      <w:proofErr w:type="gramStart"/>
+      <w:r>
+        <w:rPr>
+          <w:rFonts w:ascii="var(--font-mono)" w:eastAsia="Times New Roman" w:hAnsi="var(--font-mono)" w:cs="Courier New"/>
+          <w:color w:val="EAECF0"/>
+          <w:sz w:val="20"/>
+          <w:szCs w:val="20"/>
+          <w:lang w:val="es-MX"/>
+        </w:rPr>
+        <w:t>res</w:t>
+      </w:r>
+      <w:r>
+        <w:rPr>
+          <w:rFonts w:ascii="var(--font-mono)" w:eastAsia="Times New Roman" w:hAnsi="var(--font-mono)" w:cs="Courier New"/>
+          <w:color w:val="D3D7DE"/>
+          <w:sz w:val="20"/>
+          <w:szCs w:val="20"/>
+          <w:lang w:val="es-MX"/>
+        </w:rPr>
+        <w:t>.</w:t>
+      </w:r>
+      <w:r>
+        <w:rPr>
+          <w:rFonts w:ascii="var(--font-mono)" w:eastAsia="Times New Roman" w:hAnsi="var(--font-mono)" w:cs="Courier New"/>
+          <w:color w:val="70B8FF"/>
+          <w:sz w:val="20"/>
+          <w:szCs w:val="20"/>
+          <w:lang w:val="es-MX"/>
+        </w:rPr>
+        <w:t>status</w:t>
+      </w:r>
+      <w:proofErr w:type="spellEnd"/>
+      <w:proofErr w:type="gramEnd"/>
+      <w:r>
+        <w:rPr>
+          <w:rFonts w:ascii="var(--font-mono)" w:eastAsia="Times New Roman" w:hAnsi="var(--font-mono)" w:cs="Courier New"/>
+          <w:color w:val="D3D7DE"/>
+          <w:sz w:val="20"/>
+          <w:szCs w:val="20"/>
+          <w:lang w:val="es-MX"/>
+        </w:rPr>
+        <w:t>(</w:t>
+      </w:r>
+      <w:r>
+        <w:rPr>
+          <w:rFonts w:ascii="var(--font-mono)" w:eastAsia="Times New Roman" w:hAnsi="var(--font-mono)" w:cs="Courier New"/>
+          <w:color w:val="5EEDED"/>
+          <w:sz w:val="20"/>
+          <w:szCs w:val="20"/>
+          <w:lang w:val="es-MX"/>
+        </w:rPr>
+        <w:t>500</w:t>
+      </w:r>
+      <w:r>
+        <w:rPr>
+          <w:rFonts w:ascii="var(--font-mono)" w:eastAsia="Times New Roman" w:hAnsi="var(--font-mono)" w:cs="Courier New"/>
+          <w:color w:val="D3D7DE"/>
+          <w:sz w:val="20"/>
+          <w:szCs w:val="20"/>
+          <w:lang w:val="es-MX"/>
+        </w:rPr>
+        <w:t>).</w:t>
+      </w:r>
+      <w:proofErr w:type="spellStart"/>
+      <w:r>
+        <w:rPr>
+          <w:rFonts w:ascii="var(--font-mono)" w:eastAsia="Times New Roman" w:hAnsi="var(--font-mono)" w:cs="Courier New"/>
+          <w:color w:val="70B8FF"/>
+          <w:sz w:val="20"/>
+          <w:szCs w:val="20"/>
+          <w:lang w:val="es-MX"/>
+        </w:rPr>
+        <w:t>json</w:t>
+      </w:r>
+      <w:proofErr w:type="spellEnd"/>
+      <w:r>
+        <w:rPr>
+          <w:rFonts w:ascii="var(--font-mono)" w:eastAsia="Times New Roman" w:hAnsi="var(--font-mono)" w:cs="Courier New"/>
+          <w:color w:val="D3D7DE"/>
+          <w:sz w:val="20"/>
+          <w:szCs w:val="20"/>
+          <w:lang w:val="es-MX"/>
+        </w:rPr>
+        <w:t>({</w:t>
+      </w:r>
+      <w:r>
+        <w:rPr>
+          <w:rFonts w:ascii="var(--font-mono)" w:eastAsia="Times New Roman" w:hAnsi="var(--font-mono)" w:cs="Courier New"/>
+          <w:color w:val="EAECF0"/>
+          <w:sz w:val="20"/>
+          <w:szCs w:val="20"/>
+          <w:lang w:val="es-MX"/>
+        </w:rPr>
+        <w:t xml:space="preserve"> </w:t>
+      </w:r>
+      <w:r>
+        <w:rPr>
+          <w:rFonts w:ascii="var(--font-mono)" w:eastAsia="Times New Roman" w:hAnsi="var(--font-mono)" w:cs="Courier New"/>
+          <w:color w:val="F47B85"/>
+          <w:sz w:val="20"/>
+          <w:szCs w:val="20"/>
+          <w:lang w:val="es-MX"/>
+        </w:rPr>
+        <w:t>error</w:t>
+      </w:r>
+      <w:r>
+        <w:rPr>
+          <w:rFonts w:ascii="var(--font-mono)" w:eastAsia="Times New Roman" w:hAnsi="var(--font-mono)" w:cs="Courier New"/>
+          <w:color w:val="EAECF0"/>
+          <w:sz w:val="20"/>
+          <w:szCs w:val="20"/>
+          <w:lang w:val="es-MX"/>
+        </w:rPr>
+        <w:t xml:space="preserve">: </w:t>
+      </w:r>
+      <w:r>
+        <w:rPr>
+          <w:rFonts w:ascii="var(--font-mono)" w:eastAsia="Times New Roman" w:hAnsi="var(--font-mono)" w:cs="Courier New"/>
+          <w:color w:val="9BE963"/>
+          <w:sz w:val="20"/>
+          <w:szCs w:val="20"/>
+          <w:lang w:val="es-MX"/>
+        </w:rPr>
+        <w:t>'Error al transcribir el audio'</w:t>
+      </w:r>
+      <w:r>
+        <w:rPr>
+          <w:rFonts w:ascii="var(--font-mono)" w:eastAsia="Times New Roman" w:hAnsi="var(--font-mono)" w:cs="Courier New"/>
+          <w:color w:val="EAECF0"/>
+          <w:sz w:val="20"/>
+          <w:szCs w:val="20"/>
+          <w:lang w:val="es-MX"/>
+        </w:rPr>
+        <w:t xml:space="preserve"> </w:t>
+      </w:r>
+      <w:r>
+        <w:rPr>
+          <w:rFonts w:ascii="var(--font-mono)" w:eastAsia="Times New Roman" w:hAnsi="var(--font-mono)" w:cs="Courier New"/>
+          <w:color w:val="D3D7DE"/>
+          <w:sz w:val="20"/>
+          <w:szCs w:val="20"/>
+          <w:lang w:val="es-MX"/>
+        </w:rPr>
+        <w:t>});</w:t>
+      </w:r>
+    </w:p>
+    <w:p>
+      <w:pPr>
+        <w:tabs>
+          <w:tab w:val="left" w:pos="916"/>
+          <w:tab w:val="left" w:pos="1832"/>
+          <w:tab w:val="left" w:pos="2748"/>
+          <w:tab w:val="left" w:pos="3664"/>
+          <w:tab w:val="left" w:pos="4580"/>
+          <w:tab w:val="left" w:pos="5496"/>
+          <w:tab w:val="left" w:pos="6412"/>
+          <w:tab w:val="left" w:pos="7328"/>
+          <w:tab w:val="left" w:pos="8244"/>
+          <w:tab w:val="left" w:pos="9160"/>
+          <w:tab w:val="left" w:pos="10076"/>
+          <w:tab w:val="left" w:pos="10992"/>
+          <w:tab w:val="left" w:pos="11908"/>
+          <w:tab w:val="left" w:pos="12824"/>
+          <w:tab w:val="left" w:pos="13740"/>
+          <w:tab w:val="left" w:pos="14656"/>
+        </w:tabs>
+        <w:spacing w:after="0" w:line="240" w:lineRule="auto"/>
+        <w:rPr>
+          <w:rFonts w:ascii="var(--font-mono)" w:eastAsia="Times New Roman" w:hAnsi="var(--font-mono)" w:cs="Courier New"/>
+          <w:color w:val="EAECF0"/>
+          <w:sz w:val="20"/>
+          <w:szCs w:val="20"/>
+          <w:lang w:val="es-MX"/>
+        </w:rPr>
+      </w:pPr>
+      <w:r>
+        <w:rPr>
+          <w:rFonts w:ascii="var(--font-mono)" w:eastAsia="Times New Roman" w:hAnsi="var(--font-mono)" w:cs="Courier New"/>
+          <w:color w:val="EAECF0"/>
+          <w:sz w:val="20"/>
+          <w:szCs w:val="20"/>
+          <w:lang w:val="es-MX"/>
+        </w:rPr>
+        <w:t xml:space="preserve">  </w:t>
+      </w:r>
+      <w:r>
+        <w:rPr>
+          <w:rFonts w:ascii="var(--font-mono)" w:eastAsia="Times New Roman" w:hAnsi="var(--font-mono)" w:cs="Courier New"/>
+          <w:color w:val="D3D7DE"/>
+          <w:sz w:val="20"/>
+          <w:szCs w:val="20"/>
+          <w:lang w:val="es-MX"/>
+        </w:rPr>
+        <w:t>}</w:t>
+      </w:r>
+    </w:p>
+    <w:p>
+      <w:pPr>
+        <w:tabs>
+          <w:tab w:val="left" w:pos="916"/>
+          <w:tab w:val="left" w:pos="1832"/>
+          <w:tab w:val="left" w:pos="2748"/>
+          <w:tab w:val="left" w:pos="3664"/>
+          <w:tab w:val="left" w:pos="4580"/>
+          <w:tab w:val="left" w:pos="5496"/>
+          <w:tab w:val="left" w:pos="6412"/>
+          <w:tab w:val="left" w:pos="7328"/>
+          <w:tab w:val="left" w:pos="8244"/>
+          <w:tab w:val="left" w:pos="9160"/>
+          <w:tab w:val="left" w:pos="10076"/>
+          <w:tab w:val="left" w:pos="10992"/>
+          <w:tab w:val="left" w:pos="11908"/>
+          <w:tab w:val="left" w:pos="12824"/>
+          <w:tab w:val="left" w:pos="13740"/>
+          <w:tab w:val="left" w:pos="14656"/>
+        </w:tabs>
+        <w:spacing w:after="0" w:line="240" w:lineRule="auto"/>
+        <w:rPr>
+          <w:rFonts w:ascii="var(--font-mono)" w:eastAsia="Times New Roman" w:hAnsi="var(--font-mono)" w:cs="Courier New"/>
+          <w:color w:val="EAECF0"/>
+          <w:sz w:val="20"/>
+          <w:szCs w:val="20"/>
+          <w:lang w:val="es-MX"/>
+        </w:rPr>
+      </w:pPr>
+      <w:r>
+        <w:rPr>
+          <w:rFonts w:ascii="var(--font-mono)" w:eastAsia="Times New Roman" w:hAnsi="var(--font-mono)" w:cs="Courier New"/>
+          <w:color w:val="D3D7DE"/>
+          <w:sz w:val="20"/>
+          <w:szCs w:val="20"/>
+          <w:lang w:val="es-MX"/>
+        </w:rPr>
+        <w:t>});</w:t>
+      </w:r>
+    </w:p>
+    <w:p>
+      <w:pPr>
+        <w:spacing w:before="100" w:beforeAutospacing="1" w:after="100" w:afterAutospacing="1" w:line="240" w:lineRule="auto"/>
+        <w:rPr>
+          <w:rFonts w:ascii="Times New Roman" w:eastAsia="Times New Roman" w:hAnsi="Times New Roman" w:cs="Times New Roman"/>
+          <w:sz w:val="24"/>
+          <w:szCs w:val="24"/>
+          <w:lang w:val="es-MX"/>
+        </w:rPr>
+      </w:pPr>
+      <w:r>
+        <w:rPr>
+          <w:rFonts w:ascii="Times New Roman" w:eastAsia="Times New Roman" w:hAnsi="Times New Roman" w:cs="Times New Roman"/>
+          <w:b/>
+          <w:bCs/>
+          <w:sz w:val="24"/>
+          <w:szCs w:val="24"/>
+          <w:lang w:val="es-MX"/>
+        </w:rPr>
+        <w:t>¿Qué hace paso a paso?</w:t>
+      </w:r>
+    </w:p>
+    <w:p>
+      <w:pPr>
+        <w:numPr>
+          <w:ilvl w:val="0"/>
+          <w:numId w:val="13"/>
+        </w:numPr>
+        <w:spacing w:before="100" w:beforeAutospacing="1" w:after="100" w:afterAutospacing="1" w:line="240" w:lineRule="auto"/>
+        <w:rPr>
+          <w:rFonts w:ascii="Times New Roman" w:eastAsia="Times New Roman" w:hAnsi="Times New Roman" w:cs="Times New Roman"/>
+          <w:sz w:val="24"/>
+          <w:szCs w:val="24"/>
+        </w:rPr>
+      </w:pPr>
+      <w:proofErr w:type="spellStart"/>
+      <w:proofErr w:type="gramStart"/>
+      <w:r>
+        <w:rPr>
+          <w:rFonts w:ascii="Courier New" w:eastAsia="Times New Roman" w:hAnsi="Courier New" w:cs="Courier New"/>
+          <w:sz w:val="20"/>
+          <w:szCs w:val="20"/>
+          <w:lang w:val="es-MX"/>
+        </w:rPr>
+        <w:t>upload.single</w:t>
+      </w:r>
+      <w:proofErr w:type="spellEnd"/>
+      <w:proofErr w:type="gramEnd"/>
+      <w:r>
+        <w:rPr>
+          <w:rFonts w:ascii="Courier New" w:eastAsia="Times New Roman" w:hAnsi="Courier New" w:cs="Courier New"/>
+          <w:sz w:val="20"/>
+          <w:szCs w:val="20"/>
+          <w:lang w:val="es-MX"/>
+        </w:rPr>
+        <w:t>('audio')</w:t>
+      </w:r>
+      <w:r>
+        <w:rPr>
+          <w:rFonts w:ascii="Times New Roman" w:eastAsia="Times New Roman" w:hAnsi="Times New Roman" w:cs="Times New Roman"/>
+          <w:sz w:val="24"/>
+          <w:szCs w:val="24"/>
+          <w:lang w:val="es-MX"/>
+        </w:rPr>
+        <w:t xml:space="preserve"> — middleware que intercepta el archivo antes de que llegue al controlador. </w:t>
+      </w:r>
+      <w:proofErr w:type="spellStart"/>
+      <w:r>
+        <w:rPr>
+          <w:rFonts w:ascii="Times New Roman" w:eastAsia="Times New Roman" w:hAnsi="Times New Roman" w:cs="Times New Roman"/>
+          <w:sz w:val="24"/>
+          <w:szCs w:val="24"/>
+        </w:rPr>
+        <w:t>Espera</w:t>
+      </w:r>
+      <w:proofErr w:type="spellEnd"/>
+      <w:r>
+        <w:rPr>
+          <w:rFonts w:ascii="Times New Roman" w:eastAsia="Times New Roman" w:hAnsi="Times New Roman" w:cs="Times New Roman"/>
+          <w:sz w:val="24"/>
+          <w:szCs w:val="24"/>
+        </w:rPr>
+        <w:t xml:space="preserve"> un campo </w:t>
+      </w:r>
+      <w:proofErr w:type="spellStart"/>
+      <w:r>
+        <w:rPr>
+          <w:rFonts w:ascii="Times New Roman" w:eastAsia="Times New Roman" w:hAnsi="Times New Roman" w:cs="Times New Roman"/>
+          <w:sz w:val="24"/>
+          <w:szCs w:val="24"/>
+        </w:rPr>
+        <w:t>llamado</w:t>
+      </w:r>
+      <w:proofErr w:type="spellEnd"/>
+      <w:r>
+        <w:rPr>
+          <w:rFonts w:ascii="Times New Roman" w:eastAsia="Times New Roman" w:hAnsi="Times New Roman" w:cs="Times New Roman"/>
+          <w:sz w:val="24"/>
+          <w:szCs w:val="24"/>
+        </w:rPr>
+        <w:t xml:space="preserve"> </w:t>
+      </w:r>
+      <w:r>
+        <w:rPr>
+          <w:rFonts w:ascii="Courier New" w:eastAsia="Times New Roman" w:hAnsi="Courier New" w:cs="Courier New"/>
+          <w:sz w:val="20"/>
+          <w:szCs w:val="20"/>
+        </w:rPr>
+        <w:t>audio</w:t>
+      </w:r>
+      <w:r>
+        <w:rPr>
+          <w:rFonts w:ascii="Times New Roman" w:eastAsia="Times New Roman" w:hAnsi="Times New Roman" w:cs="Times New Roman"/>
+          <w:sz w:val="24"/>
+          <w:szCs w:val="24"/>
+        </w:rPr>
+        <w:t xml:space="preserve"> </w:t>
+      </w:r>
+      <w:proofErr w:type="spellStart"/>
+      <w:r>
+        <w:rPr>
+          <w:rFonts w:ascii="Times New Roman" w:eastAsia="Times New Roman" w:hAnsi="Times New Roman" w:cs="Times New Roman"/>
+          <w:sz w:val="24"/>
+          <w:szCs w:val="24"/>
+        </w:rPr>
+        <w:t>en</w:t>
+      </w:r>
+      <w:proofErr w:type="spellEnd"/>
+      <w:r>
+        <w:rPr>
+          <w:rFonts w:ascii="Times New Roman" w:eastAsia="Times New Roman" w:hAnsi="Times New Roman" w:cs="Times New Roman"/>
+          <w:sz w:val="24"/>
+          <w:szCs w:val="24"/>
+        </w:rPr>
+        <w:t xml:space="preserve"> el </w:t>
+      </w:r>
+      <w:proofErr w:type="spellStart"/>
+      <w:r>
+        <w:rPr>
+          <w:rFonts w:ascii="Times New Roman" w:eastAsia="Times New Roman" w:hAnsi="Times New Roman" w:cs="Times New Roman"/>
+          <w:sz w:val="24"/>
+          <w:szCs w:val="24"/>
+        </w:rPr>
+        <w:t>formulario</w:t>
+      </w:r>
+      <w:proofErr w:type="spellEnd"/>
+    </w:p>
+    <w:p>
+      <w:pPr>
+        <w:numPr>
+          <w:ilvl w:val="0"/>
+          <w:numId w:val="13"/>
+        </w:numPr>
+        <w:spacing w:before="100" w:beforeAutospacing="1" w:after="100" w:afterAutospacing="1" w:line="240" w:lineRule="auto"/>
+        <w:rPr>
+          <w:rFonts w:ascii="Times New Roman" w:eastAsia="Times New Roman" w:hAnsi="Times New Roman" w:cs="Times New Roman"/>
+          <w:sz w:val="24"/>
+          <w:szCs w:val="24"/>
+          <w:lang w:val="es-MX"/>
+        </w:rPr>
+      </w:pPr>
+      <w:proofErr w:type="spellStart"/>
+      <w:r>
+        <w:rPr>
+          <w:rFonts w:ascii="Courier New" w:eastAsia="Times New Roman" w:hAnsi="Courier New" w:cs="Courier New"/>
+          <w:sz w:val="20"/>
+          <w:szCs w:val="20"/>
+          <w:lang w:val="es-MX"/>
+        </w:rPr>
+        <w:t>if</w:t>
+      </w:r>
+      <w:proofErr w:type="spellEnd"/>
+      <w:r>
+        <w:rPr>
+          <w:rFonts w:ascii="Courier New" w:eastAsia="Times New Roman" w:hAnsi="Courier New" w:cs="Courier New"/>
+          <w:sz w:val="20"/>
+          <w:szCs w:val="20"/>
+          <w:lang w:val="es-MX"/>
+        </w:rPr>
+        <w:t xml:space="preserve"> </w:t>
+      </w:r>
+      <w:proofErr w:type="gramStart"/>
+      <w:r>
+        <w:rPr>
+          <w:rFonts w:ascii="Courier New" w:eastAsia="Times New Roman" w:hAnsi="Courier New" w:cs="Courier New"/>
+          <w:sz w:val="20"/>
+          <w:szCs w:val="20"/>
+          <w:lang w:val="es-MX"/>
+        </w:rPr>
+        <w:t>(!</w:t>
+      </w:r>
+      <w:proofErr w:type="spellStart"/>
+      <w:r>
+        <w:rPr>
+          <w:rFonts w:ascii="Courier New" w:eastAsia="Times New Roman" w:hAnsi="Courier New" w:cs="Courier New"/>
+          <w:sz w:val="20"/>
+          <w:szCs w:val="20"/>
+          <w:lang w:val="es-MX"/>
+        </w:rPr>
+        <w:t>req</w:t>
+      </w:r>
+      <w:proofErr w:type="gramEnd"/>
+      <w:r>
+        <w:rPr>
+          <w:rFonts w:ascii="Courier New" w:eastAsia="Times New Roman" w:hAnsi="Courier New" w:cs="Courier New"/>
+          <w:sz w:val="20"/>
+          <w:szCs w:val="20"/>
+          <w:lang w:val="es-MX"/>
+        </w:rPr>
+        <w:t>.file</w:t>
+      </w:r>
+      <w:proofErr w:type="spellEnd"/>
+      <w:r>
+        <w:rPr>
+          <w:rFonts w:ascii="Courier New" w:eastAsia="Times New Roman" w:hAnsi="Courier New" w:cs="Courier New"/>
+          <w:sz w:val="20"/>
+          <w:szCs w:val="20"/>
+          <w:lang w:val="es-MX"/>
+        </w:rPr>
+        <w:t>)</w:t>
+      </w:r>
+      <w:r>
+        <w:rPr>
+          <w:rFonts w:ascii="Times New Roman" w:eastAsia="Times New Roman" w:hAnsi="Times New Roman" w:cs="Times New Roman"/>
+          <w:sz w:val="24"/>
+          <w:szCs w:val="24"/>
+          <w:lang w:val="es-MX"/>
+        </w:rPr>
+        <w:t xml:space="preserve"> — si no llegó ningún archivo, responde con error 400</w:t>
+      </w:r>
+    </w:p>
+    <w:p>
+      <w:pPr>
+        <w:numPr>
+          <w:ilvl w:val="0"/>
+          <w:numId w:val="13"/>
+        </w:numPr>
+        <w:spacing w:before="100" w:beforeAutospacing="1" w:after="100" w:afterAutospacing="1" w:line="240" w:lineRule="auto"/>
+        <w:rPr>
+          <w:rFonts w:ascii="Times New Roman" w:eastAsia="Times New Roman" w:hAnsi="Times New Roman" w:cs="Times New Roman"/>
+          <w:sz w:val="24"/>
+          <w:szCs w:val="24"/>
+          <w:lang w:val="es-MX"/>
+        </w:rPr>
+      </w:pPr>
+      <w:proofErr w:type="spellStart"/>
+      <w:proofErr w:type="gramStart"/>
+      <w:r>
+        <w:rPr>
+          <w:rFonts w:ascii="Courier New" w:eastAsia="Times New Roman" w:hAnsi="Courier New" w:cs="Courier New"/>
+          <w:sz w:val="20"/>
+          <w:szCs w:val="20"/>
+          <w:lang w:val="es-MX"/>
+        </w:rPr>
+        <w:t>req.file</w:t>
+      </w:r>
+      <w:proofErr w:type="gramEnd"/>
+      <w:r>
+        <w:rPr>
+          <w:rFonts w:ascii="Courier New" w:eastAsia="Times New Roman" w:hAnsi="Courier New" w:cs="Courier New"/>
+          <w:sz w:val="20"/>
+          <w:szCs w:val="20"/>
+          <w:lang w:val="es-MX"/>
+        </w:rPr>
+        <w:t>.path</w:t>
+      </w:r>
+      <w:proofErr w:type="spellEnd"/>
+      <w:r>
+        <w:rPr>
+          <w:rFonts w:ascii="Times New Roman" w:eastAsia="Times New Roman" w:hAnsi="Times New Roman" w:cs="Times New Roman"/>
+          <w:sz w:val="24"/>
+          <w:szCs w:val="24"/>
+          <w:lang w:val="es-MX"/>
+        </w:rPr>
+        <w:t xml:space="preserve"> — ruta donde </w:t>
+      </w:r>
+      <w:proofErr w:type="spellStart"/>
+      <w:r>
+        <w:rPr>
+          <w:rFonts w:ascii="Times New Roman" w:eastAsia="Times New Roman" w:hAnsi="Times New Roman" w:cs="Times New Roman"/>
+          <w:sz w:val="24"/>
+          <w:szCs w:val="24"/>
+          <w:lang w:val="es-MX"/>
+        </w:rPr>
+        <w:t>multer</w:t>
+      </w:r>
+      <w:proofErr w:type="spellEnd"/>
+      <w:r>
+        <w:rPr>
+          <w:rFonts w:ascii="Times New Roman" w:eastAsia="Times New Roman" w:hAnsi="Times New Roman" w:cs="Times New Roman"/>
+          <w:sz w:val="24"/>
+          <w:szCs w:val="24"/>
+          <w:lang w:val="es-MX"/>
+        </w:rPr>
+        <w:t xml:space="preserve"> guardó el audio temporalmente</w:t>
+      </w:r>
+    </w:p>
+    <w:p>
+      <w:pPr>
+        <w:numPr>
+          <w:ilvl w:val="0"/>
+          <w:numId w:val="13"/>
+        </w:numPr>
+        <w:spacing w:before="100" w:beforeAutospacing="1" w:after="100" w:afterAutospacing="1" w:line="240" w:lineRule="auto"/>
+        <w:rPr>
+          <w:rFonts w:ascii="Times New Roman" w:eastAsia="Times New Roman" w:hAnsi="Times New Roman" w:cs="Times New Roman"/>
+          <w:sz w:val="24"/>
+          <w:szCs w:val="24"/>
+          <w:lang w:val="es-MX"/>
+        </w:rPr>
+      </w:pPr>
+      <w:proofErr w:type="spellStart"/>
+      <w:proofErr w:type="gramStart"/>
+      <w:r>
+        <w:rPr>
+          <w:rFonts w:ascii="Courier New" w:eastAsia="Times New Roman" w:hAnsi="Courier New" w:cs="Courier New"/>
+          <w:sz w:val="20"/>
+          <w:szCs w:val="20"/>
+          <w:lang w:val="es-MX"/>
+        </w:rPr>
+        <w:t>path.join</w:t>
+      </w:r>
+      <w:proofErr w:type="spellEnd"/>
+      <w:proofErr w:type="gramEnd"/>
+      <w:r>
+        <w:rPr>
+          <w:rFonts w:ascii="Courier New" w:eastAsia="Times New Roman" w:hAnsi="Courier New" w:cs="Courier New"/>
+          <w:sz w:val="20"/>
+          <w:szCs w:val="20"/>
+          <w:lang w:val="es-MX"/>
+        </w:rPr>
+        <w:t>(...)</w:t>
+      </w:r>
+      <w:r>
+        <w:rPr>
+          <w:rFonts w:ascii="Times New Roman" w:eastAsia="Times New Roman" w:hAnsi="Times New Roman" w:cs="Times New Roman"/>
+          <w:sz w:val="24"/>
+          <w:szCs w:val="24"/>
+          <w:lang w:val="es-MX"/>
+        </w:rPr>
+        <w:t xml:space="preserve"> — construye la ruta al modelo </w:t>
+      </w:r>
+      <w:proofErr w:type="spellStart"/>
+      <w:r>
+        <w:rPr>
+          <w:rFonts w:ascii="Times New Roman" w:eastAsia="Times New Roman" w:hAnsi="Times New Roman" w:cs="Times New Roman"/>
+          <w:sz w:val="24"/>
+          <w:szCs w:val="24"/>
+          <w:lang w:val="es-MX"/>
+        </w:rPr>
+        <w:t>Vosk</w:t>
+      </w:r>
+      <w:proofErr w:type="spellEnd"/>
+      <w:r>
+        <w:rPr>
+          <w:rFonts w:ascii="Times New Roman" w:eastAsia="Times New Roman" w:hAnsi="Times New Roman" w:cs="Times New Roman"/>
+          <w:sz w:val="24"/>
+          <w:szCs w:val="24"/>
+          <w:lang w:val="es-MX"/>
+        </w:rPr>
+        <w:t xml:space="preserve"> de forma segura</w:t>
+      </w:r>
+    </w:p>
+    <w:p>
+      <w:pPr>
+        <w:numPr>
+          <w:ilvl w:val="0"/>
+          <w:numId w:val="13"/>
+        </w:numPr>
+        <w:spacing w:before="100" w:beforeAutospacing="1" w:after="100" w:afterAutospacing="1" w:line="240" w:lineRule="auto"/>
+        <w:rPr>
+          <w:rFonts w:ascii="Times New Roman" w:eastAsia="Times New Roman" w:hAnsi="Times New Roman" w:cs="Times New Roman"/>
+          <w:sz w:val="24"/>
+          <w:szCs w:val="24"/>
+          <w:lang w:val="es-MX"/>
+        </w:rPr>
+      </w:pPr>
+      <w:proofErr w:type="spellStart"/>
+      <w:r>
+        <w:rPr>
+          <w:rFonts w:ascii="Courier New" w:eastAsia="Times New Roman" w:hAnsi="Courier New" w:cs="Courier New"/>
+          <w:sz w:val="20"/>
+          <w:szCs w:val="20"/>
+          <w:lang w:val="es-MX"/>
+        </w:rPr>
+        <w:t>await</w:t>
+      </w:r>
+      <w:proofErr w:type="spellEnd"/>
+      <w:r>
+        <w:rPr>
+          <w:rFonts w:ascii="Courier New" w:eastAsia="Times New Roman" w:hAnsi="Courier New" w:cs="Courier New"/>
+          <w:sz w:val="20"/>
+          <w:szCs w:val="20"/>
+          <w:lang w:val="es-MX"/>
+        </w:rPr>
+        <w:t xml:space="preserve"> </w:t>
+      </w:r>
+      <w:proofErr w:type="spellStart"/>
+      <w:r>
+        <w:rPr>
+          <w:rFonts w:ascii="Courier New" w:eastAsia="Times New Roman" w:hAnsi="Courier New" w:cs="Courier New"/>
+          <w:sz w:val="20"/>
+          <w:szCs w:val="20"/>
+          <w:lang w:val="es-MX"/>
+        </w:rPr>
+        <w:t>transcribirAudio</w:t>
+      </w:r>
+      <w:proofErr w:type="spellEnd"/>
+      <w:r>
+        <w:rPr>
+          <w:rFonts w:ascii="Courier New" w:eastAsia="Times New Roman" w:hAnsi="Courier New" w:cs="Courier New"/>
+          <w:sz w:val="20"/>
+          <w:szCs w:val="20"/>
+          <w:lang w:val="es-MX"/>
+        </w:rPr>
+        <w:t>(...)</w:t>
+      </w:r>
+      <w:r>
+        <w:rPr>
+          <w:rFonts w:ascii="Times New Roman" w:eastAsia="Times New Roman" w:hAnsi="Times New Roman" w:cs="Times New Roman"/>
+          <w:sz w:val="24"/>
+          <w:szCs w:val="24"/>
+          <w:lang w:val="es-MX"/>
+        </w:rPr>
+        <w:t xml:space="preserve"> — llama a la función que ejecuta Python</w:t>
+      </w:r>
+    </w:p>
+    <w:p>
+      <w:pPr>
+        <w:numPr>
+          <w:ilvl w:val="0"/>
+          <w:numId w:val="13"/>
+        </w:numPr>
+        <w:spacing w:before="100" w:beforeAutospacing="1" w:after="100" w:afterAutospacing="1" w:line="240" w:lineRule="auto"/>
+        <w:rPr>
+          <w:rFonts w:ascii="Times New Roman" w:eastAsia="Times New Roman" w:hAnsi="Times New Roman" w:cs="Times New Roman"/>
+          <w:sz w:val="24"/>
+          <w:szCs w:val="24"/>
+          <w:lang w:val="es-MX"/>
+        </w:rPr>
+      </w:pPr>
+      <w:proofErr w:type="spellStart"/>
+      <w:proofErr w:type="gramStart"/>
+      <w:r>
+        <w:rPr>
+          <w:rFonts w:ascii="Courier New" w:eastAsia="Times New Roman" w:hAnsi="Courier New" w:cs="Courier New"/>
+          <w:sz w:val="20"/>
+          <w:szCs w:val="20"/>
+          <w:lang w:val="es-MX"/>
+        </w:rPr>
+        <w:t>fs.unlinkSync</w:t>
+      </w:r>
+      <w:proofErr w:type="spellEnd"/>
+      <w:proofErr w:type="gramEnd"/>
+      <w:r>
+        <w:rPr>
+          <w:rFonts w:ascii="Courier New" w:eastAsia="Times New Roman" w:hAnsi="Courier New" w:cs="Courier New"/>
+          <w:sz w:val="20"/>
+          <w:szCs w:val="20"/>
+          <w:lang w:val="es-MX"/>
+        </w:rPr>
+        <w:t>(</w:t>
+      </w:r>
+      <w:proofErr w:type="spellStart"/>
+      <w:r>
+        <w:rPr>
+          <w:rFonts w:ascii="Courier New" w:eastAsia="Times New Roman" w:hAnsi="Courier New" w:cs="Courier New"/>
+          <w:sz w:val="20"/>
+          <w:szCs w:val="20"/>
+          <w:lang w:val="es-MX"/>
+        </w:rPr>
+        <w:t>audioPath</w:t>
+      </w:r>
+      <w:proofErr w:type="spellEnd"/>
+      <w:r>
+        <w:rPr>
+          <w:rFonts w:ascii="Courier New" w:eastAsia="Times New Roman" w:hAnsi="Courier New" w:cs="Courier New"/>
+          <w:sz w:val="20"/>
+          <w:szCs w:val="20"/>
+          <w:lang w:val="es-MX"/>
+        </w:rPr>
+        <w:t>)</w:t>
+      </w:r>
+      <w:r>
+        <w:rPr>
+          <w:rFonts w:ascii="Times New Roman" w:eastAsia="Times New Roman" w:hAnsi="Times New Roman" w:cs="Times New Roman"/>
+          <w:sz w:val="24"/>
+          <w:szCs w:val="24"/>
+          <w:lang w:val="es-MX"/>
+        </w:rPr>
+        <w:t xml:space="preserve"> — borra el archivo de audio temporal después de transcribirlo. Buena práctica de seguridad — no guardas audio de pacientes en el servidor</w:t>
+      </w:r>
+    </w:p>
+    <w:p>
+      <w:pPr>
+        <w:numPr>
+          <w:ilvl w:val="0"/>
+          <w:numId w:val="13"/>
+        </w:numPr>
+        <w:spacing w:before="100" w:beforeAutospacing="1" w:after="100" w:afterAutospacing="1" w:line="240" w:lineRule="auto"/>
+        <w:rPr>
+          <w:rFonts w:ascii="Times New Roman" w:eastAsia="Times New Roman" w:hAnsi="Times New Roman" w:cs="Times New Roman"/>
+          <w:sz w:val="24"/>
+          <w:szCs w:val="24"/>
+          <w:lang w:val="es-MX"/>
+        </w:rPr>
+      </w:pPr>
+      <w:r>
+        <w:rPr>
+          <w:rFonts w:ascii="Times New Roman" w:eastAsia="Times New Roman" w:hAnsi="Times New Roman" w:cs="Times New Roman"/>
+          <w:sz w:val="24"/>
+          <w:szCs w:val="24"/>
+          <w:lang w:val="es-MX"/>
+        </w:rPr>
+        <w:t>Si hay error, también borra el archivo y responde 500</w:t>
+      </w:r>
+    </w:p>
+    <w:p>
+      <w:pPr>
+        <w:pStyle w:val="font-claude-response-body"/>
+        <w:rPr>
+          <w:lang w:val="es-MX"/>
+        </w:rPr>
+      </w:pPr>
+    </w:p>
+    <w:p>
+      <w:pPr>
+        <w:rPr>
+          <w:lang w:val="es-MX"/>
+        </w:rPr>
+      </w:pPr>
+      <w:r>
+        <w:rPr>
+          <w:lang w:val="es-MX"/>
+        </w:rPr>
+        <w:t xml:space="preserve">Bloque 4 — Función </w:t>
+      </w:r>
+      <w:proofErr w:type="spellStart"/>
+      <w:r>
+        <w:rPr>
+          <w:lang w:val="es-MX"/>
+        </w:rPr>
+        <w:t>transcribirAudio</w:t>
+      </w:r>
+      <w:proofErr w:type="spellEnd"/>
+    </w:p>
+    <w:p>
+      <w:pPr>
+        <w:rPr>
+          <w:lang w:val="es-MX"/>
+        </w:rPr>
+      </w:pPr>
+      <w:proofErr w:type="spellStart"/>
+      <w:r>
+        <w:rPr>
+          <w:lang w:val="es-MX"/>
+        </w:rPr>
+        <w:lastRenderedPageBreak/>
+        <w:t>javascriptfunction</w:t>
+      </w:r>
+      <w:proofErr w:type="spellEnd"/>
+      <w:r>
+        <w:rPr>
+          <w:lang w:val="es-MX"/>
+        </w:rPr>
+        <w:t xml:space="preserve"> </w:t>
+      </w:r>
+      <w:proofErr w:type="spellStart"/>
+      <w:proofErr w:type="gramStart"/>
+      <w:r>
+        <w:rPr>
+          <w:lang w:val="es-MX"/>
+        </w:rPr>
+        <w:t>transcribirAudio</w:t>
+      </w:r>
+      <w:proofErr w:type="spellEnd"/>
+      <w:r>
+        <w:rPr>
+          <w:lang w:val="es-MX"/>
+        </w:rPr>
+        <w:t>(</w:t>
+      </w:r>
+      <w:proofErr w:type="spellStart"/>
+      <w:proofErr w:type="gramEnd"/>
+      <w:r>
+        <w:rPr>
+          <w:lang w:val="es-MX"/>
+        </w:rPr>
+        <w:t>audioPath</w:t>
+      </w:r>
+      <w:proofErr w:type="spellEnd"/>
+      <w:r>
+        <w:rPr>
+          <w:lang w:val="es-MX"/>
+        </w:rPr>
+        <w:t xml:space="preserve">, </w:t>
+      </w:r>
+      <w:proofErr w:type="spellStart"/>
+      <w:r>
+        <w:rPr>
+          <w:lang w:val="es-MX"/>
+        </w:rPr>
+        <w:t>modelPath</w:t>
+      </w:r>
+      <w:proofErr w:type="spellEnd"/>
+      <w:r>
+        <w:rPr>
+          <w:lang w:val="es-MX"/>
+        </w:rPr>
+        <w:t>) {</w:t>
+      </w:r>
+    </w:p>
+    <w:p>
+      <w:r>
+        <w:rPr>
+          <w:lang w:val="es-MX"/>
+        </w:rPr>
+        <w:t xml:space="preserve">  </w:t>
+      </w:r>
+      <w:r>
+        <w:t>return new Promise((resolve, reject) =&gt; {</w:t>
+      </w:r>
+    </w:p>
+    <w:p>
+      <w:r>
+        <w:t xml:space="preserve">    const proceso = spawn('python3', [</w:t>
+      </w:r>
+    </w:p>
+    <w:p>
+      <w:r>
+        <w:t xml:space="preserve">      path.join(__dirname, 'transcribir.py'),</w:t>
+      </w:r>
+    </w:p>
+    <w:p>
+      <w:r>
+        <w:t xml:space="preserve">      audioPath,</w:t>
+      </w:r>
+    </w:p>
+    <w:p>
+      <w:r>
+        <w:t xml:space="preserve">      modelPath</w:t>
+      </w:r>
+    </w:p>
+    <w:p>
+      <w:r>
+        <w:t xml:space="preserve">    ]);</w:t>
+      </w:r>
+    </w:p>
+    <w:p/>
+    <w:p>
+      <w:r>
+        <w:t xml:space="preserve">    let resultado = '';</w:t>
+      </w:r>
+    </w:p>
+    <w:p>
+      <w:r>
+        <w:t xml:space="preserve">    let error = '';</w:t>
+      </w:r>
+    </w:p>
+    <w:p/>
+    <w:p>
+      <w:r>
+        <w:t xml:space="preserve">    proceso.stdout.on('data', (data) =&gt; { resultado += data.toString(); });</w:t>
+      </w:r>
+    </w:p>
+    <w:p>
+      <w:r>
+        <w:t xml:space="preserve">    proceso.stderr.on('data', (data) =&gt; { error += data.toString(); });</w:t>
+      </w:r>
+    </w:p>
+    <w:p/>
+    <w:p>
+      <w:r>
+        <w:t xml:space="preserve">    proceso.on('close', (code) =&gt; {</w:t>
+      </w:r>
+    </w:p>
+    <w:p>
+      <w:pPr>
+        <w:rPr>
+          <w:lang w:val="es-MX"/>
+        </w:rPr>
+      </w:pPr>
+      <w:r>
+        <w:t xml:space="preserve">      if (</w:t>
+      </w:r>
+      <w:proofErr w:type="gramStart"/>
+      <w:r>
+        <w:t>code !</w:t>
+      </w:r>
+      <w:proofErr w:type="gramEnd"/>
+      <w:r>
+        <w:t xml:space="preserve">== </w:t>
+      </w:r>
+      <w:r>
+        <w:rPr>
+          <w:lang w:val="es-MX"/>
+        </w:rPr>
+        <w:t xml:space="preserve">0) </w:t>
+      </w:r>
+      <w:proofErr w:type="spellStart"/>
+      <w:r>
+        <w:rPr>
+          <w:lang w:val="es-MX"/>
+        </w:rPr>
+        <w:t>reject</w:t>
+      </w:r>
+      <w:proofErr w:type="spellEnd"/>
+      <w:r>
+        <w:rPr>
+          <w:lang w:val="es-MX"/>
+        </w:rPr>
+        <w:t>(new Error(error));</w:t>
+      </w:r>
+    </w:p>
+    <w:p>
+      <w:pPr>
+        <w:rPr>
+          <w:lang w:val="es-MX"/>
+        </w:rPr>
+      </w:pPr>
+      <w:r>
+        <w:rPr>
+          <w:lang w:val="es-MX"/>
+        </w:rPr>
+        <w:t xml:space="preserve">      </w:t>
+      </w:r>
+      <w:proofErr w:type="spellStart"/>
+      <w:r>
+        <w:rPr>
+          <w:lang w:val="es-MX"/>
+        </w:rPr>
+        <w:t>else</w:t>
+      </w:r>
+      <w:proofErr w:type="spellEnd"/>
+      <w:r>
+        <w:rPr>
+          <w:lang w:val="es-MX"/>
+        </w:rPr>
+        <w:t xml:space="preserve"> </w:t>
+      </w:r>
+      <w:proofErr w:type="spellStart"/>
+      <w:r>
+        <w:rPr>
+          <w:lang w:val="es-MX"/>
+        </w:rPr>
+        <w:t>resolve</w:t>
+      </w:r>
+      <w:proofErr w:type="spellEnd"/>
+      <w:r>
+        <w:rPr>
+          <w:lang w:val="es-MX"/>
+        </w:rPr>
+        <w:t>(</w:t>
+      </w:r>
+      <w:proofErr w:type="spellStart"/>
+      <w:proofErr w:type="gramStart"/>
+      <w:r>
+        <w:rPr>
+          <w:lang w:val="es-MX"/>
+        </w:rPr>
+        <w:t>resultado.trim</w:t>
+      </w:r>
+      <w:proofErr w:type="spellEnd"/>
+      <w:proofErr w:type="gramEnd"/>
+      <w:r>
+        <w:rPr>
+          <w:lang w:val="es-MX"/>
+        </w:rPr>
+        <w:t>());</w:t>
+      </w:r>
+    </w:p>
+    <w:p>
+      <w:pPr>
+        <w:rPr>
+          <w:lang w:val="es-MX"/>
+        </w:rPr>
+      </w:pPr>
+      <w:r>
+        <w:rPr>
+          <w:lang w:val="es-MX"/>
+        </w:rPr>
+        <w:t xml:space="preserve">    });</w:t>
+      </w:r>
+    </w:p>
+    <w:p>
+      <w:pPr>
+        <w:rPr>
+          <w:lang w:val="es-MX"/>
+        </w:rPr>
+      </w:pPr>
+      <w:r>
+        <w:rPr>
+          <w:lang w:val="es-MX"/>
+        </w:rPr>
+        <w:t xml:space="preserve">  });</w:t>
+      </w:r>
+    </w:p>
+    <w:p>
+      <w:pPr>
+        <w:rPr>
+          <w:lang w:val="es-MX"/>
+        </w:rPr>
+      </w:pPr>
+      <w:r>
+        <w:rPr>
+          <w:lang w:val="es-MX"/>
+        </w:rPr>
+        <w:t>}</w:t>
+      </w:r>
+    </w:p>
+    <w:p>
+      <w:pPr>
+        <w:rPr>
+          <w:lang w:val="es-MX"/>
+        </w:rPr>
+      </w:pPr>
+      <w:r>
+        <w:rPr>
+          <w:lang w:val="es-MX"/>
+        </w:rPr>
+        <w:t>¿Qué hace?</w:t>
+      </w:r>
+    </w:p>
+    <w:p>
+      <w:pPr>
+        <w:rPr>
+          <w:lang w:val="es-MX"/>
+        </w:rPr>
+      </w:pPr>
+      <w:r>
+        <w:rPr>
+          <w:lang w:val="es-MX"/>
+        </w:rPr>
+        <w:t>Esta función es el puente entre Node.js y Python.</w:t>
+      </w:r>
+    </w:p>
+    <w:p>
+      <w:pPr>
+        <w:rPr>
+          <w:lang w:val="es-MX"/>
+        </w:rPr>
+      </w:pPr>
+    </w:p>
+    <w:p>
+      <w:pPr>
+        <w:rPr>
+          <w:lang w:val="es-MX"/>
+        </w:rPr>
+      </w:pPr>
+      <w:proofErr w:type="spellStart"/>
+      <w:proofErr w:type="gramStart"/>
+      <w:r>
+        <w:rPr>
+          <w:lang w:val="es-MX"/>
+        </w:rPr>
+        <w:t>spawn</w:t>
+      </w:r>
+      <w:proofErr w:type="spellEnd"/>
+      <w:r>
+        <w:rPr>
+          <w:lang w:val="es-MX"/>
+        </w:rPr>
+        <w:t>(</w:t>
+      </w:r>
+      <w:proofErr w:type="gramEnd"/>
+      <w:r>
+        <w:rPr>
+          <w:lang w:val="es-MX"/>
+        </w:rPr>
+        <w:t>'python3', [...]) — arranca el script Python como un proceso separado, pasándole la ruta del audio y del modelo como argumentos</w:t>
+      </w:r>
+    </w:p>
+    <w:p>
+      <w:pPr>
+        <w:rPr>
+          <w:lang w:val="es-MX"/>
+        </w:rPr>
+      </w:pPr>
+      <w:proofErr w:type="spellStart"/>
+      <w:proofErr w:type="gramStart"/>
+      <w:r>
+        <w:rPr>
+          <w:lang w:val="es-MX"/>
+        </w:rPr>
+        <w:t>proceso.stdout</w:t>
+      </w:r>
+      <w:proofErr w:type="gramEnd"/>
+      <w:r>
+        <w:rPr>
+          <w:lang w:val="es-MX"/>
+        </w:rPr>
+        <w:t>.on</w:t>
+      </w:r>
+      <w:proofErr w:type="spellEnd"/>
+      <w:r>
+        <w:rPr>
+          <w:lang w:val="es-MX"/>
+        </w:rPr>
+        <w:t xml:space="preserve">('data') — escucha lo que Python imprime en pantalla. El script Python imprime el texto transcrito con </w:t>
+      </w:r>
+      <w:proofErr w:type="spellStart"/>
+      <w:proofErr w:type="gramStart"/>
+      <w:r>
+        <w:rPr>
+          <w:lang w:val="es-MX"/>
+        </w:rPr>
+        <w:t>print</w:t>
+      </w:r>
+      <w:proofErr w:type="spellEnd"/>
+      <w:r>
+        <w:rPr>
+          <w:lang w:val="es-MX"/>
+        </w:rPr>
+        <w:t>(</w:t>
+      </w:r>
+      <w:proofErr w:type="gramEnd"/>
+      <w:r>
+        <w:rPr>
+          <w:lang w:val="es-MX"/>
+        </w:rPr>
+        <w:t>) y Node.js lo captura aquí</w:t>
+      </w:r>
+    </w:p>
+    <w:p>
+      <w:pPr>
+        <w:rPr>
+          <w:lang w:val="es-MX"/>
+        </w:rPr>
+      </w:pPr>
+      <w:proofErr w:type="spellStart"/>
+      <w:proofErr w:type="gramStart"/>
+      <w:r>
+        <w:rPr>
+          <w:lang w:val="es-MX"/>
+        </w:rPr>
+        <w:t>proceso.stderr</w:t>
+      </w:r>
+      <w:proofErr w:type="gramEnd"/>
+      <w:r>
+        <w:rPr>
+          <w:lang w:val="es-MX"/>
+        </w:rPr>
+        <w:t>.on</w:t>
+      </w:r>
+      <w:proofErr w:type="spellEnd"/>
+      <w:r>
+        <w:rPr>
+          <w:lang w:val="es-MX"/>
+        </w:rPr>
+        <w:t>('data') — captura errores de Python</w:t>
+      </w:r>
+    </w:p>
+    <w:p>
+      <w:pPr>
+        <w:rPr>
+          <w:lang w:val="es-MX"/>
+        </w:rPr>
+      </w:pPr>
+      <w:proofErr w:type="spellStart"/>
+      <w:proofErr w:type="gramStart"/>
+      <w:r>
+        <w:rPr>
+          <w:lang w:val="es-MX"/>
+        </w:rPr>
+        <w:t>proceso.on</w:t>
+      </w:r>
+      <w:proofErr w:type="spellEnd"/>
+      <w:proofErr w:type="gramEnd"/>
+      <w:r>
+        <w:rPr>
+          <w:lang w:val="es-MX"/>
+        </w:rPr>
+        <w:t>('</w:t>
+      </w:r>
+      <w:proofErr w:type="spellStart"/>
+      <w:r>
+        <w:rPr>
+          <w:lang w:val="es-MX"/>
+        </w:rPr>
+        <w:t>close</w:t>
+      </w:r>
+      <w:proofErr w:type="spellEnd"/>
+      <w:r>
+        <w:rPr>
+          <w:lang w:val="es-MX"/>
+        </w:rPr>
+        <w:t xml:space="preserve">', </w:t>
+      </w:r>
+      <w:proofErr w:type="spellStart"/>
+      <w:r>
+        <w:rPr>
+          <w:lang w:val="es-MX"/>
+        </w:rPr>
+        <w:t>code</w:t>
+      </w:r>
+      <w:proofErr w:type="spellEnd"/>
+      <w:r>
+        <w:rPr>
+          <w:lang w:val="es-MX"/>
+        </w:rPr>
+        <w:t xml:space="preserve">) — cuando Python termina, </w:t>
+      </w:r>
+      <w:proofErr w:type="spellStart"/>
+      <w:r>
+        <w:rPr>
+          <w:lang w:val="es-MX"/>
+        </w:rPr>
+        <w:t>code</w:t>
+      </w:r>
+      <w:proofErr w:type="spellEnd"/>
+      <w:r>
+        <w:rPr>
+          <w:lang w:val="es-MX"/>
+        </w:rPr>
+        <w:t xml:space="preserve"> === 0 significa éxito. Si es diferente, hubo error</w:t>
+      </w:r>
+    </w:p>
+    <w:p>
+      <w:pPr>
+        <w:rPr>
+          <w:lang w:val="es-MX"/>
+        </w:rPr>
+      </w:pPr>
+      <w:r>
+        <w:rPr>
+          <w:lang w:val="es-MX"/>
+        </w:rPr>
+        <w:lastRenderedPageBreak/>
+        <w:t xml:space="preserve">Retorna una </w:t>
+      </w:r>
+      <w:proofErr w:type="spellStart"/>
+      <w:r>
+        <w:rPr>
+          <w:lang w:val="es-MX"/>
+        </w:rPr>
+        <w:t>Promise</w:t>
+      </w:r>
+      <w:proofErr w:type="spellEnd"/>
+      <w:r>
+        <w:rPr>
+          <w:lang w:val="es-MX"/>
+        </w:rPr>
+        <w:t xml:space="preserve"> porque la transcripción tarda — Node.js no puede quedarse bloqueado esperando</w:t>
+      </w:r>
+    </w:p>
+    <w:p>
+      <w:pPr>
+        <w:rPr>
+          <w:lang w:val="es-MX"/>
+        </w:rPr>
+      </w:pPr>
+    </w:p>
+    <w:p>
+      <w:pPr>
+        <w:rPr>
+          <w:lang w:val="es-MX"/>
+        </w:rPr>
+      </w:pPr>
+      <w:r>
+        <w:rPr>
+          <w:lang w:val="es-MX"/>
+        </w:rPr>
+        <w:t xml:space="preserve">Para tu tesis: Esto se llama comunicación entre procesos (IPC). Node.js orquesta el </w:t>
+      </w:r>
+      <w:proofErr w:type="gramStart"/>
+      <w:r>
+        <w:rPr>
+          <w:lang w:val="es-MX"/>
+        </w:rPr>
+        <w:t>proceso</w:t>
+      </w:r>
+      <w:proofErr w:type="gramEnd"/>
+      <w:r>
+        <w:rPr>
+          <w:lang w:val="es-MX"/>
+        </w:rPr>
+        <w:t xml:space="preserve"> pero delega el trabajo pesado de IA a Python, que tiene mejor ecosistema para modelos de lenguaje.</w:t>
+      </w:r>
+    </w:p>
+    <w:p>
+      <w:pPr>
+        <w:rPr>
+          <w:lang w:val="es-MX"/>
+        </w:rPr>
+      </w:pPr>
+    </w:p>
+    <w:p>
+      <w:r>
+        <w:t>Bloque 5 — Endpoint /structure</w:t>
+      </w:r>
+    </w:p>
+    <w:p>
+      <w:r>
+        <w:t>javascriptapp.post("/structure", (req, res) =&gt; {</w:t>
+      </w:r>
+    </w:p>
+    <w:p>
+      <w:r>
+        <w:t xml:space="preserve">  const rawText = String((req.body &amp;&amp; req.body.rawText) || "").trim();</w:t>
+      </w:r>
+    </w:p>
+    <w:p>
+      <w:r>
+        <w:t xml:space="preserve">  const lower = rawText.toLowerCase();</w:t>
+      </w:r>
+    </w:p>
+    <w:p/>
+    <w:p>
+      <w:r>
+        <w:t xml:space="preserve">  const diagnosisPreliminary = lower.includes("miop")</w:t>
+      </w:r>
+    </w:p>
+    <w:p>
+      <w:pPr>
+        <w:rPr>
+          <w:lang w:val="es-MX"/>
+        </w:rPr>
+      </w:pPr>
+      <w:r>
+        <w:t xml:space="preserve">    </w:t>
+      </w:r>
+      <w:r>
+        <w:rPr>
+          <w:lang w:val="es-MX"/>
+        </w:rPr>
+        <w:t>? "Miopía (preliminar)"</w:t>
+      </w:r>
+    </w:p>
+    <w:p>
+      <w:pPr>
+        <w:rPr>
+          <w:lang w:val="es-MX"/>
+        </w:rPr>
+      </w:pPr>
+      <w:r>
+        <w:rPr>
+          <w:lang w:val="es-MX"/>
+        </w:rPr>
+        <w:t xml:space="preserve">    : </w:t>
+      </w:r>
+      <w:proofErr w:type="spellStart"/>
+      <w:proofErr w:type="gramStart"/>
+      <w:r>
+        <w:rPr>
+          <w:lang w:val="es-MX"/>
+        </w:rPr>
+        <w:t>lower.includes</w:t>
+      </w:r>
+      <w:proofErr w:type="spellEnd"/>
+      <w:proofErr w:type="gramEnd"/>
+      <w:r>
+        <w:rPr>
+          <w:lang w:val="es-MX"/>
+        </w:rPr>
+        <w:t>("</w:t>
+      </w:r>
+      <w:proofErr w:type="spellStart"/>
+      <w:r>
+        <w:rPr>
+          <w:lang w:val="es-MX"/>
+        </w:rPr>
+        <w:t>astig</w:t>
+      </w:r>
+      <w:proofErr w:type="spellEnd"/>
+      <w:r>
+        <w:rPr>
+          <w:lang w:val="es-MX"/>
+        </w:rPr>
+        <w:t>")</w:t>
+      </w:r>
+    </w:p>
+    <w:p>
+      <w:pPr>
+        <w:rPr>
+          <w:lang w:val="es-MX"/>
+        </w:rPr>
+      </w:pPr>
+      <w:r>
+        <w:rPr>
+          <w:lang w:val="es-MX"/>
+        </w:rPr>
+        <w:t xml:space="preserve">      ? "Astigmatismo (preliminar)"</w:t>
+      </w:r>
+    </w:p>
+    <w:p>
+      <w:pPr>
+        <w:rPr>
+          <w:lang w:val="es-MX"/>
+        </w:rPr>
+      </w:pPr>
+      <w:r>
+        <w:rPr>
+          <w:lang w:val="es-MX"/>
+        </w:rPr>
+        <w:t xml:space="preserve">      : </w:t>
+      </w:r>
+      <w:proofErr w:type="spellStart"/>
+      <w:proofErr w:type="gramStart"/>
+      <w:r>
+        <w:rPr>
+          <w:lang w:val="es-MX"/>
+        </w:rPr>
+        <w:t>lower.includes</w:t>
+      </w:r>
+      <w:proofErr w:type="spellEnd"/>
+      <w:proofErr w:type="gramEnd"/>
+      <w:r>
+        <w:rPr>
+          <w:lang w:val="es-MX"/>
+        </w:rPr>
+        <w:t>("</w:t>
+      </w:r>
+      <w:proofErr w:type="spellStart"/>
+      <w:r>
+        <w:rPr>
+          <w:lang w:val="es-MX"/>
+        </w:rPr>
+        <w:t>hipermet</w:t>
+      </w:r>
+      <w:proofErr w:type="spellEnd"/>
+      <w:r>
+        <w:rPr>
+          <w:lang w:val="es-MX"/>
+        </w:rPr>
+        <w:t>")</w:t>
+      </w:r>
+    </w:p>
+    <w:p>
+      <w:pPr>
+        <w:rPr>
+          <w:lang w:val="es-MX"/>
+        </w:rPr>
+      </w:pPr>
+      <w:r>
+        <w:rPr>
+          <w:lang w:val="es-MX"/>
+        </w:rPr>
+        <w:t xml:space="preserve">        ? "Hipermetropía (preliminar)"</w:t>
+      </w:r>
+    </w:p>
+    <w:p>
+      <w:pPr>
+        <w:rPr>
+          <w:lang w:val="es-MX"/>
+        </w:rPr>
+      </w:pPr>
+      <w:r>
+        <w:rPr>
+          <w:lang w:val="es-MX"/>
+        </w:rPr>
+        <w:t xml:space="preserve">        : "Sin patrón detectado";</w:t>
+      </w:r>
+    </w:p>
+    <w:p>
+      <w:pPr>
+        <w:rPr>
+          <w:lang w:val="es-MX"/>
+        </w:rPr>
+      </w:pPr>
+      <w:r>
+        <w:rPr>
+          <w:lang w:val="es-MX"/>
+        </w:rPr>
+        <w:t xml:space="preserve">  ...</w:t>
+      </w:r>
+    </w:p>
+    <w:p>
+      <w:pPr>
+        <w:rPr>
+          <w:lang w:val="es-MX"/>
+        </w:rPr>
+      </w:pPr>
+      <w:r>
+        <w:rPr>
+          <w:lang w:val="es-MX"/>
+        </w:rPr>
+        <w:t>¿Qué hace?</w:t>
+      </w:r>
+    </w:p>
+    <w:p>
+      <w:pPr>
+        <w:rPr>
+          <w:lang w:val="es-MX"/>
+        </w:rPr>
+      </w:pPr>
+      <w:r>
+        <w:rPr>
+          <w:lang w:val="es-MX"/>
+        </w:rPr>
+        <w:t xml:space="preserve">Recibe el texto transcrito por </w:t>
+      </w:r>
+      <w:proofErr w:type="spellStart"/>
+      <w:r>
+        <w:rPr>
+          <w:lang w:val="es-MX"/>
+        </w:rPr>
+        <w:t>Vosk</w:t>
+      </w:r>
+      <w:proofErr w:type="spellEnd"/>
+      <w:r>
+        <w:rPr>
+          <w:lang w:val="es-MX"/>
+        </w:rPr>
+        <w:t xml:space="preserve"> y lo analiza con reglas heurísticas — detecta palabras clave clínicas y genera un diagnóstico preliminar.</w:t>
+      </w:r>
+    </w:p>
+    <w:p>
+      <w:pPr>
+        <w:rPr>
+          <w:lang w:val="es-MX"/>
+        </w:rPr>
+      </w:pPr>
+    </w:p>
+    <w:p>
+      <w:pPr>
+        <w:rPr>
+          <w:lang w:val="es-MX"/>
+        </w:rPr>
+      </w:pPr>
+      <w:proofErr w:type="spellStart"/>
+      <w:proofErr w:type="gramStart"/>
+      <w:r>
+        <w:rPr>
+          <w:lang w:val="es-MX"/>
+        </w:rPr>
+        <w:t>lower.includes</w:t>
+      </w:r>
+      <w:proofErr w:type="spellEnd"/>
+      <w:proofErr w:type="gramEnd"/>
+      <w:r>
+        <w:rPr>
+          <w:lang w:val="es-MX"/>
+        </w:rPr>
+        <w:t>("</w:t>
+      </w:r>
+      <w:proofErr w:type="spellStart"/>
+      <w:r>
+        <w:rPr>
+          <w:lang w:val="es-MX"/>
+        </w:rPr>
+        <w:t>miop</w:t>
+      </w:r>
+      <w:proofErr w:type="spellEnd"/>
+      <w:r>
+        <w:rPr>
+          <w:lang w:val="es-MX"/>
+        </w:rPr>
+        <w:t>") — busca si el texto contiene "</w:t>
+      </w:r>
+      <w:proofErr w:type="spellStart"/>
+      <w:r>
+        <w:rPr>
+          <w:lang w:val="es-MX"/>
+        </w:rPr>
+        <w:t>miop</w:t>
+      </w:r>
+      <w:proofErr w:type="spellEnd"/>
+      <w:r>
+        <w:rPr>
+          <w:lang w:val="es-MX"/>
+        </w:rPr>
+        <w:t>" que coincide con "miopía", "miope", "</w:t>
+      </w:r>
+      <w:proofErr w:type="spellStart"/>
+      <w:r>
+        <w:rPr>
+          <w:lang w:val="es-MX"/>
+        </w:rPr>
+        <w:t>miópico</w:t>
+      </w:r>
+      <w:proofErr w:type="spellEnd"/>
+      <w:r>
+        <w:rPr>
+          <w:lang w:val="es-MX"/>
+        </w:rPr>
+        <w:t>"</w:t>
+      </w:r>
+    </w:p>
+    <w:p>
+      <w:pPr>
+        <w:rPr>
+          <w:lang w:val="es-MX"/>
+        </w:rPr>
+      </w:pPr>
+      <w:r>
+        <w:rPr>
+          <w:lang w:val="es-MX"/>
+        </w:rPr>
+        <w:t xml:space="preserve">El operador </w:t>
+      </w:r>
+      <w:proofErr w:type="gramStart"/>
+      <w:r>
+        <w:rPr>
+          <w:lang w:val="es-MX"/>
+        </w:rPr>
+        <w:t>ternario ?</w:t>
+      </w:r>
+      <w:proofErr w:type="gramEnd"/>
+      <w:r>
+        <w:rPr>
+          <w:lang w:val="es-MX"/>
+        </w:rPr>
+        <w:t xml:space="preserve"> : encadenado es como un </w:t>
+      </w:r>
+      <w:proofErr w:type="spellStart"/>
+      <w:r>
+        <w:rPr>
+          <w:lang w:val="es-MX"/>
+        </w:rPr>
+        <w:t>if</w:t>
+      </w:r>
+      <w:proofErr w:type="spellEnd"/>
+      <w:r>
+        <w:rPr>
+          <w:lang w:val="es-MX"/>
+        </w:rPr>
+        <w:t>/</w:t>
+      </w:r>
+      <w:proofErr w:type="spellStart"/>
+      <w:r>
+        <w:rPr>
+          <w:lang w:val="es-MX"/>
+        </w:rPr>
+        <w:t>else</w:t>
+      </w:r>
+      <w:proofErr w:type="spellEnd"/>
+      <w:r>
+        <w:rPr>
+          <w:lang w:val="es-MX"/>
+        </w:rPr>
+        <w:t xml:space="preserve"> compacto</w:t>
+      </w:r>
+    </w:p>
+    <w:p>
+      <w:pPr>
+        <w:rPr>
+          <w:lang w:val="es-MX"/>
+        </w:rPr>
+      </w:pPr>
+      <w:r>
+        <w:rPr>
+          <w:lang w:val="es-MX"/>
+        </w:rPr>
+        <w:t>Retorna el texto original, el diagnóstico preliminar y campos vacíos listos para que el especialista los llene</w:t>
+      </w:r>
+    </w:p>
+    <w:p>
+      <w:pPr>
+        <w:rPr>
+          <w:lang w:val="es-MX"/>
+        </w:rPr>
+      </w:pPr>
+    </w:p>
+    <w:p>
+      <w:pPr>
+        <w:rPr>
+          <w:lang w:val="es-MX"/>
+        </w:rPr>
+      </w:pPr>
+      <w:r>
+        <w:rPr>
+          <w:lang w:val="es-MX"/>
+        </w:rPr>
+        <w:lastRenderedPageBreak/>
+        <w:t>Para tu tesis: Este patrón se llama sistema experto basado en reglas. Es transparente y auditable — puedes explicar exactamente por qué el sistema sugirió cada diagnóstico, a diferencia de una red neuronal que es una "caja negra".</w:t>
+      </w:r>
+    </w:p>
+    <w:p>
+      <w:pPr>
+        <w:rPr>
+          <w:lang w:val="es-MX"/>
+        </w:rPr>
+      </w:pPr>
+    </w:p>
+    <w:p>
+      <w:pPr>
+        <w:rPr>
+          <w:lang w:val="es-MX"/>
+        </w:rPr>
+      </w:pPr>
+      <w:r>
+        <w:rPr>
+          <w:lang w:val="es-MX"/>
+        </w:rPr>
+        <w:t xml:space="preserve">Bloque 6 — </w:t>
+      </w:r>
+      <w:proofErr w:type="spellStart"/>
+      <w:r>
+        <w:rPr>
+          <w:lang w:val="es-MX"/>
+        </w:rPr>
+        <w:t>Endpoint</w:t>
+      </w:r>
+      <w:proofErr w:type="spellEnd"/>
+      <w:r>
+        <w:rPr>
+          <w:lang w:val="es-MX"/>
+        </w:rPr>
+        <w:t xml:space="preserve"> /diagnostico con parámetros clínicos</w:t>
+      </w:r>
+    </w:p>
+    <w:p>
+      <w:pPr>
+        <w:rPr>
+          <w:lang w:val="es-MX"/>
+        </w:rPr>
+      </w:pPr>
+      <w:proofErr w:type="spellStart"/>
+      <w:proofErr w:type="gramStart"/>
+      <w:r>
+        <w:rPr>
+          <w:lang w:val="es-MX"/>
+        </w:rPr>
+        <w:t>javascriptapp.post</w:t>
+      </w:r>
+      <w:proofErr w:type="spellEnd"/>
+      <w:r>
+        <w:rPr>
+          <w:lang w:val="es-MX"/>
+        </w:rPr>
+        <w:t>(</w:t>
+      </w:r>
+      <w:proofErr w:type="gramEnd"/>
+      <w:r>
+        <w:rPr>
+          <w:lang w:val="es-MX"/>
+        </w:rPr>
+        <w:t>"/diagnostico", (</w:t>
+      </w:r>
+      <w:proofErr w:type="spellStart"/>
+      <w:r>
+        <w:rPr>
+          <w:lang w:val="es-MX"/>
+        </w:rPr>
+        <w:t>req</w:t>
+      </w:r>
+      <w:proofErr w:type="spellEnd"/>
+      <w:r>
+        <w:rPr>
+          <w:lang w:val="es-MX"/>
+        </w:rPr>
+        <w:t>, res) =&gt; {</w:t>
+      </w:r>
+    </w:p>
+    <w:p>
+      <w:pPr>
+        <w:rPr>
+          <w:lang w:val="es-MX"/>
+        </w:rPr>
+      </w:pPr>
+      <w:r>
+        <w:rPr>
+          <w:lang w:val="es-MX"/>
+        </w:rPr>
+        <w:t xml:space="preserve">  </w:t>
+      </w:r>
+      <w:proofErr w:type="spellStart"/>
+      <w:r>
+        <w:rPr>
+          <w:lang w:val="es-MX"/>
+        </w:rPr>
+        <w:t>const</w:t>
+      </w:r>
+      <w:proofErr w:type="spellEnd"/>
+      <w:r>
+        <w:rPr>
+          <w:lang w:val="es-MX"/>
+        </w:rPr>
+        <w:t xml:space="preserve"> </w:t>
+      </w:r>
+      <w:proofErr w:type="gramStart"/>
+      <w:r>
+        <w:rPr>
+          <w:lang w:val="es-MX"/>
+        </w:rPr>
+        <w:t xml:space="preserve">{ </w:t>
+      </w:r>
+      <w:proofErr w:type="spellStart"/>
+      <w:r>
+        <w:rPr>
+          <w:lang w:val="es-MX"/>
+        </w:rPr>
+        <w:t>agudeza</w:t>
+      </w:r>
+      <w:proofErr w:type="gramEnd"/>
+      <w:r>
+        <w:rPr>
+          <w:lang w:val="es-MX"/>
+        </w:rPr>
+        <w:t>_visual</w:t>
+      </w:r>
+      <w:proofErr w:type="spellEnd"/>
+      <w:r>
+        <w:rPr>
+          <w:lang w:val="es-MX"/>
+        </w:rPr>
+        <w:t xml:space="preserve">, </w:t>
+      </w:r>
+      <w:proofErr w:type="spellStart"/>
+      <w:r>
+        <w:rPr>
+          <w:lang w:val="es-MX"/>
+        </w:rPr>
+        <w:t>refraccion</w:t>
+      </w:r>
+      <w:proofErr w:type="spellEnd"/>
+      <w:r>
+        <w:rPr>
+          <w:lang w:val="es-MX"/>
+        </w:rPr>
+        <w:t xml:space="preserve"> } = </w:t>
+      </w:r>
+      <w:proofErr w:type="spellStart"/>
+      <w:r>
+        <w:rPr>
+          <w:lang w:val="es-MX"/>
+        </w:rPr>
+        <w:t>req.body</w:t>
+      </w:r>
+      <w:proofErr w:type="spellEnd"/>
+      <w:r>
+        <w:rPr>
+          <w:lang w:val="es-MX"/>
+        </w:rPr>
+        <w:t>;</w:t>
+      </w:r>
+    </w:p>
+    <w:p>
+      <w:pPr>
+        <w:rPr>
+          <w:lang w:val="es-MX"/>
+        </w:rPr>
+      </w:pPr>
+      <w:r>
+        <w:rPr>
+          <w:lang w:val="es-MX"/>
+        </w:rPr>
+        <w:t xml:space="preserve">  </w:t>
+      </w:r>
+      <w:proofErr w:type="spellStart"/>
+      <w:r>
+        <w:rPr>
+          <w:lang w:val="es-MX"/>
+        </w:rPr>
+        <w:t>const</w:t>
+      </w:r>
+      <w:proofErr w:type="spellEnd"/>
+      <w:r>
+        <w:rPr>
+          <w:lang w:val="es-MX"/>
+        </w:rPr>
+        <w:t xml:space="preserve"> sugerencias = </w:t>
+      </w:r>
+      <w:proofErr w:type="spellStart"/>
+      <w:proofErr w:type="gramStart"/>
+      <w:r>
+        <w:rPr>
+          <w:lang w:val="es-MX"/>
+        </w:rPr>
+        <w:t>generarSugerencias</w:t>
+      </w:r>
+      <w:proofErr w:type="spellEnd"/>
+      <w:r>
+        <w:rPr>
+          <w:lang w:val="es-MX"/>
+        </w:rPr>
+        <w:t>(</w:t>
+      </w:r>
+      <w:proofErr w:type="gramEnd"/>
+      <w:r>
+        <w:rPr>
+          <w:lang w:val="es-MX"/>
+        </w:rPr>
+        <w:t xml:space="preserve">{ </w:t>
+      </w:r>
+      <w:proofErr w:type="spellStart"/>
+      <w:r>
+        <w:rPr>
+          <w:lang w:val="es-MX"/>
+        </w:rPr>
+        <w:t>agudeza_visual</w:t>
+      </w:r>
+      <w:proofErr w:type="spellEnd"/>
+      <w:r>
+        <w:rPr>
+          <w:lang w:val="es-MX"/>
+        </w:rPr>
+        <w:t xml:space="preserve">, </w:t>
+      </w:r>
+      <w:proofErr w:type="spellStart"/>
+      <w:r>
+        <w:rPr>
+          <w:lang w:val="es-MX"/>
+        </w:rPr>
+        <w:t>refraccion</w:t>
+      </w:r>
+      <w:proofErr w:type="spellEnd"/>
+      <w:r>
+        <w:rPr>
+          <w:lang w:val="es-MX"/>
+        </w:rPr>
+        <w:t xml:space="preserve"> });</w:t>
+      </w:r>
+    </w:p>
+    <w:p>
+      <w:pPr>
+        <w:rPr>
+          <w:lang w:val="es-MX"/>
+        </w:rPr>
+      </w:pPr>
+      <w:r>
+        <w:rPr>
+          <w:lang w:val="es-MX"/>
+        </w:rPr>
+        <w:t xml:space="preserve">  </w:t>
+      </w:r>
+      <w:proofErr w:type="spellStart"/>
+      <w:r>
+        <w:rPr>
+          <w:lang w:val="es-MX"/>
+        </w:rPr>
+        <w:t>return</w:t>
+      </w:r>
+      <w:proofErr w:type="spellEnd"/>
+      <w:r>
+        <w:rPr>
+          <w:lang w:val="es-MX"/>
+        </w:rPr>
+        <w:t xml:space="preserve"> </w:t>
+      </w:r>
+      <w:proofErr w:type="spellStart"/>
+      <w:proofErr w:type="gramStart"/>
+      <w:r>
+        <w:rPr>
+          <w:lang w:val="es-MX"/>
+        </w:rPr>
+        <w:t>res.json</w:t>
+      </w:r>
+      <w:proofErr w:type="spellEnd"/>
+      <w:proofErr w:type="gramEnd"/>
+      <w:r>
+        <w:rPr>
+          <w:lang w:val="es-MX"/>
+        </w:rPr>
+        <w:t>({ sugerencias });</w:t>
+      </w:r>
+    </w:p>
+    <w:p>
+      <w:pPr>
+        <w:rPr>
+          <w:lang w:val="es-MX"/>
+        </w:rPr>
+      </w:pPr>
+      <w:r>
+        <w:rPr>
+          <w:lang w:val="es-MX"/>
+        </w:rPr>
+        <w:t>});</w:t>
+      </w:r>
+    </w:p>
+    <w:p>
+      <w:pPr>
+        <w:rPr>
+          <w:lang w:val="es-MX"/>
+        </w:rPr>
+      </w:pPr>
+      <w:r>
+        <w:rPr>
+          <w:lang w:val="es-MX"/>
+        </w:rPr>
+        <w:t xml:space="preserve">Este </w:t>
+      </w:r>
+      <w:proofErr w:type="spellStart"/>
+      <w:r>
+        <w:rPr>
+          <w:lang w:val="es-MX"/>
+        </w:rPr>
+        <w:t>endpoint</w:t>
+      </w:r>
+      <w:proofErr w:type="spellEnd"/>
+      <w:r>
+        <w:rPr>
+          <w:lang w:val="es-MX"/>
+        </w:rPr>
+        <w:t xml:space="preserve"> recibe los valores numéricos de la consulta (agudeza visual y refracción) y genera sugerencias más precisas basadas en rangos clínicos estándar.</w:t>
+      </w:r>
+    </w:p>
+    <w:p>
+      <w:pPr>
+        <w:rPr>
+          <w:lang w:val="es-MX"/>
+        </w:rPr>
+      </w:pPr>
+      <w:r>
+        <w:rPr>
+          <w:lang w:val="es-MX"/>
+        </w:rPr>
+        <w:t xml:space="preserve">La función </w:t>
+      </w:r>
+      <w:proofErr w:type="spellStart"/>
+      <w:r>
+        <w:rPr>
+          <w:lang w:val="es-MX"/>
+        </w:rPr>
+        <w:t>generarSugerencias</w:t>
+      </w:r>
+      <w:proofErr w:type="spellEnd"/>
+      <w:r>
+        <w:rPr>
+          <w:lang w:val="es-MX"/>
+        </w:rPr>
+        <w:t xml:space="preserve"> aplica estas reglas:</w:t>
+      </w:r>
+    </w:p>
+    <w:p>
+      <w:pPr>
+        <w:rPr>
+          <w:lang w:val="es-MX"/>
+        </w:rPr>
+      </w:pPr>
+      <w:proofErr w:type="spellStart"/>
+      <w:r>
+        <w:rPr>
+          <w:lang w:val="es-MX"/>
+        </w:rPr>
+        <w:t>CondiciónSugerenciaEsférico</w:t>
+      </w:r>
+      <w:proofErr w:type="spellEnd"/>
+      <w:r>
+        <w:rPr>
+          <w:lang w:val="es-MX"/>
+        </w:rPr>
+        <w:t xml:space="preserve"> &lt; -0.5MiopíaEsférico &gt; 0.5HipermetropíaCilíndrico &gt; 0.75AstigmatismoEsférico &lt; -6.0Miopía alta — evaluar fondo de </w:t>
+      </w:r>
+      <w:proofErr w:type="spellStart"/>
+      <w:r>
+        <w:rPr>
+          <w:lang w:val="es-MX"/>
+        </w:rPr>
+        <w:t>ojoAgudeza</w:t>
+      </w:r>
+      <w:proofErr w:type="spellEnd"/>
+      <w:r>
+        <w:rPr>
+          <w:lang w:val="es-MX"/>
+        </w:rPr>
+        <w:t xml:space="preserve"> 20/200Baja visión severa</w:t>
+      </w:r>
+    </w:p>
+    <w:p>
+      <w:pPr>
+        <w:rPr>
+          <w:lang w:val="es-MX"/>
+        </w:rPr>
+      </w:pPr>
+    </w:p>
+    <w:p>
+      <w:pPr>
+        <w:rPr>
+          <w:lang w:val="es-MX"/>
+        </w:rPr>
+      </w:pPr>
+      <w:r>
+        <w:rPr>
+          <w:lang w:val="es-MX"/>
+        </w:rPr>
+        <w:t>Para tu AUDITORIA.md — copia esto</w:t>
+      </w:r>
+    </w:p>
+    <w:p>
+      <w:pPr>
+        <w:rPr>
+          <w:lang w:val="es-MX"/>
+        </w:rPr>
+      </w:pPr>
+      <w:proofErr w:type="spellStart"/>
+      <w:r>
+        <w:rPr>
+          <w:lang w:val="es-MX"/>
+        </w:rPr>
+        <w:t>markdown</w:t>
+      </w:r>
+      <w:proofErr w:type="spellEnd"/>
+      <w:r>
+        <w:rPr>
+          <w:lang w:val="es-MX"/>
+        </w:rPr>
+        <w:t>## Día 4 — [fecha de hoy]</w:t>
+      </w:r>
+    </w:p>
+    <w:p>
+      <w:pPr>
+        <w:rPr>
+          <w:lang w:val="es-MX"/>
+        </w:rPr>
+      </w:pPr>
+    </w:p>
+    <w:p>
+      <w:pPr>
+        <w:rPr>
+          <w:lang w:val="es-MX"/>
+        </w:rPr>
+      </w:pPr>
+      <w:r>
+        <w:rPr>
+          <w:lang w:val="es-MX"/>
+        </w:rPr>
+        <w:t>### Componente desarrollado</w:t>
+      </w:r>
+    </w:p>
+    <w:p>
+      <w:pPr>
+        <w:rPr>
+          <w:lang w:val="es-MX"/>
+        </w:rPr>
+      </w:pPr>
+      <w:proofErr w:type="spellStart"/>
+      <w:r>
+        <w:rPr>
+          <w:lang w:val="es-MX"/>
+        </w:rPr>
+        <w:t>ia-service</w:t>
+      </w:r>
+      <w:proofErr w:type="spellEnd"/>
+      <w:r>
+        <w:rPr>
+          <w:lang w:val="es-MX"/>
+        </w:rPr>
+        <w:t xml:space="preserve"> expandido con tres </w:t>
+      </w:r>
+      <w:proofErr w:type="spellStart"/>
+      <w:r>
+        <w:rPr>
+          <w:lang w:val="es-MX"/>
+        </w:rPr>
+        <w:t>endpoints</w:t>
+      </w:r>
+      <w:proofErr w:type="spellEnd"/>
+      <w:r>
+        <w:rPr>
+          <w:lang w:val="es-MX"/>
+        </w:rPr>
+        <w:t>:</w:t>
+      </w:r>
+    </w:p>
+    <w:p>
+      <w:pPr>
+        <w:rPr>
+          <w:lang w:val="es-MX"/>
+        </w:rPr>
+      </w:pPr>
+      <w:r>
+        <w:rPr>
+          <w:lang w:val="es-MX"/>
+        </w:rPr>
+        <w:t xml:space="preserve">1. POST /transcribir — recibe audio WAV y lo transcribe con </w:t>
+      </w:r>
+      <w:proofErr w:type="spellStart"/>
+      <w:r>
+        <w:rPr>
+          <w:lang w:val="es-MX"/>
+        </w:rPr>
+        <w:t>Vosk</w:t>
+      </w:r>
+      <w:proofErr w:type="spellEnd"/>
+      <w:r>
+        <w:rPr>
+          <w:lang w:val="es-MX"/>
+        </w:rPr>
+        <w:t xml:space="preserve"> (Python)</w:t>
+      </w:r>
+    </w:p>
+    <w:p>
+      <w:pPr>
+        <w:rPr>
+          <w:lang w:val="es-MX"/>
+        </w:rPr>
+      </w:pPr>
+      <w:r>
+        <w:rPr>
+          <w:lang w:val="es-MX"/>
+        </w:rPr>
+        <w:t>2. POST /</w:t>
+      </w:r>
+      <w:proofErr w:type="spellStart"/>
+      <w:r>
+        <w:rPr>
+          <w:lang w:val="es-MX"/>
+        </w:rPr>
+        <w:t>structure</w:t>
+      </w:r>
+      <w:proofErr w:type="spellEnd"/>
+      <w:r>
+        <w:rPr>
+          <w:lang w:val="es-MX"/>
+        </w:rPr>
+        <w:t xml:space="preserve"> — analiza texto libre y genera diagnóstico preliminar</w:t>
+      </w:r>
+    </w:p>
+    <w:p>
+      <w:pPr>
+        <w:rPr>
+          <w:lang w:val="es-MX"/>
+        </w:rPr>
+      </w:pPr>
+      <w:r>
+        <w:rPr>
+          <w:lang w:val="es-MX"/>
+        </w:rPr>
+        <w:t>3. POST /diagnostico — genera sugerencias clínicas basadas en parámetros numéricos</w:t>
+      </w:r>
+    </w:p>
+    <w:p>
+      <w:pPr>
+        <w:rPr>
+          <w:lang w:val="es-MX"/>
+        </w:rPr>
+      </w:pPr>
+    </w:p>
+    <w:p>
+      <w:pPr>
+        <w:rPr>
+          <w:lang w:val="es-MX"/>
+        </w:rPr>
+      </w:pPr>
+      <w:r>
+        <w:rPr>
+          <w:lang w:val="es-MX"/>
+        </w:rPr>
+        <w:t>### Decisiones técnicas tomadas</w:t>
+      </w:r>
+    </w:p>
+    <w:p>
+      <w:pPr>
+        <w:rPr>
+          <w:lang w:val="es-MX"/>
+        </w:rPr>
+      </w:pPr>
+      <w:r>
+        <w:rPr>
+          <w:lang w:val="es-MX"/>
+        </w:rPr>
+        <w:t xml:space="preserve">- Se usó </w:t>
+      </w:r>
+      <w:proofErr w:type="spellStart"/>
+      <w:proofErr w:type="gramStart"/>
+      <w:r>
+        <w:rPr>
+          <w:lang w:val="es-MX"/>
+        </w:rPr>
+        <w:t>spawn</w:t>
+      </w:r>
+      <w:proofErr w:type="spellEnd"/>
+      <w:r>
+        <w:rPr>
+          <w:lang w:val="es-MX"/>
+        </w:rPr>
+        <w:t>(</w:t>
+      </w:r>
+      <w:proofErr w:type="gramEnd"/>
+      <w:r>
+        <w:rPr>
+          <w:lang w:val="es-MX"/>
+        </w:rPr>
+        <w:t xml:space="preserve">) de Node.js para comunicarse con Python porque </w:t>
+      </w:r>
+      <w:proofErr w:type="spellStart"/>
+      <w:r>
+        <w:rPr>
+          <w:lang w:val="es-MX"/>
+        </w:rPr>
+        <w:t>Vosk</w:t>
+      </w:r>
+      <w:proofErr w:type="spellEnd"/>
+    </w:p>
+    <w:p>
+      <w:pPr>
+        <w:rPr>
+          <w:lang w:val="es-MX"/>
+        </w:rPr>
+      </w:pPr>
+      <w:r>
+        <w:rPr>
+          <w:lang w:val="es-MX"/>
+        </w:rPr>
+        <w:t xml:space="preserve">  tiene mejor soporte en Python que en Node.js directamente.</w:t>
+      </w:r>
+    </w:p>
+    <w:p>
+      <w:pPr>
+        <w:rPr>
+          <w:lang w:val="es-MX"/>
+        </w:rPr>
+      </w:pPr>
+      <w:r>
+        <w:rPr>
+          <w:lang w:val="es-MX"/>
+        </w:rPr>
+        <w:t xml:space="preserve">  Esto se llama IPC (Inter-</w:t>
+      </w:r>
+      <w:proofErr w:type="spellStart"/>
+      <w:r>
+        <w:rPr>
+          <w:lang w:val="es-MX"/>
+        </w:rPr>
+        <w:t>Process</w:t>
+      </w:r>
+      <w:proofErr w:type="spellEnd"/>
+      <w:r>
+        <w:rPr>
+          <w:lang w:val="es-MX"/>
+        </w:rPr>
+        <w:t xml:space="preserve"> </w:t>
+      </w:r>
+      <w:proofErr w:type="spellStart"/>
+      <w:r>
+        <w:rPr>
+          <w:lang w:val="es-MX"/>
+        </w:rPr>
+        <w:t>Communication</w:t>
+      </w:r>
+      <w:proofErr w:type="spellEnd"/>
+      <w:r>
+        <w:rPr>
+          <w:lang w:val="es-MX"/>
+        </w:rPr>
+        <w:t>).</w:t>
+      </w:r>
+    </w:p>
+    <w:p>
+      <w:pPr>
+        <w:rPr>
+          <w:lang w:val="es-MX"/>
+        </w:rPr>
+      </w:pPr>
+      <w:r>
+        <w:rPr>
+          <w:lang w:val="es-MX"/>
+        </w:rPr>
+        <w:t xml:space="preserve">  </w:t>
+      </w:r>
+    </w:p>
+    <w:p>
+      <w:pPr>
+        <w:rPr>
+          <w:lang w:val="es-MX"/>
+        </w:rPr>
+      </w:pPr>
+      <w:r>
+        <w:rPr>
+          <w:lang w:val="es-MX"/>
+        </w:rPr>
+        <w:lastRenderedPageBreak/>
+        <w:t>- Las sugerencias de diagnóstico usan reglas heurísticas (sistema experto)</w:t>
+      </w:r>
+    </w:p>
+    <w:p>
+      <w:pPr>
+        <w:rPr>
+          <w:lang w:val="es-MX"/>
+        </w:rPr>
+      </w:pPr>
+      <w:r>
+        <w:rPr>
+          <w:lang w:val="es-MX"/>
+        </w:rPr>
+        <w:t xml:space="preserve">  en lugar de una red neuronal. Ventaja: totalmente transparente y auditable,</w:t>
+      </w:r>
+    </w:p>
+    <w:p>
+      <w:pPr>
+        <w:rPr>
+          <w:lang w:val="es-MX"/>
+        </w:rPr>
+      </w:pPr>
+      <w:r>
+        <w:rPr>
+          <w:lang w:val="es-MX"/>
+        </w:rPr>
+        <w:t xml:space="preserve">  el especialista puede verificar cada regla. Desventaja: menos flexible que ML.</w:t>
+      </w:r>
+    </w:p>
+    <w:p>
+      <w:pPr>
+        <w:rPr>
+          <w:lang w:val="es-MX"/>
+        </w:rPr>
+      </w:pPr>
+    </w:p>
+    <w:p>
+      <w:pPr>
+        <w:rPr>
+          <w:lang w:val="es-MX"/>
+        </w:rPr>
+      </w:pPr>
+      <w:r>
+        <w:rPr>
+          <w:lang w:val="es-MX"/>
+        </w:rPr>
+        <w:t xml:space="preserve">- </w:t>
+      </w:r>
+      <w:proofErr w:type="spellStart"/>
+      <w:r>
+        <w:rPr>
+          <w:lang w:val="es-MX"/>
+        </w:rPr>
+        <w:t>multer</w:t>
+      </w:r>
+      <w:proofErr w:type="spellEnd"/>
+      <w:r>
+        <w:rPr>
+          <w:lang w:val="es-MX"/>
+        </w:rPr>
+        <w:t xml:space="preserve"> guarda el audio temporalmente y lo borra después de transcribirlo.</w:t>
+      </w:r>
+    </w:p>
+    <w:p>
+      <w:pPr>
+        <w:rPr>
+          <w:lang w:val="es-MX"/>
+        </w:rPr>
+      </w:pPr>
+      <w:r>
+        <w:rPr>
+          <w:lang w:val="es-MX"/>
+        </w:rPr>
+        <w:t xml:space="preserve">  Esto garantiza que no se almacena audio de pacientes en el servidor</w:t>
+      </w:r>
+    </w:p>
+    <w:p>
+      <w:pPr>
+        <w:rPr>
+          <w:lang w:val="es-MX"/>
+        </w:rPr>
+      </w:pPr>
+      <w:r>
+        <w:rPr>
+          <w:lang w:val="es-MX"/>
+        </w:rPr>
+        <w:t xml:space="preserve">  (principio de minimización de datos — GDPR/LOPD).</w:t>
+      </w:r>
+    </w:p>
+    <w:p>
+      <w:pPr>
+        <w:rPr>
+          <w:lang w:val="es-MX"/>
+        </w:rPr>
+      </w:pPr>
+    </w:p>
+    <w:p>
+      <w:pPr>
+        <w:rPr>
+          <w:lang w:val="es-MX"/>
+        </w:rPr>
+      </w:pPr>
+      <w:r>
+        <w:rPr>
+          <w:lang w:val="es-MX"/>
+        </w:rPr>
+        <w:t xml:space="preserve">- El modelo </w:t>
+      </w:r>
+      <w:proofErr w:type="spellStart"/>
+      <w:r>
+        <w:rPr>
+          <w:lang w:val="es-MX"/>
+        </w:rPr>
+        <w:t>Vosk</w:t>
+      </w:r>
+      <w:proofErr w:type="spellEnd"/>
+      <w:r>
+        <w:rPr>
+          <w:lang w:val="es-MX"/>
+        </w:rPr>
+        <w:t xml:space="preserve"> small-es-0.42 pesa ~50MB y funciona completamente offline.</w:t>
+      </w:r>
+    </w:p>
+    <w:p>
+      <w:pPr>
+        <w:rPr>
+          <w:lang w:val="es-MX"/>
+        </w:rPr>
+      </w:pPr>
+      <w:r>
+        <w:rPr>
+          <w:lang w:val="es-MX"/>
+        </w:rPr>
+        <w:t xml:space="preserve">  No envía datos de voz a servidores externos, garantizando privacidad del paciente.</w:t>
+      </w:r>
+    </w:p>
+    <w:p>
+      <w:pPr>
+        <w:rPr>
+          <w:lang w:val="es-MX"/>
+        </w:rPr>
+      </w:pPr>
+    </w:p>
+    <w:p>
+      <w:pPr>
+        <w:rPr>
+          <w:lang w:val="es-MX"/>
+        </w:rPr>
+      </w:pPr>
+      <w:r>
+        <w:rPr>
+          <w:lang w:val="es-MX"/>
+        </w:rPr>
+        <w:t>### Estándar de seguridad aplicado</w:t>
+      </w:r>
+    </w:p>
+    <w:p>
+      <w:pPr>
+        <w:rPr>
+          <w:lang w:val="es-MX"/>
+        </w:rPr>
+      </w:pPr>
+      <w:r>
+        <w:rPr>
+          <w:lang w:val="es-MX"/>
+        </w:rPr>
+        <w:t>- Audio de pacientes no se persiste en el servidor (se borra inmediatamente)</w:t>
+      </w:r>
+    </w:p>
+    <w:p>
+      <w:pPr>
+        <w:rPr>
+          <w:lang w:val="es-MX"/>
+        </w:rPr>
+      </w:pPr>
+      <w:r>
+        <w:rPr>
+          <w:lang w:val="es-MX"/>
+        </w:rPr>
+        <w:t xml:space="preserve">- </w:t>
+      </w:r>
+      <w:proofErr w:type="spellStart"/>
+      <w:proofErr w:type="gramStart"/>
+      <w:r>
+        <w:rPr>
+          <w:lang w:val="es-MX"/>
+        </w:rPr>
+        <w:t>cors</w:t>
+      </w:r>
+      <w:proofErr w:type="spellEnd"/>
+      <w:r>
+        <w:rPr>
+          <w:lang w:val="es-MX"/>
+        </w:rPr>
+        <w:t>(</w:t>
+      </w:r>
+      <w:proofErr w:type="gramEnd"/>
+      <w:r>
+        <w:rPr>
+          <w:lang w:val="es-MX"/>
+        </w:rPr>
+        <w:t>) configurado para permitir solo peticiones de la app móvil</w:t>
+      </w:r>
+    </w:p>
+    <w:p>
+      <w:pPr>
+        <w:rPr>
+          <w:lang w:val="es-MX"/>
+        </w:rPr>
+      </w:pPr>
+      <w:r>
+        <w:rPr>
+          <w:lang w:val="es-MX"/>
+        </w:rPr>
+        <w:t xml:space="preserve">- Validación de entrada en todos los </w:t>
+      </w:r>
+      <w:proofErr w:type="spellStart"/>
+      <w:r>
+        <w:rPr>
+          <w:lang w:val="es-MX"/>
+        </w:rPr>
+        <w:t>endpoints</w:t>
+      </w:r>
       <w:bookmarkStart w:id="0" w:name="_GoBack"/>
       <w:bookmarkEnd w:id="0"/>
-    </w:p>
-    <w:p>
-      <w:pPr>
-        <w:rPr>
-          <w:lang w:val="es-MX"/>
-        </w:rPr>
-      </w:pPr>
+      <w:proofErr w:type="spellEnd"/>
     </w:p>
     <w:p>
       <w:pPr>
@@ -4910,6 +11204,7 @@
         <w:rPr>
           <w:lang w:val="es-MX"/>
         </w:rPr>
+        <w:lastRenderedPageBreak/>
         <w:t>docker-compose.yml</w:t>
       </w:r>
       <w:proofErr w:type="spellEnd"/>
@@ -4965,7 +11260,6 @@
         <w:rPr>
           <w:lang w:val="es-MX"/>
         </w:rPr>
-        <w:lastRenderedPageBreak/>
         <w:t>Debes implementar una estrategia híbrida de bases de datos para cumplir con el estándar de ingeniería profesional.</w:t>
       </w:r>
     </w:p>
@@ -5664,6 +11958,7 @@
           <w:bCs/>
           <w:lang w:val="es-MX"/>
         </w:rPr>
+        <w:lastRenderedPageBreak/>
         <w:t>Pruebas de Carga:</w:t>
       </w:r>
       <w:r>
@@ -5696,7 +11991,6 @@
     </w:p>
     <w:p>
       <w:r>
-        <w:lastRenderedPageBreak/>
         <w:t>docker exec -it &lt;athenea-postgres&gt; psql -U athenea -d authdb</w:t>
       </w:r>
     </w:p>
@@ -5862,9 +12156,9 @@
     </w:lvl>
   </w:abstractNum>
   <w:abstractNum w:abstractNumId="1" w15:restartNumberingAfterBreak="0">
-    <w:nsid w:val="147806EE"/>
+    <w:nsid w:val="10E55CEC"/>
     <w:multiLevelType w:val="multilevel"/>
-    <w:tmpl w:val="11E04442"/>
+    <w:tmpl w:val="2DA430DC"/>
     <w:lvl w:ilvl="0">
       <w:start w:val="1"/>
       <w:numFmt w:val="bullet"/>
@@ -6011,9 +12305,9 @@
     </w:lvl>
   </w:abstractNum>
   <w:abstractNum w:abstractNumId="2" w15:restartNumberingAfterBreak="0">
-    <w:nsid w:val="232165D9"/>
+    <w:nsid w:val="147806EE"/>
     <w:multiLevelType w:val="multilevel"/>
-    <w:tmpl w:val="E3CA8354"/>
+    <w:tmpl w:val="11E04442"/>
     <w:lvl w:ilvl="0">
       <w:start w:val="1"/>
       <w:numFmt w:val="bullet"/>
@@ -6160,6 +12454,155 @@
     </w:lvl>
   </w:abstractNum>
   <w:abstractNum w:abstractNumId="3" w15:restartNumberingAfterBreak="0">
+    <w:nsid w:val="232165D9"/>
+    <w:multiLevelType w:val="multilevel"/>
+    <w:tmpl w:val="E3CA8354"/>
+    <w:lvl w:ilvl="0">
+      <w:start w:val="1"/>
+      <w:numFmt w:val="bullet"/>
+      <w:lvlText w:val=""/>
+      <w:lvlJc w:val="left"/>
+      <w:pPr>
+        <w:tabs>
+          <w:tab w:val="num" w:pos="720"/>
+        </w:tabs>
+        <w:ind w:left="720" w:hanging="360"/>
+      </w:pPr>
+      <w:rPr>
+        <w:rFonts w:ascii="Symbol" w:hAnsi="Symbol" w:hint="default"/>
+        <w:sz w:val="20"/>
+      </w:rPr>
+    </w:lvl>
+    <w:lvl w:ilvl="1" w:tentative="1">
+      <w:start w:val="1"/>
+      <w:numFmt w:val="bullet"/>
+      <w:lvlText w:val="o"/>
+      <w:lvlJc w:val="left"/>
+      <w:pPr>
+        <w:tabs>
+          <w:tab w:val="num" w:pos="1440"/>
+        </w:tabs>
+        <w:ind w:left="1440" w:hanging="360"/>
+      </w:pPr>
+      <w:rPr>
+        <w:rFonts w:ascii="Courier New" w:hAnsi="Courier New" w:hint="default"/>
+        <w:sz w:val="20"/>
+      </w:rPr>
+    </w:lvl>
+    <w:lvl w:ilvl="2" w:tentative="1">
+      <w:start w:val="1"/>
+      <w:numFmt w:val="bullet"/>
+      <w:lvlText w:val=""/>
+      <w:lvlJc w:val="left"/>
+      <w:pPr>
+        <w:tabs>
+          <w:tab w:val="num" w:pos="2160"/>
+        </w:tabs>
+        <w:ind w:left="2160" w:hanging="360"/>
+      </w:pPr>
+      <w:rPr>
+        <w:rFonts w:ascii="Wingdings" w:hAnsi="Wingdings" w:hint="default"/>
+        <w:sz w:val="20"/>
+      </w:rPr>
+    </w:lvl>
+    <w:lvl w:ilvl="3" w:tentative="1">
+      <w:start w:val="1"/>
+      <w:numFmt w:val="bullet"/>
+      <w:lvlText w:val=""/>
+      <w:lvlJc w:val="left"/>
+      <w:pPr>
+        <w:tabs>
+          <w:tab w:val="num" w:pos="2880"/>
+        </w:tabs>
+        <w:ind w:left="2880" w:hanging="360"/>
+      </w:pPr>
+      <w:rPr>
+        <w:rFonts w:ascii="Wingdings" w:hAnsi="Wingdings" w:hint="default"/>
+        <w:sz w:val="20"/>
+      </w:rPr>
+    </w:lvl>
+    <w:lvl w:ilvl="4" w:tentative="1">
+      <w:start w:val="1"/>
+      <w:numFmt w:val="bullet"/>
+      <w:lvlText w:val=""/>
+      <w:lvlJc w:val="left"/>
+      <w:pPr>
+        <w:tabs>
+          <w:tab w:val="num" w:pos="3600"/>
+        </w:tabs>
+        <w:ind w:left="3600" w:hanging="360"/>
+      </w:pPr>
+      <w:rPr>
+        <w:rFonts w:ascii="Wingdings" w:hAnsi="Wingdings" w:hint="default"/>
+        <w:sz w:val="20"/>
+      </w:rPr>
+    </w:lvl>
+    <w:lvl w:ilvl="5" w:tentative="1">
+      <w:start w:val="1"/>
+      <w:numFmt w:val="bullet"/>
+      <w:lvlText w:val=""/>
+      <w:lvlJc w:val="left"/>
+      <w:pPr>
+        <w:tabs>
+          <w:tab w:val="num" w:pos="4320"/>
+        </w:tabs>
+        <w:ind w:left="4320" w:hanging="360"/>
+      </w:pPr>
+      <w:rPr>
+        <w:rFonts w:ascii="Wingdings" w:hAnsi="Wingdings" w:hint="default"/>
+        <w:sz w:val="20"/>
+      </w:rPr>
+    </w:lvl>
+    <w:lvl w:ilvl="6" w:tentative="1">
+      <w:start w:val="1"/>
+      <w:numFmt w:val="bullet"/>
+      <w:lvlText w:val=""/>
+      <w:lvlJc w:val="left"/>
+      <w:pPr>
+        <w:tabs>
+          <w:tab w:val="num" w:pos="5040"/>
+        </w:tabs>
+        <w:ind w:left="5040" w:hanging="360"/>
+      </w:pPr>
+      <w:rPr>
+        <w:rFonts w:ascii="Wingdings" w:hAnsi="Wingdings" w:hint="default"/>
+        <w:sz w:val="20"/>
+      </w:rPr>
+    </w:lvl>
+    <w:lvl w:ilvl="7" w:tentative="1">
+      <w:start w:val="1"/>
+      <w:numFmt w:val="bullet"/>
+      <w:lvlText w:val=""/>
+      <w:lvlJc w:val="left"/>
+      <w:pPr>
+        <w:tabs>
+          <w:tab w:val="num" w:pos="5760"/>
+        </w:tabs>
+        <w:ind w:left="5760" w:hanging="360"/>
+      </w:pPr>
+      <w:rPr>
+        <w:rFonts w:ascii="Wingdings" w:hAnsi="Wingdings" w:hint="default"/>
+        <w:sz w:val="20"/>
+      </w:rPr>
+    </w:lvl>
+    <w:lvl w:ilvl="8" w:tentative="1">
+      <w:start w:val="1"/>
+      <w:numFmt w:val="bullet"/>
+      <w:lvlText w:val=""/>
+      <w:lvlJc w:val="left"/>
+      <w:pPr>
+        <w:tabs>
+          <w:tab w:val="num" w:pos="6480"/>
+        </w:tabs>
+        <w:ind w:left="6480" w:hanging="360"/>
+      </w:pPr>
+      <w:rPr>
+        <w:rFonts w:ascii="Wingdings" w:hAnsi="Wingdings" w:hint="default"/>
+        <w:sz w:val="20"/>
+      </w:rPr>
+    </w:lvl>
+  </w:abstractNum>
+  <w:abstractNum w:abstractNumId="4" w15:restartNumberingAfterBreak="0">
     <w:nsid w:val="3C485804"/>
     <w:multiLevelType w:val="multilevel"/>
     <w:tmpl w:val="D7D6E8CE"/>
@@ -6272,7 +12715,7 @@
       </w:pPr>
     </w:lvl>
   </w:abstractNum>
-  <w:abstractNum w:abstractNumId="4" w15:restartNumberingAfterBreak="0">
+  <w:abstractNum w:abstractNumId="5" w15:restartNumberingAfterBreak="0">
     <w:nsid w:val="45911797"/>
     <w:multiLevelType w:val="multilevel"/>
     <w:tmpl w:val="4358DBFC"/>
@@ -6389,7 +12832,7 @@
       </w:pPr>
     </w:lvl>
   </w:abstractNum>
-  <w:abstractNum w:abstractNumId="5" w15:restartNumberingAfterBreak="0">
+  <w:abstractNum w:abstractNumId="6" w15:restartNumberingAfterBreak="0">
     <w:nsid w:val="509709D3"/>
     <w:multiLevelType w:val="multilevel"/>
     <w:tmpl w:val="4DBEDC32"/>
@@ -6538,7 +12981,156 @@
       </w:rPr>
     </w:lvl>
   </w:abstractNum>
-  <w:abstractNum w:abstractNumId="6" w15:restartNumberingAfterBreak="0">
+  <w:abstractNum w:abstractNumId="7" w15:restartNumberingAfterBreak="0">
+    <w:nsid w:val="592D5A36"/>
+    <w:multiLevelType w:val="multilevel"/>
+    <w:tmpl w:val="195ADEC2"/>
+    <w:lvl w:ilvl="0">
+      <w:start w:val="1"/>
+      <w:numFmt w:val="bullet"/>
+      <w:lvlText w:val=""/>
+      <w:lvlJc w:val="left"/>
+      <w:pPr>
+        <w:tabs>
+          <w:tab w:val="num" w:pos="720"/>
+        </w:tabs>
+        <w:ind w:left="720" w:hanging="360"/>
+      </w:pPr>
+      <w:rPr>
+        <w:rFonts w:ascii="Symbol" w:hAnsi="Symbol" w:hint="default"/>
+        <w:sz w:val="20"/>
+      </w:rPr>
+    </w:lvl>
+    <w:lvl w:ilvl="1" w:tentative="1">
+      <w:start w:val="1"/>
+      <w:numFmt w:val="bullet"/>
+      <w:lvlText w:val="o"/>
+      <w:lvlJc w:val="left"/>
+      <w:pPr>
+        <w:tabs>
+          <w:tab w:val="num" w:pos="1440"/>
+        </w:tabs>
+        <w:ind w:left="1440" w:hanging="360"/>
+      </w:pPr>
+      <w:rPr>
+        <w:rFonts w:ascii="Courier New" w:hAnsi="Courier New" w:hint="default"/>
+        <w:sz w:val="20"/>
+      </w:rPr>
+    </w:lvl>
+    <w:lvl w:ilvl="2" w:tentative="1">
+      <w:start w:val="1"/>
+      <w:numFmt w:val="bullet"/>
+      <w:lvlText w:val=""/>
+      <w:lvlJc w:val="left"/>
+      <w:pPr>
+        <w:tabs>
+          <w:tab w:val="num" w:pos="2160"/>
+        </w:tabs>
+        <w:ind w:left="2160" w:hanging="360"/>
+      </w:pPr>
+      <w:rPr>
+        <w:rFonts w:ascii="Wingdings" w:hAnsi="Wingdings" w:hint="default"/>
+        <w:sz w:val="20"/>
+      </w:rPr>
+    </w:lvl>
+    <w:lvl w:ilvl="3" w:tentative="1">
+      <w:start w:val="1"/>
+      <w:numFmt w:val="bullet"/>
+      <w:lvlText w:val=""/>
+      <w:lvlJc w:val="left"/>
+      <w:pPr>
+        <w:tabs>
+          <w:tab w:val="num" w:pos="2880"/>
+        </w:tabs>
+        <w:ind w:left="2880" w:hanging="360"/>
+      </w:pPr>
+      <w:rPr>
+        <w:rFonts w:ascii="Wingdings" w:hAnsi="Wingdings" w:hint="default"/>
+        <w:sz w:val="20"/>
+      </w:rPr>
+    </w:lvl>
+    <w:lvl w:ilvl="4" w:tentative="1">
+      <w:start w:val="1"/>
+      <w:numFmt w:val="bullet"/>
+      <w:lvlText w:val=""/>
+      <w:lvlJc w:val="left"/>
+      <w:pPr>
+        <w:tabs>
+          <w:tab w:val="num" w:pos="3600"/>
+        </w:tabs>
+        <w:ind w:left="3600" w:hanging="360"/>
+      </w:pPr>
+      <w:rPr>
+        <w:rFonts w:ascii="Wingdings" w:hAnsi="Wingdings" w:hint="default"/>
+        <w:sz w:val="20"/>
+      </w:rPr>
+    </w:lvl>
+    <w:lvl w:ilvl="5" w:tentative="1">
+      <w:start w:val="1"/>
+      <w:numFmt w:val="bullet"/>
+      <w:lvlText w:val=""/>
+      <w:lvlJc w:val="left"/>
+      <w:pPr>
+        <w:tabs>
+          <w:tab w:val="num" w:pos="4320"/>
+        </w:tabs>
+        <w:ind w:left="4320" w:hanging="360"/>
+      </w:pPr>
+      <w:rPr>
+        <w:rFonts w:ascii="Wingdings" w:hAnsi="Wingdings" w:hint="default"/>
+        <w:sz w:val="20"/>
+      </w:rPr>
+    </w:lvl>
+    <w:lvl w:ilvl="6" w:tentative="1">
+      <w:start w:val="1"/>
+      <w:numFmt w:val="bullet"/>
+      <w:lvlText w:val=""/>
+      <w:lvlJc w:val="left"/>
+      <w:pPr>
+        <w:tabs>
+          <w:tab w:val="num" w:pos="5040"/>
+        </w:tabs>
+        <w:ind w:left="5040" w:hanging="360"/>
+      </w:pPr>
+      <w:rPr>
+        <w:rFonts w:ascii="Wingdings" w:hAnsi="Wingdings" w:hint="default"/>
+        <w:sz w:val="20"/>
+      </w:rPr>
+    </w:lvl>
+    <w:lvl w:ilvl="7" w:tentative="1">
+      <w:start w:val="1"/>
+      <w:numFmt w:val="bullet"/>
+      <w:lvlText w:val=""/>
+      <w:lvlJc w:val="left"/>
+      <w:pPr>
+        <w:tabs>
+          <w:tab w:val="num" w:pos="5760"/>
+        </w:tabs>
+        <w:ind w:left="5760" w:hanging="360"/>
+      </w:pPr>
+      <w:rPr>
+        <w:rFonts w:ascii="Wingdings" w:hAnsi="Wingdings" w:hint="default"/>
+        <w:sz w:val="20"/>
+      </w:rPr>
+    </w:lvl>
+    <w:lvl w:ilvl="8" w:tentative="1">
+      <w:start w:val="1"/>
+      <w:numFmt w:val="bullet"/>
+      <w:lvlText w:val=""/>
+      <w:lvlJc w:val="left"/>
+      <w:pPr>
+        <w:tabs>
+          <w:tab w:val="num" w:pos="6480"/>
+        </w:tabs>
+        <w:ind w:left="6480" w:hanging="360"/>
+      </w:pPr>
+      <w:rPr>
+        <w:rFonts w:ascii="Wingdings" w:hAnsi="Wingdings" w:hint="default"/>
+        <w:sz w:val="20"/>
+      </w:rPr>
+    </w:lvl>
+  </w:abstractNum>
+  <w:abstractNum w:abstractNumId="8" w15:restartNumberingAfterBreak="0">
     <w:nsid w:val="5B342CE5"/>
     <w:multiLevelType w:val="multilevel"/>
     <w:tmpl w:val="1D00D11A"/>
@@ -6687,7 +13279,7 @@
       </w:rPr>
     </w:lvl>
   </w:abstractNum>
-  <w:abstractNum w:abstractNumId="7" w15:restartNumberingAfterBreak="0">
+  <w:abstractNum w:abstractNumId="9" w15:restartNumberingAfterBreak="0">
     <w:nsid w:val="6C6E08E0"/>
     <w:multiLevelType w:val="multilevel"/>
     <w:tmpl w:val="5574CE6A"/>
@@ -6800,7 +13392,120 @@
       </w:pPr>
     </w:lvl>
   </w:abstractNum>
-  <w:abstractNum w:abstractNumId="8" w15:restartNumberingAfterBreak="0">
+  <w:abstractNum w:abstractNumId="10" w15:restartNumberingAfterBreak="0">
+    <w:nsid w:val="717C047C"/>
+    <w:multiLevelType w:val="multilevel"/>
+    <w:tmpl w:val="860AC624"/>
+    <w:lvl w:ilvl="0">
+      <w:start w:val="1"/>
+      <w:numFmt w:val="decimal"/>
+      <w:lvlText w:val="%1."/>
+      <w:lvlJc w:val="left"/>
+      <w:pPr>
+        <w:tabs>
+          <w:tab w:val="num" w:pos="720"/>
+        </w:tabs>
+        <w:ind w:left="720" w:hanging="360"/>
+      </w:pPr>
+    </w:lvl>
+    <w:lvl w:ilvl="1" w:tentative="1">
+      <w:start w:val="1"/>
+      <w:numFmt w:val="decimal"/>
+      <w:lvlText w:val="%2."/>
+      <w:lvlJc w:val="left"/>
+      <w:pPr>
+        <w:tabs>
+          <w:tab w:val="num" w:pos="1440"/>
+        </w:tabs>
+        <w:ind w:left="1440" w:hanging="360"/>
+      </w:pPr>
+    </w:lvl>
+    <w:lvl w:ilvl="2" w:tentative="1">
+      <w:start w:val="1"/>
+      <w:numFmt w:val="decimal"/>
+      <w:lvlText w:val="%3."/>
+      <w:lvlJc w:val="left"/>
+      <w:pPr>
+        <w:tabs>
+          <w:tab w:val="num" w:pos="2160"/>
+        </w:tabs>
+        <w:ind w:left="2160" w:hanging="360"/>
+      </w:pPr>
+    </w:lvl>
+    <w:lvl w:ilvl="3" w:tentative="1">
+      <w:start w:val="1"/>
+      <w:numFmt w:val="decimal"/>
+      <w:lvlText w:val="%4."/>
+      <w:lvlJc w:val="left"/>
+      <w:pPr>
+        <w:tabs>
+          <w:tab w:val="num" w:pos="2880"/>
+        </w:tabs>
+        <w:ind w:left="2880" w:hanging="360"/>
+      </w:pPr>
+    </w:lvl>
+    <w:lvl w:ilvl="4" w:tentative="1">
+      <w:start w:val="1"/>
+      <w:numFmt w:val="decimal"/>
+      <w:lvlText w:val="%5."/>
+      <w:lvlJc w:val="left"/>
+      <w:pPr>
+        <w:tabs>
+          <w:tab w:val="num" w:pos="3600"/>
+        </w:tabs>
+        <w:ind w:left="3600" w:hanging="360"/>
+      </w:pPr>
+    </w:lvl>
+    <w:lvl w:ilvl="5" w:tentative="1">
+      <w:start w:val="1"/>
+      <w:numFmt w:val="decimal"/>
+      <w:lvlText w:val="%6."/>
+      <w:lvlJc w:val="left"/>
+      <w:pPr>
+        <w:tabs>
+          <w:tab w:val="num" w:pos="4320"/>
+        </w:tabs>
+        <w:ind w:left="4320" w:hanging="360"/>
+      </w:pPr>
+    </w:lvl>
+    <w:lvl w:ilvl="6" w:tentative="1">
+      <w:start w:val="1"/>
+      <w:numFmt w:val="decimal"/>
+      <w:lvlText w:val="%7."/>
+      <w:lvlJc w:val="left"/>
+      <w:pPr>
+        <w:tabs>
+          <w:tab w:val="num" w:pos="5040"/>
+        </w:tabs>
+        <w:ind w:left="5040" w:hanging="360"/>
+      </w:pPr>
+    </w:lvl>
+    <w:lvl w:ilvl="7" w:tentative="1">
+      <w:start w:val="1"/>
+      <w:numFmt w:val="decimal"/>
+      <w:lvlText w:val="%8."/>
+      <w:lvlJc w:val="left"/>
+      <w:pPr>
+        <w:tabs>
+          <w:tab w:val="num" w:pos="5760"/>
+        </w:tabs>
+        <w:ind w:left="5760" w:hanging="360"/>
+      </w:pPr>
+    </w:lvl>
+    <w:lvl w:ilvl="8" w:tentative="1">
+      <w:start w:val="1"/>
+      <w:numFmt w:val="decimal"/>
+      <w:lvlText w:val="%9."/>
+      <w:lvlJc w:val="left"/>
+      <w:pPr>
+        <w:tabs>
+          <w:tab w:val="num" w:pos="6480"/>
+        </w:tabs>
+        <w:ind w:left="6480" w:hanging="360"/>
+      </w:pPr>
+    </w:lvl>
+  </w:abstractNum>
+  <w:abstractNum w:abstractNumId="11" w15:restartNumberingAfterBreak="0">
     <w:nsid w:val="74CC1942"/>
     <w:multiLevelType w:val="multilevel"/>
     <w:tmpl w:val="648CD606"/>
@@ -6949,7 +13654,7 @@
       </w:rPr>
     </w:lvl>
   </w:abstractNum>
-  <w:abstractNum w:abstractNumId="9" w15:restartNumberingAfterBreak="0">
+  <w:abstractNum w:abstractNumId="12" w15:restartNumberingAfterBreak="0">
     <w:nsid w:val="7BE97B98"/>
     <w:multiLevelType w:val="multilevel"/>
     <w:tmpl w:val="9FFC078A"/>
@@ -7099,34 +13804,43 @@
     </w:lvl>
   </w:abstractNum>
   <w:num w:numId="1">
+    <w:abstractNumId w:val="6"/>
+  </w:num>
+  <w:num w:numId="2">
+    <w:abstractNumId w:val="2"/>
+  </w:num>
+  <w:num w:numId="3">
+    <w:abstractNumId w:val="11"/>
+  </w:num>
+  <w:num w:numId="4">
+    <w:abstractNumId w:val="3"/>
+  </w:num>
+  <w:num w:numId="5">
     <w:abstractNumId w:val="5"/>
   </w:num>
-  <w:num w:numId="2">
-    <w:abstractNumId w:val="1"/>
+  <w:num w:numId="6">
+    <w:abstractNumId w:val="12"/>
   </w:num>
-  <w:num w:numId="3">
-    <w:abstractNumId w:val="8"/>
-  </w:num>
-  <w:num w:numId="4">
-    <w:abstractNumId w:val="2"/>
-  </w:num>
-  <w:num w:numId="5">
+  <w:num w:numId="7">
     <w:abstractNumId w:val="4"/>
   </w:num>
-  <w:num w:numId="6">
-    <w:abstractNumId w:val="9"/>
-  </w:num>
-  <w:num w:numId="7">
-    <w:abstractNumId w:val="3"/>
-  </w:num>
   <w:num w:numId="8">
-    <w:abstractNumId w:val="6"/>
+    <w:abstractNumId w:val="8"/>
   </w:num>
   <w:num w:numId="9">
     <w:abstractNumId w:val="0"/>
   </w:num>
   <w:num w:numId="10">
+    <w:abstractNumId w:val="9"/>
+  </w:num>
+  <w:num w:numId="11">
     <w:abstractNumId w:val="7"/>
+  </w:num>
+  <w:num w:numId="12">
+    <w:abstractNumId w:val="1"/>
+  </w:num>
+  <w:num w:numId="13">
+    <w:abstractNumId w:val="10"/>
   </w:num>
 </w:numbering>
 </file>
@@ -7653,6 +14367,54 @@
     <w:basedOn w:val="Fuentedeprrafopredeter"/>
     <w:rsid w:val="00C82ECA"/>
   </w:style>
+  <w:style w:type="paragraph" w:styleId="HTMLconformatoprevio">
+    <w:name w:val="HTML Preformatted"/>
+    <w:basedOn w:val="Normal"/>
+    <w:link w:val="HTMLconformatoprevioCar"/>
+    <w:uiPriority w:val="99"/>
+    <w:semiHidden/>
+    <w:unhideWhenUsed/>
+    <w:rsid w:val="00FF36E5"/>
+    <w:pPr>
+      <w:tabs>
+        <w:tab w:val="left" w:pos="916"/>
+        <w:tab w:val="left" w:pos="1832"/>
+        <w:tab w:val="left" w:pos="2748"/>
+        <w:tab w:val="left" w:pos="3664"/>
+        <w:tab w:val="left" w:pos="4580"/>
+        <w:tab w:val="left" w:pos="5496"/>
+        <w:tab w:val="left" w:pos="6412"/>
+        <w:tab w:val="left" w:pos="7328"/>
+        <w:tab w:val="left" w:pos="8244"/>
+        <w:tab w:val="left" w:pos="9160"/>
+        <w:tab w:val="left" w:pos="10076"/>
+        <w:tab w:val="left" w:pos="10992"/>
+        <w:tab w:val="left" w:pos="11908"/>
+        <w:tab w:val="left" w:pos="12824"/>
+        <w:tab w:val="left" w:pos="13740"/>
+        <w:tab w:val="left" w:pos="14656"/>
+      </w:tabs>
+      <w:spacing w:after="0" w:line="240" w:lineRule="auto"/>
+    </w:pPr>
+    <w:rPr>
+      <w:rFonts w:ascii="Courier New" w:eastAsia="Times New Roman" w:hAnsi="Courier New" w:cs="Courier New"/>
+      <w:sz w:val="20"/>
+      <w:szCs w:val="20"/>
+    </w:rPr>
+  </w:style>
+  <w:style w:type="character" w:customStyle="1" w:styleId="HTMLconformatoprevioCar">
+    <w:name w:val="HTML con formato previo Car"/>
+    <w:basedOn w:val="Fuentedeprrafopredeter"/>
+    <w:link w:val="HTMLconformatoprevio"/>
+    <w:uiPriority w:val="99"/>
+    <w:semiHidden/>
+    <w:rsid w:val="00FF36E5"/>
+    <w:rPr>
+      <w:rFonts w:ascii="Courier New" w:eastAsia="Times New Roman" w:hAnsi="Courier New" w:cs="Courier New"/>
+      <w:sz w:val="20"/>
+      <w:szCs w:val="20"/>
+    </w:rPr>
+  </w:style>
 </w:styles>
 </file>
 
